--- a/product/evidence/req-005/sole-trader/incident-management-policy-and-register.docx
+++ b/product/evidence/req-005/sole-trader/incident-management-policy-and-register.docx
@@ -532,6 +532,374 @@
         <w:t xml:space="preserve">2 Scope</w:t>
       </w:r>
     </w:p>
+    <w:p>
+      <w:pPr>
+        <w:spacing w:after="120"/>
+      </w:pPr>
+      <w:r>
+        <w:rPr>
+          <w:rFonts w:ascii="Calibri" w:cs="Calibri" w:eastAsia="Calibri" w:hAnsi="Calibri"/>
+          <w:sz w:val="22"/>
+          <w:szCs w:val="22"/>
+        </w:rPr>
+        <w:t xml:space="preserve">This policy covers all supports that Sunrise Supports delivers. Sunrise Supports is a sole trader. We deliver supports in New South Wales.</w:t>
+      </w:r>
+    </w:p>
+    <w:tbl>
+      <w:tblPr>
+        <w:tblW w:type="dxa" w:w="9000"/>
+        <w:tblBorders>
+          <w:top w:val="single" w:color="auto" w:sz="4"/>
+          <w:left w:val="single" w:color="auto" w:sz="4"/>
+          <w:bottom w:val="single" w:color="auto" w:sz="4"/>
+          <w:right w:val="single" w:color="auto" w:sz="4"/>
+          <w:insideH w:val="single" w:color="auto" w:sz="4"/>
+          <w:insideV w:val="single" w:color="auto" w:sz="4"/>
+        </w:tblBorders>
+      </w:tblPr>
+      <w:tblGrid>
+        <w:gridCol w:w="4500"/>
+        <w:gridCol w:w="4500"/>
+      </w:tblGrid>
+      <w:tr>
+        <w:trPr>
+          <w:tblHeader/>
+        </w:trPr>
+        <w:tc>
+          <w:tcPr>
+            <w:tcW w:type="dxa" w:w="4500"/>
+            <w:tcBorders>
+              <w:top w:val="single" w:color="999999" w:sz="4"/>
+              <w:left w:val="single" w:color="999999" w:sz="4"/>
+              <w:bottom w:val="single" w:color="999999" w:sz="4"/>
+              <w:right w:val="single" w:color="999999" w:sz="4"/>
+            </w:tcBorders>
+            <w:shd w:fill="EEEEEE" w:val="clear"/>
+          </w:tcPr>
+          <w:p>
+            <w:r>
+              <w:rPr>
+                <w:rFonts w:ascii="Calibri" w:cs="Calibri" w:eastAsia="Calibri" w:hAnsi="Calibri"/>
+                <w:b/>
+                <w:bCs/>
+                <w:sz w:val="22"/>
+                <w:szCs w:val="22"/>
+              </w:rPr>
+              <w:t xml:space="preserve">Area</w:t>
+            </w:r>
+          </w:p>
+        </w:tc>
+        <w:tc>
+          <w:tcPr>
+            <w:tcW w:type="dxa" w:w="4500"/>
+            <w:tcBorders>
+              <w:top w:val="single" w:color="999999" w:sz="4"/>
+              <w:left w:val="single" w:color="999999" w:sz="4"/>
+              <w:bottom w:val="single" w:color="999999" w:sz="4"/>
+              <w:right w:val="single" w:color="999999" w:sz="4"/>
+            </w:tcBorders>
+            <w:shd w:fill="EEEEEE" w:val="clear"/>
+          </w:tcPr>
+          <w:p>
+            <w:r>
+              <w:rPr>
+                <w:rFonts w:ascii="Calibri" w:cs="Calibri" w:eastAsia="Calibri" w:hAnsi="Calibri"/>
+                <w:b/>
+                <w:bCs/>
+                <w:sz w:val="22"/>
+                <w:szCs w:val="22"/>
+              </w:rPr>
+              <w:t xml:space="preserve">What it covers</w:t>
+            </w:r>
+          </w:p>
+        </w:tc>
+      </w:tr>
+      <w:tr>
+        <w:tc>
+          <w:tcPr>
+            <w:tcW w:type="dxa" w:w="4500"/>
+            <w:tcBorders>
+              <w:top w:val="single" w:color="999999" w:sz="4"/>
+              <w:left w:val="single" w:color="999999" w:sz="4"/>
+              <w:bottom w:val="single" w:color="999999" w:sz="4"/>
+              <w:right w:val="single" w:color="999999" w:sz="4"/>
+            </w:tcBorders>
+          </w:tcPr>
+          <w:p>
+            <w:r>
+              <w:rPr>
+                <w:rFonts w:ascii="Calibri" w:cs="Calibri" w:eastAsia="Calibri" w:hAnsi="Calibri"/>
+                <w:sz w:val="22"/>
+                <w:szCs w:val="22"/>
+              </w:rPr>
+              <w:t xml:space="preserve">Supports</w:t>
+            </w:r>
+          </w:p>
+        </w:tc>
+        <w:tc>
+          <w:tcPr>
+            <w:tcW w:type="dxa" w:w="4500"/>
+            <w:tcBorders>
+              <w:top w:val="single" w:color="999999" w:sz="4"/>
+              <w:left w:val="single" w:color="999999" w:sz="4"/>
+              <w:bottom w:val="single" w:color="999999" w:sz="4"/>
+              <w:right w:val="single" w:color="999999" w:sz="4"/>
+            </w:tcBorders>
+          </w:tcPr>
+          <w:p>
+            <w:r>
+              <w:rPr>
+                <w:rFonts w:ascii="Calibri" w:cs="Calibri" w:eastAsia="Calibri" w:hAnsi="Calibri"/>
+                <w:sz w:val="22"/>
+                <w:szCs w:val="22"/>
+              </w:rPr>
+              <w:t xml:space="preserve">0120 Household tasks.</w:t>
+            </w:r>
+          </w:p>
+        </w:tc>
+      </w:tr>
+      <w:tr>
+        <w:tc>
+          <w:tcPr>
+            <w:tcW w:type="dxa" w:w="4500"/>
+            <w:tcBorders>
+              <w:top w:val="single" w:color="999999" w:sz="4"/>
+              <w:left w:val="single" w:color="999999" w:sz="4"/>
+              <w:bottom w:val="single" w:color="999999" w:sz="4"/>
+              <w:right w:val="single" w:color="999999" w:sz="4"/>
+            </w:tcBorders>
+          </w:tcPr>
+          <w:p>
+            <w:r>
+              <w:rPr>
+                <w:rFonts w:ascii="Calibri" w:cs="Calibri" w:eastAsia="Calibri" w:hAnsi="Calibri"/>
+                <w:sz w:val="22"/>
+                <w:szCs w:val="22"/>
+              </w:rPr>
+              <w:t xml:space="preserve">State</w:t>
+            </w:r>
+          </w:p>
+        </w:tc>
+        <w:tc>
+          <w:tcPr>
+            <w:tcW w:type="dxa" w:w="4500"/>
+            <w:tcBorders>
+              <w:top w:val="single" w:color="999999" w:sz="4"/>
+              <w:left w:val="single" w:color="999999" w:sz="4"/>
+              <w:bottom w:val="single" w:color="999999" w:sz="4"/>
+              <w:right w:val="single" w:color="999999" w:sz="4"/>
+            </w:tcBorders>
+          </w:tcPr>
+          <w:p>
+            <w:r>
+              <w:rPr>
+                <w:rFonts w:ascii="Calibri" w:cs="Calibri" w:eastAsia="Calibri" w:hAnsi="Calibri"/>
+                <w:sz w:val="22"/>
+                <w:szCs w:val="22"/>
+              </w:rPr>
+              <w:t xml:space="preserve">New South Wales.</w:t>
+            </w:r>
+          </w:p>
+        </w:tc>
+      </w:tr>
+      <w:tr>
+        <w:tc>
+          <w:tcPr>
+            <w:tcW w:type="dxa" w:w="4500"/>
+            <w:tcBorders>
+              <w:top w:val="single" w:color="999999" w:sz="4"/>
+              <w:left w:val="single" w:color="999999" w:sz="4"/>
+              <w:bottom w:val="single" w:color="999999" w:sz="4"/>
+              <w:right w:val="single" w:color="999999" w:sz="4"/>
+            </w:tcBorders>
+          </w:tcPr>
+          <w:p>
+            <w:r>
+              <w:rPr>
+                <w:rFonts w:ascii="Calibri" w:cs="Calibri" w:eastAsia="Calibri" w:hAnsi="Calibri"/>
+                <w:sz w:val="22"/>
+                <w:szCs w:val="22"/>
+              </w:rPr>
+              <w:t xml:space="preserve">Workers</w:t>
+            </w:r>
+          </w:p>
+        </w:tc>
+        <w:tc>
+          <w:tcPr>
+            <w:tcW w:type="dxa" w:w="4500"/>
+            <w:tcBorders>
+              <w:top w:val="single" w:color="999999" w:sz="4"/>
+              <w:left w:val="single" w:color="999999" w:sz="4"/>
+              <w:bottom w:val="single" w:color="999999" w:sz="4"/>
+              <w:right w:val="single" w:color="999999" w:sz="4"/>
+            </w:tcBorders>
+          </w:tcPr>
+          <w:p>
+            <w:r>
+              <w:rPr>
+                <w:rFonts w:ascii="Calibri" w:cs="Calibri" w:eastAsia="Calibri" w:hAnsi="Calibri"/>
+                <w:sz w:val="22"/>
+                <w:szCs w:val="22"/>
+              </w:rPr>
+              <w:t xml:space="preserve">We have one worker. This is the owner, who is also our key personnel.</w:t>
+            </w:r>
+          </w:p>
+        </w:tc>
+      </w:tr>
+      <w:tr>
+        <w:tc>
+          <w:tcPr>
+            <w:tcW w:type="dxa" w:w="4500"/>
+            <w:tcBorders>
+              <w:top w:val="single" w:color="999999" w:sz="4"/>
+              <w:left w:val="single" w:color="999999" w:sz="4"/>
+              <w:bottom w:val="single" w:color="999999" w:sz="4"/>
+              <w:right w:val="single" w:color="999999" w:sz="4"/>
+            </w:tcBorders>
+          </w:tcPr>
+          <w:p>
+            <w:r>
+              <w:rPr>
+                <w:rFonts w:ascii="Calibri" w:cs="Calibri" w:eastAsia="Calibri" w:hAnsi="Calibri"/>
+                <w:sz w:val="22"/>
+                <w:szCs w:val="22"/>
+              </w:rPr>
+              <w:t xml:space="preserve">Participants</w:t>
+            </w:r>
+          </w:p>
+        </w:tc>
+        <w:tc>
+          <w:tcPr>
+            <w:tcW w:type="dxa" w:w="4500"/>
+            <w:tcBorders>
+              <w:top w:val="single" w:color="999999" w:sz="4"/>
+              <w:left w:val="single" w:color="999999" w:sz="4"/>
+              <w:bottom w:val="single" w:color="999999" w:sz="4"/>
+              <w:right w:val="single" w:color="999999" w:sz="4"/>
+            </w:tcBorders>
+          </w:tcPr>
+          <w:p>
+            <w:r>
+              <w:rPr>
+                <w:rFonts w:ascii="Calibri" w:cs="Calibri" w:eastAsia="Calibri" w:hAnsi="Calibri"/>
+                <w:sz w:val="22"/>
+                <w:szCs w:val="22"/>
+              </w:rPr>
+              <w:t xml:space="preserve">Every participant who receives supports from us.</w:t>
+            </w:r>
+          </w:p>
+        </w:tc>
+      </w:tr>
+      <w:tr>
+        <w:tc>
+          <w:tcPr>
+            <w:tcW w:type="dxa" w:w="4500"/>
+            <w:tcBorders>
+              <w:top w:val="single" w:color="999999" w:sz="4"/>
+              <w:left w:val="single" w:color="999999" w:sz="4"/>
+              <w:bottom w:val="single" w:color="999999" w:sz="4"/>
+              <w:right w:val="single" w:color="999999" w:sz="4"/>
+            </w:tcBorders>
+          </w:tcPr>
+          <w:p>
+            <w:r>
+              <w:rPr>
+                <w:rFonts w:ascii="Calibri" w:cs="Calibri" w:eastAsia="Calibri" w:hAnsi="Calibri"/>
+                <w:sz w:val="22"/>
+                <w:szCs w:val="22"/>
+              </w:rPr>
+              <w:t xml:space="preserve">Incidents</w:t>
+            </w:r>
+          </w:p>
+        </w:tc>
+        <w:tc>
+          <w:tcPr>
+            <w:tcW w:type="dxa" w:w="4500"/>
+            <w:tcBorders>
+              <w:top w:val="single" w:color="999999" w:sz="4"/>
+              <w:left w:val="single" w:color="999999" w:sz="4"/>
+              <w:bottom w:val="single" w:color="999999" w:sz="4"/>
+              <w:right w:val="single" w:color="999999" w:sz="4"/>
+            </w:tcBorders>
+          </w:tcPr>
+          <w:p>
+            <w:r>
+              <w:rPr>
+                <w:rFonts w:ascii="Calibri" w:cs="Calibri" w:eastAsia="Calibri" w:hAnsi="Calibri"/>
+                <w:sz w:val="22"/>
+                <w:szCs w:val="22"/>
+              </w:rPr>
+              <w:t xml:space="preserve">Any incident that happens while we deliver supports, or that happens because of the way we deliver supports.</w:t>
+            </w:r>
+          </w:p>
+        </w:tc>
+      </w:tr>
+    </w:tbl>
+    <w:p>
+      <w:pPr>
+        <w:spacing w:after="120"/>
+      </w:pPr>
+      <w:r>
+        <w:rPr>
+          <w:rFonts w:ascii="Calibri" w:cs="Calibri" w:eastAsia="Calibri" w:hAnsi="Calibri"/>
+          <w:sz w:val="22"/>
+          <w:szCs w:val="22"/>
+        </w:rPr>
+        <w:t xml:space="preserve"/>
+      </w:r>
+    </w:p>
+    <w:p>
+      <w:pPr>
+        <w:spacing w:after="120"/>
+      </w:pPr>
+      <w:r>
+        <w:rPr>
+          <w:rFonts w:ascii="Calibri" w:cs="Calibri" w:eastAsia="Calibri" w:hAnsi="Calibri"/>
+          <w:sz w:val="22"/>
+          <w:szCs w:val="22"/>
+        </w:rPr>
+        <w:t xml:space="preserve">An incident is an act, omission, event or circumstance that happens in connection with supports we provide. It includes something that causes, or could cause, harm to a participant. It also includes a near miss, where no one was harmed but harm could have happened.</w:t>
+      </w:r>
+    </w:p>
+    <w:p>
+      <w:pPr>
+        <w:spacing w:after="120"/>
+      </w:pPr>
+      <w:r>
+        <w:rPr>
+          <w:rFonts w:ascii="Calibri" w:cs="Calibri" w:eastAsia="Calibri" w:hAnsi="Calibri"/>
+          <w:sz w:val="22"/>
+          <w:szCs w:val="22"/>
+        </w:rPr>
+        <w:t xml:space="preserve">Some incidents are reportable incidents. We tell the NDIS Quality and Safeguards Commission (the Commission) about these within the timeframes set out in the National Disability Insurance Scheme (Incident Management and Reportable Incidents) Rules 2018. Section 3 explains how we do this.</w:t>
+      </w:r>
+    </w:p>
+    <w:p>
+      <w:pPr>
+        <w:spacing w:after="120"/>
+      </w:pPr>
+      <w:r>
+        <w:rPr>
+          <w:rFonts w:ascii="Calibri" w:cs="Calibri" w:eastAsia="Calibri" w:hAnsi="Calibri"/>
+          <w:sz w:val="22"/>
+          <w:szCs w:val="22"/>
+        </w:rPr>
+        <w:t xml:space="preserve">We do not use restrictive practices. If we ever think a restrictive practice might be needed, we stop and review this policy and our other documents before we act.</w:t>
+      </w:r>
+    </w:p>
+    <w:p>
+      <w:pPr>
+        <w:spacing w:after="120"/>
+      </w:pPr>
+      <w:r>
+        <w:rPr>
+          <w:rFonts w:ascii="Calibri" w:cs="Calibri" w:eastAsia="Calibri" w:hAnsi="Calibri"/>
+          <w:sz w:val="22"/>
+          <w:szCs w:val="22"/>
+        </w:rPr>
+        <w:t xml:space="preserve">Our role as a sole trader means we carry out every task in this policy ourselves. If we bring on other workers, we will update this scope so that it covers them, and we will train them on this policy before they start work.</w:t>
+      </w:r>
+    </w:p>
     <w:tbl>
       <w:tblPr>
         <w:tblW w:type="dxa" w:w="9000"/>
@@ -568,62 +936,7 @@
                 <w:sz w:val="22"/>
                 <w:szCs w:val="22"/>
               </w:rPr>
-              <w:t xml:space="preserve">Review and complete: this section could not be drafted automatically.</w:t>
-            </w:r>
-          </w:p>
-        </w:tc>
-      </w:tr>
-    </w:tbl>
-    <w:p>
-      <w:pPr>
-        <w:spacing w:after="120"/>
-      </w:pPr>
-      <w:r>
-        <w:rPr>
-          <w:rFonts w:ascii="Calibri" w:cs="Calibri" w:eastAsia="Calibri" w:hAnsi="Calibri"/>
-          <w:sz w:val="22"/>
-          <w:szCs w:val="22"/>
-        </w:rPr>
-        <w:t xml:space="preserve"/>
-      </w:r>
-    </w:p>
-    <w:tbl>
-      <w:tblPr>
-        <w:tblW w:type="dxa" w:w="9000"/>
-        <w:tblBorders>
-          <w:top w:val="single" w:color="auto" w:sz="4"/>
-          <w:left w:val="single" w:color="auto" w:sz="4"/>
-          <w:bottom w:val="single" w:color="auto" w:sz="4"/>
-          <w:right w:val="single" w:color="auto" w:sz="4"/>
-          <w:insideH w:val="single" w:color="auto" w:sz="4"/>
-          <w:insideV w:val="single" w:color="auto" w:sz="4"/>
-        </w:tblBorders>
-      </w:tblPr>
-      <w:tblGrid>
-        <w:gridCol w:w="9000"/>
-      </w:tblGrid>
-      <w:tr>
-        <w:tc>
-          <w:tcPr>
-            <w:tcW w:type="dxa" w:w="9000"/>
-            <w:tcBorders>
-              <w:top w:val="single" w:color="999999" w:sz="4"/>
-              <w:left w:val="single" w:color="999999" w:sz="4"/>
-              <w:bottom w:val="single" w:color="999999" w:sz="4"/>
-              <w:right w:val="single" w:color="999999" w:sz="4"/>
-            </w:tcBorders>
-            <w:shd w:fill="FFF4CE" w:val="clear"/>
-          </w:tcPr>
-          <w:p>
-            <w:r>
-              <w:rPr>
-                <w:rFonts w:ascii="Calibri" w:cs="Calibri" w:eastAsia="Calibri" w:hAnsi="Calibri"/>
-                <w:i/>
-                <w:iCs/>
-                <w:sz w:val="22"/>
-                <w:szCs w:val="22"/>
-              </w:rPr>
-              <w:t xml:space="preserve">[Provider to complete: Scope. Who and what it covers: the supports delivered, states, workers and key personnel from the questionnaire.]</w:t>
+              <w:t xml:space="preserve">[Provider to complete: name the person who holds the key personnel role, and confirm any backup contact who can act if the owner is unavailable.]</w:t>
             </w:r>
           </w:p>
         </w:tc>
@@ -1251,6 +1564,603 @@
         <w:t xml:space="preserve">5 How we put this into practice</w:t>
       </w:r>
     </w:p>
+    <w:p>
+      <w:pPr>
+        <w:spacing w:after="120"/>
+      </w:pPr>
+      <w:r>
+        <w:rPr>
+          <w:rFonts w:ascii="Calibri" w:cs="Calibri" w:eastAsia="Calibri" w:hAnsi="Calibri"/>
+          <w:sz w:val="22"/>
+          <w:szCs w:val="22"/>
+        </w:rPr>
+        <w:t xml:space="preserve">Sunrise Supports is a sole trader business with no other workers. The owner is our only key personnel and does every task in this section. We deliver household tasks (0120) in New South Wales. The steps below are sized to that scope.</w:t>
+      </w:r>
+    </w:p>
+    <w:p>
+      <w:pPr>
+        <w:pStyle w:val="ListParagraph"/>
+        <w:numPr>
+          <w:ilvl w:val="0"/>
+          <w:numId w:val="3"/>
+        </w:numPr>
+        <w:spacing w:after="60"/>
+      </w:pPr>
+      <w:r>
+        <w:rPr>
+          <w:rFonts w:ascii="Calibri" w:cs="Calibri" w:eastAsia="Calibri" w:hAnsi="Calibri"/>
+          <w:sz w:val="22"/>
+          <w:szCs w:val="22"/>
+        </w:rPr>
+        <w:t xml:space="preserve">Prevent. Before we start work in a participant's home, we agree with the participant how they want us to act if something goes wrong. We note any hazards in the home that could affect the participant or us. We update these notes when things change.</w:t>
+      </w:r>
+    </w:p>
+    <w:p>
+      <w:pPr>
+        <w:pStyle w:val="ListParagraph"/>
+        <w:numPr>
+          <w:ilvl w:val="0"/>
+          <w:numId w:val="3"/>
+        </w:numPr>
+        <w:spacing w:after="60"/>
+      </w:pPr>
+      <w:r>
+        <w:rPr>
+          <w:rFonts w:ascii="Calibri" w:cs="Calibri" w:eastAsia="Calibri" w:hAnsi="Calibri"/>
+          <w:sz w:val="22"/>
+          <w:szCs w:val="22"/>
+        </w:rPr>
+        <w:t xml:space="preserve">Make it safe. If an incident happens, we first make sure everyone is safe. We call 000 if anyone is hurt or in danger. We do not leave a participant at risk to complete paperwork.</w:t>
+      </w:r>
+    </w:p>
+    <w:p>
+      <w:pPr>
+        <w:pStyle w:val="ListParagraph"/>
+        <w:numPr>
+          <w:ilvl w:val="0"/>
+          <w:numId w:val="3"/>
+        </w:numPr>
+        <w:spacing w:after="60"/>
+      </w:pPr>
+      <w:r>
+        <w:rPr>
+          <w:rFonts w:ascii="Calibri" w:cs="Calibri" w:eastAsia="Calibri" w:hAnsi="Calibri"/>
+          <w:sz w:val="22"/>
+          <w:szCs w:val="22"/>
+        </w:rPr>
+        <w:t xml:space="preserve">Tell the participant. We tell the participant what happened as soon as it is safe to do so. We ask who else they want us to contact. We use the way of communicating that suits them.</w:t>
+      </w:r>
+    </w:p>
+    <w:p>
+      <w:pPr>
+        <w:pStyle w:val="ListParagraph"/>
+        <w:numPr>
+          <w:ilvl w:val="0"/>
+          <w:numId w:val="3"/>
+        </w:numPr>
+        <w:spacing w:after="60"/>
+      </w:pPr>
+      <w:r>
+        <w:rPr>
+          <w:rFonts w:ascii="Calibri" w:cs="Calibri" w:eastAsia="Calibri" w:hAnsi="Calibri"/>
+          <w:sz w:val="22"/>
+          <w:szCs w:val="22"/>
+        </w:rPr>
+        <w:t xml:space="preserve">Record it. We write the incident in the Incident register on the same day, and no later than 24 hours after it happens. We record what happened, when, who was involved, what we did and who we told. We do not record more personal information than we need.</w:t>
+      </w:r>
+    </w:p>
+    <w:p>
+      <w:pPr>
+        <w:pStyle w:val="ListParagraph"/>
+        <w:numPr>
+          <w:ilvl w:val="0"/>
+          <w:numId w:val="3"/>
+        </w:numPr>
+        <w:spacing w:after="60"/>
+      </w:pPr>
+      <w:r>
+        <w:rPr>
+          <w:rFonts w:ascii="Calibri" w:cs="Calibri" w:eastAsia="Calibri" w:hAnsi="Calibri"/>
+          <w:sz w:val="22"/>
+          <w:szCs w:val="22"/>
+        </w:rPr>
+        <w:t xml:space="preserve">Decide if it is reportable. We check whether the incident is a reportable incident under the NDIS Incident Management and Reportable Incidents Rules 2018. These are the death of a participant, serious injury, abuse or neglect, unlawful sexual or physical contact, sexual misconduct, and unauthorised use of a restrictive practice, in connection with our supports.</w:t>
+      </w:r>
+    </w:p>
+    <w:p>
+      <w:pPr>
+        <w:pStyle w:val="ListParagraph"/>
+        <w:numPr>
+          <w:ilvl w:val="0"/>
+          <w:numId w:val="3"/>
+        </w:numPr>
+        <w:spacing w:after="60"/>
+      </w:pPr>
+      <w:r>
+        <w:rPr>
+          <w:rFonts w:ascii="Calibri" w:cs="Calibri" w:eastAsia="Calibri" w:hAnsi="Calibri"/>
+          <w:sz w:val="22"/>
+          <w:szCs w:val="22"/>
+        </w:rPr>
+        <w:t xml:space="preserve">Notify the Commission. If the incident is reportable, we notify the NDIS Quality and Safeguards Commission (the Commission) through the NDIS Commission Portal within 24 hours of becoming aware of it. We do not wait until we have all the facts.</w:t>
+      </w:r>
+    </w:p>
+    <w:p>
+      <w:pPr>
+        <w:pStyle w:val="ListParagraph"/>
+        <w:numPr>
+          <w:ilvl w:val="0"/>
+          <w:numId w:val="3"/>
+        </w:numPr>
+        <w:spacing w:after="60"/>
+      </w:pPr>
+      <w:r>
+        <w:rPr>
+          <w:rFonts w:ascii="Calibri" w:cs="Calibri" w:eastAsia="Calibri" w:hAnsi="Calibri"/>
+          <w:sz w:val="22"/>
+          <w:szCs w:val="22"/>
+        </w:rPr>
+        <w:t xml:space="preserve">Send the detailed report. We send the Commission a detailed report within 5 business days of becoming aware of the incident. If we need more time, we ask the Commission for an extension before the 5 days end. We record each notification and report date in the Incident register.</w:t>
+      </w:r>
+    </w:p>
+    <w:p>
+      <w:pPr>
+        <w:pStyle w:val="ListParagraph"/>
+        <w:numPr>
+          <w:ilvl w:val="0"/>
+          <w:numId w:val="3"/>
+        </w:numPr>
+        <w:spacing w:after="60"/>
+      </w:pPr>
+      <w:r>
+        <w:rPr>
+          <w:rFonts w:ascii="Calibri" w:cs="Calibri" w:eastAsia="Calibri" w:hAnsi="Calibri"/>
+          <w:sz w:val="22"/>
+          <w:szCs w:val="22"/>
+        </w:rPr>
+        <w:t xml:space="preserve">Handle other incidents. If an incident is not reportable, we still record it, tell the participant and take action to reduce the chance of it happening again. We do not use restrictive practices. If one ever happened in connection with our supports, we would treat it as reportable.</w:t>
+      </w:r>
+    </w:p>
+    <w:p>
+      <w:pPr>
+        <w:pStyle w:val="ListParagraph"/>
+        <w:numPr>
+          <w:ilvl w:val="0"/>
+          <w:numId w:val="3"/>
+        </w:numPr>
+        <w:spacing w:after="60"/>
+      </w:pPr>
+      <w:r>
+        <w:rPr>
+          <w:rFonts w:ascii="Calibri" w:cs="Calibri" w:eastAsia="Calibri" w:hAnsi="Calibri"/>
+          <w:sz w:val="22"/>
+          <w:szCs w:val="22"/>
+        </w:rPr>
+        <w:t xml:space="preserve">Look into the cause. We review what happened, why it happened and what we could change. We record the findings and the actions in the Incident register, with a date for each action.</w:t>
+      </w:r>
+    </w:p>
+    <w:p>
+      <w:pPr>
+        <w:pStyle w:val="ListParagraph"/>
+        <w:numPr>
+          <w:ilvl w:val="0"/>
+          <w:numId w:val="3"/>
+        </w:numPr>
+        <w:spacing w:after="60"/>
+      </w:pPr>
+      <w:r>
+        <w:rPr>
+          <w:rFonts w:ascii="Calibri" w:cs="Calibri" w:eastAsia="Calibri" w:hAnsi="Calibri"/>
+          <w:sz w:val="22"/>
+          <w:szCs w:val="22"/>
+        </w:rPr>
+        <w:t xml:space="preserve">Close the loop with the participant. We tell the participant how we managed the incident and what we have changed. We record when and how we told them.</w:t>
+      </w:r>
+    </w:p>
+    <w:p>
+      <w:pPr>
+        <w:pStyle w:val="ListParagraph"/>
+        <w:numPr>
+          <w:ilvl w:val="0"/>
+          <w:numId w:val="3"/>
+        </w:numPr>
+        <w:spacing w:after="60"/>
+      </w:pPr>
+      <w:r>
+        <w:rPr>
+          <w:rFonts w:ascii="Calibri" w:cs="Calibri" w:eastAsia="Calibri" w:hAnsi="Calibri"/>
+          <w:sz w:val="22"/>
+          <w:szCs w:val="22"/>
+        </w:rPr>
+        <w:t xml:space="preserve">Learn from it. We review the Incident register at least every 12 months, and after any reportable incident. We look for patterns in causes and outcomes. We ask participants for their views and update this policy and our risk notes when needed.</w:t>
+      </w:r>
+    </w:p>
+    <w:p>
+      <w:pPr>
+        <w:pStyle w:val="ListParagraph"/>
+        <w:numPr>
+          <w:ilvl w:val="0"/>
+          <w:numId w:val="3"/>
+        </w:numPr>
+        <w:spacing w:after="60"/>
+      </w:pPr>
+      <w:r>
+        <w:rPr>
+          <w:rFonts w:ascii="Calibri" w:cs="Calibri" w:eastAsia="Calibri" w:hAnsi="Calibri"/>
+          <w:sz w:val="22"/>
+          <w:szCs w:val="22"/>
+        </w:rPr>
+        <w:t xml:space="preserve">Train any new worker. If we later engage another worker, we train them in these steps before they work with a participant. We record the training in our worker records.</w:t>
+      </w:r>
+    </w:p>
+    <w:tbl>
+      <w:tblPr>
+        <w:tblW w:type="dxa" w:w="9000"/>
+        <w:tblBorders>
+          <w:top w:val="single" w:color="auto" w:sz="4"/>
+          <w:left w:val="single" w:color="auto" w:sz="4"/>
+          <w:bottom w:val="single" w:color="auto" w:sz="4"/>
+          <w:right w:val="single" w:color="auto" w:sz="4"/>
+          <w:insideH w:val="single" w:color="auto" w:sz="4"/>
+          <w:insideV w:val="single" w:color="auto" w:sz="4"/>
+        </w:tblBorders>
+      </w:tblPr>
+      <w:tblGrid>
+        <w:gridCol w:w="3000"/>
+        <w:gridCol w:w="3000"/>
+        <w:gridCol w:w="3000"/>
+      </w:tblGrid>
+      <w:tr>
+        <w:trPr>
+          <w:tblHeader/>
+        </w:trPr>
+        <w:tc>
+          <w:tcPr>
+            <w:tcW w:type="dxa" w:w="3000"/>
+            <w:tcBorders>
+              <w:top w:val="single" w:color="999999" w:sz="4"/>
+              <w:left w:val="single" w:color="999999" w:sz="4"/>
+              <w:bottom w:val="single" w:color="999999" w:sz="4"/>
+              <w:right w:val="single" w:color="999999" w:sz="4"/>
+            </w:tcBorders>
+            <w:shd w:fill="EEEEEE" w:val="clear"/>
+          </w:tcPr>
+          <w:p>
+            <w:r>
+              <w:rPr>
+                <w:rFonts w:ascii="Calibri" w:cs="Calibri" w:eastAsia="Calibri" w:hAnsi="Calibri"/>
+                <w:b/>
+                <w:bCs/>
+                <w:sz w:val="22"/>
+                <w:szCs w:val="22"/>
+              </w:rPr>
+              <w:t xml:space="preserve">Role</w:t>
+            </w:r>
+          </w:p>
+        </w:tc>
+        <w:tc>
+          <w:tcPr>
+            <w:tcW w:type="dxa" w:w="3000"/>
+            <w:tcBorders>
+              <w:top w:val="single" w:color="999999" w:sz="4"/>
+              <w:left w:val="single" w:color="999999" w:sz="4"/>
+              <w:bottom w:val="single" w:color="999999" w:sz="4"/>
+              <w:right w:val="single" w:color="999999" w:sz="4"/>
+            </w:tcBorders>
+            <w:shd w:fill="EEEEEE" w:val="clear"/>
+          </w:tcPr>
+          <w:p>
+            <w:r>
+              <w:rPr>
+                <w:rFonts w:ascii="Calibri" w:cs="Calibri" w:eastAsia="Calibri" w:hAnsi="Calibri"/>
+                <w:b/>
+                <w:bCs/>
+                <w:sz w:val="22"/>
+                <w:szCs w:val="22"/>
+              </w:rPr>
+              <w:t xml:space="preserve">Does what</w:t>
+            </w:r>
+          </w:p>
+        </w:tc>
+        <w:tc>
+          <w:tcPr>
+            <w:tcW w:type="dxa" w:w="3000"/>
+            <w:tcBorders>
+              <w:top w:val="single" w:color="999999" w:sz="4"/>
+              <w:left w:val="single" w:color="999999" w:sz="4"/>
+              <w:bottom w:val="single" w:color="999999" w:sz="4"/>
+              <w:right w:val="single" w:color="999999" w:sz="4"/>
+            </w:tcBorders>
+            <w:shd w:fill="EEEEEE" w:val="clear"/>
+          </w:tcPr>
+          <w:p>
+            <w:r>
+              <w:rPr>
+                <w:rFonts w:ascii="Calibri" w:cs="Calibri" w:eastAsia="Calibri" w:hAnsi="Calibri"/>
+                <w:b/>
+                <w:bCs/>
+                <w:sz w:val="22"/>
+                <w:szCs w:val="22"/>
+              </w:rPr>
+              <w:t xml:space="preserve">When</w:t>
+            </w:r>
+          </w:p>
+        </w:tc>
+      </w:tr>
+      <w:tr>
+        <w:tc>
+          <w:tcPr>
+            <w:tcW w:type="dxa" w:w="3000"/>
+            <w:tcBorders>
+              <w:top w:val="single" w:color="999999" w:sz="4"/>
+              <w:left w:val="single" w:color="999999" w:sz="4"/>
+              <w:bottom w:val="single" w:color="999999" w:sz="4"/>
+              <w:right w:val="single" w:color="999999" w:sz="4"/>
+            </w:tcBorders>
+          </w:tcPr>
+          <w:p>
+            <w:r>
+              <w:rPr>
+                <w:rFonts w:ascii="Calibri" w:cs="Calibri" w:eastAsia="Calibri" w:hAnsi="Calibri"/>
+                <w:sz w:val="22"/>
+                <w:szCs w:val="22"/>
+              </w:rPr>
+              <w:t xml:space="preserve">Owner and key personnel</w:t>
+            </w:r>
+          </w:p>
+        </w:tc>
+        <w:tc>
+          <w:tcPr>
+            <w:tcW w:type="dxa" w:w="3000"/>
+            <w:tcBorders>
+              <w:top w:val="single" w:color="999999" w:sz="4"/>
+              <w:left w:val="single" w:color="999999" w:sz="4"/>
+              <w:bottom w:val="single" w:color="999999" w:sz="4"/>
+              <w:right w:val="single" w:color="999999" w:sz="4"/>
+            </w:tcBorders>
+          </w:tcPr>
+          <w:p>
+            <w:r>
+              <w:rPr>
+                <w:rFonts w:ascii="Calibri" w:cs="Calibri" w:eastAsia="Calibri" w:hAnsi="Calibri"/>
+                <w:sz w:val="22"/>
+                <w:szCs w:val="22"/>
+              </w:rPr>
+              <w:t xml:space="preserve">Makes the situation safe, records the incident, decides if it is reportable and tells the participant</w:t>
+            </w:r>
+          </w:p>
+        </w:tc>
+        <w:tc>
+          <w:tcPr>
+            <w:tcW w:type="dxa" w:w="3000"/>
+            <w:tcBorders>
+              <w:top w:val="single" w:color="999999" w:sz="4"/>
+              <w:left w:val="single" w:color="999999" w:sz="4"/>
+              <w:bottom w:val="single" w:color="999999" w:sz="4"/>
+              <w:right w:val="single" w:color="999999" w:sz="4"/>
+            </w:tcBorders>
+          </w:tcPr>
+          <w:p>
+            <w:r>
+              <w:rPr>
+                <w:rFonts w:ascii="Calibri" w:cs="Calibri" w:eastAsia="Calibri" w:hAnsi="Calibri"/>
+                <w:sz w:val="22"/>
+                <w:szCs w:val="22"/>
+              </w:rPr>
+              <w:t xml:space="preserve">Straight away, and record within 24 hours</w:t>
+            </w:r>
+          </w:p>
+        </w:tc>
+      </w:tr>
+      <w:tr>
+        <w:tc>
+          <w:tcPr>
+            <w:tcW w:type="dxa" w:w="3000"/>
+            <w:tcBorders>
+              <w:top w:val="single" w:color="999999" w:sz="4"/>
+              <w:left w:val="single" w:color="999999" w:sz="4"/>
+              <w:bottom w:val="single" w:color="999999" w:sz="4"/>
+              <w:right w:val="single" w:color="999999" w:sz="4"/>
+            </w:tcBorders>
+          </w:tcPr>
+          <w:p>
+            <w:r>
+              <w:rPr>
+                <w:rFonts w:ascii="Calibri" w:cs="Calibri" w:eastAsia="Calibri" w:hAnsi="Calibri"/>
+                <w:sz w:val="22"/>
+                <w:szCs w:val="22"/>
+              </w:rPr>
+              <w:t xml:space="preserve">Owner and key personnel</w:t>
+            </w:r>
+          </w:p>
+        </w:tc>
+        <w:tc>
+          <w:tcPr>
+            <w:tcW w:type="dxa" w:w="3000"/>
+            <w:tcBorders>
+              <w:top w:val="single" w:color="999999" w:sz="4"/>
+              <w:left w:val="single" w:color="999999" w:sz="4"/>
+              <w:bottom w:val="single" w:color="999999" w:sz="4"/>
+              <w:right w:val="single" w:color="999999" w:sz="4"/>
+            </w:tcBorders>
+          </w:tcPr>
+          <w:p>
+            <w:r>
+              <w:rPr>
+                <w:rFonts w:ascii="Calibri" w:cs="Calibri" w:eastAsia="Calibri" w:hAnsi="Calibri"/>
+                <w:sz w:val="22"/>
+                <w:szCs w:val="22"/>
+              </w:rPr>
+              <w:t xml:space="preserve">Notifies the Commission of a reportable incident</w:t>
+            </w:r>
+          </w:p>
+        </w:tc>
+        <w:tc>
+          <w:tcPr>
+            <w:tcW w:type="dxa" w:w="3000"/>
+            <w:tcBorders>
+              <w:top w:val="single" w:color="999999" w:sz="4"/>
+              <w:left w:val="single" w:color="999999" w:sz="4"/>
+              <w:bottom w:val="single" w:color="999999" w:sz="4"/>
+              <w:right w:val="single" w:color="999999" w:sz="4"/>
+            </w:tcBorders>
+          </w:tcPr>
+          <w:p>
+            <w:r>
+              <w:rPr>
+                <w:rFonts w:ascii="Calibri" w:cs="Calibri" w:eastAsia="Calibri" w:hAnsi="Calibri"/>
+                <w:sz w:val="22"/>
+                <w:szCs w:val="22"/>
+              </w:rPr>
+              <w:t xml:space="preserve">Within 24 hours of becoming aware</w:t>
+            </w:r>
+          </w:p>
+        </w:tc>
+      </w:tr>
+      <w:tr>
+        <w:tc>
+          <w:tcPr>
+            <w:tcW w:type="dxa" w:w="3000"/>
+            <w:tcBorders>
+              <w:top w:val="single" w:color="999999" w:sz="4"/>
+              <w:left w:val="single" w:color="999999" w:sz="4"/>
+              <w:bottom w:val="single" w:color="999999" w:sz="4"/>
+              <w:right w:val="single" w:color="999999" w:sz="4"/>
+            </w:tcBorders>
+          </w:tcPr>
+          <w:p>
+            <w:r>
+              <w:rPr>
+                <w:rFonts w:ascii="Calibri" w:cs="Calibri" w:eastAsia="Calibri" w:hAnsi="Calibri"/>
+                <w:sz w:val="22"/>
+                <w:szCs w:val="22"/>
+              </w:rPr>
+              <w:t xml:space="preserve">Owner and key personnel</w:t>
+            </w:r>
+          </w:p>
+        </w:tc>
+        <w:tc>
+          <w:tcPr>
+            <w:tcW w:type="dxa" w:w="3000"/>
+            <w:tcBorders>
+              <w:top w:val="single" w:color="999999" w:sz="4"/>
+              <w:left w:val="single" w:color="999999" w:sz="4"/>
+              <w:bottom w:val="single" w:color="999999" w:sz="4"/>
+              <w:right w:val="single" w:color="999999" w:sz="4"/>
+            </w:tcBorders>
+          </w:tcPr>
+          <w:p>
+            <w:r>
+              <w:rPr>
+                <w:rFonts w:ascii="Calibri" w:cs="Calibri" w:eastAsia="Calibri" w:hAnsi="Calibri"/>
+                <w:sz w:val="22"/>
+                <w:szCs w:val="22"/>
+              </w:rPr>
+              <w:t xml:space="preserve">Sends the detailed report to the Commission</w:t>
+            </w:r>
+          </w:p>
+        </w:tc>
+        <w:tc>
+          <w:tcPr>
+            <w:tcW w:type="dxa" w:w="3000"/>
+            <w:tcBorders>
+              <w:top w:val="single" w:color="999999" w:sz="4"/>
+              <w:left w:val="single" w:color="999999" w:sz="4"/>
+              <w:bottom w:val="single" w:color="999999" w:sz="4"/>
+              <w:right w:val="single" w:color="999999" w:sz="4"/>
+            </w:tcBorders>
+          </w:tcPr>
+          <w:p>
+            <w:r>
+              <w:rPr>
+                <w:rFonts w:ascii="Calibri" w:cs="Calibri" w:eastAsia="Calibri" w:hAnsi="Calibri"/>
+                <w:sz w:val="22"/>
+                <w:szCs w:val="22"/>
+              </w:rPr>
+              <w:t xml:space="preserve">Within 5 business days of becoming aware</w:t>
+            </w:r>
+          </w:p>
+        </w:tc>
+      </w:tr>
+      <w:tr>
+        <w:tc>
+          <w:tcPr>
+            <w:tcW w:type="dxa" w:w="3000"/>
+            <w:tcBorders>
+              <w:top w:val="single" w:color="999999" w:sz="4"/>
+              <w:left w:val="single" w:color="999999" w:sz="4"/>
+              <w:bottom w:val="single" w:color="999999" w:sz="4"/>
+              <w:right w:val="single" w:color="999999" w:sz="4"/>
+            </w:tcBorders>
+          </w:tcPr>
+          <w:p>
+            <w:r>
+              <w:rPr>
+                <w:rFonts w:ascii="Calibri" w:cs="Calibri" w:eastAsia="Calibri" w:hAnsi="Calibri"/>
+                <w:sz w:val="22"/>
+                <w:szCs w:val="22"/>
+              </w:rPr>
+              <w:t xml:space="preserve">Owner and key personnel</w:t>
+            </w:r>
+          </w:p>
+        </w:tc>
+        <w:tc>
+          <w:tcPr>
+            <w:tcW w:type="dxa" w:w="3000"/>
+            <w:tcBorders>
+              <w:top w:val="single" w:color="999999" w:sz="4"/>
+              <w:left w:val="single" w:color="999999" w:sz="4"/>
+              <w:bottom w:val="single" w:color="999999" w:sz="4"/>
+              <w:right w:val="single" w:color="999999" w:sz="4"/>
+            </w:tcBorders>
+          </w:tcPr>
+          <w:p>
+            <w:r>
+              <w:rPr>
+                <w:rFonts w:ascii="Calibri" w:cs="Calibri" w:eastAsia="Calibri" w:hAnsi="Calibri"/>
+                <w:sz w:val="22"/>
+                <w:szCs w:val="22"/>
+              </w:rPr>
+              <w:t xml:space="preserve">Reviews the cause, records actions and reviews the Incident register</w:t>
+            </w:r>
+          </w:p>
+        </w:tc>
+        <w:tc>
+          <w:tcPr>
+            <w:tcW w:type="dxa" w:w="3000"/>
+            <w:tcBorders>
+              <w:top w:val="single" w:color="999999" w:sz="4"/>
+              <w:left w:val="single" w:color="999999" w:sz="4"/>
+              <w:bottom w:val="single" w:color="999999" w:sz="4"/>
+              <w:right w:val="single" w:color="999999" w:sz="4"/>
+            </w:tcBorders>
+          </w:tcPr>
+          <w:p>
+            <w:r>
+              <w:rPr>
+                <w:rFonts w:ascii="Calibri" w:cs="Calibri" w:eastAsia="Calibri" w:hAnsi="Calibri"/>
+                <w:sz w:val="22"/>
+                <w:szCs w:val="22"/>
+              </w:rPr>
+              <w:t xml:space="preserve">After each incident, and at least every 12 months</w:t>
+            </w:r>
+          </w:p>
+        </w:tc>
+      </w:tr>
+    </w:tbl>
+    <w:p>
+      <w:pPr>
+        <w:spacing w:after="120"/>
+      </w:pPr>
+      <w:r>
+        <w:rPr>
+          <w:rFonts w:ascii="Calibri" w:cs="Calibri" w:eastAsia="Calibri" w:hAnsi="Calibri"/>
+          <w:sz w:val="22"/>
+          <w:szCs w:val="22"/>
+        </w:rPr>
+        <w:t xml:space="preserve"/>
+      </w:r>
+    </w:p>
     <w:tbl>
       <w:tblPr>
         <w:tblW w:type="dxa" w:w="9000"/>
@@ -1287,7 +2197,7 @@
                 <w:sz w:val="22"/>
                 <w:szCs w:val="22"/>
               </w:rPr>
-              <w:t xml:space="preserve">Review and complete: this section could not be drafted automatically.</w:t>
+              <w:t xml:space="preserve">[Provider to complete: name and contact details of a trusted person who can help or take over if the owner is injured or unavailable when an incident happens]</w:t>
             </w:r>
           </w:p>
         </w:tc>
@@ -1304,6 +2214,557 @@
           <w:szCs w:val="22"/>
         </w:rPr>
         <w:t xml:space="preserve"/>
+      </w:r>
+    </w:p>
+    <w:p>
+      <w:pPr>
+        <w:pStyle w:val="Heading1"/>
+        <w:spacing w:after="120" w:before="240"/>
+      </w:pPr>
+      <w:r>
+        <w:rPr>
+          <w:rFonts w:ascii="Calibri" w:cs="Calibri" w:eastAsia="Calibri" w:hAnsi="Calibri"/>
+          <w:b/>
+          <w:bCs/>
+        </w:rPr>
+        <w:t xml:space="preserve">6 Responsibilities</w:t>
+      </w:r>
+    </w:p>
+    <w:p>
+      <w:pPr>
+        <w:spacing w:after="120"/>
+      </w:pPr>
+      <w:r>
+        <w:rPr>
+          <w:rFonts w:ascii="Calibri" w:cs="Calibri" w:eastAsia="Calibri" w:hAnsi="Calibri"/>
+          <w:sz w:val="22"/>
+          <w:szCs w:val="22"/>
+        </w:rPr>
+        <w:t xml:space="preserve">Sunrise Supports is a sole trader business. One person holds every role in this policy. We do not have other workers at this time, so we have not named separate managers or teams.</w:t>
+      </w:r>
+    </w:p>
+    <w:p>
+      <w:pPr>
+        <w:spacing w:after="120"/>
+      </w:pPr>
+      <w:r>
+        <w:rPr>
+          <w:rFonts w:ascii="Calibri" w:cs="Calibri" w:eastAsia="Calibri" w:hAnsi="Calibri"/>
+          <w:sz w:val="22"/>
+          <w:szCs w:val="22"/>
+        </w:rPr>
+        <w:t xml:space="preserve">The table below sets out what we do under each role. If we take on more workers, we will add their roles and review this table before they start work.</w:t>
+      </w:r>
+    </w:p>
+    <w:tbl>
+      <w:tblPr>
+        <w:tblW w:type="dxa" w:w="9000"/>
+        <w:tblBorders>
+          <w:top w:val="single" w:color="auto" w:sz="4"/>
+          <w:left w:val="single" w:color="auto" w:sz="4"/>
+          <w:bottom w:val="single" w:color="auto" w:sz="4"/>
+          <w:right w:val="single" w:color="auto" w:sz="4"/>
+          <w:insideH w:val="single" w:color="auto" w:sz="4"/>
+          <w:insideV w:val="single" w:color="auto" w:sz="4"/>
+        </w:tblBorders>
+      </w:tblPr>
+      <w:tblGrid>
+        <w:gridCol w:w="3000"/>
+        <w:gridCol w:w="3000"/>
+        <w:gridCol w:w="3000"/>
+      </w:tblGrid>
+      <w:tr>
+        <w:trPr>
+          <w:tblHeader/>
+        </w:trPr>
+        <w:tc>
+          <w:tcPr>
+            <w:tcW w:type="dxa" w:w="3000"/>
+            <w:tcBorders>
+              <w:top w:val="single" w:color="999999" w:sz="4"/>
+              <w:left w:val="single" w:color="999999" w:sz="4"/>
+              <w:bottom w:val="single" w:color="999999" w:sz="4"/>
+              <w:right w:val="single" w:color="999999" w:sz="4"/>
+            </w:tcBorders>
+            <w:shd w:fill="EEEEEE" w:val="clear"/>
+          </w:tcPr>
+          <w:p>
+            <w:r>
+              <w:rPr>
+                <w:rFonts w:ascii="Calibri" w:cs="Calibri" w:eastAsia="Calibri" w:hAnsi="Calibri"/>
+                <w:b/>
+                <w:bCs/>
+                <w:sz w:val="22"/>
+                <w:szCs w:val="22"/>
+              </w:rPr>
+              <w:t xml:space="preserve">Role</w:t>
+            </w:r>
+          </w:p>
+        </w:tc>
+        <w:tc>
+          <w:tcPr>
+            <w:tcW w:type="dxa" w:w="3000"/>
+            <w:tcBorders>
+              <w:top w:val="single" w:color="999999" w:sz="4"/>
+              <w:left w:val="single" w:color="999999" w:sz="4"/>
+              <w:bottom w:val="single" w:color="999999" w:sz="4"/>
+              <w:right w:val="single" w:color="999999" w:sz="4"/>
+            </w:tcBorders>
+            <w:shd w:fill="EEEEEE" w:val="clear"/>
+          </w:tcPr>
+          <w:p>
+            <w:r>
+              <w:rPr>
+                <w:rFonts w:ascii="Calibri" w:cs="Calibri" w:eastAsia="Calibri" w:hAnsi="Calibri"/>
+                <w:b/>
+                <w:bCs/>
+                <w:sz w:val="22"/>
+                <w:szCs w:val="22"/>
+              </w:rPr>
+              <w:t xml:space="preserve">Does what</w:t>
+            </w:r>
+          </w:p>
+        </w:tc>
+        <w:tc>
+          <w:tcPr>
+            <w:tcW w:type="dxa" w:w="3000"/>
+            <w:tcBorders>
+              <w:top w:val="single" w:color="999999" w:sz="4"/>
+              <w:left w:val="single" w:color="999999" w:sz="4"/>
+              <w:bottom w:val="single" w:color="999999" w:sz="4"/>
+              <w:right w:val="single" w:color="999999" w:sz="4"/>
+            </w:tcBorders>
+            <w:shd w:fill="EEEEEE" w:val="clear"/>
+          </w:tcPr>
+          <w:p>
+            <w:r>
+              <w:rPr>
+                <w:rFonts w:ascii="Calibri" w:cs="Calibri" w:eastAsia="Calibri" w:hAnsi="Calibri"/>
+                <w:b/>
+                <w:bCs/>
+                <w:sz w:val="22"/>
+                <w:szCs w:val="22"/>
+              </w:rPr>
+              <w:t xml:space="preserve">When</w:t>
+            </w:r>
+          </w:p>
+        </w:tc>
+      </w:tr>
+      <w:tr>
+        <w:tc>
+          <w:tcPr>
+            <w:tcW w:type="dxa" w:w="3000"/>
+            <w:tcBorders>
+              <w:top w:val="single" w:color="999999" w:sz="4"/>
+              <w:left w:val="single" w:color="999999" w:sz="4"/>
+              <w:bottom w:val="single" w:color="999999" w:sz="4"/>
+              <w:right w:val="single" w:color="999999" w:sz="4"/>
+            </w:tcBorders>
+          </w:tcPr>
+          <w:p>
+            <w:r>
+              <w:rPr>
+                <w:rFonts w:ascii="Calibri" w:cs="Calibri" w:eastAsia="Calibri" w:hAnsi="Calibri"/>
+                <w:sz w:val="22"/>
+                <w:szCs w:val="22"/>
+              </w:rPr>
+              <w:t xml:space="preserve">Owner and key personnel (sole trader)</w:t>
+            </w:r>
+          </w:p>
+        </w:tc>
+        <w:tc>
+          <w:tcPr>
+            <w:tcW w:type="dxa" w:w="3000"/>
+            <w:tcBorders>
+              <w:top w:val="single" w:color="999999" w:sz="4"/>
+              <w:left w:val="single" w:color="999999" w:sz="4"/>
+              <w:bottom w:val="single" w:color="999999" w:sz="4"/>
+              <w:right w:val="single" w:color="999999" w:sz="4"/>
+            </w:tcBorders>
+          </w:tcPr>
+          <w:p>
+            <w:r>
+              <w:rPr>
+                <w:rFonts w:ascii="Calibri" w:cs="Calibri" w:eastAsia="Calibri" w:hAnsi="Calibri"/>
+                <w:sz w:val="22"/>
+                <w:szCs w:val="22"/>
+              </w:rPr>
+              <w:t xml:space="preserve">Keeps this policy and the incident register up to date. Makes sure each participant knows how to raise an incident or a concern.</w:t>
+            </w:r>
+          </w:p>
+        </w:tc>
+        <w:tc>
+          <w:tcPr>
+            <w:tcW w:type="dxa" w:w="3000"/>
+            <w:tcBorders>
+              <w:top w:val="single" w:color="999999" w:sz="4"/>
+              <w:left w:val="single" w:color="999999" w:sz="4"/>
+              <w:bottom w:val="single" w:color="999999" w:sz="4"/>
+              <w:right w:val="single" w:color="999999" w:sz="4"/>
+            </w:tcBorders>
+          </w:tcPr>
+          <w:p>
+            <w:r>
+              <w:rPr>
+                <w:rFonts w:ascii="Calibri" w:cs="Calibri" w:eastAsia="Calibri" w:hAnsi="Calibri"/>
+                <w:sz w:val="22"/>
+                <w:szCs w:val="22"/>
+              </w:rPr>
+              <w:t xml:space="preserve">At onboarding for each participant, and at every review</w:t>
+            </w:r>
+          </w:p>
+        </w:tc>
+      </w:tr>
+      <w:tr>
+        <w:tc>
+          <w:tcPr>
+            <w:tcW w:type="dxa" w:w="3000"/>
+            <w:tcBorders>
+              <w:top w:val="single" w:color="999999" w:sz="4"/>
+              <w:left w:val="single" w:color="999999" w:sz="4"/>
+              <w:bottom w:val="single" w:color="999999" w:sz="4"/>
+              <w:right w:val="single" w:color="999999" w:sz="4"/>
+            </w:tcBorders>
+          </w:tcPr>
+          <w:p>
+            <w:r>
+              <w:rPr>
+                <w:rFonts w:ascii="Calibri" w:cs="Calibri" w:eastAsia="Calibri" w:hAnsi="Calibri"/>
+                <w:sz w:val="22"/>
+                <w:szCs w:val="22"/>
+              </w:rPr>
+              <w:t xml:space="preserve">Owner acting as worker</w:t>
+            </w:r>
+          </w:p>
+        </w:tc>
+        <w:tc>
+          <w:tcPr>
+            <w:tcW w:type="dxa" w:w="3000"/>
+            <w:tcBorders>
+              <w:top w:val="single" w:color="999999" w:sz="4"/>
+              <w:left w:val="single" w:color="999999" w:sz="4"/>
+              <w:bottom w:val="single" w:color="999999" w:sz="4"/>
+              <w:right w:val="single" w:color="999999" w:sz="4"/>
+            </w:tcBorders>
+          </w:tcPr>
+          <w:p>
+            <w:r>
+              <w:rPr>
+                <w:rFonts w:ascii="Calibri" w:cs="Calibri" w:eastAsia="Calibri" w:hAnsi="Calibri"/>
+                <w:sz w:val="22"/>
+                <w:szCs w:val="22"/>
+              </w:rPr>
+              <w:t xml:space="preserve">Makes the participant and the situation safe first. Gets medical or emergency help if needed. Records the incident in the incident register.</w:t>
+            </w:r>
+          </w:p>
+        </w:tc>
+        <w:tc>
+          <w:tcPr>
+            <w:tcW w:type="dxa" w:w="3000"/>
+            <w:tcBorders>
+              <w:top w:val="single" w:color="999999" w:sz="4"/>
+              <w:left w:val="single" w:color="999999" w:sz="4"/>
+              <w:bottom w:val="single" w:color="999999" w:sz="4"/>
+              <w:right w:val="single" w:color="999999" w:sz="4"/>
+            </w:tcBorders>
+          </w:tcPr>
+          <w:p>
+            <w:r>
+              <w:rPr>
+                <w:rFonts w:ascii="Calibri" w:cs="Calibri" w:eastAsia="Calibri" w:hAnsi="Calibri"/>
+                <w:sz w:val="22"/>
+                <w:szCs w:val="22"/>
+              </w:rPr>
+              <w:t xml:space="preserve">Straight away at the time of the incident, and record it on the same day</w:t>
+            </w:r>
+          </w:p>
+        </w:tc>
+      </w:tr>
+      <w:tr>
+        <w:tc>
+          <w:tcPr>
+            <w:tcW w:type="dxa" w:w="3000"/>
+            <w:tcBorders>
+              <w:top w:val="single" w:color="999999" w:sz="4"/>
+              <w:left w:val="single" w:color="999999" w:sz="4"/>
+              <w:bottom w:val="single" w:color="999999" w:sz="4"/>
+              <w:right w:val="single" w:color="999999" w:sz="4"/>
+            </w:tcBorders>
+          </w:tcPr>
+          <w:p>
+            <w:r>
+              <w:rPr>
+                <w:rFonts w:ascii="Calibri" w:cs="Calibri" w:eastAsia="Calibri" w:hAnsi="Calibri"/>
+                <w:sz w:val="22"/>
+                <w:szCs w:val="22"/>
+              </w:rPr>
+              <w:t xml:space="preserve">Owner acting as incident manager</w:t>
+            </w:r>
+          </w:p>
+        </w:tc>
+        <w:tc>
+          <w:tcPr>
+            <w:tcW w:type="dxa" w:w="3000"/>
+            <w:tcBorders>
+              <w:top w:val="single" w:color="999999" w:sz="4"/>
+              <w:left w:val="single" w:color="999999" w:sz="4"/>
+              <w:bottom w:val="single" w:color="999999" w:sz="4"/>
+              <w:right w:val="single" w:color="999999" w:sz="4"/>
+            </w:tcBorders>
+          </w:tcPr>
+          <w:p>
+            <w:r>
+              <w:rPr>
+                <w:rFonts w:ascii="Calibri" w:cs="Calibri" w:eastAsia="Calibri" w:hAnsi="Calibri"/>
+                <w:sz w:val="22"/>
+                <w:szCs w:val="22"/>
+              </w:rPr>
+              <w:t xml:space="preserve">Decides if the incident is a reportable incident under the NDIS Incident Management and Reportable Incidents Rules 2018. Looks into the cause. Decides what we change to stop it happening again.</w:t>
+            </w:r>
+          </w:p>
+        </w:tc>
+        <w:tc>
+          <w:tcPr>
+            <w:tcW w:type="dxa" w:w="3000"/>
+            <w:tcBorders>
+              <w:top w:val="single" w:color="999999" w:sz="4"/>
+              <w:left w:val="single" w:color="999999" w:sz="4"/>
+              <w:bottom w:val="single" w:color="999999" w:sz="4"/>
+              <w:right w:val="single" w:color="999999" w:sz="4"/>
+            </w:tcBorders>
+          </w:tcPr>
+          <w:p>
+            <w:r>
+              <w:rPr>
+                <w:rFonts w:ascii="Calibri" w:cs="Calibri" w:eastAsia="Calibri" w:hAnsi="Calibri"/>
+                <w:sz w:val="22"/>
+                <w:szCs w:val="22"/>
+              </w:rPr>
+              <w:t xml:space="preserve">Within 24 hours of learning of the incident</w:t>
+            </w:r>
+          </w:p>
+        </w:tc>
+      </w:tr>
+      <w:tr>
+        <w:tc>
+          <w:tcPr>
+            <w:tcW w:type="dxa" w:w="3000"/>
+            <w:tcBorders>
+              <w:top w:val="single" w:color="999999" w:sz="4"/>
+              <w:left w:val="single" w:color="999999" w:sz="4"/>
+              <w:bottom w:val="single" w:color="999999" w:sz="4"/>
+              <w:right w:val="single" w:color="999999" w:sz="4"/>
+            </w:tcBorders>
+          </w:tcPr>
+          <w:p>
+            <w:r>
+              <w:rPr>
+                <w:rFonts w:ascii="Calibri" w:cs="Calibri" w:eastAsia="Calibri" w:hAnsi="Calibri"/>
+                <w:sz w:val="22"/>
+                <w:szCs w:val="22"/>
+              </w:rPr>
+              <w:t xml:space="preserve">Owner acting as reporter to the Commission</w:t>
+            </w:r>
+          </w:p>
+        </w:tc>
+        <w:tc>
+          <w:tcPr>
+            <w:tcW w:type="dxa" w:w="3000"/>
+            <w:tcBorders>
+              <w:top w:val="single" w:color="999999" w:sz="4"/>
+              <w:left w:val="single" w:color="999999" w:sz="4"/>
+              <w:bottom w:val="single" w:color="999999" w:sz="4"/>
+              <w:right w:val="single" w:color="999999" w:sz="4"/>
+            </w:tcBorders>
+          </w:tcPr>
+          <w:p>
+            <w:r>
+              <w:rPr>
+                <w:rFonts w:ascii="Calibri" w:cs="Calibri" w:eastAsia="Calibri" w:hAnsi="Calibri"/>
+                <w:sz w:val="22"/>
+                <w:szCs w:val="22"/>
+              </w:rPr>
+              <w:t xml:space="preserve">Gives notice of a reportable incident to the NDIS Quality and Safeguards Commission through the NDIS Commission Portal. Sends the follow-up details the Commission asks for.</w:t>
+            </w:r>
+          </w:p>
+        </w:tc>
+        <w:tc>
+          <w:tcPr>
+            <w:tcW w:type="dxa" w:w="3000"/>
+            <w:tcBorders>
+              <w:top w:val="single" w:color="999999" w:sz="4"/>
+              <w:left w:val="single" w:color="999999" w:sz="4"/>
+              <w:bottom w:val="single" w:color="999999" w:sz="4"/>
+              <w:right w:val="single" w:color="999999" w:sz="4"/>
+            </w:tcBorders>
+          </w:tcPr>
+          <w:p>
+            <w:r>
+              <w:rPr>
+                <w:rFonts w:ascii="Calibri" w:cs="Calibri" w:eastAsia="Calibri" w:hAnsi="Calibri"/>
+                <w:sz w:val="22"/>
+                <w:szCs w:val="22"/>
+              </w:rPr>
+              <w:t xml:space="preserve">Within 24 hours for the most serious reportable incidents, and within 5 business days for other reportable incidents</w:t>
+            </w:r>
+          </w:p>
+        </w:tc>
+      </w:tr>
+      <w:tr>
+        <w:tc>
+          <w:tcPr>
+            <w:tcW w:type="dxa" w:w="3000"/>
+            <w:tcBorders>
+              <w:top w:val="single" w:color="999999" w:sz="4"/>
+              <w:left w:val="single" w:color="999999" w:sz="4"/>
+              <w:bottom w:val="single" w:color="999999" w:sz="4"/>
+              <w:right w:val="single" w:color="999999" w:sz="4"/>
+            </w:tcBorders>
+          </w:tcPr>
+          <w:p>
+            <w:r>
+              <w:rPr>
+                <w:rFonts w:ascii="Calibri" w:cs="Calibri" w:eastAsia="Calibri" w:hAnsi="Calibri"/>
+                <w:sz w:val="22"/>
+                <w:szCs w:val="22"/>
+              </w:rPr>
+              <w:t xml:space="preserve">Owner acting as participant contact</w:t>
+            </w:r>
+          </w:p>
+        </w:tc>
+        <w:tc>
+          <w:tcPr>
+            <w:tcW w:type="dxa" w:w="3000"/>
+            <w:tcBorders>
+              <w:top w:val="single" w:color="999999" w:sz="4"/>
+              <w:left w:val="single" w:color="999999" w:sz="4"/>
+              <w:bottom w:val="single" w:color="999999" w:sz="4"/>
+              <w:right w:val="single" w:color="999999" w:sz="4"/>
+            </w:tcBorders>
+          </w:tcPr>
+          <w:p>
+            <w:r>
+              <w:rPr>
+                <w:rFonts w:ascii="Calibri" w:cs="Calibri" w:eastAsia="Calibri" w:hAnsi="Calibri"/>
+                <w:sz w:val="22"/>
+                <w:szCs w:val="22"/>
+              </w:rPr>
+              <w:t xml:space="preserve">Tells the participant, and anyone they choose to involve, what happened and what we are doing about it. Tells them how we managed the incident once it is closed.</w:t>
+            </w:r>
+          </w:p>
+        </w:tc>
+        <w:tc>
+          <w:tcPr>
+            <w:tcW w:type="dxa" w:w="3000"/>
+            <w:tcBorders>
+              <w:top w:val="single" w:color="999999" w:sz="4"/>
+              <w:left w:val="single" w:color="999999" w:sz="4"/>
+              <w:bottom w:val="single" w:color="999999" w:sz="4"/>
+              <w:right w:val="single" w:color="999999" w:sz="4"/>
+            </w:tcBorders>
+          </w:tcPr>
+          <w:p>
+            <w:r>
+              <w:rPr>
+                <w:rFonts w:ascii="Calibri" w:cs="Calibri" w:eastAsia="Calibri" w:hAnsi="Calibri"/>
+                <w:sz w:val="22"/>
+                <w:szCs w:val="22"/>
+              </w:rPr>
+              <w:t xml:space="preserve">As soon as it is safe to do so, and again when the incident is closed</w:t>
+            </w:r>
+          </w:p>
+        </w:tc>
+      </w:tr>
+      <w:tr>
+        <w:tc>
+          <w:tcPr>
+            <w:tcW w:type="dxa" w:w="3000"/>
+            <w:tcBorders>
+              <w:top w:val="single" w:color="999999" w:sz="4"/>
+              <w:left w:val="single" w:color="999999" w:sz="4"/>
+              <w:bottom w:val="single" w:color="999999" w:sz="4"/>
+              <w:right w:val="single" w:color="999999" w:sz="4"/>
+            </w:tcBorders>
+          </w:tcPr>
+          <w:p>
+            <w:r>
+              <w:rPr>
+                <w:rFonts w:ascii="Calibri" w:cs="Calibri" w:eastAsia="Calibri" w:hAnsi="Calibri"/>
+                <w:sz w:val="22"/>
+                <w:szCs w:val="22"/>
+              </w:rPr>
+              <w:t xml:space="preserve">Owner acting as reviewer</w:t>
+            </w:r>
+          </w:p>
+        </w:tc>
+        <w:tc>
+          <w:tcPr>
+            <w:tcW w:type="dxa" w:w="3000"/>
+            <w:tcBorders>
+              <w:top w:val="single" w:color="999999" w:sz="4"/>
+              <w:left w:val="single" w:color="999999" w:sz="4"/>
+              <w:bottom w:val="single" w:color="999999" w:sz="4"/>
+              <w:right w:val="single" w:color="999999" w:sz="4"/>
+            </w:tcBorders>
+          </w:tcPr>
+          <w:p>
+            <w:r>
+              <w:rPr>
+                <w:rFonts w:ascii="Calibri" w:cs="Calibri" w:eastAsia="Calibri" w:hAnsi="Calibri"/>
+                <w:sz w:val="22"/>
+                <w:szCs w:val="22"/>
+              </w:rPr>
+              <w:t xml:space="preserve">Reviews the incident register for patterns. Reviews this policy. Asks participants for their views and records any changes we make.</w:t>
+            </w:r>
+          </w:p>
+        </w:tc>
+        <w:tc>
+          <w:tcPr>
+            <w:tcW w:type="dxa" w:w="3000"/>
+            <w:tcBorders>
+              <w:top w:val="single" w:color="999999" w:sz="4"/>
+              <w:left w:val="single" w:color="999999" w:sz="4"/>
+              <w:bottom w:val="single" w:color="999999" w:sz="4"/>
+              <w:right w:val="single" w:color="999999" w:sz="4"/>
+            </w:tcBorders>
+          </w:tcPr>
+          <w:p>
+            <w:r>
+              <w:rPr>
+                <w:rFonts w:ascii="Calibri" w:cs="Calibri" w:eastAsia="Calibri" w:hAnsi="Calibri"/>
+                <w:sz w:val="22"/>
+                <w:szCs w:val="22"/>
+              </w:rPr>
+              <w:t xml:space="preserve">At least every 12 months, and after any serious incident</w:t>
+            </w:r>
+          </w:p>
+        </w:tc>
+      </w:tr>
+    </w:tbl>
+    <w:p>
+      <w:pPr>
+        <w:spacing w:after="120"/>
+      </w:pPr>
+      <w:r>
+        <w:rPr>
+          <w:rFonts w:ascii="Calibri" w:cs="Calibri" w:eastAsia="Calibri" w:hAnsi="Calibri"/>
+          <w:sz w:val="22"/>
+          <w:szCs w:val="22"/>
+        </w:rPr>
+        <w:t xml:space="preserve"/>
+      </w:r>
+    </w:p>
+    <w:p>
+      <w:pPr>
+        <w:spacing w:after="120"/>
+      </w:pPr>
+      <w:r>
+        <w:rPr>
+          <w:rFonts w:ascii="Calibri" w:cs="Calibri" w:eastAsia="Calibri" w:hAnsi="Calibri"/>
+          <w:sz w:val="22"/>
+          <w:szCs w:val="22"/>
+        </w:rPr>
+        <w:t xml:space="preserve">We do not use restrictive practices. If we ever need to use one, we will treat it as a reportable incident and update this policy first.</w:t>
       </w:r>
     </w:p>
     <w:tbl>
@@ -1342,131 +2803,7 @@
                 <w:sz w:val="22"/>
                 <w:szCs w:val="22"/>
               </w:rPr>
-              <w:t xml:space="preserve">[Provider to complete: How we put this into practice. Numbered steps, sized to the business (sole trader wording when there are no workers).]</w:t>
-            </w:r>
-          </w:p>
-        </w:tc>
-      </w:tr>
-    </w:tbl>
-    <w:p>
-      <w:pPr>
-        <w:spacing w:after="120"/>
-      </w:pPr>
-      <w:r>
-        <w:rPr>
-          <w:rFonts w:ascii="Calibri" w:cs="Calibri" w:eastAsia="Calibri" w:hAnsi="Calibri"/>
-          <w:sz w:val="22"/>
-          <w:szCs w:val="22"/>
-        </w:rPr>
-        <w:t xml:space="preserve"/>
-      </w:r>
-    </w:p>
-    <w:p>
-      <w:pPr>
-        <w:pStyle w:val="Heading1"/>
-        <w:spacing w:after="120" w:before="240"/>
-      </w:pPr>
-      <w:r>
-        <w:rPr>
-          <w:rFonts w:ascii="Calibri" w:cs="Calibri" w:eastAsia="Calibri" w:hAnsi="Calibri"/>
-          <w:b/>
-          <w:bCs/>
-        </w:rPr>
-        <w:t xml:space="preserve">6 Responsibilities</w:t>
-      </w:r>
-    </w:p>
-    <w:tbl>
-      <w:tblPr>
-        <w:tblW w:type="dxa" w:w="9000"/>
-        <w:tblBorders>
-          <w:top w:val="single" w:color="auto" w:sz="4"/>
-          <w:left w:val="single" w:color="auto" w:sz="4"/>
-          <w:bottom w:val="single" w:color="auto" w:sz="4"/>
-          <w:right w:val="single" w:color="auto" w:sz="4"/>
-          <w:insideH w:val="single" w:color="auto" w:sz="4"/>
-          <w:insideV w:val="single" w:color="auto" w:sz="4"/>
-        </w:tblBorders>
-      </w:tblPr>
-      <w:tblGrid>
-        <w:gridCol w:w="9000"/>
-      </w:tblGrid>
-      <w:tr>
-        <w:tc>
-          <w:tcPr>
-            <w:tcW w:type="dxa" w:w="9000"/>
-            <w:tcBorders>
-              <w:top w:val="single" w:color="999999" w:sz="4"/>
-              <w:left w:val="single" w:color="999999" w:sz="4"/>
-              <w:bottom w:val="single" w:color="999999" w:sz="4"/>
-              <w:right w:val="single" w:color="999999" w:sz="4"/>
-            </w:tcBorders>
-            <w:shd w:fill="FFF4CE" w:val="clear"/>
-          </w:tcPr>
-          <w:p>
-            <w:r>
-              <w:rPr>
-                <w:rFonts w:ascii="Calibri" w:cs="Calibri" w:eastAsia="Calibri" w:hAnsi="Calibri"/>
-                <w:i/>
-                <w:iCs/>
-                <w:sz w:val="22"/>
-                <w:szCs w:val="22"/>
-              </w:rPr>
-              <w:t xml:space="preserve">Review and complete: this section could not be drafted automatically.</w:t>
-            </w:r>
-          </w:p>
-        </w:tc>
-      </w:tr>
-    </w:tbl>
-    <w:p>
-      <w:pPr>
-        <w:spacing w:after="120"/>
-      </w:pPr>
-      <w:r>
-        <w:rPr>
-          <w:rFonts w:ascii="Calibri" w:cs="Calibri" w:eastAsia="Calibri" w:hAnsi="Calibri"/>
-          <w:sz w:val="22"/>
-          <w:szCs w:val="22"/>
-        </w:rPr>
-        <w:t xml:space="preserve"/>
-      </w:r>
-    </w:p>
-    <w:tbl>
-      <w:tblPr>
-        <w:tblW w:type="dxa" w:w="9000"/>
-        <w:tblBorders>
-          <w:top w:val="single" w:color="auto" w:sz="4"/>
-          <w:left w:val="single" w:color="auto" w:sz="4"/>
-          <w:bottom w:val="single" w:color="auto" w:sz="4"/>
-          <w:right w:val="single" w:color="auto" w:sz="4"/>
-          <w:insideH w:val="single" w:color="auto" w:sz="4"/>
-          <w:insideV w:val="single" w:color="auto" w:sz="4"/>
-        </w:tblBorders>
-      </w:tblPr>
-      <w:tblGrid>
-        <w:gridCol w:w="9000"/>
-      </w:tblGrid>
-      <w:tr>
-        <w:tc>
-          <w:tcPr>
-            <w:tcW w:type="dxa" w:w="9000"/>
-            <w:tcBorders>
-              <w:top w:val="single" w:color="999999" w:sz="4"/>
-              <w:left w:val="single" w:color="999999" w:sz="4"/>
-              <w:bottom w:val="single" w:color="999999" w:sz="4"/>
-              <w:right w:val="single" w:color="999999" w:sz="4"/>
-            </w:tcBorders>
-            <w:shd w:fill="FFF4CE" w:val="clear"/>
-          </w:tcPr>
-          <w:p>
-            <w:r>
-              <w:rPr>
-                <w:rFonts w:ascii="Calibri" w:cs="Calibri" w:eastAsia="Calibri" w:hAnsi="Calibri"/>
-                <w:i/>
-                <w:iCs/>
-                <w:sz w:val="22"/>
-                <w:szCs w:val="22"/>
-              </w:rPr>
-              <w:t xml:space="preserve">[Provider to complete: Responsibilities. Table of role and responsibility; roles come from the business structure and worker count.]</w:t>
+              <w:t xml:space="preserve">[Provider to complete: name and contact details of any person who will cover for you if you are unwell or unavailable and an incident happens, if you have arranged one.]</w:t>
             </w:r>
           </w:p>
         </w:tc>
@@ -2801,6 +4138,12 @@
   </w:num>
   <w:num w:numId="2">
     <w:abstractNumId w:val="2"/>
+    <w:lvlOverride w:ilvl="0">
+      <w:startOverride w:val="1"/>
+    </w:lvlOverride>
+  </w:num>
+  <w:num w:numId="3">
+    <w:abstractNumId w:val="8"/>
     <w:lvlOverride w:ilvl="0">
       <w:startOverride w:val="1"/>
     </w:lvlOverride>

--- a/product/evidence/req-005/sole-trader/incident-management-policy-and-register.docx
+++ b/product/evidence/req-005/sole-trader/incident-management-policy-and-register.docx
@@ -408,48 +408,6 @@
         <w:t xml:space="preserve">1 Purpose</w:t>
       </w:r>
     </w:p>
-    <w:tbl>
-      <w:tblPr>
-        <w:tblW w:type="dxa" w:w="9000"/>
-        <w:tblBorders>
-          <w:top w:val="single" w:color="auto" w:sz="4"/>
-          <w:left w:val="single" w:color="auto" w:sz="4"/>
-          <w:bottom w:val="single" w:color="auto" w:sz="4"/>
-          <w:right w:val="single" w:color="auto" w:sz="4"/>
-          <w:insideH w:val="single" w:color="auto" w:sz="4"/>
-          <w:insideV w:val="single" w:color="auto" w:sz="4"/>
-        </w:tblBorders>
-      </w:tblPr>
-      <w:tblGrid>
-        <w:gridCol w:w="9000"/>
-      </w:tblGrid>
-      <w:tr>
-        <w:tc>
-          <w:tcPr>
-            <w:tcW w:type="dxa" w:w="9000"/>
-            <w:tcBorders>
-              <w:top w:val="single" w:color="999999" w:sz="4"/>
-              <w:left w:val="single" w:color="999999" w:sz="4"/>
-              <w:bottom w:val="single" w:color="999999" w:sz="4"/>
-              <w:right w:val="single" w:color="999999" w:sz="4"/>
-            </w:tcBorders>
-            <w:shd w:fill="FFF4CE" w:val="clear"/>
-          </w:tcPr>
-          <w:p>
-            <w:r>
-              <w:rPr>
-                <w:rFonts w:ascii="Calibri" w:cs="Calibri" w:eastAsia="Calibri" w:hAnsi="Calibri"/>
-                <w:i/>
-                <w:iCs/>
-                <w:sz w:val="22"/>
-                <w:szCs w:val="22"/>
-              </w:rPr>
-              <w:t xml:space="preserve">Review and complete: this section could not be drafted automatically.</w:t>
-            </w:r>
-          </w:p>
-        </w:tc>
-      </w:tr>
-    </w:tbl>
     <w:p>
       <w:pPr>
         <w:spacing w:after="120"/>
@@ -460,62 +418,7 @@
           <w:sz w:val="22"/>
           <w:szCs w:val="22"/>
         </w:rPr>
-        <w:t xml:space="preserve"/>
-      </w:r>
-    </w:p>
-    <w:tbl>
-      <w:tblPr>
-        <w:tblW w:type="dxa" w:w="9000"/>
-        <w:tblBorders>
-          <w:top w:val="single" w:color="auto" w:sz="4"/>
-          <w:left w:val="single" w:color="auto" w:sz="4"/>
-          <w:bottom w:val="single" w:color="auto" w:sz="4"/>
-          <w:right w:val="single" w:color="auto" w:sz="4"/>
-          <w:insideH w:val="single" w:color="auto" w:sz="4"/>
-          <w:insideV w:val="single" w:color="auto" w:sz="4"/>
-        </w:tblBorders>
-      </w:tblPr>
-      <w:tblGrid>
-        <w:gridCol w:w="9000"/>
-      </w:tblGrid>
-      <w:tr>
-        <w:tc>
-          <w:tcPr>
-            <w:tcW w:type="dxa" w:w="9000"/>
-            <w:tcBorders>
-              <w:top w:val="single" w:color="999999" w:sz="4"/>
-              <w:left w:val="single" w:color="999999" w:sz="4"/>
-              <w:bottom w:val="single" w:color="999999" w:sz="4"/>
-              <w:right w:val="single" w:color="999999" w:sz="4"/>
-            </w:tcBorders>
-            <w:shd w:fill="FFF4CE" w:val="clear"/>
-          </w:tcPr>
-          <w:p>
-            <w:r>
-              <w:rPr>
-                <w:rFonts w:ascii="Calibri" w:cs="Calibri" w:eastAsia="Calibri" w:hAnsi="Calibri"/>
-                <w:i/>
-                <w:iCs/>
-                <w:sz w:val="22"/>
-                <w:szCs w:val="22"/>
-              </w:rPr>
-              <w:t xml:space="preserve">[Provider to complete: Purpose. Two or three sentences naming the provider and what this policy commits to.]</w:t>
-            </w:r>
-          </w:p>
-        </w:tc>
-      </w:tr>
-    </w:tbl>
-    <w:p>
-      <w:pPr>
-        <w:spacing w:after="120"/>
-      </w:pPr>
-      <w:r>
-        <w:rPr>
-          <w:rFonts w:ascii="Calibri" w:cs="Calibri" w:eastAsia="Calibri" w:hAnsi="Calibri"/>
-          <w:sz w:val="22"/>
-          <w:szCs w:val="22"/>
-        </w:rPr>
-        <w:t xml:space="preserve"/>
+        <w:t xml:space="preserve">This document explains how Sunrise Supports prevents, responds to, records and reports incidents. It also holds our incident register. It supports the Incident management standard under the NDIS Practice Standards.</w:t>
       </w:r>
     </w:p>
     <w:p>
@@ -1574,7 +1477,7 @@
           <w:sz w:val="22"/>
           <w:szCs w:val="22"/>
         </w:rPr>
-        <w:t xml:space="preserve">Sunrise Supports is a sole trader business with no other workers. The owner is our only key personnel and does every task in this section. We deliver household tasks (0120) in New South Wales. The steps below are sized to that scope.</w:t>
+        <w:t xml:space="preserve">Sunrise Supports is run by one person, the owner. We have no workers. The owner does every task in this section. We deliver household tasks (support type 0120) in New South Wales, so the steps below fit that work.</w:t>
       </w:r>
     </w:p>
     <w:p>
@@ -1592,7 +1495,7 @@
           <w:sz w:val="22"/>
           <w:szCs w:val="22"/>
         </w:rPr>
-        <w:t xml:space="preserve">Prevent. Before we start work in a participant's home, we agree with the participant how they want us to act if something goes wrong. We note any hazards in the home that could affect the participant or us. We update these notes when things change.</w:t>
+        <w:t xml:space="preserve">Prevent. Before we start with a participant, we explain how to tell us about an incident or concern, and we give the participant our information on how we manage incidents. At the first visit and on later visits, we check the home for hazards linked to household tasks, such as wet floors, cleaning products and heavy items.</w:t>
       </w:r>
     </w:p>
     <w:p>
@@ -1610,7 +1513,7 @@
           <w:sz w:val="22"/>
           <w:szCs w:val="22"/>
         </w:rPr>
-        <w:t xml:space="preserve">Make it safe. If an incident happens, we first make sure everyone is safe. We call 000 if anyone is hurt or in danger. We do not leave a participant at risk to complete paperwork.</w:t>
+        <w:t xml:space="preserve">Make it safe. If anyone is hurt or in danger, we call 000 first. Then we make the area safe and stay with the participant until help arrives or the risk has passed.</w:t>
       </w:r>
     </w:p>
     <w:p>
@@ -1628,7 +1531,7 @@
           <w:sz w:val="22"/>
           <w:szCs w:val="22"/>
         </w:rPr>
-        <w:t xml:space="preserve">Tell the participant. We tell the participant what happened as soon as it is safe to do so. We ask who else they want us to contact. We use the way of communicating that suits them.</w:t>
+        <w:t xml:space="preserve">Tell the right people. We tell the participant what has happened. We also tell anyone the participant has asked us to contact, such as a family member or a support coordinator.</w:t>
       </w:r>
     </w:p>
     <w:p>
@@ -1646,7 +1549,7 @@
           <w:sz w:val="22"/>
           <w:szCs w:val="22"/>
         </w:rPr>
-        <w:t xml:space="preserve">Record it. We write the incident in the Incident register on the same day, and no later than 24 hours after it happens. We record what happened, when, who was involved, what we did and who we told. We do not record more personal information than we need.</w:t>
+        <w:t xml:space="preserve">Record it. We enter every incident in the Incident register on the day it happens. We write facts only: what happened, where, who was involved, what we did and who we told.</w:t>
       </w:r>
     </w:p>
     <w:p>
@@ -1664,7 +1567,7 @@
           <w:sz w:val="22"/>
           <w:szCs w:val="22"/>
         </w:rPr>
-        <w:t xml:space="preserve">Decide if it is reportable. We check whether the incident is a reportable incident under the NDIS Incident Management and Reportable Incidents Rules 2018. These are the death of a participant, serious injury, abuse or neglect, unlawful sexual or physical contact, sexual misconduct, and unauthorised use of a restrictive practice, in connection with our supports.</w:t>
+        <w:t xml:space="preserve">Decide if it is reportable. We check each incident against section 7 Reportable incidents. If it is reportable, we follow the steps and timeframes in that section.</w:t>
       </w:r>
     </w:p>
     <w:p>
@@ -1682,7 +1585,7 @@
           <w:sz w:val="22"/>
           <w:szCs w:val="22"/>
         </w:rPr>
-        <w:t xml:space="preserve">Notify the Commission. If the incident is reportable, we notify the NDIS Quality and Safeguards Commission (the Commission) through the NDIS Commission Portal within 24 hours of becoming aware of it. We do not wait until we have all the facts.</w:t>
+        <w:t xml:space="preserve">Find out why. We look at what led to the incident, what we did and what could have gone differently. We write our findings in the Incident register.</w:t>
       </w:r>
     </w:p>
     <w:p>
@@ -1700,7 +1603,7 @@
           <w:sz w:val="22"/>
           <w:szCs w:val="22"/>
         </w:rPr>
-        <w:t xml:space="preserve">Send the detailed report. We send the Commission a detailed report within 5 business days of becoming aware of the incident. If we need more time, we ask the Commission for an extension before the 5 days end. We record each notification and report date in the Incident register.</w:t>
+        <w:t xml:space="preserve">Fix and learn. We decide what to change, such as how we check a home or how we do a task. We make the change and note it in the Incident register.</w:t>
       </w:r>
     </w:p>
     <w:p>
@@ -1718,7 +1621,7 @@
           <w:sz w:val="22"/>
           <w:szCs w:val="22"/>
         </w:rPr>
-        <w:t xml:space="preserve">Handle other incidents. If an incident is not reportable, we still record it, tell the participant and take action to reduce the chance of it happening again. We do not use restrictive practices. If one ever happened in connection with our supports, we would treat it as reportable.</w:t>
+        <w:t xml:space="preserve">Close the loop with the participant. We tell the participant what we found and what we changed. We ask for their views and record them.</w:t>
       </w:r>
     </w:p>
     <w:p>
@@ -1736,7 +1639,7 @@
           <w:sz w:val="22"/>
           <w:szCs w:val="22"/>
         </w:rPr>
-        <w:t xml:space="preserve">Look into the cause. We review what happened, why it happened and what we could change. We record the findings and the actions in the Incident register, with a date for each action.</w:t>
+        <w:t xml:space="preserve">Review. We read the whole Incident register at least once every 12 months. We look for patterns in causes and outcomes, and we update this document if we need to.</w:t>
       </w:r>
     </w:p>
     <w:p>
@@ -1754,43 +1657,20 @@
           <w:sz w:val="22"/>
           <w:szCs w:val="22"/>
         </w:rPr>
-        <w:t xml:space="preserve">Close the loop with the participant. We tell the participant how we managed the incident and what we have changed. We record when and how we told them.</w:t>
-      </w:r>
-    </w:p>
-    <w:p>
-      <w:pPr>
-        <w:pStyle w:val="ListParagraph"/>
-        <w:numPr>
-          <w:ilvl w:val="0"/>
-          <w:numId w:val="3"/>
-        </w:numPr>
-        <w:spacing w:after="60"/>
-      </w:pPr>
-      <w:r>
-        <w:rPr>
-          <w:rFonts w:ascii="Calibri" w:cs="Calibri" w:eastAsia="Calibri" w:hAnsi="Calibri"/>
-          <w:sz w:val="22"/>
-          <w:szCs w:val="22"/>
-        </w:rPr>
-        <w:t xml:space="preserve">Learn from it. We review the Incident register at least every 12 months, and after any reportable incident. We look for patterns in causes and outcomes. We ask participants for their views and update this policy and our risk notes when needed.</w:t>
-      </w:r>
-    </w:p>
-    <w:p>
-      <w:pPr>
-        <w:pStyle w:val="ListParagraph"/>
-        <w:numPr>
-          <w:ilvl w:val="0"/>
-          <w:numId w:val="3"/>
-        </w:numPr>
-        <w:spacing w:after="60"/>
-      </w:pPr>
-      <w:r>
-        <w:rPr>
-          <w:rFonts w:ascii="Calibri" w:cs="Calibri" w:eastAsia="Calibri" w:hAnsi="Calibri"/>
-          <w:sz w:val="22"/>
-          <w:szCs w:val="22"/>
-        </w:rPr>
-        <w:t xml:space="preserve">Train any new worker. If we later engage another worker, we train them in these steps before they work with a participant. We record the training in our worker records.</w:t>
+        <w:t xml:space="preserve">If we take on workers. Before a worker starts, we will train them in this procedure and update our roles and records to match.</w:t>
+      </w:r>
+    </w:p>
+    <w:p>
+      <w:pPr>
+        <w:spacing w:after="120"/>
+      </w:pPr>
+      <w:r>
+        <w:rPr>
+          <w:rFonts w:ascii="Calibri" w:cs="Calibri" w:eastAsia="Calibri" w:hAnsi="Calibri"/>
+          <w:sz w:val="22"/>
+          <w:szCs w:val="22"/>
+        </w:rPr>
+        <w:t xml:space="preserve">We do not use restrictive practices. If one ever happens, we treat it as an incident and follow steps 2 to 8, and section 7 Reportable incidents.</w:t>
       </w:r>
     </w:p>
     <w:tbl>
@@ -1905,49 +1785,49 @@
                 <w:sz w:val="22"/>
                 <w:szCs w:val="22"/>
               </w:rPr>
-              <w:t xml:space="preserve">Owner and key personnel</w:t>
-            </w:r>
-          </w:p>
-        </w:tc>
-        <w:tc>
-          <w:tcPr>
-            <w:tcW w:type="dxa" w:w="3000"/>
-            <w:tcBorders>
-              <w:top w:val="single" w:color="999999" w:sz="4"/>
-              <w:left w:val="single" w:color="999999" w:sz="4"/>
-              <w:bottom w:val="single" w:color="999999" w:sz="4"/>
-              <w:right w:val="single" w:color="999999" w:sz="4"/>
-            </w:tcBorders>
-          </w:tcPr>
-          <w:p>
-            <w:r>
-              <w:rPr>
-                <w:rFonts w:ascii="Calibri" w:cs="Calibri" w:eastAsia="Calibri" w:hAnsi="Calibri"/>
-                <w:sz w:val="22"/>
-                <w:szCs w:val="22"/>
-              </w:rPr>
-              <w:t xml:space="preserve">Makes the situation safe, records the incident, decides if it is reportable and tells the participant</w:t>
-            </w:r>
-          </w:p>
-        </w:tc>
-        <w:tc>
-          <w:tcPr>
-            <w:tcW w:type="dxa" w:w="3000"/>
-            <w:tcBorders>
-              <w:top w:val="single" w:color="999999" w:sz="4"/>
-              <w:left w:val="single" w:color="999999" w:sz="4"/>
-              <w:bottom w:val="single" w:color="999999" w:sz="4"/>
-              <w:right w:val="single" w:color="999999" w:sz="4"/>
-            </w:tcBorders>
-          </w:tcPr>
-          <w:p>
-            <w:r>
-              <w:rPr>
-                <w:rFonts w:ascii="Calibri" w:cs="Calibri" w:eastAsia="Calibri" w:hAnsi="Calibri"/>
-                <w:sz w:val="22"/>
-                <w:szCs w:val="22"/>
-              </w:rPr>
-              <w:t xml:space="preserve">Straight away, and record within 24 hours</w:t>
+              <w:t xml:space="preserve">Owner, Sunrise Supports</w:t>
+            </w:r>
+          </w:p>
+        </w:tc>
+        <w:tc>
+          <w:tcPr>
+            <w:tcW w:type="dxa" w:w="3000"/>
+            <w:tcBorders>
+              <w:top w:val="single" w:color="999999" w:sz="4"/>
+              <w:left w:val="single" w:color="999999" w:sz="4"/>
+              <w:bottom w:val="single" w:color="999999" w:sz="4"/>
+              <w:right w:val="single" w:color="999999" w:sz="4"/>
+            </w:tcBorders>
+          </w:tcPr>
+          <w:p>
+            <w:r>
+              <w:rPr>
+                <w:rFonts w:ascii="Calibri" w:cs="Calibri" w:eastAsia="Calibri" w:hAnsi="Calibri"/>
+                <w:sz w:val="22"/>
+                <w:szCs w:val="22"/>
+              </w:rPr>
+              <w:t xml:space="preserve">Checks for hazards and explains incident information to the participant</w:t>
+            </w:r>
+          </w:p>
+        </w:tc>
+        <w:tc>
+          <w:tcPr>
+            <w:tcW w:type="dxa" w:w="3000"/>
+            <w:tcBorders>
+              <w:top w:val="single" w:color="999999" w:sz="4"/>
+              <w:left w:val="single" w:color="999999" w:sz="4"/>
+              <w:bottom w:val="single" w:color="999999" w:sz="4"/>
+              <w:right w:val="single" w:color="999999" w:sz="4"/>
+            </w:tcBorders>
+          </w:tcPr>
+          <w:p>
+            <w:r>
+              <w:rPr>
+                <w:rFonts w:ascii="Calibri" w:cs="Calibri" w:eastAsia="Calibri" w:hAnsi="Calibri"/>
+                <w:sz w:val="22"/>
+                <w:szCs w:val="22"/>
+              </w:rPr>
+              <w:t xml:space="preserve">Before starting, and at each visit</w:t>
             </w:r>
           </w:p>
         </w:tc>
@@ -1970,49 +1850,49 @@
                 <w:sz w:val="22"/>
                 <w:szCs w:val="22"/>
               </w:rPr>
-              <w:t xml:space="preserve">Owner and key personnel</w:t>
-            </w:r>
-          </w:p>
-        </w:tc>
-        <w:tc>
-          <w:tcPr>
-            <w:tcW w:type="dxa" w:w="3000"/>
-            <w:tcBorders>
-              <w:top w:val="single" w:color="999999" w:sz="4"/>
-              <w:left w:val="single" w:color="999999" w:sz="4"/>
-              <w:bottom w:val="single" w:color="999999" w:sz="4"/>
-              <w:right w:val="single" w:color="999999" w:sz="4"/>
-            </w:tcBorders>
-          </w:tcPr>
-          <w:p>
-            <w:r>
-              <w:rPr>
-                <w:rFonts w:ascii="Calibri" w:cs="Calibri" w:eastAsia="Calibri" w:hAnsi="Calibri"/>
-                <w:sz w:val="22"/>
-                <w:szCs w:val="22"/>
-              </w:rPr>
-              <w:t xml:space="preserve">Notifies the Commission of a reportable incident</w:t>
-            </w:r>
-          </w:p>
-        </w:tc>
-        <w:tc>
-          <w:tcPr>
-            <w:tcW w:type="dxa" w:w="3000"/>
-            <w:tcBorders>
-              <w:top w:val="single" w:color="999999" w:sz="4"/>
-              <w:left w:val="single" w:color="999999" w:sz="4"/>
-              <w:bottom w:val="single" w:color="999999" w:sz="4"/>
-              <w:right w:val="single" w:color="999999" w:sz="4"/>
-            </w:tcBorders>
-          </w:tcPr>
-          <w:p>
-            <w:r>
-              <w:rPr>
-                <w:rFonts w:ascii="Calibri" w:cs="Calibri" w:eastAsia="Calibri" w:hAnsi="Calibri"/>
-                <w:sz w:val="22"/>
-                <w:szCs w:val="22"/>
-              </w:rPr>
-              <w:t xml:space="preserve">Within 24 hours of becoming aware</w:t>
+              <w:t xml:space="preserve">Owner, Sunrise Supports</w:t>
+            </w:r>
+          </w:p>
+        </w:tc>
+        <w:tc>
+          <w:tcPr>
+            <w:tcW w:type="dxa" w:w="3000"/>
+            <w:tcBorders>
+              <w:top w:val="single" w:color="999999" w:sz="4"/>
+              <w:left w:val="single" w:color="999999" w:sz="4"/>
+              <w:bottom w:val="single" w:color="999999" w:sz="4"/>
+              <w:right w:val="single" w:color="999999" w:sz="4"/>
+            </w:tcBorders>
+          </w:tcPr>
+          <w:p>
+            <w:r>
+              <w:rPr>
+                <w:rFonts w:ascii="Calibri" w:cs="Calibri" w:eastAsia="Calibri" w:hAnsi="Calibri"/>
+                <w:sz w:val="22"/>
+                <w:szCs w:val="22"/>
+              </w:rPr>
+              <w:t xml:space="preserve">Makes the situation safe, calls 000 if needed and tells the participant and their chosen contacts</w:t>
+            </w:r>
+          </w:p>
+        </w:tc>
+        <w:tc>
+          <w:tcPr>
+            <w:tcW w:type="dxa" w:w="3000"/>
+            <w:tcBorders>
+              <w:top w:val="single" w:color="999999" w:sz="4"/>
+              <w:left w:val="single" w:color="999999" w:sz="4"/>
+              <w:bottom w:val="single" w:color="999999" w:sz="4"/>
+              <w:right w:val="single" w:color="999999" w:sz="4"/>
+            </w:tcBorders>
+          </w:tcPr>
+          <w:p>
+            <w:r>
+              <w:rPr>
+                <w:rFonts w:ascii="Calibri" w:cs="Calibri" w:eastAsia="Calibri" w:hAnsi="Calibri"/>
+                <w:sz w:val="22"/>
+                <w:szCs w:val="22"/>
+              </w:rPr>
+              <w:t xml:space="preserve">Straight away</w:t>
             </w:r>
           </w:p>
         </w:tc>
@@ -2035,49 +1915,49 @@
                 <w:sz w:val="22"/>
                 <w:szCs w:val="22"/>
               </w:rPr>
-              <w:t xml:space="preserve">Owner and key personnel</w:t>
-            </w:r>
-          </w:p>
-        </w:tc>
-        <w:tc>
-          <w:tcPr>
-            <w:tcW w:type="dxa" w:w="3000"/>
-            <w:tcBorders>
-              <w:top w:val="single" w:color="999999" w:sz="4"/>
-              <w:left w:val="single" w:color="999999" w:sz="4"/>
-              <w:bottom w:val="single" w:color="999999" w:sz="4"/>
-              <w:right w:val="single" w:color="999999" w:sz="4"/>
-            </w:tcBorders>
-          </w:tcPr>
-          <w:p>
-            <w:r>
-              <w:rPr>
-                <w:rFonts w:ascii="Calibri" w:cs="Calibri" w:eastAsia="Calibri" w:hAnsi="Calibri"/>
-                <w:sz w:val="22"/>
-                <w:szCs w:val="22"/>
-              </w:rPr>
-              <w:t xml:space="preserve">Sends the detailed report to the Commission</w:t>
-            </w:r>
-          </w:p>
-        </w:tc>
-        <w:tc>
-          <w:tcPr>
-            <w:tcW w:type="dxa" w:w="3000"/>
-            <w:tcBorders>
-              <w:top w:val="single" w:color="999999" w:sz="4"/>
-              <w:left w:val="single" w:color="999999" w:sz="4"/>
-              <w:bottom w:val="single" w:color="999999" w:sz="4"/>
-              <w:right w:val="single" w:color="999999" w:sz="4"/>
-            </w:tcBorders>
-          </w:tcPr>
-          <w:p>
-            <w:r>
-              <w:rPr>
-                <w:rFonts w:ascii="Calibri" w:cs="Calibri" w:eastAsia="Calibri" w:hAnsi="Calibri"/>
-                <w:sz w:val="22"/>
-                <w:szCs w:val="22"/>
-              </w:rPr>
-              <w:t xml:space="preserve">Within 5 business days of becoming aware</w:t>
+              <w:t xml:space="preserve">Owner, Sunrise Supports</w:t>
+            </w:r>
+          </w:p>
+        </w:tc>
+        <w:tc>
+          <w:tcPr>
+            <w:tcW w:type="dxa" w:w="3000"/>
+            <w:tcBorders>
+              <w:top w:val="single" w:color="999999" w:sz="4"/>
+              <w:left w:val="single" w:color="999999" w:sz="4"/>
+              <w:bottom w:val="single" w:color="999999" w:sz="4"/>
+              <w:right w:val="single" w:color="999999" w:sz="4"/>
+            </w:tcBorders>
+          </w:tcPr>
+          <w:p>
+            <w:r>
+              <w:rPr>
+                <w:rFonts w:ascii="Calibri" w:cs="Calibri" w:eastAsia="Calibri" w:hAnsi="Calibri"/>
+                <w:sz w:val="22"/>
+                <w:szCs w:val="22"/>
+              </w:rPr>
+              <w:t xml:space="preserve">Records the incident in the Incident register</w:t>
+            </w:r>
+          </w:p>
+        </w:tc>
+        <w:tc>
+          <w:tcPr>
+            <w:tcW w:type="dxa" w:w="3000"/>
+            <w:tcBorders>
+              <w:top w:val="single" w:color="999999" w:sz="4"/>
+              <w:left w:val="single" w:color="999999" w:sz="4"/>
+              <w:bottom w:val="single" w:color="999999" w:sz="4"/>
+              <w:right w:val="single" w:color="999999" w:sz="4"/>
+            </w:tcBorders>
+          </w:tcPr>
+          <w:p>
+            <w:r>
+              <w:rPr>
+                <w:rFonts w:ascii="Calibri" w:cs="Calibri" w:eastAsia="Calibri" w:hAnsi="Calibri"/>
+                <w:sz w:val="22"/>
+                <w:szCs w:val="22"/>
+              </w:rPr>
+              <w:t xml:space="preserve">On the day it happens</w:t>
             </w:r>
           </w:p>
         </w:tc>
@@ -2100,49 +1980,179 @@
                 <w:sz w:val="22"/>
                 <w:szCs w:val="22"/>
               </w:rPr>
-              <w:t xml:space="preserve">Owner and key personnel</w:t>
-            </w:r>
-          </w:p>
-        </w:tc>
-        <w:tc>
-          <w:tcPr>
-            <w:tcW w:type="dxa" w:w="3000"/>
-            <w:tcBorders>
-              <w:top w:val="single" w:color="999999" w:sz="4"/>
-              <w:left w:val="single" w:color="999999" w:sz="4"/>
-              <w:bottom w:val="single" w:color="999999" w:sz="4"/>
-              <w:right w:val="single" w:color="999999" w:sz="4"/>
-            </w:tcBorders>
-          </w:tcPr>
-          <w:p>
-            <w:r>
-              <w:rPr>
-                <w:rFonts w:ascii="Calibri" w:cs="Calibri" w:eastAsia="Calibri" w:hAnsi="Calibri"/>
-                <w:sz w:val="22"/>
-                <w:szCs w:val="22"/>
-              </w:rPr>
-              <w:t xml:space="preserve">Reviews the cause, records actions and reviews the Incident register</w:t>
-            </w:r>
-          </w:p>
-        </w:tc>
-        <w:tc>
-          <w:tcPr>
-            <w:tcW w:type="dxa" w:w="3000"/>
-            <w:tcBorders>
-              <w:top w:val="single" w:color="999999" w:sz="4"/>
-              <w:left w:val="single" w:color="999999" w:sz="4"/>
-              <w:bottom w:val="single" w:color="999999" w:sz="4"/>
-              <w:right w:val="single" w:color="999999" w:sz="4"/>
-            </w:tcBorders>
-          </w:tcPr>
-          <w:p>
-            <w:r>
-              <w:rPr>
-                <w:rFonts w:ascii="Calibri" w:cs="Calibri" w:eastAsia="Calibri" w:hAnsi="Calibri"/>
-                <w:sz w:val="22"/>
-                <w:szCs w:val="22"/>
-              </w:rPr>
-              <w:t xml:space="preserve">After each incident, and at least every 12 months</w:t>
+              <w:t xml:space="preserve">Owner, Sunrise Supports</w:t>
+            </w:r>
+          </w:p>
+        </w:tc>
+        <w:tc>
+          <w:tcPr>
+            <w:tcW w:type="dxa" w:w="3000"/>
+            <w:tcBorders>
+              <w:top w:val="single" w:color="999999" w:sz="4"/>
+              <w:left w:val="single" w:color="999999" w:sz="4"/>
+              <w:bottom w:val="single" w:color="999999" w:sz="4"/>
+              <w:right w:val="single" w:color="999999" w:sz="4"/>
+            </w:tcBorders>
+          </w:tcPr>
+          <w:p>
+            <w:r>
+              <w:rPr>
+                <w:rFonts w:ascii="Calibri" w:cs="Calibri" w:eastAsia="Calibri" w:hAnsi="Calibri"/>
+                <w:sz w:val="22"/>
+                <w:szCs w:val="22"/>
+              </w:rPr>
+              <w:t xml:space="preserve">Checks whether the incident is reportable and reports it as set out in section 7</w:t>
+            </w:r>
+          </w:p>
+        </w:tc>
+        <w:tc>
+          <w:tcPr>
+            <w:tcW w:type="dxa" w:w="3000"/>
+            <w:tcBorders>
+              <w:top w:val="single" w:color="999999" w:sz="4"/>
+              <w:left w:val="single" w:color="999999" w:sz="4"/>
+              <w:bottom w:val="single" w:color="999999" w:sz="4"/>
+              <w:right w:val="single" w:color="999999" w:sz="4"/>
+            </w:tcBorders>
+          </w:tcPr>
+          <w:p>
+            <w:r>
+              <w:rPr>
+                <w:rFonts w:ascii="Calibri" w:cs="Calibri" w:eastAsia="Calibri" w:hAnsi="Calibri"/>
+                <w:sz w:val="22"/>
+                <w:szCs w:val="22"/>
+              </w:rPr>
+              <w:t xml:space="preserve">As soon as the incident is recorded</w:t>
+            </w:r>
+          </w:p>
+        </w:tc>
+      </w:tr>
+      <w:tr>
+        <w:tc>
+          <w:tcPr>
+            <w:tcW w:type="dxa" w:w="3000"/>
+            <w:tcBorders>
+              <w:top w:val="single" w:color="999999" w:sz="4"/>
+              <w:left w:val="single" w:color="999999" w:sz="4"/>
+              <w:bottom w:val="single" w:color="999999" w:sz="4"/>
+              <w:right w:val="single" w:color="999999" w:sz="4"/>
+            </w:tcBorders>
+          </w:tcPr>
+          <w:p>
+            <w:r>
+              <w:rPr>
+                <w:rFonts w:ascii="Calibri" w:cs="Calibri" w:eastAsia="Calibri" w:hAnsi="Calibri"/>
+                <w:sz w:val="22"/>
+                <w:szCs w:val="22"/>
+              </w:rPr>
+              <w:t xml:space="preserve">Owner, Sunrise Supports</w:t>
+            </w:r>
+          </w:p>
+        </w:tc>
+        <w:tc>
+          <w:tcPr>
+            <w:tcW w:type="dxa" w:w="3000"/>
+            <w:tcBorders>
+              <w:top w:val="single" w:color="999999" w:sz="4"/>
+              <w:left w:val="single" w:color="999999" w:sz="4"/>
+              <w:bottom w:val="single" w:color="999999" w:sz="4"/>
+              <w:right w:val="single" w:color="999999" w:sz="4"/>
+            </w:tcBorders>
+          </w:tcPr>
+          <w:p>
+            <w:r>
+              <w:rPr>
+                <w:rFonts w:ascii="Calibri" w:cs="Calibri" w:eastAsia="Calibri" w:hAnsi="Calibri"/>
+                <w:sz w:val="22"/>
+                <w:szCs w:val="22"/>
+              </w:rPr>
+              <w:t xml:space="preserve">Reviews causes, makes changes and tells the participant the outcome</w:t>
+            </w:r>
+          </w:p>
+        </w:tc>
+        <w:tc>
+          <w:tcPr>
+            <w:tcW w:type="dxa" w:w="3000"/>
+            <w:tcBorders>
+              <w:top w:val="single" w:color="999999" w:sz="4"/>
+              <w:left w:val="single" w:color="999999" w:sz="4"/>
+              <w:bottom w:val="single" w:color="999999" w:sz="4"/>
+              <w:right w:val="single" w:color="999999" w:sz="4"/>
+            </w:tcBorders>
+          </w:tcPr>
+          <w:p>
+            <w:r>
+              <w:rPr>
+                <w:rFonts w:ascii="Calibri" w:cs="Calibri" w:eastAsia="Calibri" w:hAnsi="Calibri"/>
+                <w:sz w:val="22"/>
+                <w:szCs w:val="22"/>
+              </w:rPr>
+              <w:t xml:space="preserve">After each incident</w:t>
+            </w:r>
+          </w:p>
+        </w:tc>
+      </w:tr>
+      <w:tr>
+        <w:tc>
+          <w:tcPr>
+            <w:tcW w:type="dxa" w:w="3000"/>
+            <w:tcBorders>
+              <w:top w:val="single" w:color="999999" w:sz="4"/>
+              <w:left w:val="single" w:color="999999" w:sz="4"/>
+              <w:bottom w:val="single" w:color="999999" w:sz="4"/>
+              <w:right w:val="single" w:color="999999" w:sz="4"/>
+            </w:tcBorders>
+          </w:tcPr>
+          <w:p>
+            <w:r>
+              <w:rPr>
+                <w:rFonts w:ascii="Calibri" w:cs="Calibri" w:eastAsia="Calibri" w:hAnsi="Calibri"/>
+                <w:sz w:val="22"/>
+                <w:szCs w:val="22"/>
+              </w:rPr>
+              <w:t xml:space="preserve">Owner, Sunrise Supports</w:t>
+            </w:r>
+          </w:p>
+        </w:tc>
+        <w:tc>
+          <w:tcPr>
+            <w:tcW w:type="dxa" w:w="3000"/>
+            <w:tcBorders>
+              <w:top w:val="single" w:color="999999" w:sz="4"/>
+              <w:left w:val="single" w:color="999999" w:sz="4"/>
+              <w:bottom w:val="single" w:color="999999" w:sz="4"/>
+              <w:right w:val="single" w:color="999999" w:sz="4"/>
+            </w:tcBorders>
+          </w:tcPr>
+          <w:p>
+            <w:r>
+              <w:rPr>
+                <w:rFonts w:ascii="Calibri" w:cs="Calibri" w:eastAsia="Calibri" w:hAnsi="Calibri"/>
+                <w:sz w:val="22"/>
+                <w:szCs w:val="22"/>
+              </w:rPr>
+              <w:t xml:space="preserve">Reviews the Incident register and this document</w:t>
+            </w:r>
+          </w:p>
+        </w:tc>
+        <w:tc>
+          <w:tcPr>
+            <w:tcW w:type="dxa" w:w="3000"/>
+            <w:tcBorders>
+              <w:top w:val="single" w:color="999999" w:sz="4"/>
+              <w:left w:val="single" w:color="999999" w:sz="4"/>
+              <w:bottom w:val="single" w:color="999999" w:sz="4"/>
+              <w:right w:val="single" w:color="999999" w:sz="4"/>
+            </w:tcBorders>
+          </w:tcPr>
+          <w:p>
+            <w:r>
+              <w:rPr>
+                <w:rFonts w:ascii="Calibri" w:cs="Calibri" w:eastAsia="Calibri" w:hAnsi="Calibri"/>
+                <w:sz w:val="22"/>
+                <w:szCs w:val="22"/>
+              </w:rPr>
+              <w:t xml:space="preserve">At least every 12 months</w:t>
             </w:r>
           </w:p>
         </w:tc>
@@ -2161,48 +2171,6 @@
         <w:t xml:space="preserve"/>
       </w:r>
     </w:p>
-    <w:tbl>
-      <w:tblPr>
-        <w:tblW w:type="dxa" w:w="9000"/>
-        <w:tblBorders>
-          <w:top w:val="single" w:color="auto" w:sz="4"/>
-          <w:left w:val="single" w:color="auto" w:sz="4"/>
-          <w:bottom w:val="single" w:color="auto" w:sz="4"/>
-          <w:right w:val="single" w:color="auto" w:sz="4"/>
-          <w:insideH w:val="single" w:color="auto" w:sz="4"/>
-          <w:insideV w:val="single" w:color="auto" w:sz="4"/>
-        </w:tblBorders>
-      </w:tblPr>
-      <w:tblGrid>
-        <w:gridCol w:w="9000"/>
-      </w:tblGrid>
-      <w:tr>
-        <w:tc>
-          <w:tcPr>
-            <w:tcW w:type="dxa" w:w="9000"/>
-            <w:tcBorders>
-              <w:top w:val="single" w:color="999999" w:sz="4"/>
-              <w:left w:val="single" w:color="999999" w:sz="4"/>
-              <w:bottom w:val="single" w:color="999999" w:sz="4"/>
-              <w:right w:val="single" w:color="999999" w:sz="4"/>
-            </w:tcBorders>
-            <w:shd w:fill="FFF4CE" w:val="clear"/>
-          </w:tcPr>
-          <w:p>
-            <w:r>
-              <w:rPr>
-                <w:rFonts w:ascii="Calibri" w:cs="Calibri" w:eastAsia="Calibri" w:hAnsi="Calibri"/>
-                <w:i/>
-                <w:iCs/>
-                <w:sz w:val="22"/>
-                <w:szCs w:val="22"/>
-              </w:rPr>
-              <w:t xml:space="preserve">[Provider to complete: name and contact details of a trusted person who can help or take over if the owner is injured or unavailable when an incident happens]</w:t>
-            </w:r>
-          </w:p>
-        </w:tc>
-      </w:tr>
-    </w:tbl>
     <w:p>
       <w:pPr>
         <w:spacing w:after="120"/>
@@ -2213,7 +2181,7 @@
           <w:sz w:val="22"/>
           <w:szCs w:val="22"/>
         </w:rPr>
-        <w:t xml:space="preserve"/>
+        <w:t xml:space="preserve">The register itself is in section 4 Records we keep. We keep it free of anything that is not needed to describe the incident.</w:t>
       </w:r>
     </w:p>
     <w:p>
@@ -2240,20 +2208,7 @@
           <w:sz w:val="22"/>
           <w:szCs w:val="22"/>
         </w:rPr>
-        <w:t xml:space="preserve">Sunrise Supports is a sole trader business. One person holds every role in this policy. We do not have other workers at this time, so we have not named separate managers or teams.</w:t>
-      </w:r>
-    </w:p>
-    <w:p>
-      <w:pPr>
-        <w:spacing w:after="120"/>
-      </w:pPr>
-      <w:r>
-        <w:rPr>
-          <w:rFonts w:ascii="Calibri" w:cs="Calibri" w:eastAsia="Calibri" w:hAnsi="Calibri"/>
-          <w:sz w:val="22"/>
-          <w:szCs w:val="22"/>
-        </w:rPr>
-        <w:t xml:space="preserve">The table below sets out what we do under each role. If we take on more workers, we will add their roles and review this table before they start work.</w:t>
+        <w:t xml:space="preserve">Sunrise Supports is run by one person, a sole trader. The owner holds every role in this policy. If we later engage other workers, we will update this table and give each worker their duties before they start work.</w:t>
       </w:r>
     </w:p>
     <w:tbl>
@@ -2389,28 +2344,28 @@
                 <w:sz w:val="22"/>
                 <w:szCs w:val="22"/>
               </w:rPr>
-              <w:t xml:space="preserve">Keeps this policy and the incident register up to date. Makes sure each participant knows how to raise an incident or a concern.</w:t>
-            </w:r>
-          </w:p>
-        </w:tc>
-        <w:tc>
-          <w:tcPr>
-            <w:tcW w:type="dxa" w:w="3000"/>
-            <w:tcBorders>
-              <w:top w:val="single" w:color="999999" w:sz="4"/>
-              <w:left w:val="single" w:color="999999" w:sz="4"/>
-              <w:bottom w:val="single" w:color="999999" w:sz="4"/>
-              <w:right w:val="single" w:color="999999" w:sz="4"/>
-            </w:tcBorders>
-          </w:tcPr>
-          <w:p>
-            <w:r>
-              <w:rPr>
-                <w:rFonts w:ascii="Calibri" w:cs="Calibri" w:eastAsia="Calibri" w:hAnsi="Calibri"/>
-                <w:sz w:val="22"/>
-                <w:szCs w:val="22"/>
-              </w:rPr>
-              <w:t xml:space="preserve">At onboarding for each participant, and at every review</w:t>
+              <w:t xml:space="preserve">Keeps this policy and the incident management system up to date. Makes sure each participant gets information on how we manage incidents.</w:t>
+            </w:r>
+          </w:p>
+        </w:tc>
+        <w:tc>
+          <w:tcPr>
+            <w:tcW w:type="dxa" w:w="3000"/>
+            <w:tcBorders>
+              <w:top w:val="single" w:color="999999" w:sz="4"/>
+              <w:left w:val="single" w:color="999999" w:sz="4"/>
+              <w:bottom w:val="single" w:color="999999" w:sz="4"/>
+              <w:right w:val="single" w:color="999999" w:sz="4"/>
+            </w:tcBorders>
+          </w:tcPr>
+          <w:p>
+            <w:r>
+              <w:rPr>
+                <w:rFonts w:ascii="Calibri" w:cs="Calibri" w:eastAsia="Calibri" w:hAnsi="Calibri"/>
+                <w:sz w:val="22"/>
+                <w:szCs w:val="22"/>
+              </w:rPr>
+              <w:t xml:space="preserve">At setup, when anything changes, and at each review</w:t>
             </w:r>
           </w:p>
         </w:tc>
@@ -2433,49 +2388,49 @@
                 <w:sz w:val="22"/>
                 <w:szCs w:val="22"/>
               </w:rPr>
-              <w:t xml:space="preserve">Owner acting as worker</w:t>
-            </w:r>
-          </w:p>
-        </w:tc>
-        <w:tc>
-          <w:tcPr>
-            <w:tcW w:type="dxa" w:w="3000"/>
-            <w:tcBorders>
-              <w:top w:val="single" w:color="999999" w:sz="4"/>
-              <w:left w:val="single" w:color="999999" w:sz="4"/>
-              <w:bottom w:val="single" w:color="999999" w:sz="4"/>
-              <w:right w:val="single" w:color="999999" w:sz="4"/>
-            </w:tcBorders>
-          </w:tcPr>
-          <w:p>
-            <w:r>
-              <w:rPr>
-                <w:rFonts w:ascii="Calibri" w:cs="Calibri" w:eastAsia="Calibri" w:hAnsi="Calibri"/>
-                <w:sz w:val="22"/>
-                <w:szCs w:val="22"/>
-              </w:rPr>
-              <w:t xml:space="preserve">Makes the participant and the situation safe first. Gets medical or emergency help if needed. Records the incident in the incident register.</w:t>
-            </w:r>
-          </w:p>
-        </w:tc>
-        <w:tc>
-          <w:tcPr>
-            <w:tcW w:type="dxa" w:w="3000"/>
-            <w:tcBorders>
-              <w:top w:val="single" w:color="999999" w:sz="4"/>
-              <w:left w:val="single" w:color="999999" w:sz="4"/>
-              <w:bottom w:val="single" w:color="999999" w:sz="4"/>
-              <w:right w:val="single" w:color="999999" w:sz="4"/>
-            </w:tcBorders>
-          </w:tcPr>
-          <w:p>
-            <w:r>
-              <w:rPr>
-                <w:rFonts w:ascii="Calibri" w:cs="Calibri" w:eastAsia="Calibri" w:hAnsi="Calibri"/>
-                <w:sz w:val="22"/>
-                <w:szCs w:val="22"/>
-              </w:rPr>
-              <w:t xml:space="preserve">Straight away at the time of the incident, and record it on the same day</w:t>
+              <w:t xml:space="preserve">Owner and key personnel (sole trader)</w:t>
+            </w:r>
+          </w:p>
+        </w:tc>
+        <w:tc>
+          <w:tcPr>
+            <w:tcW w:type="dxa" w:w="3000"/>
+            <w:tcBorders>
+              <w:top w:val="single" w:color="999999" w:sz="4"/>
+              <w:left w:val="single" w:color="999999" w:sz="4"/>
+              <w:bottom w:val="single" w:color="999999" w:sz="4"/>
+              <w:right w:val="single" w:color="999999" w:sz="4"/>
+            </w:tcBorders>
+          </w:tcPr>
+          <w:p>
+            <w:r>
+              <w:rPr>
+                <w:rFonts w:ascii="Calibri" w:cs="Calibri" w:eastAsia="Calibri" w:hAnsi="Calibri"/>
+                <w:sz w:val="22"/>
+                <w:szCs w:val="22"/>
+              </w:rPr>
+              <w:t xml:space="preserve">Responds to an incident. Makes sure the participant is safe and gets any help they need. Records the incident in the Incident register.</w:t>
+            </w:r>
+          </w:p>
+        </w:tc>
+        <w:tc>
+          <w:tcPr>
+            <w:tcW w:type="dxa" w:w="3000"/>
+            <w:tcBorders>
+              <w:top w:val="single" w:color="999999" w:sz="4"/>
+              <w:left w:val="single" w:color="999999" w:sz="4"/>
+              <w:bottom w:val="single" w:color="999999" w:sz="4"/>
+              <w:right w:val="single" w:color="999999" w:sz="4"/>
+            </w:tcBorders>
+          </w:tcPr>
+          <w:p>
+            <w:r>
+              <w:rPr>
+                <w:rFonts w:ascii="Calibri" w:cs="Calibri" w:eastAsia="Calibri" w:hAnsi="Calibri"/>
+                <w:sz w:val="22"/>
+                <w:szCs w:val="22"/>
+              </w:rPr>
+              <w:t xml:space="preserve">As soon as an incident happens or we learn of it</w:t>
             </w:r>
           </w:p>
         </w:tc>
@@ -2498,49 +2453,49 @@
                 <w:sz w:val="22"/>
                 <w:szCs w:val="22"/>
               </w:rPr>
-              <w:t xml:space="preserve">Owner acting as incident manager</w:t>
-            </w:r>
-          </w:p>
-        </w:tc>
-        <w:tc>
-          <w:tcPr>
-            <w:tcW w:type="dxa" w:w="3000"/>
-            <w:tcBorders>
-              <w:top w:val="single" w:color="999999" w:sz="4"/>
-              <w:left w:val="single" w:color="999999" w:sz="4"/>
-              <w:bottom w:val="single" w:color="999999" w:sz="4"/>
-              <w:right w:val="single" w:color="999999" w:sz="4"/>
-            </w:tcBorders>
-          </w:tcPr>
-          <w:p>
-            <w:r>
-              <w:rPr>
-                <w:rFonts w:ascii="Calibri" w:cs="Calibri" w:eastAsia="Calibri" w:hAnsi="Calibri"/>
-                <w:sz w:val="22"/>
-                <w:szCs w:val="22"/>
-              </w:rPr>
-              <w:t xml:space="preserve">Decides if the incident is a reportable incident under the NDIS Incident Management and Reportable Incidents Rules 2018. Looks into the cause. Decides what we change to stop it happening again.</w:t>
-            </w:r>
-          </w:p>
-        </w:tc>
-        <w:tc>
-          <w:tcPr>
-            <w:tcW w:type="dxa" w:w="3000"/>
-            <w:tcBorders>
-              <w:top w:val="single" w:color="999999" w:sz="4"/>
-              <w:left w:val="single" w:color="999999" w:sz="4"/>
-              <w:bottom w:val="single" w:color="999999" w:sz="4"/>
-              <w:right w:val="single" w:color="999999" w:sz="4"/>
-            </w:tcBorders>
-          </w:tcPr>
-          <w:p>
-            <w:r>
-              <w:rPr>
-                <w:rFonts w:ascii="Calibri" w:cs="Calibri" w:eastAsia="Calibri" w:hAnsi="Calibri"/>
-                <w:sz w:val="22"/>
-                <w:szCs w:val="22"/>
-              </w:rPr>
-              <w:t xml:space="preserve">Within 24 hours of learning of the incident</w:t>
+              <w:t xml:space="preserve">Owner and key personnel (sole trader)</w:t>
+            </w:r>
+          </w:p>
+        </w:tc>
+        <w:tc>
+          <w:tcPr>
+            <w:tcW w:type="dxa" w:w="3000"/>
+            <w:tcBorders>
+              <w:top w:val="single" w:color="999999" w:sz="4"/>
+              <w:left w:val="single" w:color="999999" w:sz="4"/>
+              <w:bottom w:val="single" w:color="999999" w:sz="4"/>
+              <w:right w:val="single" w:color="999999" w:sz="4"/>
+            </w:tcBorders>
+          </w:tcPr>
+          <w:p>
+            <w:r>
+              <w:rPr>
+                <w:rFonts w:ascii="Calibri" w:cs="Calibri" w:eastAsia="Calibri" w:hAnsi="Calibri"/>
+                <w:sz w:val="22"/>
+                <w:szCs w:val="22"/>
+              </w:rPr>
+              <w:t xml:space="preserve">Decides whether an incident is a reportable incident and tells the Commission if it is. See section 7 Reportable incidents for what to report and by when.</w:t>
+            </w:r>
+          </w:p>
+        </w:tc>
+        <w:tc>
+          <w:tcPr>
+            <w:tcW w:type="dxa" w:w="3000"/>
+            <w:tcBorders>
+              <w:top w:val="single" w:color="999999" w:sz="4"/>
+              <w:left w:val="single" w:color="999999" w:sz="4"/>
+              <w:bottom w:val="single" w:color="999999" w:sz="4"/>
+              <w:right w:val="single" w:color="999999" w:sz="4"/>
+            </w:tcBorders>
+          </w:tcPr>
+          <w:p>
+            <w:r>
+              <w:rPr>
+                <w:rFonts w:ascii="Calibri" w:cs="Calibri" w:eastAsia="Calibri" w:hAnsi="Calibri"/>
+                <w:sz w:val="22"/>
+                <w:szCs w:val="22"/>
+              </w:rPr>
+              <w:t xml:space="preserve">Straight after the response, and within the timeframes in section 7</w:t>
             </w:r>
           </w:p>
         </w:tc>
@@ -2563,49 +2518,49 @@
                 <w:sz w:val="22"/>
                 <w:szCs w:val="22"/>
               </w:rPr>
-              <w:t xml:space="preserve">Owner acting as reporter to the Commission</w:t>
-            </w:r>
-          </w:p>
-        </w:tc>
-        <w:tc>
-          <w:tcPr>
-            <w:tcW w:type="dxa" w:w="3000"/>
-            <w:tcBorders>
-              <w:top w:val="single" w:color="999999" w:sz="4"/>
-              <w:left w:val="single" w:color="999999" w:sz="4"/>
-              <w:bottom w:val="single" w:color="999999" w:sz="4"/>
-              <w:right w:val="single" w:color="999999" w:sz="4"/>
-            </w:tcBorders>
-          </w:tcPr>
-          <w:p>
-            <w:r>
-              <w:rPr>
-                <w:rFonts w:ascii="Calibri" w:cs="Calibri" w:eastAsia="Calibri" w:hAnsi="Calibri"/>
-                <w:sz w:val="22"/>
-                <w:szCs w:val="22"/>
-              </w:rPr>
-              <w:t xml:space="preserve">Gives notice of a reportable incident to the NDIS Quality and Safeguards Commission through the NDIS Commission Portal. Sends the follow-up details the Commission asks for.</w:t>
-            </w:r>
-          </w:p>
-        </w:tc>
-        <w:tc>
-          <w:tcPr>
-            <w:tcW w:type="dxa" w:w="3000"/>
-            <w:tcBorders>
-              <w:top w:val="single" w:color="999999" w:sz="4"/>
-              <w:left w:val="single" w:color="999999" w:sz="4"/>
-              <w:bottom w:val="single" w:color="999999" w:sz="4"/>
-              <w:right w:val="single" w:color="999999" w:sz="4"/>
-            </w:tcBorders>
-          </w:tcPr>
-          <w:p>
-            <w:r>
-              <w:rPr>
-                <w:rFonts w:ascii="Calibri" w:cs="Calibri" w:eastAsia="Calibri" w:hAnsi="Calibri"/>
-                <w:sz w:val="22"/>
-                <w:szCs w:val="22"/>
-              </w:rPr>
-              <w:t xml:space="preserve">Within 24 hours for the most serious reportable incidents, and within 5 business days for other reportable incidents</w:t>
+              <w:t xml:space="preserve">Owner and key personnel (sole trader)</w:t>
+            </w:r>
+          </w:p>
+        </w:tc>
+        <w:tc>
+          <w:tcPr>
+            <w:tcW w:type="dxa" w:w="3000"/>
+            <w:tcBorders>
+              <w:top w:val="single" w:color="999999" w:sz="4"/>
+              <w:left w:val="single" w:color="999999" w:sz="4"/>
+              <w:bottom w:val="single" w:color="999999" w:sz="4"/>
+              <w:right w:val="single" w:color="999999" w:sz="4"/>
+            </w:tcBorders>
+          </w:tcPr>
+          <w:p>
+            <w:r>
+              <w:rPr>
+                <w:rFonts w:ascii="Calibri" w:cs="Calibri" w:eastAsia="Calibri" w:hAnsi="Calibri"/>
+                <w:sz w:val="22"/>
+                <w:szCs w:val="22"/>
+              </w:rPr>
+              <w:t xml:space="preserve">Looks into the causes of each incident, decides what to change, and records the outcome and any follow-up.</w:t>
+            </w:r>
+          </w:p>
+        </w:tc>
+        <w:tc>
+          <w:tcPr>
+            <w:tcW w:type="dxa" w:w="3000"/>
+            <w:tcBorders>
+              <w:top w:val="single" w:color="999999" w:sz="4"/>
+              <w:left w:val="single" w:color="999999" w:sz="4"/>
+              <w:bottom w:val="single" w:color="999999" w:sz="4"/>
+              <w:right w:val="single" w:color="999999" w:sz="4"/>
+            </w:tcBorders>
+          </w:tcPr>
+          <w:p>
+            <w:r>
+              <w:rPr>
+                <w:rFonts w:ascii="Calibri" w:cs="Calibri" w:eastAsia="Calibri" w:hAnsi="Calibri"/>
+                <w:sz w:val="22"/>
+                <w:szCs w:val="22"/>
+              </w:rPr>
+              <w:t xml:space="preserve">After each incident, within the time we set in the register entry</w:t>
             </w:r>
           </w:p>
         </w:tc>
@@ -2628,49 +2583,49 @@
                 <w:sz w:val="22"/>
                 <w:szCs w:val="22"/>
               </w:rPr>
-              <w:t xml:space="preserve">Owner acting as participant contact</w:t>
-            </w:r>
-          </w:p>
-        </w:tc>
-        <w:tc>
-          <w:tcPr>
-            <w:tcW w:type="dxa" w:w="3000"/>
-            <w:tcBorders>
-              <w:top w:val="single" w:color="999999" w:sz="4"/>
-              <w:left w:val="single" w:color="999999" w:sz="4"/>
-              <w:bottom w:val="single" w:color="999999" w:sz="4"/>
-              <w:right w:val="single" w:color="999999" w:sz="4"/>
-            </w:tcBorders>
-          </w:tcPr>
-          <w:p>
-            <w:r>
-              <w:rPr>
-                <w:rFonts w:ascii="Calibri" w:cs="Calibri" w:eastAsia="Calibri" w:hAnsi="Calibri"/>
-                <w:sz w:val="22"/>
-                <w:szCs w:val="22"/>
-              </w:rPr>
-              <w:t xml:space="preserve">Tells the participant, and anyone they choose to involve, what happened and what we are doing about it. Tells them how we managed the incident once it is closed.</w:t>
-            </w:r>
-          </w:p>
-        </w:tc>
-        <w:tc>
-          <w:tcPr>
-            <w:tcW w:type="dxa" w:w="3000"/>
-            <w:tcBorders>
-              <w:top w:val="single" w:color="999999" w:sz="4"/>
-              <w:left w:val="single" w:color="999999" w:sz="4"/>
-              <w:bottom w:val="single" w:color="999999" w:sz="4"/>
-              <w:right w:val="single" w:color="999999" w:sz="4"/>
-            </w:tcBorders>
-          </w:tcPr>
-          <w:p>
-            <w:r>
-              <w:rPr>
-                <w:rFonts w:ascii="Calibri" w:cs="Calibri" w:eastAsia="Calibri" w:hAnsi="Calibri"/>
-                <w:sz w:val="22"/>
-                <w:szCs w:val="22"/>
-              </w:rPr>
-              <w:t xml:space="preserve">As soon as it is safe to do so, and again when the incident is closed</w:t>
+              <w:t xml:space="preserve">Owner and key personnel (sole trader)</w:t>
+            </w:r>
+          </w:p>
+        </w:tc>
+        <w:tc>
+          <w:tcPr>
+            <w:tcW w:type="dxa" w:w="3000"/>
+            <w:tcBorders>
+              <w:top w:val="single" w:color="999999" w:sz="4"/>
+              <w:left w:val="single" w:color="999999" w:sz="4"/>
+              <w:bottom w:val="single" w:color="999999" w:sz="4"/>
+              <w:right w:val="single" w:color="999999" w:sz="4"/>
+            </w:tcBorders>
+          </w:tcPr>
+          <w:p>
+            <w:r>
+              <w:rPr>
+                <w:rFonts w:ascii="Calibri" w:cs="Calibri" w:eastAsia="Calibri" w:hAnsi="Calibri"/>
+                <w:sz w:val="22"/>
+                <w:szCs w:val="22"/>
+              </w:rPr>
+              <w:t xml:space="preserve">Tells the participant, and anyone they choose, how we handled an incident involving them.</w:t>
+            </w:r>
+          </w:p>
+        </w:tc>
+        <w:tc>
+          <w:tcPr>
+            <w:tcW w:type="dxa" w:w="3000"/>
+            <w:tcBorders>
+              <w:top w:val="single" w:color="999999" w:sz="4"/>
+              <w:left w:val="single" w:color="999999" w:sz="4"/>
+              <w:bottom w:val="single" w:color="999999" w:sz="4"/>
+              <w:right w:val="single" w:color="999999" w:sz="4"/>
+            </w:tcBorders>
+          </w:tcPr>
+          <w:p>
+            <w:r>
+              <w:rPr>
+                <w:rFonts w:ascii="Calibri" w:cs="Calibri" w:eastAsia="Calibri" w:hAnsi="Calibri"/>
+                <w:sz w:val="22"/>
+                <w:szCs w:val="22"/>
+              </w:rPr>
+              <w:t xml:space="preserve">After the incident is managed</w:t>
             </w:r>
           </w:p>
         </w:tc>
@@ -2693,49 +2648,114 @@
                 <w:sz w:val="22"/>
                 <w:szCs w:val="22"/>
               </w:rPr>
-              <w:t xml:space="preserve">Owner acting as reviewer</w:t>
-            </w:r>
-          </w:p>
-        </w:tc>
-        <w:tc>
-          <w:tcPr>
-            <w:tcW w:type="dxa" w:w="3000"/>
-            <w:tcBorders>
-              <w:top w:val="single" w:color="999999" w:sz="4"/>
-              <w:left w:val="single" w:color="999999" w:sz="4"/>
-              <w:bottom w:val="single" w:color="999999" w:sz="4"/>
-              <w:right w:val="single" w:color="999999" w:sz="4"/>
-            </w:tcBorders>
-          </w:tcPr>
-          <w:p>
-            <w:r>
-              <w:rPr>
-                <w:rFonts w:ascii="Calibri" w:cs="Calibri" w:eastAsia="Calibri" w:hAnsi="Calibri"/>
-                <w:sz w:val="22"/>
-                <w:szCs w:val="22"/>
-              </w:rPr>
-              <w:t xml:space="preserve">Reviews the incident register for patterns. Reviews this policy. Asks participants for their views and records any changes we make.</w:t>
-            </w:r>
-          </w:p>
-        </w:tc>
-        <w:tc>
-          <w:tcPr>
-            <w:tcW w:type="dxa" w:w="3000"/>
-            <w:tcBorders>
-              <w:top w:val="single" w:color="999999" w:sz="4"/>
-              <w:left w:val="single" w:color="999999" w:sz="4"/>
-              <w:bottom w:val="single" w:color="999999" w:sz="4"/>
-              <w:right w:val="single" w:color="999999" w:sz="4"/>
-            </w:tcBorders>
-          </w:tcPr>
-          <w:p>
-            <w:r>
-              <w:rPr>
-                <w:rFonts w:ascii="Calibri" w:cs="Calibri" w:eastAsia="Calibri" w:hAnsi="Calibri"/>
-                <w:sz w:val="22"/>
-                <w:szCs w:val="22"/>
-              </w:rPr>
-              <w:t xml:space="preserve">At least every 12 months, and after any serious incident</w:t>
+              <w:t xml:space="preserve">Owner and key personnel (sole trader)</w:t>
+            </w:r>
+          </w:p>
+        </w:tc>
+        <w:tc>
+          <w:tcPr>
+            <w:tcW w:type="dxa" w:w="3000"/>
+            <w:tcBorders>
+              <w:top w:val="single" w:color="999999" w:sz="4"/>
+              <w:left w:val="single" w:color="999999" w:sz="4"/>
+              <w:bottom w:val="single" w:color="999999" w:sz="4"/>
+              <w:right w:val="single" w:color="999999" w:sz="4"/>
+            </w:tcBorders>
+          </w:tcPr>
+          <w:p>
+            <w:r>
+              <w:rPr>
+                <w:rFonts w:ascii="Calibri" w:cs="Calibri" w:eastAsia="Calibri" w:hAnsi="Calibri"/>
+                <w:sz w:val="22"/>
+                <w:szCs w:val="22"/>
+              </w:rPr>
+              <w:t xml:space="preserve">Reviews the Incident register for patterns. Asks participants for their views. Updates our practice and this policy.</w:t>
+            </w:r>
+          </w:p>
+        </w:tc>
+        <w:tc>
+          <w:tcPr>
+            <w:tcW w:type="dxa" w:w="3000"/>
+            <w:tcBorders>
+              <w:top w:val="single" w:color="999999" w:sz="4"/>
+              <w:left w:val="single" w:color="999999" w:sz="4"/>
+              <w:bottom w:val="single" w:color="999999" w:sz="4"/>
+              <w:right w:val="single" w:color="999999" w:sz="4"/>
+            </w:tcBorders>
+          </w:tcPr>
+          <w:p>
+            <w:r>
+              <w:rPr>
+                <w:rFonts w:ascii="Calibri" w:cs="Calibri" w:eastAsia="Calibri" w:hAnsi="Calibri"/>
+                <w:sz w:val="22"/>
+                <w:szCs w:val="22"/>
+              </w:rPr>
+              <w:t xml:space="preserve">At least every 12 months</w:t>
+            </w:r>
+          </w:p>
+        </w:tc>
+      </w:tr>
+      <w:tr>
+        <w:tc>
+          <w:tcPr>
+            <w:tcW w:type="dxa" w:w="3000"/>
+            <w:tcBorders>
+              <w:top w:val="single" w:color="999999" w:sz="4"/>
+              <w:left w:val="single" w:color="999999" w:sz="4"/>
+              <w:bottom w:val="single" w:color="999999" w:sz="4"/>
+              <w:right w:val="single" w:color="999999" w:sz="4"/>
+            </w:tcBorders>
+          </w:tcPr>
+          <w:p>
+            <w:r>
+              <w:rPr>
+                <w:rFonts w:ascii="Calibri" w:cs="Calibri" w:eastAsia="Calibri" w:hAnsi="Calibri"/>
+                <w:sz w:val="22"/>
+                <w:szCs w:val="22"/>
+              </w:rPr>
+              <w:t xml:space="preserve">Owner and key personnel (sole trader)</w:t>
+            </w:r>
+          </w:p>
+        </w:tc>
+        <w:tc>
+          <w:tcPr>
+            <w:tcW w:type="dxa" w:w="3000"/>
+            <w:tcBorders>
+              <w:top w:val="single" w:color="999999" w:sz="4"/>
+              <w:left w:val="single" w:color="999999" w:sz="4"/>
+              <w:bottom w:val="single" w:color="999999" w:sz="4"/>
+              <w:right w:val="single" w:color="999999" w:sz="4"/>
+            </w:tcBorders>
+          </w:tcPr>
+          <w:p>
+            <w:r>
+              <w:rPr>
+                <w:rFonts w:ascii="Calibri" w:cs="Calibri" w:eastAsia="Calibri" w:hAnsi="Calibri"/>
+                <w:sz w:val="22"/>
+                <w:szCs w:val="22"/>
+              </w:rPr>
+              <w:t xml:space="preserve">Keeps own training on incident management up to date, including the Rules and this procedure.</w:t>
+            </w:r>
+          </w:p>
+        </w:tc>
+        <w:tc>
+          <w:tcPr>
+            <w:tcW w:type="dxa" w:w="3000"/>
+            <w:tcBorders>
+              <w:top w:val="single" w:color="999999" w:sz="4"/>
+              <w:left w:val="single" w:color="999999" w:sz="4"/>
+              <w:bottom w:val="single" w:color="999999" w:sz="4"/>
+              <w:right w:val="single" w:color="999999" w:sz="4"/>
+            </w:tcBorders>
+          </w:tcPr>
+          <w:p>
+            <w:r>
+              <w:rPr>
+                <w:rFonts w:ascii="Calibri" w:cs="Calibri" w:eastAsia="Calibri" w:hAnsi="Calibri"/>
+                <w:sz w:val="22"/>
+                <w:szCs w:val="22"/>
+              </w:rPr>
+              <w:t xml:space="preserve">At setup and each review</w:t>
             </w:r>
           </w:p>
         </w:tc>
@@ -2764,7 +2784,7 @@
           <w:sz w:val="22"/>
           <w:szCs w:val="22"/>
         </w:rPr>
-        <w:t xml:space="preserve">We do not use restrictive practices. If we ever need to use one, we will treat it as a reportable incident and update this policy first.</w:t>
+        <w:t xml:space="preserve">We deliver household tasks support in New South Wales. We do not use restrictive practices, so we have no separate role for approving or monitoring them.</w:t>
       </w:r>
     </w:p>
     <w:tbl>
@@ -2803,7 +2823,7 @@
                 <w:sz w:val="22"/>
                 <w:szCs w:val="22"/>
               </w:rPr>
-              <w:t xml:space="preserve">[Provider to complete: name and contact details of any person who will cover for you if you are unwell or unavailable and an incident happens, if you have arranged one.]</w:t>
+              <w:t xml:space="preserve">[Provider to complete: name a trusted person, such as a mentor or another registered provider, who can act for us or be contacted if the owner is unwell or unavailable when an incident happens.]</w:t>
             </w:r>
           </w:p>
         </w:tc>
@@ -2874,6 +2894,551 @@
           <w:bCs/>
         </w:rPr>
         <w:t xml:space="preserve">8 Incident procedure</w:t>
+      </w:r>
+    </w:p>
+    <w:p>
+      <w:pPr>
+        <w:spacing w:after="120"/>
+      </w:pPr>
+      <w:r>
+        <w:rPr>
+          <w:rFonts w:ascii="Calibri" w:cs="Calibri" w:eastAsia="Calibri" w:hAnsi="Calibri"/>
+          <w:sz w:val="22"/>
+          <w:szCs w:val="22"/>
+        </w:rPr>
+        <w:t xml:space="preserve">Sunrise Supports is run by one person. The owner is the only worker and the only key person. This means the owner does every step below. The steps are short because the business is small. We still follow every step each time.</w:t>
+      </w:r>
+    </w:p>
+    <w:p>
+      <w:pPr>
+        <w:pStyle w:val="ListParagraph"/>
+        <w:numPr>
+          <w:ilvl w:val="0"/>
+          <w:numId w:val="4"/>
+        </w:numPr>
+        <w:spacing w:after="60"/>
+      </w:pPr>
+      <w:r>
+        <w:rPr>
+          <w:rFonts w:ascii="Calibri" w:cs="Calibri" w:eastAsia="Calibri" w:hAnsi="Calibri"/>
+          <w:sz w:val="22"/>
+          <w:szCs w:val="22"/>
+        </w:rPr>
+        <w:t xml:space="preserve">Make everyone safe first. If a participant or anyone else is in danger or needs medical help, call 000. Give first aid if we are trained to do so. Stay until help arrives or the person is safe.</w:t>
+      </w:r>
+    </w:p>
+    <w:p>
+      <w:pPr>
+        <w:pStyle w:val="ListParagraph"/>
+        <w:numPr>
+          <w:ilvl w:val="0"/>
+          <w:numId w:val="4"/>
+        </w:numPr>
+        <w:spacing w:after="60"/>
+      </w:pPr>
+      <w:r>
+        <w:rPr>
+          <w:rFonts w:ascii="Calibri" w:cs="Calibri" w:eastAsia="Calibri" w:hAnsi="Calibri"/>
+          <w:sz w:val="22"/>
+          <w:szCs w:val="22"/>
+        </w:rPr>
+        <w:t xml:space="preserve">Stop the cause of harm where we can do it safely. For example, make a hazard in the home safe, or stop a task that is causing harm.</w:t>
+      </w:r>
+    </w:p>
+    <w:p>
+      <w:pPr>
+        <w:pStyle w:val="ListParagraph"/>
+        <w:numPr>
+          <w:ilvl w:val="0"/>
+          <w:numId w:val="4"/>
+        </w:numPr>
+        <w:spacing w:after="60"/>
+      </w:pPr>
+      <w:r>
+        <w:rPr>
+          <w:rFonts w:ascii="Calibri" w:cs="Calibri" w:eastAsia="Calibri" w:hAnsi="Calibri"/>
+          <w:sz w:val="22"/>
+          <w:szCs w:val="22"/>
+        </w:rPr>
+        <w:t xml:space="preserve">Write down what happened as soon as it is safe to do so, and on the same day. Record the date, time, place, who was involved, what we saw and heard, and what we did. Record facts only. Do not guess.</w:t>
+      </w:r>
+    </w:p>
+    <w:p>
+      <w:pPr>
+        <w:pStyle w:val="ListParagraph"/>
+        <w:numPr>
+          <w:ilvl w:val="0"/>
+          <w:numId w:val="4"/>
+        </w:numPr>
+        <w:spacing w:after="60"/>
+      </w:pPr>
+      <w:r>
+        <w:rPr>
+          <w:rFonts w:ascii="Calibri" w:cs="Calibri" w:eastAsia="Calibri" w:hAnsi="Calibri"/>
+          <w:sz w:val="22"/>
+          <w:szCs w:val="22"/>
+        </w:rPr>
+        <w:t xml:space="preserve">Enter the incident in the Incident register. Use the participant's first name or an ID, not their full details, in any shared copy.</w:t>
+      </w:r>
+    </w:p>
+    <w:p>
+      <w:pPr>
+        <w:pStyle w:val="ListParagraph"/>
+        <w:numPr>
+          <w:ilvl w:val="0"/>
+          <w:numId w:val="4"/>
+        </w:numPr>
+        <w:spacing w:after="60"/>
+      </w:pPr>
+      <w:r>
+        <w:rPr>
+          <w:rFonts w:ascii="Calibri" w:cs="Calibri" w:eastAsia="Calibri" w:hAnsi="Calibri"/>
+          <w:sz w:val="22"/>
+          <w:szCs w:val="22"/>
+        </w:rPr>
+        <w:t xml:space="preserve">Decide if the incident is a reportable incident. Use section 7 Reportable incidents. That section holds the definitions and the timeframes. If it is reportable, follow it and do not wait to finish the other steps.</w:t>
+      </w:r>
+    </w:p>
+    <w:p>
+      <w:pPr>
+        <w:pStyle w:val="ListParagraph"/>
+        <w:numPr>
+          <w:ilvl w:val="0"/>
+          <w:numId w:val="4"/>
+        </w:numPr>
+        <w:spacing w:after="60"/>
+      </w:pPr>
+      <w:r>
+        <w:rPr>
+          <w:rFonts w:ascii="Calibri" w:cs="Calibri" w:eastAsia="Calibri" w:hAnsi="Calibri"/>
+          <w:sz w:val="22"/>
+          <w:szCs w:val="22"/>
+        </w:rPr>
+        <w:t xml:space="preserve">Tell the participant what happened and what we are doing about it, in a way they understand. Ask whether they want a family member, nominee, advocate or other support person told. Record what they say.</w:t>
+      </w:r>
+    </w:p>
+    <w:p>
+      <w:pPr>
+        <w:pStyle w:val="ListParagraph"/>
+        <w:numPr>
+          <w:ilvl w:val="0"/>
+          <w:numId w:val="4"/>
+        </w:numPr>
+        <w:spacing w:after="60"/>
+      </w:pPr>
+      <w:r>
+        <w:rPr>
+          <w:rFonts w:ascii="Calibri" w:cs="Calibri" w:eastAsia="Calibri" w:hAnsi="Calibri"/>
+          <w:sz w:val="22"/>
+          <w:szCs w:val="22"/>
+        </w:rPr>
+        <w:t xml:space="preserve">Tell other people who need to know, such as the participant's plan manager or support coordinator, only with the participant's agreement unless the law requires us to share the information. Record who we told and when.</w:t>
+      </w:r>
+    </w:p>
+    <w:p>
+      <w:pPr>
+        <w:pStyle w:val="ListParagraph"/>
+        <w:numPr>
+          <w:ilvl w:val="0"/>
+          <w:numId w:val="4"/>
+        </w:numPr>
+        <w:spacing w:after="60"/>
+      </w:pPr>
+      <w:r>
+        <w:rPr>
+          <w:rFonts w:ascii="Calibri" w:cs="Calibri" w:eastAsia="Calibri" w:hAnsi="Calibri"/>
+          <w:sz w:val="22"/>
+          <w:szCs w:val="22"/>
+        </w:rPr>
+        <w:t xml:space="preserve">Look into what happened. Ask what led to it, what we did, and what could have prevented it. Because we are a sole trader, we also ask someone we trust outside the business to read our findings for a second view where this is practical.</w:t>
+      </w:r>
+    </w:p>
+    <w:p>
+      <w:pPr>
+        <w:pStyle w:val="ListParagraph"/>
+        <w:numPr>
+          <w:ilvl w:val="0"/>
+          <w:numId w:val="4"/>
+        </w:numPr>
+        <w:spacing w:after="60"/>
+      </w:pPr>
+      <w:r>
+        <w:rPr>
+          <w:rFonts w:ascii="Calibri" w:cs="Calibri" w:eastAsia="Calibri" w:hAnsi="Calibri"/>
+          <w:sz w:val="22"/>
+          <w:szCs w:val="22"/>
+        </w:rPr>
+        <w:t xml:space="preserve">Decide what we will change. Examples are a new step in how we do a household task, a change to the home risk check, or more training for ourselves. Write the action, the date we will finish it and the result in the Incident register.</w:t>
+      </w:r>
+    </w:p>
+    <w:p>
+      <w:pPr>
+        <w:pStyle w:val="ListParagraph"/>
+        <w:numPr>
+          <w:ilvl w:val="0"/>
+          <w:numId w:val="4"/>
+        </w:numPr>
+        <w:spacing w:after="60"/>
+      </w:pPr>
+      <w:r>
+        <w:rPr>
+          <w:rFonts w:ascii="Calibri" w:cs="Calibri" w:eastAsia="Calibri" w:hAnsi="Calibri"/>
+          <w:sz w:val="22"/>
+          <w:szCs w:val="22"/>
+        </w:rPr>
+        <w:t xml:space="preserve">Check back with the participant. Tell them what we found and what we changed. Ask if they are satisfied with how we handled it. Record their answer.</w:t>
+      </w:r>
+    </w:p>
+    <w:p>
+      <w:pPr>
+        <w:pStyle w:val="ListParagraph"/>
+        <w:numPr>
+          <w:ilvl w:val="0"/>
+          <w:numId w:val="4"/>
+        </w:numPr>
+        <w:spacing w:after="60"/>
+      </w:pPr>
+      <w:r>
+        <w:rPr>
+          <w:rFonts w:ascii="Calibri" w:cs="Calibri" w:eastAsia="Calibri" w:hAnsi="Calibri"/>
+          <w:sz w:val="22"/>
+          <w:szCs w:val="22"/>
+        </w:rPr>
+        <w:t xml:space="preserve">Close the incident in the Incident register only when all actions are done and the participant has been told the outcome.</w:t>
+      </w:r>
+    </w:p>
+    <w:p>
+      <w:pPr>
+        <w:pStyle w:val="ListParagraph"/>
+        <w:numPr>
+          <w:ilvl w:val="0"/>
+          <w:numId w:val="4"/>
+        </w:numPr>
+        <w:spacing w:after="60"/>
+      </w:pPr>
+      <w:r>
+        <w:rPr>
+          <w:rFonts w:ascii="Calibri" w:cs="Calibri" w:eastAsia="Calibri" w:hAnsi="Calibri"/>
+          <w:sz w:val="22"/>
+          <w:szCs w:val="22"/>
+        </w:rPr>
+        <w:t xml:space="preserve">Review the Incident register at least every 3 months. Look for patterns in causes, places and times. Update our procedures when we find a pattern. Record the review date.</w:t>
+      </w:r>
+    </w:p>
+    <w:p>
+      <w:pPr>
+        <w:spacing w:after="120"/>
+      </w:pPr>
+      <w:r>
+        <w:rPr>
+          <w:rFonts w:ascii="Calibri" w:cs="Calibri" w:eastAsia="Calibri" w:hAnsi="Calibri"/>
+          <w:sz w:val="22"/>
+          <w:szCs w:val="22"/>
+        </w:rPr>
+        <w:t xml:space="preserve">We do not use restrictive practices. If we ever use or are asked to use a restrictive practice, we treat it as an incident, stop, and follow section 7 Reportable incidents.</w:t>
+      </w:r>
+    </w:p>
+    <w:tbl>
+      <w:tblPr>
+        <w:tblW w:type="dxa" w:w="9000"/>
+        <w:tblBorders>
+          <w:top w:val="single" w:color="auto" w:sz="4"/>
+          <w:left w:val="single" w:color="auto" w:sz="4"/>
+          <w:bottom w:val="single" w:color="auto" w:sz="4"/>
+          <w:right w:val="single" w:color="auto" w:sz="4"/>
+          <w:insideH w:val="single" w:color="auto" w:sz="4"/>
+          <w:insideV w:val="single" w:color="auto" w:sz="4"/>
+        </w:tblBorders>
+      </w:tblPr>
+      <w:tblGrid>
+        <w:gridCol w:w="3000"/>
+        <w:gridCol w:w="3000"/>
+        <w:gridCol w:w="3000"/>
+      </w:tblGrid>
+      <w:tr>
+        <w:trPr>
+          <w:tblHeader/>
+        </w:trPr>
+        <w:tc>
+          <w:tcPr>
+            <w:tcW w:type="dxa" w:w="3000"/>
+            <w:tcBorders>
+              <w:top w:val="single" w:color="999999" w:sz="4"/>
+              <w:left w:val="single" w:color="999999" w:sz="4"/>
+              <w:bottom w:val="single" w:color="999999" w:sz="4"/>
+              <w:right w:val="single" w:color="999999" w:sz="4"/>
+            </w:tcBorders>
+            <w:shd w:fill="EEEEEE" w:val="clear"/>
+          </w:tcPr>
+          <w:p>
+            <w:r>
+              <w:rPr>
+                <w:rFonts w:ascii="Calibri" w:cs="Calibri" w:eastAsia="Calibri" w:hAnsi="Calibri"/>
+                <w:b/>
+                <w:bCs/>
+                <w:sz w:val="22"/>
+                <w:szCs w:val="22"/>
+              </w:rPr>
+              <w:t xml:space="preserve">Role</w:t>
+            </w:r>
+          </w:p>
+        </w:tc>
+        <w:tc>
+          <w:tcPr>
+            <w:tcW w:type="dxa" w:w="3000"/>
+            <w:tcBorders>
+              <w:top w:val="single" w:color="999999" w:sz="4"/>
+              <w:left w:val="single" w:color="999999" w:sz="4"/>
+              <w:bottom w:val="single" w:color="999999" w:sz="4"/>
+              <w:right w:val="single" w:color="999999" w:sz="4"/>
+            </w:tcBorders>
+            <w:shd w:fill="EEEEEE" w:val="clear"/>
+          </w:tcPr>
+          <w:p>
+            <w:r>
+              <w:rPr>
+                <w:rFonts w:ascii="Calibri" w:cs="Calibri" w:eastAsia="Calibri" w:hAnsi="Calibri"/>
+                <w:b/>
+                <w:bCs/>
+                <w:sz w:val="22"/>
+                <w:szCs w:val="22"/>
+              </w:rPr>
+              <w:t xml:space="preserve">Does what</w:t>
+            </w:r>
+          </w:p>
+        </w:tc>
+        <w:tc>
+          <w:tcPr>
+            <w:tcW w:type="dxa" w:w="3000"/>
+            <w:tcBorders>
+              <w:top w:val="single" w:color="999999" w:sz="4"/>
+              <w:left w:val="single" w:color="999999" w:sz="4"/>
+              <w:bottom w:val="single" w:color="999999" w:sz="4"/>
+              <w:right w:val="single" w:color="999999" w:sz="4"/>
+            </w:tcBorders>
+            <w:shd w:fill="EEEEEE" w:val="clear"/>
+          </w:tcPr>
+          <w:p>
+            <w:r>
+              <w:rPr>
+                <w:rFonts w:ascii="Calibri" w:cs="Calibri" w:eastAsia="Calibri" w:hAnsi="Calibri"/>
+                <w:b/>
+                <w:bCs/>
+                <w:sz w:val="22"/>
+                <w:szCs w:val="22"/>
+              </w:rPr>
+              <w:t xml:space="preserve">When</w:t>
+            </w:r>
+          </w:p>
+        </w:tc>
+      </w:tr>
+      <w:tr>
+        <w:tc>
+          <w:tcPr>
+            <w:tcW w:type="dxa" w:w="3000"/>
+            <w:tcBorders>
+              <w:top w:val="single" w:color="999999" w:sz="4"/>
+              <w:left w:val="single" w:color="999999" w:sz="4"/>
+              <w:bottom w:val="single" w:color="999999" w:sz="4"/>
+              <w:right w:val="single" w:color="999999" w:sz="4"/>
+            </w:tcBorders>
+          </w:tcPr>
+          <w:p>
+            <w:r>
+              <w:rPr>
+                <w:rFonts w:ascii="Calibri" w:cs="Calibri" w:eastAsia="Calibri" w:hAnsi="Calibri"/>
+                <w:sz w:val="22"/>
+                <w:szCs w:val="22"/>
+              </w:rPr>
+              <w:t xml:space="preserve">Owner and only worker</w:t>
+            </w:r>
+          </w:p>
+        </w:tc>
+        <w:tc>
+          <w:tcPr>
+            <w:tcW w:type="dxa" w:w="3000"/>
+            <w:tcBorders>
+              <w:top w:val="single" w:color="999999" w:sz="4"/>
+              <w:left w:val="single" w:color="999999" w:sz="4"/>
+              <w:bottom w:val="single" w:color="999999" w:sz="4"/>
+              <w:right w:val="single" w:color="999999" w:sz="4"/>
+            </w:tcBorders>
+          </w:tcPr>
+          <w:p>
+            <w:r>
+              <w:rPr>
+                <w:rFonts w:ascii="Calibri" w:cs="Calibri" w:eastAsia="Calibri" w:hAnsi="Calibri"/>
+                <w:sz w:val="22"/>
+                <w:szCs w:val="22"/>
+              </w:rPr>
+              <w:t xml:space="preserve">Responds, records, reports, investigates, tells the participant and reviews the register</w:t>
+            </w:r>
+          </w:p>
+        </w:tc>
+        <w:tc>
+          <w:tcPr>
+            <w:tcW w:type="dxa" w:w="3000"/>
+            <w:tcBorders>
+              <w:top w:val="single" w:color="999999" w:sz="4"/>
+              <w:left w:val="single" w:color="999999" w:sz="4"/>
+              <w:bottom w:val="single" w:color="999999" w:sz="4"/>
+              <w:right w:val="single" w:color="999999" w:sz="4"/>
+            </w:tcBorders>
+          </w:tcPr>
+          <w:p>
+            <w:r>
+              <w:rPr>
+                <w:rFonts w:ascii="Calibri" w:cs="Calibri" w:eastAsia="Calibri" w:hAnsi="Calibri"/>
+                <w:sz w:val="22"/>
+                <w:szCs w:val="22"/>
+              </w:rPr>
+              <w:t xml:space="preserve">Every incident, from the first moment until it is closed</w:t>
+            </w:r>
+          </w:p>
+        </w:tc>
+      </w:tr>
+      <w:tr>
+        <w:tc>
+          <w:tcPr>
+            <w:tcW w:type="dxa" w:w="3000"/>
+            <w:tcBorders>
+              <w:top w:val="single" w:color="999999" w:sz="4"/>
+              <w:left w:val="single" w:color="999999" w:sz="4"/>
+              <w:bottom w:val="single" w:color="999999" w:sz="4"/>
+              <w:right w:val="single" w:color="999999" w:sz="4"/>
+            </w:tcBorders>
+          </w:tcPr>
+          <w:p>
+            <w:r>
+              <w:rPr>
+                <w:rFonts w:ascii="Calibri" w:cs="Calibri" w:eastAsia="Calibri" w:hAnsi="Calibri"/>
+                <w:sz w:val="22"/>
+                <w:szCs w:val="22"/>
+              </w:rPr>
+              <w:t xml:space="preserve">Owner and only worker</w:t>
+            </w:r>
+          </w:p>
+        </w:tc>
+        <w:tc>
+          <w:tcPr>
+            <w:tcW w:type="dxa" w:w="3000"/>
+            <w:tcBorders>
+              <w:top w:val="single" w:color="999999" w:sz="4"/>
+              <w:left w:val="single" w:color="999999" w:sz="4"/>
+              <w:bottom w:val="single" w:color="999999" w:sz="4"/>
+              <w:right w:val="single" w:color="999999" w:sz="4"/>
+            </w:tcBorders>
+          </w:tcPr>
+          <w:p>
+            <w:r>
+              <w:rPr>
+                <w:rFonts w:ascii="Calibri" w:cs="Calibri" w:eastAsia="Calibri" w:hAnsi="Calibri"/>
+                <w:sz w:val="22"/>
+                <w:szCs w:val="22"/>
+              </w:rPr>
+              <w:t xml:space="preserve">Reviews the Incident register for patterns and updates procedures</w:t>
+            </w:r>
+          </w:p>
+        </w:tc>
+        <w:tc>
+          <w:tcPr>
+            <w:tcW w:type="dxa" w:w="3000"/>
+            <w:tcBorders>
+              <w:top w:val="single" w:color="999999" w:sz="4"/>
+              <w:left w:val="single" w:color="999999" w:sz="4"/>
+              <w:bottom w:val="single" w:color="999999" w:sz="4"/>
+              <w:right w:val="single" w:color="999999" w:sz="4"/>
+            </w:tcBorders>
+          </w:tcPr>
+          <w:p>
+            <w:r>
+              <w:rPr>
+                <w:rFonts w:ascii="Calibri" w:cs="Calibri" w:eastAsia="Calibri" w:hAnsi="Calibri"/>
+                <w:sz w:val="22"/>
+                <w:szCs w:val="22"/>
+              </w:rPr>
+              <w:t xml:space="preserve">At least every 3 months</w:t>
+            </w:r>
+          </w:p>
+        </w:tc>
+      </w:tr>
+      <w:tr>
+        <w:tc>
+          <w:tcPr>
+            <w:tcW w:type="dxa" w:w="3000"/>
+            <w:tcBorders>
+              <w:top w:val="single" w:color="999999" w:sz="4"/>
+              <w:left w:val="single" w:color="999999" w:sz="4"/>
+              <w:bottom w:val="single" w:color="999999" w:sz="4"/>
+              <w:right w:val="single" w:color="999999" w:sz="4"/>
+            </w:tcBorders>
+          </w:tcPr>
+          <w:p>
+            <w:r>
+              <w:rPr>
+                <w:rFonts w:ascii="Calibri" w:cs="Calibri" w:eastAsia="Calibri" w:hAnsi="Calibri"/>
+                <w:sz w:val="22"/>
+                <w:szCs w:val="22"/>
+              </w:rPr>
+              <w:t xml:space="preserve">Outside reviewer</w:t>
+            </w:r>
+          </w:p>
+        </w:tc>
+        <w:tc>
+          <w:tcPr>
+            <w:tcW w:type="dxa" w:w="3000"/>
+            <w:tcBorders>
+              <w:top w:val="single" w:color="999999" w:sz="4"/>
+              <w:left w:val="single" w:color="999999" w:sz="4"/>
+              <w:bottom w:val="single" w:color="999999" w:sz="4"/>
+              <w:right w:val="single" w:color="999999" w:sz="4"/>
+            </w:tcBorders>
+          </w:tcPr>
+          <w:p>
+            <w:r>
+              <w:rPr>
+                <w:rFonts w:ascii="Calibri" w:cs="Calibri" w:eastAsia="Calibri" w:hAnsi="Calibri"/>
+                <w:sz w:val="22"/>
+                <w:szCs w:val="22"/>
+              </w:rPr>
+              <w:t xml:space="preserve">Reads our findings and gives a second view</w:t>
+            </w:r>
+          </w:p>
+        </w:tc>
+        <w:tc>
+          <w:tcPr>
+            <w:tcW w:type="dxa" w:w="3000"/>
+            <w:tcBorders>
+              <w:top w:val="single" w:color="999999" w:sz="4"/>
+              <w:left w:val="single" w:color="999999" w:sz="4"/>
+              <w:bottom w:val="single" w:color="999999" w:sz="4"/>
+              <w:right w:val="single" w:color="999999" w:sz="4"/>
+            </w:tcBorders>
+          </w:tcPr>
+          <w:p>
+            <w:r>
+              <w:rPr>
+                <w:rFonts w:ascii="Calibri" w:cs="Calibri" w:eastAsia="Calibri" w:hAnsi="Calibri"/>
+                <w:sz w:val="22"/>
+                <w:szCs w:val="22"/>
+              </w:rPr>
+              <w:t xml:space="preserve">After a serious incident, where practical</w:t>
+            </w:r>
+          </w:p>
+        </w:tc>
+      </w:tr>
+    </w:tbl>
+    <w:p>
+      <w:pPr>
+        <w:spacing w:after="120"/>
+      </w:pPr>
+      <w:r>
+        <w:rPr>
+          <w:rFonts w:ascii="Calibri" w:cs="Calibri" w:eastAsia="Calibri" w:hAnsi="Calibri"/>
+          <w:sz w:val="22"/>
+          <w:szCs w:val="22"/>
+        </w:rPr>
+        <w:t xml:space="preserve"/>
       </w:r>
     </w:p>
     <w:tbl>
@@ -2912,62 +3477,7 @@
                 <w:sz w:val="22"/>
                 <w:szCs w:val="22"/>
               </w:rPr>
-              <w:t xml:space="preserve">Review and complete: this section could not be drafted automatically.</w:t>
-            </w:r>
-          </w:p>
-        </w:tc>
-      </w:tr>
-    </w:tbl>
-    <w:p>
-      <w:pPr>
-        <w:spacing w:after="120"/>
-      </w:pPr>
-      <w:r>
-        <w:rPr>
-          <w:rFonts w:ascii="Calibri" w:cs="Calibri" w:eastAsia="Calibri" w:hAnsi="Calibri"/>
-          <w:sz w:val="22"/>
-          <w:szCs w:val="22"/>
-        </w:rPr>
-        <w:t xml:space="preserve"/>
-      </w:r>
-    </w:p>
-    <w:tbl>
-      <w:tblPr>
-        <w:tblW w:type="dxa" w:w="9000"/>
-        <w:tblBorders>
-          <w:top w:val="single" w:color="auto" w:sz="4"/>
-          <w:left w:val="single" w:color="auto" w:sz="4"/>
-          <w:bottom w:val="single" w:color="auto" w:sz="4"/>
-          <w:right w:val="single" w:color="auto" w:sz="4"/>
-          <w:insideH w:val="single" w:color="auto" w:sz="4"/>
-          <w:insideV w:val="single" w:color="auto" w:sz="4"/>
-        </w:tblBorders>
-      </w:tblPr>
-      <w:tblGrid>
-        <w:gridCol w:w="9000"/>
-      </w:tblGrid>
-      <w:tr>
-        <w:tc>
-          <w:tcPr>
-            <w:tcW w:type="dxa" w:w="9000"/>
-            <w:tcBorders>
-              <w:top w:val="single" w:color="999999" w:sz="4"/>
-              <w:left w:val="single" w:color="999999" w:sz="4"/>
-              <w:bottom w:val="single" w:color="999999" w:sz="4"/>
-              <w:right w:val="single" w:color="999999" w:sz="4"/>
-            </w:tcBorders>
-            <w:shd w:fill="FFF4CE" w:val="clear"/>
-          </w:tcPr>
-          <w:p>
-            <w:r>
-              <w:rPr>
-                <w:rFonts w:ascii="Calibri" w:cs="Calibri" w:eastAsia="Calibri" w:hAnsi="Calibri"/>
-                <w:i/>
-                <w:iCs/>
-                <w:sz w:val="22"/>
-                <w:szCs w:val="22"/>
-              </w:rPr>
-              <w:t xml:space="preserve">[Provider to complete: Incident procedure. Numbered steps sized to the business.]</w:t>
+              <w:t xml:space="preserve">[Provider to complete: name and contact details of the trusted outside person who will review serious incidents, and how participants can make a complaint if they are unhappy with how an incident was handled.]</w:t>
             </w:r>
           </w:p>
         </w:tc>
@@ -4144,6 +4654,12 @@
   </w:num>
   <w:num w:numId="3">
     <w:abstractNumId w:val="8"/>
+    <w:lvlOverride w:ilvl="0">
+      <w:startOverride w:val="1"/>
+    </w:lvlOverride>
+  </w:num>
+  <w:num w:numId="4">
+    <w:abstractNumId w:val="11"/>
     <w:lvlOverride w:ilvl="0">
       <w:startOverride w:val="1"/>
     </w:lvlOverride>

--- a/product/evidence/req-005/sole-trader/incident-management-policy-and-register.docx
+++ b/product/evidence/req-005/sole-trader/incident-management-policy-and-register.docx
@@ -1477,7 +1477,7 @@
           <w:sz w:val="22"/>
           <w:szCs w:val="22"/>
         </w:rPr>
-        <w:t xml:space="preserve">Sunrise Supports is run by one person, the owner. We have no workers. The owner does every task in this section. We deliver household tasks (support type 0120) in New South Wales, so the steps below fit that work.</w:t>
+        <w:t xml:space="preserve">Sunrise Supports is a sole trader business. We provide household tasks support in New South Wales. The owner does every step below. We do not use restrictive practices, so this section does not cover them.</w:t>
       </w:r>
     </w:p>
     <w:p>
@@ -1495,7 +1495,7 @@
           <w:sz w:val="22"/>
           <w:szCs w:val="22"/>
         </w:rPr>
-        <w:t xml:space="preserve">Prevent. Before we start with a participant, we explain how to tell us about an incident or concern, and we give the participant our information on how we manage incidents. At the first visit and on later visits, we check the home for hazards linked to household tasks, such as wet floors, cleaning products and heavy items.</w:t>
+        <w:t xml:space="preserve">Prevent incidents. Before we start with a participant, we talk with them about risks in their home and in the tasks we will do. We write down any risks and how we will manage them in the participant's file.</w:t>
       </w:r>
     </w:p>
     <w:p>
@@ -1513,7 +1513,7 @@
           <w:sz w:val="22"/>
           <w:szCs w:val="22"/>
         </w:rPr>
-        <w:t xml:space="preserve">Make it safe. If anyone is hurt or in danger, we call 000 first. Then we make the area safe and stay with the participant until help arrives or the risk has passed.</w:t>
+        <w:t xml:space="preserve">Make people safe first. If someone is hurt or in danger, we call 000. If there is no emergency, we stop the task that caused the problem and make the area safe.</w:t>
       </w:r>
     </w:p>
     <w:p>
@@ -1531,7 +1531,7 @@
           <w:sz w:val="22"/>
           <w:szCs w:val="22"/>
         </w:rPr>
-        <w:t xml:space="preserve">Tell the right people. We tell the participant what has happened. We also tell anyone the participant has asked us to contact, such as a family member or a support coordinator.</w:t>
+        <w:t xml:space="preserve">Tell the right people. We tell the participant, and the person they have chosen to be told, as soon as we can. We ask the participant what they want us to do next.</w:t>
       </w:r>
     </w:p>
     <w:p>
@@ -1549,7 +1549,7 @@
           <w:sz w:val="22"/>
           <w:szCs w:val="22"/>
         </w:rPr>
-        <w:t xml:space="preserve">Record it. We enter every incident in the Incident register on the day it happens. We write facts only: what happened, where, who was involved, what we did and who we told.</w:t>
+        <w:t xml:space="preserve">Record the incident in the Incident register on the same day. We write what happened, when, where, who was affected and what we did. We do not put anything in the register that is not needed.</w:t>
       </w:r>
     </w:p>
     <w:p>
@@ -1567,7 +1567,7 @@
           <w:sz w:val="22"/>
           <w:szCs w:val="22"/>
         </w:rPr>
-        <w:t xml:space="preserve">Decide if it is reportable. We check each incident against section 7 Reportable incidents. If it is reportable, we follow the steps and timeframes in that section.</w:t>
+        <w:t xml:space="preserve">Decide if the incident is reportable. We check what happened against section 7 Reportable incidents. That section sets out what we must report to the Commission and when.</w:t>
       </w:r>
     </w:p>
     <w:p>
@@ -1585,7 +1585,7 @@
           <w:sz w:val="22"/>
           <w:szCs w:val="22"/>
         </w:rPr>
-        <w:t xml:space="preserve">Find out why. We look at what led to the incident, what we did and what could have gone differently. We write our findings in the Incident register.</w:t>
+        <w:t xml:space="preserve">Look into what happened. We find out the cause and what could have prevented it. We write our findings and actions in the Incident register.</w:t>
       </w:r>
     </w:p>
     <w:p>
@@ -1603,7 +1603,7 @@
           <w:sz w:val="22"/>
           <w:szCs w:val="22"/>
         </w:rPr>
-        <w:t xml:space="preserve">Fix and learn. We decide what to change, such as how we check a home or how we do a task. We make the change and note it in the Incident register.</w:t>
+        <w:t xml:space="preserve">Tell the participant how we managed the incident. We explain what we found and what we have changed, in a way that suits them. We note this in the register.</w:t>
       </w:r>
     </w:p>
     <w:p>
@@ -1621,7 +1621,7 @@
           <w:sz w:val="22"/>
           <w:szCs w:val="22"/>
         </w:rPr>
-        <w:t xml:space="preserve">Close the loop with the participant. We tell the participant what we found and what we changed. We ask for their views and record them.</w:t>
+        <w:t xml:space="preserve">Learn from incidents. Every 3 months we review the Incident register for patterns and check that actions were finished. We ask participants for their views on how we handle incidents and use their feedback.</w:t>
       </w:r>
     </w:p>
     <w:p>
@@ -1639,7 +1639,7 @@
           <w:sz w:val="22"/>
           <w:szCs w:val="22"/>
         </w:rPr>
-        <w:t xml:space="preserve">Review. We read the whole Incident register at least once every 12 months. We look for patterns in causes and outcomes, and we update this document if we need to.</w:t>
+        <w:t xml:space="preserve">Review this policy every 12 months. We update it if our supports, our business or the rules change.</w:t>
       </w:r>
     </w:p>
     <w:p>
@@ -1657,20 +1657,7 @@
           <w:sz w:val="22"/>
           <w:szCs w:val="22"/>
         </w:rPr>
-        <w:t xml:space="preserve">If we take on workers. Before a worker starts, we will train them in this procedure and update our roles and records to match.</w:t>
-      </w:r>
-    </w:p>
-    <w:p>
-      <w:pPr>
-        <w:spacing w:after="120"/>
-      </w:pPr>
-      <w:r>
-        <w:rPr>
-          <w:rFonts w:ascii="Calibri" w:cs="Calibri" w:eastAsia="Calibri" w:hAnsi="Calibri"/>
-          <w:sz w:val="22"/>
-          <w:szCs w:val="22"/>
-        </w:rPr>
-        <w:t xml:space="preserve">We do not use restrictive practices. If one ever happens, we treat it as an incident and follow steps 2 to 8, and section 7 Reportable incidents.</w:t>
+        <w:t xml:space="preserve">Train anyone we engage. If we engage a worker, we train them on this procedure before they work alone, and we update this document to name their responsibilities.</w:t>
       </w:r>
     </w:p>
     <w:tbl>
@@ -1785,49 +1772,49 @@
                 <w:sz w:val="22"/>
                 <w:szCs w:val="22"/>
               </w:rPr>
-              <w:t xml:space="preserve">Owner, Sunrise Supports</w:t>
-            </w:r>
-          </w:p>
-        </w:tc>
-        <w:tc>
-          <w:tcPr>
-            <w:tcW w:type="dxa" w:w="3000"/>
-            <w:tcBorders>
-              <w:top w:val="single" w:color="999999" w:sz="4"/>
-              <w:left w:val="single" w:color="999999" w:sz="4"/>
-              <w:bottom w:val="single" w:color="999999" w:sz="4"/>
-              <w:right w:val="single" w:color="999999" w:sz="4"/>
-            </w:tcBorders>
-          </w:tcPr>
-          <w:p>
-            <w:r>
-              <w:rPr>
-                <w:rFonts w:ascii="Calibri" w:cs="Calibri" w:eastAsia="Calibri" w:hAnsi="Calibri"/>
-                <w:sz w:val="22"/>
-                <w:szCs w:val="22"/>
-              </w:rPr>
-              <w:t xml:space="preserve">Checks for hazards and explains incident information to the participant</w:t>
-            </w:r>
-          </w:p>
-        </w:tc>
-        <w:tc>
-          <w:tcPr>
-            <w:tcW w:type="dxa" w:w="3000"/>
-            <w:tcBorders>
-              <w:top w:val="single" w:color="999999" w:sz="4"/>
-              <w:left w:val="single" w:color="999999" w:sz="4"/>
-              <w:bottom w:val="single" w:color="999999" w:sz="4"/>
-              <w:right w:val="single" w:color="999999" w:sz="4"/>
-            </w:tcBorders>
-          </w:tcPr>
-          <w:p>
-            <w:r>
-              <w:rPr>
-                <w:rFonts w:ascii="Calibri" w:cs="Calibri" w:eastAsia="Calibri" w:hAnsi="Calibri"/>
-                <w:sz w:val="22"/>
-                <w:szCs w:val="22"/>
-              </w:rPr>
-              <w:t xml:space="preserve">Before starting, and at each visit</w:t>
+              <w:t xml:space="preserve">Owner of Sunrise Supports</w:t>
+            </w:r>
+          </w:p>
+        </w:tc>
+        <w:tc>
+          <w:tcPr>
+            <w:tcW w:type="dxa" w:w="3000"/>
+            <w:tcBorders>
+              <w:top w:val="single" w:color="999999" w:sz="4"/>
+              <w:left w:val="single" w:color="999999" w:sz="4"/>
+              <w:bottom w:val="single" w:color="999999" w:sz="4"/>
+              <w:right w:val="single" w:color="999999" w:sz="4"/>
+            </w:tcBorders>
+          </w:tcPr>
+          <w:p>
+            <w:r>
+              <w:rPr>
+                <w:rFonts w:ascii="Calibri" w:cs="Calibri" w:eastAsia="Calibri" w:hAnsi="Calibri"/>
+                <w:sz w:val="22"/>
+                <w:szCs w:val="22"/>
+              </w:rPr>
+              <w:t xml:space="preserve">Responds to incidents, records them, decides if they are reportable, looks into them and tells participants the outcome</w:t>
+            </w:r>
+          </w:p>
+        </w:tc>
+        <w:tc>
+          <w:tcPr>
+            <w:tcW w:type="dxa" w:w="3000"/>
+            <w:tcBorders>
+              <w:top w:val="single" w:color="999999" w:sz="4"/>
+              <w:left w:val="single" w:color="999999" w:sz="4"/>
+              <w:bottom w:val="single" w:color="999999" w:sz="4"/>
+              <w:right w:val="single" w:color="999999" w:sz="4"/>
+            </w:tcBorders>
+          </w:tcPr>
+          <w:p>
+            <w:r>
+              <w:rPr>
+                <w:rFonts w:ascii="Calibri" w:cs="Calibri" w:eastAsia="Calibri" w:hAnsi="Calibri"/>
+                <w:sz w:val="22"/>
+                <w:szCs w:val="22"/>
+              </w:rPr>
+              <w:t xml:space="preserve">Response and recording on the day; look into it as soon as we can</w:t>
             </w:r>
           </w:p>
         </w:tc>
@@ -1850,49 +1837,49 @@
                 <w:sz w:val="22"/>
                 <w:szCs w:val="22"/>
               </w:rPr>
-              <w:t xml:space="preserve">Owner, Sunrise Supports</w:t>
-            </w:r>
-          </w:p>
-        </w:tc>
-        <w:tc>
-          <w:tcPr>
-            <w:tcW w:type="dxa" w:w="3000"/>
-            <w:tcBorders>
-              <w:top w:val="single" w:color="999999" w:sz="4"/>
-              <w:left w:val="single" w:color="999999" w:sz="4"/>
-              <w:bottom w:val="single" w:color="999999" w:sz="4"/>
-              <w:right w:val="single" w:color="999999" w:sz="4"/>
-            </w:tcBorders>
-          </w:tcPr>
-          <w:p>
-            <w:r>
-              <w:rPr>
-                <w:rFonts w:ascii="Calibri" w:cs="Calibri" w:eastAsia="Calibri" w:hAnsi="Calibri"/>
-                <w:sz w:val="22"/>
-                <w:szCs w:val="22"/>
-              </w:rPr>
-              <w:t xml:space="preserve">Makes the situation safe, calls 000 if needed and tells the participant and their chosen contacts</w:t>
-            </w:r>
-          </w:p>
-        </w:tc>
-        <w:tc>
-          <w:tcPr>
-            <w:tcW w:type="dxa" w:w="3000"/>
-            <w:tcBorders>
-              <w:top w:val="single" w:color="999999" w:sz="4"/>
-              <w:left w:val="single" w:color="999999" w:sz="4"/>
-              <w:bottom w:val="single" w:color="999999" w:sz="4"/>
-              <w:right w:val="single" w:color="999999" w:sz="4"/>
-            </w:tcBorders>
-          </w:tcPr>
-          <w:p>
-            <w:r>
-              <w:rPr>
-                <w:rFonts w:ascii="Calibri" w:cs="Calibri" w:eastAsia="Calibri" w:hAnsi="Calibri"/>
-                <w:sz w:val="22"/>
-                <w:szCs w:val="22"/>
-              </w:rPr>
-              <w:t xml:space="preserve">Straight away</w:t>
+              <w:t xml:space="preserve">Owner of Sunrise Supports</w:t>
+            </w:r>
+          </w:p>
+        </w:tc>
+        <w:tc>
+          <w:tcPr>
+            <w:tcW w:type="dxa" w:w="3000"/>
+            <w:tcBorders>
+              <w:top w:val="single" w:color="999999" w:sz="4"/>
+              <w:left w:val="single" w:color="999999" w:sz="4"/>
+              <w:bottom w:val="single" w:color="999999" w:sz="4"/>
+              <w:right w:val="single" w:color="999999" w:sz="4"/>
+            </w:tcBorders>
+          </w:tcPr>
+          <w:p>
+            <w:r>
+              <w:rPr>
+                <w:rFonts w:ascii="Calibri" w:cs="Calibri" w:eastAsia="Calibri" w:hAnsi="Calibri"/>
+                <w:sz w:val="22"/>
+                <w:szCs w:val="22"/>
+              </w:rPr>
+              <w:t xml:space="preserve">Reviews the Incident register and acts on patterns</w:t>
+            </w:r>
+          </w:p>
+        </w:tc>
+        <w:tc>
+          <w:tcPr>
+            <w:tcW w:type="dxa" w:w="3000"/>
+            <w:tcBorders>
+              <w:top w:val="single" w:color="999999" w:sz="4"/>
+              <w:left w:val="single" w:color="999999" w:sz="4"/>
+              <w:bottom w:val="single" w:color="999999" w:sz="4"/>
+              <w:right w:val="single" w:color="999999" w:sz="4"/>
+            </w:tcBorders>
+          </w:tcPr>
+          <w:p>
+            <w:r>
+              <w:rPr>
+                <w:rFonts w:ascii="Calibri" w:cs="Calibri" w:eastAsia="Calibri" w:hAnsi="Calibri"/>
+                <w:sz w:val="22"/>
+                <w:szCs w:val="22"/>
+              </w:rPr>
+              <w:t xml:space="preserve">Every 3 months</w:t>
             </w:r>
           </w:p>
         </w:tc>
@@ -1915,49 +1902,49 @@
                 <w:sz w:val="22"/>
                 <w:szCs w:val="22"/>
               </w:rPr>
-              <w:t xml:space="preserve">Owner, Sunrise Supports</w:t>
-            </w:r>
-          </w:p>
-        </w:tc>
-        <w:tc>
-          <w:tcPr>
-            <w:tcW w:type="dxa" w:w="3000"/>
-            <w:tcBorders>
-              <w:top w:val="single" w:color="999999" w:sz="4"/>
-              <w:left w:val="single" w:color="999999" w:sz="4"/>
-              <w:bottom w:val="single" w:color="999999" w:sz="4"/>
-              <w:right w:val="single" w:color="999999" w:sz="4"/>
-            </w:tcBorders>
-          </w:tcPr>
-          <w:p>
-            <w:r>
-              <w:rPr>
-                <w:rFonts w:ascii="Calibri" w:cs="Calibri" w:eastAsia="Calibri" w:hAnsi="Calibri"/>
-                <w:sz w:val="22"/>
-                <w:szCs w:val="22"/>
-              </w:rPr>
-              <w:t xml:space="preserve">Records the incident in the Incident register</w:t>
-            </w:r>
-          </w:p>
-        </w:tc>
-        <w:tc>
-          <w:tcPr>
-            <w:tcW w:type="dxa" w:w="3000"/>
-            <w:tcBorders>
-              <w:top w:val="single" w:color="999999" w:sz="4"/>
-              <w:left w:val="single" w:color="999999" w:sz="4"/>
-              <w:bottom w:val="single" w:color="999999" w:sz="4"/>
-              <w:right w:val="single" w:color="999999" w:sz="4"/>
-            </w:tcBorders>
-          </w:tcPr>
-          <w:p>
-            <w:r>
-              <w:rPr>
-                <w:rFonts w:ascii="Calibri" w:cs="Calibri" w:eastAsia="Calibri" w:hAnsi="Calibri"/>
-                <w:sz w:val="22"/>
-                <w:szCs w:val="22"/>
-              </w:rPr>
-              <w:t xml:space="preserve">On the day it happens</w:t>
+              <w:t xml:space="preserve">Owner of Sunrise Supports</w:t>
+            </w:r>
+          </w:p>
+        </w:tc>
+        <w:tc>
+          <w:tcPr>
+            <w:tcW w:type="dxa" w:w="3000"/>
+            <w:tcBorders>
+              <w:top w:val="single" w:color="999999" w:sz="4"/>
+              <w:left w:val="single" w:color="999999" w:sz="4"/>
+              <w:bottom w:val="single" w:color="999999" w:sz="4"/>
+              <w:right w:val="single" w:color="999999" w:sz="4"/>
+            </w:tcBorders>
+          </w:tcPr>
+          <w:p>
+            <w:r>
+              <w:rPr>
+                <w:rFonts w:ascii="Calibri" w:cs="Calibri" w:eastAsia="Calibri" w:hAnsi="Calibri"/>
+                <w:sz w:val="22"/>
+                <w:szCs w:val="22"/>
+              </w:rPr>
+              <w:t xml:space="preserve">Reviews this policy and procedure</w:t>
+            </w:r>
+          </w:p>
+        </w:tc>
+        <w:tc>
+          <w:tcPr>
+            <w:tcW w:type="dxa" w:w="3000"/>
+            <w:tcBorders>
+              <w:top w:val="single" w:color="999999" w:sz="4"/>
+              <w:left w:val="single" w:color="999999" w:sz="4"/>
+              <w:bottom w:val="single" w:color="999999" w:sz="4"/>
+              <w:right w:val="single" w:color="999999" w:sz="4"/>
+            </w:tcBorders>
+          </w:tcPr>
+          <w:p>
+            <w:r>
+              <w:rPr>
+                <w:rFonts w:ascii="Calibri" w:cs="Calibri" w:eastAsia="Calibri" w:hAnsi="Calibri"/>
+                <w:sz w:val="22"/>
+                <w:szCs w:val="22"/>
+              </w:rPr>
+              <w:t xml:space="preserve">Every 12 months</w:t>
             </w:r>
           </w:p>
         </w:tc>
@@ -1980,179 +1967,49 @@
                 <w:sz w:val="22"/>
                 <w:szCs w:val="22"/>
               </w:rPr>
-              <w:t xml:space="preserve">Owner, Sunrise Supports</w:t>
-            </w:r>
-          </w:p>
-        </w:tc>
-        <w:tc>
-          <w:tcPr>
-            <w:tcW w:type="dxa" w:w="3000"/>
-            <w:tcBorders>
-              <w:top w:val="single" w:color="999999" w:sz="4"/>
-              <w:left w:val="single" w:color="999999" w:sz="4"/>
-              <w:bottom w:val="single" w:color="999999" w:sz="4"/>
-              <w:right w:val="single" w:color="999999" w:sz="4"/>
-            </w:tcBorders>
-          </w:tcPr>
-          <w:p>
-            <w:r>
-              <w:rPr>
-                <w:rFonts w:ascii="Calibri" w:cs="Calibri" w:eastAsia="Calibri" w:hAnsi="Calibri"/>
-                <w:sz w:val="22"/>
-                <w:szCs w:val="22"/>
-              </w:rPr>
-              <w:t xml:space="preserve">Checks whether the incident is reportable and reports it as set out in section 7</w:t>
-            </w:r>
-          </w:p>
-        </w:tc>
-        <w:tc>
-          <w:tcPr>
-            <w:tcW w:type="dxa" w:w="3000"/>
-            <w:tcBorders>
-              <w:top w:val="single" w:color="999999" w:sz="4"/>
-              <w:left w:val="single" w:color="999999" w:sz="4"/>
-              <w:bottom w:val="single" w:color="999999" w:sz="4"/>
-              <w:right w:val="single" w:color="999999" w:sz="4"/>
-            </w:tcBorders>
-          </w:tcPr>
-          <w:p>
-            <w:r>
-              <w:rPr>
-                <w:rFonts w:ascii="Calibri" w:cs="Calibri" w:eastAsia="Calibri" w:hAnsi="Calibri"/>
-                <w:sz w:val="22"/>
-                <w:szCs w:val="22"/>
-              </w:rPr>
-              <w:t xml:space="preserve">As soon as the incident is recorded</w:t>
-            </w:r>
-          </w:p>
-        </w:tc>
-      </w:tr>
-      <w:tr>
-        <w:tc>
-          <w:tcPr>
-            <w:tcW w:type="dxa" w:w="3000"/>
-            <w:tcBorders>
-              <w:top w:val="single" w:color="999999" w:sz="4"/>
-              <w:left w:val="single" w:color="999999" w:sz="4"/>
-              <w:bottom w:val="single" w:color="999999" w:sz="4"/>
-              <w:right w:val="single" w:color="999999" w:sz="4"/>
-            </w:tcBorders>
-          </w:tcPr>
-          <w:p>
-            <w:r>
-              <w:rPr>
-                <w:rFonts w:ascii="Calibri" w:cs="Calibri" w:eastAsia="Calibri" w:hAnsi="Calibri"/>
-                <w:sz w:val="22"/>
-                <w:szCs w:val="22"/>
-              </w:rPr>
-              <w:t xml:space="preserve">Owner, Sunrise Supports</w:t>
-            </w:r>
-          </w:p>
-        </w:tc>
-        <w:tc>
-          <w:tcPr>
-            <w:tcW w:type="dxa" w:w="3000"/>
-            <w:tcBorders>
-              <w:top w:val="single" w:color="999999" w:sz="4"/>
-              <w:left w:val="single" w:color="999999" w:sz="4"/>
-              <w:bottom w:val="single" w:color="999999" w:sz="4"/>
-              <w:right w:val="single" w:color="999999" w:sz="4"/>
-            </w:tcBorders>
-          </w:tcPr>
-          <w:p>
-            <w:r>
-              <w:rPr>
-                <w:rFonts w:ascii="Calibri" w:cs="Calibri" w:eastAsia="Calibri" w:hAnsi="Calibri"/>
-                <w:sz w:val="22"/>
-                <w:szCs w:val="22"/>
-              </w:rPr>
-              <w:t xml:space="preserve">Reviews causes, makes changes and tells the participant the outcome</w:t>
-            </w:r>
-          </w:p>
-        </w:tc>
-        <w:tc>
-          <w:tcPr>
-            <w:tcW w:type="dxa" w:w="3000"/>
-            <w:tcBorders>
-              <w:top w:val="single" w:color="999999" w:sz="4"/>
-              <w:left w:val="single" w:color="999999" w:sz="4"/>
-              <w:bottom w:val="single" w:color="999999" w:sz="4"/>
-              <w:right w:val="single" w:color="999999" w:sz="4"/>
-            </w:tcBorders>
-          </w:tcPr>
-          <w:p>
-            <w:r>
-              <w:rPr>
-                <w:rFonts w:ascii="Calibri" w:cs="Calibri" w:eastAsia="Calibri" w:hAnsi="Calibri"/>
-                <w:sz w:val="22"/>
-                <w:szCs w:val="22"/>
-              </w:rPr>
-              <w:t xml:space="preserve">After each incident</w:t>
-            </w:r>
-          </w:p>
-        </w:tc>
-      </w:tr>
-      <w:tr>
-        <w:tc>
-          <w:tcPr>
-            <w:tcW w:type="dxa" w:w="3000"/>
-            <w:tcBorders>
-              <w:top w:val="single" w:color="999999" w:sz="4"/>
-              <w:left w:val="single" w:color="999999" w:sz="4"/>
-              <w:bottom w:val="single" w:color="999999" w:sz="4"/>
-              <w:right w:val="single" w:color="999999" w:sz="4"/>
-            </w:tcBorders>
-          </w:tcPr>
-          <w:p>
-            <w:r>
-              <w:rPr>
-                <w:rFonts w:ascii="Calibri" w:cs="Calibri" w:eastAsia="Calibri" w:hAnsi="Calibri"/>
-                <w:sz w:val="22"/>
-                <w:szCs w:val="22"/>
-              </w:rPr>
-              <w:t xml:space="preserve">Owner, Sunrise Supports</w:t>
-            </w:r>
-          </w:p>
-        </w:tc>
-        <w:tc>
-          <w:tcPr>
-            <w:tcW w:type="dxa" w:w="3000"/>
-            <w:tcBorders>
-              <w:top w:val="single" w:color="999999" w:sz="4"/>
-              <w:left w:val="single" w:color="999999" w:sz="4"/>
-              <w:bottom w:val="single" w:color="999999" w:sz="4"/>
-              <w:right w:val="single" w:color="999999" w:sz="4"/>
-            </w:tcBorders>
-          </w:tcPr>
-          <w:p>
-            <w:r>
-              <w:rPr>
-                <w:rFonts w:ascii="Calibri" w:cs="Calibri" w:eastAsia="Calibri" w:hAnsi="Calibri"/>
-                <w:sz w:val="22"/>
-                <w:szCs w:val="22"/>
-              </w:rPr>
-              <w:t xml:space="preserve">Reviews the Incident register and this document</w:t>
-            </w:r>
-          </w:p>
-        </w:tc>
-        <w:tc>
-          <w:tcPr>
-            <w:tcW w:type="dxa" w:w="3000"/>
-            <w:tcBorders>
-              <w:top w:val="single" w:color="999999" w:sz="4"/>
-              <w:left w:val="single" w:color="999999" w:sz="4"/>
-              <w:bottom w:val="single" w:color="999999" w:sz="4"/>
-              <w:right w:val="single" w:color="999999" w:sz="4"/>
-            </w:tcBorders>
-          </w:tcPr>
-          <w:p>
-            <w:r>
-              <w:rPr>
-                <w:rFonts w:ascii="Calibri" w:cs="Calibri" w:eastAsia="Calibri" w:hAnsi="Calibri"/>
-                <w:sz w:val="22"/>
-                <w:szCs w:val="22"/>
-              </w:rPr>
-              <w:t xml:space="preserve">At least every 12 months</w:t>
+              <w:t xml:space="preserve">Any worker we engage later</w:t>
+            </w:r>
+          </w:p>
+        </w:tc>
+        <w:tc>
+          <w:tcPr>
+            <w:tcW w:type="dxa" w:w="3000"/>
+            <w:tcBorders>
+              <w:top w:val="single" w:color="999999" w:sz="4"/>
+              <w:left w:val="single" w:color="999999" w:sz="4"/>
+              <w:bottom w:val="single" w:color="999999" w:sz="4"/>
+              <w:right w:val="single" w:color="999999" w:sz="4"/>
+            </w:tcBorders>
+          </w:tcPr>
+          <w:p>
+            <w:r>
+              <w:rPr>
+                <w:rFonts w:ascii="Calibri" w:cs="Calibri" w:eastAsia="Calibri" w:hAnsi="Calibri"/>
+                <w:sz w:val="22"/>
+                <w:szCs w:val="22"/>
+              </w:rPr>
+              <w:t xml:space="preserve">Follows this procedure and tells the owner about every incident</w:t>
+            </w:r>
+          </w:p>
+        </w:tc>
+        <w:tc>
+          <w:tcPr>
+            <w:tcW w:type="dxa" w:w="3000"/>
+            <w:tcBorders>
+              <w:top w:val="single" w:color="999999" w:sz="4"/>
+              <w:left w:val="single" w:color="999999" w:sz="4"/>
+              <w:bottom w:val="single" w:color="999999" w:sz="4"/>
+              <w:right w:val="single" w:color="999999" w:sz="4"/>
+            </w:tcBorders>
+          </w:tcPr>
+          <w:p>
+            <w:r>
+              <w:rPr>
+                <w:rFonts w:ascii="Calibri" w:cs="Calibri" w:eastAsia="Calibri" w:hAnsi="Calibri"/>
+                <w:sz w:val="22"/>
+                <w:szCs w:val="22"/>
+              </w:rPr>
+              <w:t xml:space="preserve">Straight away</w:t>
             </w:r>
           </w:p>
         </w:tc>
@@ -2173,19 +2030,6 @@
     </w:p>
     <w:p>
       <w:pPr>
-        <w:spacing w:after="120"/>
-      </w:pPr>
-      <w:r>
-        <w:rPr>
-          <w:rFonts w:ascii="Calibri" w:cs="Calibri" w:eastAsia="Calibri" w:hAnsi="Calibri"/>
-          <w:sz w:val="22"/>
-          <w:szCs w:val="22"/>
-        </w:rPr>
-        <w:t xml:space="preserve">The register itself is in section 4 Records we keep. We keep it free of anything that is not needed to describe the incident.</w:t>
-      </w:r>
-    </w:p>
-    <w:p>
-      <w:pPr>
         <w:pStyle w:val="Heading1"/>
         <w:spacing w:after="120" w:before="240"/>
       </w:pPr>
@@ -2208,7 +2052,7 @@
           <w:sz w:val="22"/>
           <w:szCs w:val="22"/>
         </w:rPr>
-        <w:t xml:space="preserve">Sunrise Supports is run by one person, a sole trader. The owner holds every role in this policy. If we later engage other workers, we will update this table and give each worker their duties before they start work.</w:t>
+        <w:t xml:space="preserve">Sunrise Supports is run by a sole trader. The owner is our only key personnel and delivers all supports. The owner holds every role in this table. If we add workers, each worker takes on the worker role below.</w:t>
       </w:r>
     </w:p>
     <w:tbl>
@@ -2323,49 +2167,49 @@
                 <w:sz w:val="22"/>
                 <w:szCs w:val="22"/>
               </w:rPr>
-              <w:t xml:space="preserve">Owner and key personnel (sole trader)</w:t>
-            </w:r>
-          </w:p>
-        </w:tc>
-        <w:tc>
-          <w:tcPr>
-            <w:tcW w:type="dxa" w:w="3000"/>
-            <w:tcBorders>
-              <w:top w:val="single" w:color="999999" w:sz="4"/>
-              <w:left w:val="single" w:color="999999" w:sz="4"/>
-              <w:bottom w:val="single" w:color="999999" w:sz="4"/>
-              <w:right w:val="single" w:color="999999" w:sz="4"/>
-            </w:tcBorders>
-          </w:tcPr>
-          <w:p>
-            <w:r>
-              <w:rPr>
-                <w:rFonts w:ascii="Calibri" w:cs="Calibri" w:eastAsia="Calibri" w:hAnsi="Calibri"/>
-                <w:sz w:val="22"/>
-                <w:szCs w:val="22"/>
-              </w:rPr>
-              <w:t xml:space="preserve">Keeps this policy and the incident management system up to date. Makes sure each participant gets information on how we manage incidents.</w:t>
-            </w:r>
-          </w:p>
-        </w:tc>
-        <w:tc>
-          <w:tcPr>
-            <w:tcW w:type="dxa" w:w="3000"/>
-            <w:tcBorders>
-              <w:top w:val="single" w:color="999999" w:sz="4"/>
-              <w:left w:val="single" w:color="999999" w:sz="4"/>
-              <w:bottom w:val="single" w:color="999999" w:sz="4"/>
-              <w:right w:val="single" w:color="999999" w:sz="4"/>
-            </w:tcBorders>
-          </w:tcPr>
-          <w:p>
-            <w:r>
-              <w:rPr>
-                <w:rFonts w:ascii="Calibri" w:cs="Calibri" w:eastAsia="Calibri" w:hAnsi="Calibri"/>
-                <w:sz w:val="22"/>
-                <w:szCs w:val="22"/>
-              </w:rPr>
-              <w:t xml:space="preserve">At setup, when anything changes, and at each review</w:t>
+              <w:t xml:space="preserve">Owner (sole trader and key personnel)</w:t>
+            </w:r>
+          </w:p>
+        </w:tc>
+        <w:tc>
+          <w:tcPr>
+            <w:tcW w:type="dxa" w:w="3000"/>
+            <w:tcBorders>
+              <w:top w:val="single" w:color="999999" w:sz="4"/>
+              <w:left w:val="single" w:color="999999" w:sz="4"/>
+              <w:bottom w:val="single" w:color="999999" w:sz="4"/>
+              <w:right w:val="single" w:color="999999" w:sz="4"/>
+            </w:tcBorders>
+          </w:tcPr>
+          <w:p>
+            <w:r>
+              <w:rPr>
+                <w:rFonts w:ascii="Calibri" w:cs="Calibri" w:eastAsia="Calibri" w:hAnsi="Calibri"/>
+                <w:sz w:val="22"/>
+                <w:szCs w:val="22"/>
+              </w:rPr>
+              <w:t xml:space="preserve">Responds to each incident, makes sure the participant is safe, records it in the incident register, investigates it and decides what changes to make.</w:t>
+            </w:r>
+          </w:p>
+        </w:tc>
+        <w:tc>
+          <w:tcPr>
+            <w:tcW w:type="dxa" w:w="3000"/>
+            <w:tcBorders>
+              <w:top w:val="single" w:color="999999" w:sz="4"/>
+              <w:left w:val="single" w:color="999999" w:sz="4"/>
+              <w:bottom w:val="single" w:color="999999" w:sz="4"/>
+              <w:right w:val="single" w:color="999999" w:sz="4"/>
+            </w:tcBorders>
+          </w:tcPr>
+          <w:p>
+            <w:r>
+              <w:rPr>
+                <w:rFonts w:ascii="Calibri" w:cs="Calibri" w:eastAsia="Calibri" w:hAnsi="Calibri"/>
+                <w:sz w:val="22"/>
+                <w:szCs w:val="22"/>
+              </w:rPr>
+              <w:t xml:space="preserve">Straight away for safety. Record each incident as soon as it is safe to do so.</w:t>
             </w:r>
           </w:p>
         </w:tc>
@@ -2388,49 +2232,49 @@
                 <w:sz w:val="22"/>
                 <w:szCs w:val="22"/>
               </w:rPr>
-              <w:t xml:space="preserve">Owner and key personnel (sole trader)</w:t>
-            </w:r>
-          </w:p>
-        </w:tc>
-        <w:tc>
-          <w:tcPr>
-            <w:tcW w:type="dxa" w:w="3000"/>
-            <w:tcBorders>
-              <w:top w:val="single" w:color="999999" w:sz="4"/>
-              <w:left w:val="single" w:color="999999" w:sz="4"/>
-              <w:bottom w:val="single" w:color="999999" w:sz="4"/>
-              <w:right w:val="single" w:color="999999" w:sz="4"/>
-            </w:tcBorders>
-          </w:tcPr>
-          <w:p>
-            <w:r>
-              <w:rPr>
-                <w:rFonts w:ascii="Calibri" w:cs="Calibri" w:eastAsia="Calibri" w:hAnsi="Calibri"/>
-                <w:sz w:val="22"/>
-                <w:szCs w:val="22"/>
-              </w:rPr>
-              <w:t xml:space="preserve">Responds to an incident. Makes sure the participant is safe and gets any help they need. Records the incident in the Incident register.</w:t>
-            </w:r>
-          </w:p>
-        </w:tc>
-        <w:tc>
-          <w:tcPr>
-            <w:tcW w:type="dxa" w:w="3000"/>
-            <w:tcBorders>
-              <w:top w:val="single" w:color="999999" w:sz="4"/>
-              <w:left w:val="single" w:color="999999" w:sz="4"/>
-              <w:bottom w:val="single" w:color="999999" w:sz="4"/>
-              <w:right w:val="single" w:color="999999" w:sz="4"/>
-            </w:tcBorders>
-          </w:tcPr>
-          <w:p>
-            <w:r>
-              <w:rPr>
-                <w:rFonts w:ascii="Calibri" w:cs="Calibri" w:eastAsia="Calibri" w:hAnsi="Calibri"/>
-                <w:sz w:val="22"/>
-                <w:szCs w:val="22"/>
-              </w:rPr>
-              <w:t xml:space="preserve">As soon as an incident happens or we learn of it</w:t>
+              <w:t xml:space="preserve">Owner</w:t>
+            </w:r>
+          </w:p>
+        </w:tc>
+        <w:tc>
+          <w:tcPr>
+            <w:tcW w:type="dxa" w:w="3000"/>
+            <w:tcBorders>
+              <w:top w:val="single" w:color="999999" w:sz="4"/>
+              <w:left w:val="single" w:color="999999" w:sz="4"/>
+              <w:bottom w:val="single" w:color="999999" w:sz="4"/>
+              <w:right w:val="single" w:color="999999" w:sz="4"/>
+            </w:tcBorders>
+          </w:tcPr>
+          <w:p>
+            <w:r>
+              <w:rPr>
+                <w:rFonts w:ascii="Calibri" w:cs="Calibri" w:eastAsia="Calibri" w:hAnsi="Calibri"/>
+                <w:sz w:val="22"/>
+                <w:szCs w:val="22"/>
+              </w:rPr>
+              <w:t xml:space="preserve">Decides if an incident is reportable and reports it to the Commission. See section 7 Reportable incidents for what counts and the timeframes.</w:t>
+            </w:r>
+          </w:p>
+        </w:tc>
+        <w:tc>
+          <w:tcPr>
+            <w:tcW w:type="dxa" w:w="3000"/>
+            <w:tcBorders>
+              <w:top w:val="single" w:color="999999" w:sz="4"/>
+              <w:left w:val="single" w:color="999999" w:sz="4"/>
+              <w:bottom w:val="single" w:color="999999" w:sz="4"/>
+              <w:right w:val="single" w:color="999999" w:sz="4"/>
+            </w:tcBorders>
+          </w:tcPr>
+          <w:p>
+            <w:r>
+              <w:rPr>
+                <w:rFonts w:ascii="Calibri" w:cs="Calibri" w:eastAsia="Calibri" w:hAnsi="Calibri"/>
+                <w:sz w:val="22"/>
+                <w:szCs w:val="22"/>
+              </w:rPr>
+              <w:t xml:space="preserve">As set out in section 7 Reportable incidents.</w:t>
             </w:r>
           </w:p>
         </w:tc>
@@ -2453,49 +2297,49 @@
                 <w:sz w:val="22"/>
                 <w:szCs w:val="22"/>
               </w:rPr>
-              <w:t xml:space="preserve">Owner and key personnel (sole trader)</w:t>
-            </w:r>
-          </w:p>
-        </w:tc>
-        <w:tc>
-          <w:tcPr>
-            <w:tcW w:type="dxa" w:w="3000"/>
-            <w:tcBorders>
-              <w:top w:val="single" w:color="999999" w:sz="4"/>
-              <w:left w:val="single" w:color="999999" w:sz="4"/>
-              <w:bottom w:val="single" w:color="999999" w:sz="4"/>
-              <w:right w:val="single" w:color="999999" w:sz="4"/>
-            </w:tcBorders>
-          </w:tcPr>
-          <w:p>
-            <w:r>
-              <w:rPr>
-                <w:rFonts w:ascii="Calibri" w:cs="Calibri" w:eastAsia="Calibri" w:hAnsi="Calibri"/>
-                <w:sz w:val="22"/>
-                <w:szCs w:val="22"/>
-              </w:rPr>
-              <w:t xml:space="preserve">Decides whether an incident is a reportable incident and tells the Commission if it is. See section 7 Reportable incidents for what to report and by when.</w:t>
-            </w:r>
-          </w:p>
-        </w:tc>
-        <w:tc>
-          <w:tcPr>
-            <w:tcW w:type="dxa" w:w="3000"/>
-            <w:tcBorders>
-              <w:top w:val="single" w:color="999999" w:sz="4"/>
-              <w:left w:val="single" w:color="999999" w:sz="4"/>
-              <w:bottom w:val="single" w:color="999999" w:sz="4"/>
-              <w:right w:val="single" w:color="999999" w:sz="4"/>
-            </w:tcBorders>
-          </w:tcPr>
-          <w:p>
-            <w:r>
-              <w:rPr>
-                <w:rFonts w:ascii="Calibri" w:cs="Calibri" w:eastAsia="Calibri" w:hAnsi="Calibri"/>
-                <w:sz w:val="22"/>
-                <w:szCs w:val="22"/>
-              </w:rPr>
-              <w:t xml:space="preserve">Straight after the response, and within the timeframes in section 7</w:t>
+              <w:t xml:space="preserve">Owner</w:t>
+            </w:r>
+          </w:p>
+        </w:tc>
+        <w:tc>
+          <w:tcPr>
+            <w:tcW w:type="dxa" w:w="3000"/>
+            <w:tcBorders>
+              <w:top w:val="single" w:color="999999" w:sz="4"/>
+              <w:left w:val="single" w:color="999999" w:sz="4"/>
+              <w:bottom w:val="single" w:color="999999" w:sz="4"/>
+              <w:right w:val="single" w:color="999999" w:sz="4"/>
+            </w:tcBorders>
+          </w:tcPr>
+          <w:p>
+            <w:r>
+              <w:rPr>
+                <w:rFonts w:ascii="Calibri" w:cs="Calibri" w:eastAsia="Calibri" w:hAnsi="Calibri"/>
+                <w:sz w:val="22"/>
+                <w:szCs w:val="22"/>
+              </w:rPr>
+              <w:t xml:space="preserve">Tells the participant, and their representative if they have one, how we managed an incident involving them.</w:t>
+            </w:r>
+          </w:p>
+        </w:tc>
+        <w:tc>
+          <w:tcPr>
+            <w:tcW w:type="dxa" w:w="3000"/>
+            <w:tcBorders>
+              <w:top w:val="single" w:color="999999" w:sz="4"/>
+              <w:left w:val="single" w:color="999999" w:sz="4"/>
+              <w:bottom w:val="single" w:color="999999" w:sz="4"/>
+              <w:right w:val="single" w:color="999999" w:sz="4"/>
+            </w:tcBorders>
+          </w:tcPr>
+          <w:p>
+            <w:r>
+              <w:rPr>
+                <w:rFonts w:ascii="Calibri" w:cs="Calibri" w:eastAsia="Calibri" w:hAnsi="Calibri"/>
+                <w:sz w:val="22"/>
+                <w:szCs w:val="22"/>
+              </w:rPr>
+              <w:t xml:space="preserve">After each incident, once we know the outcome.</w:t>
             </w:r>
           </w:p>
         </w:tc>
@@ -2518,49 +2362,49 @@
                 <w:sz w:val="22"/>
                 <w:szCs w:val="22"/>
               </w:rPr>
-              <w:t xml:space="preserve">Owner and key personnel (sole trader)</w:t>
-            </w:r>
-          </w:p>
-        </w:tc>
-        <w:tc>
-          <w:tcPr>
-            <w:tcW w:type="dxa" w:w="3000"/>
-            <w:tcBorders>
-              <w:top w:val="single" w:color="999999" w:sz="4"/>
-              <w:left w:val="single" w:color="999999" w:sz="4"/>
-              <w:bottom w:val="single" w:color="999999" w:sz="4"/>
-              <w:right w:val="single" w:color="999999" w:sz="4"/>
-            </w:tcBorders>
-          </w:tcPr>
-          <w:p>
-            <w:r>
-              <w:rPr>
-                <w:rFonts w:ascii="Calibri" w:cs="Calibri" w:eastAsia="Calibri" w:hAnsi="Calibri"/>
-                <w:sz w:val="22"/>
-                <w:szCs w:val="22"/>
-              </w:rPr>
-              <w:t xml:space="preserve">Looks into the causes of each incident, decides what to change, and records the outcome and any follow-up.</w:t>
-            </w:r>
-          </w:p>
-        </w:tc>
-        <w:tc>
-          <w:tcPr>
-            <w:tcW w:type="dxa" w:w="3000"/>
-            <w:tcBorders>
-              <w:top w:val="single" w:color="999999" w:sz="4"/>
-              <w:left w:val="single" w:color="999999" w:sz="4"/>
-              <w:bottom w:val="single" w:color="999999" w:sz="4"/>
-              <w:right w:val="single" w:color="999999" w:sz="4"/>
-            </w:tcBorders>
-          </w:tcPr>
-          <w:p>
-            <w:r>
-              <w:rPr>
-                <w:rFonts w:ascii="Calibri" w:cs="Calibri" w:eastAsia="Calibri" w:hAnsi="Calibri"/>
-                <w:sz w:val="22"/>
-                <w:szCs w:val="22"/>
-              </w:rPr>
-              <w:t xml:space="preserve">After each incident, within the time we set in the register entry</w:t>
+              <w:t xml:space="preserve">Owner</w:t>
+            </w:r>
+          </w:p>
+        </w:tc>
+        <w:tc>
+          <w:tcPr>
+            <w:tcW w:type="dxa" w:w="3000"/>
+            <w:tcBorders>
+              <w:top w:val="single" w:color="999999" w:sz="4"/>
+              <w:left w:val="single" w:color="999999" w:sz="4"/>
+              <w:bottom w:val="single" w:color="999999" w:sz="4"/>
+              <w:right w:val="single" w:color="999999" w:sz="4"/>
+            </w:tcBorders>
+          </w:tcPr>
+          <w:p>
+            <w:r>
+              <w:rPr>
+                <w:rFonts w:ascii="Calibri" w:cs="Calibri" w:eastAsia="Calibri" w:hAnsi="Calibri"/>
+                <w:sz w:val="22"/>
+                <w:szCs w:val="22"/>
+              </w:rPr>
+              <w:t xml:space="preserve">Reviews this policy and procedure.</w:t>
+            </w:r>
+          </w:p>
+        </w:tc>
+        <w:tc>
+          <w:tcPr>
+            <w:tcW w:type="dxa" w:w="3000"/>
+            <w:tcBorders>
+              <w:top w:val="single" w:color="999999" w:sz="4"/>
+              <w:left w:val="single" w:color="999999" w:sz="4"/>
+              <w:bottom w:val="single" w:color="999999" w:sz="4"/>
+              <w:right w:val="single" w:color="999999" w:sz="4"/>
+            </w:tcBorders>
+          </w:tcPr>
+          <w:p>
+            <w:r>
+              <w:rPr>
+                <w:rFonts w:ascii="Calibri" w:cs="Calibri" w:eastAsia="Calibri" w:hAnsi="Calibri"/>
+                <w:sz w:val="22"/>
+                <w:szCs w:val="22"/>
+              </w:rPr>
+              <w:t xml:space="preserve">Every 12 months.</w:t>
             </w:r>
           </w:p>
         </w:tc>
@@ -2583,49 +2427,49 @@
                 <w:sz w:val="22"/>
                 <w:szCs w:val="22"/>
               </w:rPr>
-              <w:t xml:space="preserve">Owner and key personnel (sole trader)</w:t>
-            </w:r>
-          </w:p>
-        </w:tc>
-        <w:tc>
-          <w:tcPr>
-            <w:tcW w:type="dxa" w:w="3000"/>
-            <w:tcBorders>
-              <w:top w:val="single" w:color="999999" w:sz="4"/>
-              <w:left w:val="single" w:color="999999" w:sz="4"/>
-              <w:bottom w:val="single" w:color="999999" w:sz="4"/>
-              <w:right w:val="single" w:color="999999" w:sz="4"/>
-            </w:tcBorders>
-          </w:tcPr>
-          <w:p>
-            <w:r>
-              <w:rPr>
-                <w:rFonts w:ascii="Calibri" w:cs="Calibri" w:eastAsia="Calibri" w:hAnsi="Calibri"/>
-                <w:sz w:val="22"/>
-                <w:szCs w:val="22"/>
-              </w:rPr>
-              <w:t xml:space="preserve">Tells the participant, and anyone they choose, how we handled an incident involving them.</w:t>
-            </w:r>
-          </w:p>
-        </w:tc>
-        <w:tc>
-          <w:tcPr>
-            <w:tcW w:type="dxa" w:w="3000"/>
-            <w:tcBorders>
-              <w:top w:val="single" w:color="999999" w:sz="4"/>
-              <w:left w:val="single" w:color="999999" w:sz="4"/>
-              <w:bottom w:val="single" w:color="999999" w:sz="4"/>
-              <w:right w:val="single" w:color="999999" w:sz="4"/>
-            </w:tcBorders>
-          </w:tcPr>
-          <w:p>
-            <w:r>
-              <w:rPr>
-                <w:rFonts w:ascii="Calibri" w:cs="Calibri" w:eastAsia="Calibri" w:hAnsi="Calibri"/>
-                <w:sz w:val="22"/>
-                <w:szCs w:val="22"/>
-              </w:rPr>
-              <w:t xml:space="preserve">After the incident is managed</w:t>
+              <w:t xml:space="preserve">Owner</w:t>
+            </w:r>
+          </w:p>
+        </w:tc>
+        <w:tc>
+          <w:tcPr>
+            <w:tcW w:type="dxa" w:w="3000"/>
+            <w:tcBorders>
+              <w:top w:val="single" w:color="999999" w:sz="4"/>
+              <w:left w:val="single" w:color="999999" w:sz="4"/>
+              <w:bottom w:val="single" w:color="999999" w:sz="4"/>
+              <w:right w:val="single" w:color="999999" w:sz="4"/>
+            </w:tcBorders>
+          </w:tcPr>
+          <w:p>
+            <w:r>
+              <w:rPr>
+                <w:rFonts w:ascii="Calibri" w:cs="Calibri" w:eastAsia="Calibri" w:hAnsi="Calibri"/>
+                <w:sz w:val="22"/>
+                <w:szCs w:val="22"/>
+              </w:rPr>
+              <w:t xml:space="preserve">Reviews the incident register for patterns, causes and outcomes, and acts on what we find.</w:t>
+            </w:r>
+          </w:p>
+        </w:tc>
+        <w:tc>
+          <w:tcPr>
+            <w:tcW w:type="dxa" w:w="3000"/>
+            <w:tcBorders>
+              <w:top w:val="single" w:color="999999" w:sz="4"/>
+              <w:left w:val="single" w:color="999999" w:sz="4"/>
+              <w:bottom w:val="single" w:color="999999" w:sz="4"/>
+              <w:right w:val="single" w:color="999999" w:sz="4"/>
+            </w:tcBorders>
+          </w:tcPr>
+          <w:p>
+            <w:r>
+              <w:rPr>
+                <w:rFonts w:ascii="Calibri" w:cs="Calibri" w:eastAsia="Calibri" w:hAnsi="Calibri"/>
+                <w:sz w:val="22"/>
+                <w:szCs w:val="22"/>
+              </w:rPr>
+              <w:t xml:space="preserve">Every 3 months.</w:t>
             </w:r>
           </w:p>
         </w:tc>
@@ -2648,49 +2492,49 @@
                 <w:sz w:val="22"/>
                 <w:szCs w:val="22"/>
               </w:rPr>
-              <w:t xml:space="preserve">Owner and key personnel (sole trader)</w:t>
-            </w:r>
-          </w:p>
-        </w:tc>
-        <w:tc>
-          <w:tcPr>
-            <w:tcW w:type="dxa" w:w="3000"/>
-            <w:tcBorders>
-              <w:top w:val="single" w:color="999999" w:sz="4"/>
-              <w:left w:val="single" w:color="999999" w:sz="4"/>
-              <w:bottom w:val="single" w:color="999999" w:sz="4"/>
-              <w:right w:val="single" w:color="999999" w:sz="4"/>
-            </w:tcBorders>
-          </w:tcPr>
-          <w:p>
-            <w:r>
-              <w:rPr>
-                <w:rFonts w:ascii="Calibri" w:cs="Calibri" w:eastAsia="Calibri" w:hAnsi="Calibri"/>
-                <w:sz w:val="22"/>
-                <w:szCs w:val="22"/>
-              </w:rPr>
-              <w:t xml:space="preserve">Reviews the Incident register for patterns. Asks participants for their views. Updates our practice and this policy.</w:t>
-            </w:r>
-          </w:p>
-        </w:tc>
-        <w:tc>
-          <w:tcPr>
-            <w:tcW w:type="dxa" w:w="3000"/>
-            <w:tcBorders>
-              <w:top w:val="single" w:color="999999" w:sz="4"/>
-              <w:left w:val="single" w:color="999999" w:sz="4"/>
-              <w:bottom w:val="single" w:color="999999" w:sz="4"/>
-              <w:right w:val="single" w:color="999999" w:sz="4"/>
-            </w:tcBorders>
-          </w:tcPr>
-          <w:p>
-            <w:r>
-              <w:rPr>
-                <w:rFonts w:ascii="Calibri" w:cs="Calibri" w:eastAsia="Calibri" w:hAnsi="Calibri"/>
-                <w:sz w:val="22"/>
-                <w:szCs w:val="22"/>
-              </w:rPr>
-              <w:t xml:space="preserve">At least every 12 months</w:t>
+              <w:t xml:space="preserve">Worker (if we engage one)</w:t>
+            </w:r>
+          </w:p>
+        </w:tc>
+        <w:tc>
+          <w:tcPr>
+            <w:tcW w:type="dxa" w:w="3000"/>
+            <w:tcBorders>
+              <w:top w:val="single" w:color="999999" w:sz="4"/>
+              <w:left w:val="single" w:color="999999" w:sz="4"/>
+              <w:bottom w:val="single" w:color="999999" w:sz="4"/>
+              <w:right w:val="single" w:color="999999" w:sz="4"/>
+            </w:tcBorders>
+          </w:tcPr>
+          <w:p>
+            <w:r>
+              <w:rPr>
+                <w:rFonts w:ascii="Calibri" w:cs="Calibri" w:eastAsia="Calibri" w:hAnsi="Calibri"/>
+                <w:sz w:val="22"/>
+                <w:szCs w:val="22"/>
+              </w:rPr>
+              <w:t xml:space="preserve">Keeps the participant safe, tells the owner about any incident, and follows this procedure. Completes training on it before starting work.</w:t>
+            </w:r>
+          </w:p>
+        </w:tc>
+        <w:tc>
+          <w:tcPr>
+            <w:tcW w:type="dxa" w:w="3000"/>
+            <w:tcBorders>
+              <w:top w:val="single" w:color="999999" w:sz="4"/>
+              <w:left w:val="single" w:color="999999" w:sz="4"/>
+              <w:bottom w:val="single" w:color="999999" w:sz="4"/>
+              <w:right w:val="single" w:color="999999" w:sz="4"/>
+            </w:tcBorders>
+          </w:tcPr>
+          <w:p>
+            <w:r>
+              <w:rPr>
+                <w:rFonts w:ascii="Calibri" w:cs="Calibri" w:eastAsia="Calibri" w:hAnsi="Calibri"/>
+                <w:sz w:val="22"/>
+                <w:szCs w:val="22"/>
+              </w:rPr>
+              <w:t xml:space="preserve">Tell the owner on the same day. Training before the first shift.</w:t>
             </w:r>
           </w:p>
         </w:tc>
@@ -2713,49 +2557,49 @@
                 <w:sz w:val="22"/>
                 <w:szCs w:val="22"/>
               </w:rPr>
-              <w:t xml:space="preserve">Owner and key personnel (sole trader)</w:t>
-            </w:r>
-          </w:p>
-        </w:tc>
-        <w:tc>
-          <w:tcPr>
-            <w:tcW w:type="dxa" w:w="3000"/>
-            <w:tcBorders>
-              <w:top w:val="single" w:color="999999" w:sz="4"/>
-              <w:left w:val="single" w:color="999999" w:sz="4"/>
-              <w:bottom w:val="single" w:color="999999" w:sz="4"/>
-              <w:right w:val="single" w:color="999999" w:sz="4"/>
-            </w:tcBorders>
-          </w:tcPr>
-          <w:p>
-            <w:r>
-              <w:rPr>
-                <w:rFonts w:ascii="Calibri" w:cs="Calibri" w:eastAsia="Calibri" w:hAnsi="Calibri"/>
-                <w:sz w:val="22"/>
-                <w:szCs w:val="22"/>
-              </w:rPr>
-              <w:t xml:space="preserve">Keeps own training on incident management up to date, including the Rules and this procedure.</w:t>
-            </w:r>
-          </w:p>
-        </w:tc>
-        <w:tc>
-          <w:tcPr>
-            <w:tcW w:type="dxa" w:w="3000"/>
-            <w:tcBorders>
-              <w:top w:val="single" w:color="999999" w:sz="4"/>
-              <w:left w:val="single" w:color="999999" w:sz="4"/>
-              <w:bottom w:val="single" w:color="999999" w:sz="4"/>
-              <w:right w:val="single" w:color="999999" w:sz="4"/>
-            </w:tcBorders>
-          </w:tcPr>
-          <w:p>
-            <w:r>
-              <w:rPr>
-                <w:rFonts w:ascii="Calibri" w:cs="Calibri" w:eastAsia="Calibri" w:hAnsi="Calibri"/>
-                <w:sz w:val="22"/>
-                <w:szCs w:val="22"/>
-              </w:rPr>
-              <w:t xml:space="preserve">At setup and each review</w:t>
+              <w:t xml:space="preserve">Participant and their representative</w:t>
+            </w:r>
+          </w:p>
+        </w:tc>
+        <w:tc>
+          <w:tcPr>
+            <w:tcW w:type="dxa" w:w="3000"/>
+            <w:tcBorders>
+              <w:top w:val="single" w:color="999999" w:sz="4"/>
+              <w:left w:val="single" w:color="999999" w:sz="4"/>
+              <w:bottom w:val="single" w:color="999999" w:sz="4"/>
+              <w:right w:val="single" w:color="999999" w:sz="4"/>
+            </w:tcBorders>
+          </w:tcPr>
+          <w:p>
+            <w:r>
+              <w:rPr>
+                <w:rFonts w:ascii="Calibri" w:cs="Calibri" w:eastAsia="Calibri" w:hAnsi="Calibri"/>
+                <w:sz w:val="22"/>
+                <w:szCs w:val="22"/>
+              </w:rPr>
+              <w:t xml:space="preserve">Can tell us about an incident, share their views on how we handled it, and give feedback on this policy.</w:t>
+            </w:r>
+          </w:p>
+        </w:tc>
+        <w:tc>
+          <w:tcPr>
+            <w:tcW w:type="dxa" w:w="3000"/>
+            <w:tcBorders>
+              <w:top w:val="single" w:color="999999" w:sz="4"/>
+              <w:left w:val="single" w:color="999999" w:sz="4"/>
+              <w:bottom w:val="single" w:color="999999" w:sz="4"/>
+              <w:right w:val="single" w:color="999999" w:sz="4"/>
+            </w:tcBorders>
+          </w:tcPr>
+          <w:p>
+            <w:r>
+              <w:rPr>
+                <w:rFonts w:ascii="Calibri" w:cs="Calibri" w:eastAsia="Calibri" w:hAnsi="Calibri"/>
+                <w:sz w:val="22"/>
+                <w:szCs w:val="22"/>
+              </w:rPr>
+              <w:t xml:space="preserve">At any time.</w:t>
             </w:r>
           </w:p>
         </w:tc>
@@ -2772,19 +2616,6 @@
           <w:szCs w:val="22"/>
         </w:rPr>
         <w:t xml:space="preserve"/>
-      </w:r>
-    </w:p>
-    <w:p>
-      <w:pPr>
-        <w:spacing w:after="120"/>
-      </w:pPr>
-      <w:r>
-        <w:rPr>
-          <w:rFonts w:ascii="Calibri" w:cs="Calibri" w:eastAsia="Calibri" w:hAnsi="Calibri"/>
-          <w:sz w:val="22"/>
-          <w:szCs w:val="22"/>
-        </w:rPr>
-        <w:t xml:space="preserve">We deliver household tasks support in New South Wales. We do not use restrictive practices, so we have no separate role for approving or monitoring them.</w:t>
       </w:r>
     </w:p>
     <w:tbl>
@@ -2823,7 +2654,7 @@
                 <w:sz w:val="22"/>
                 <w:szCs w:val="22"/>
               </w:rPr>
-              <w:t xml:space="preserve">[Provider to complete: name a trusted person, such as a mentor or another registered provider, who can act for us or be contacted if the owner is unwell or unavailable when an incident happens.]</w:t>
+              <w:t xml:space="preserve">[Provider to complete: name who will check the incident register or support the participant if the owner is unavailable or is involved in the incident, or write "no one else".]</w:t>
             </w:r>
           </w:p>
         </w:tc>

--- a/product/evidence/req-005/sole-trader/incident-management-policy-and-register.docx
+++ b/product/evidence/req-005/sole-trader/incident-management-policy-and-register.docx
@@ -418,7 +418,7 @@
           <w:sz w:val="22"/>
           <w:szCs w:val="22"/>
         </w:rPr>
-        <w:t xml:space="preserve">This document explains how Sunrise Supports prevents, responds to, records and reports incidents. It also holds our incident register. It supports the Incident management standard under the NDIS Practice Standards.</w:t>
+        <w:t xml:space="preserve">This document explains how Sunrise Supports manages, records and reports incidents. It supports the Incident management standard in the NDIS Practice Standards.</w:t>
       </w:r>
     </w:p>
     <w:p>
@@ -445,7 +445,7 @@
           <w:sz w:val="22"/>
           <w:szCs w:val="22"/>
         </w:rPr>
-        <w:t xml:space="preserve">This policy covers all supports that Sunrise Supports delivers. Sunrise Supports is a sole trader. We deliver supports in New South Wales.</w:t>
+        <w:t xml:space="preserve">This policy covers Sunrise Supports, a sole trader business. It applies to every support we deliver and to every participant we support.</w:t>
       </w:r>
     </w:p>
     <w:tbl>
@@ -488,7 +488,7 @@
                 <w:sz w:val="22"/>
                 <w:szCs w:val="22"/>
               </w:rPr>
-              <w:t xml:space="preserve">Area</w:t>
+              <w:t xml:space="preserve">What it covers</w:t>
             </w:r>
           </w:p>
         </w:tc>
@@ -512,7 +512,7 @@
                 <w:sz w:val="22"/>
                 <w:szCs w:val="22"/>
               </w:rPr>
-              <w:t xml:space="preserve">What it covers</w:t>
+              <w:t xml:space="preserve">How it applies to us</w:t>
             </w:r>
           </w:p>
         </w:tc>
@@ -556,7 +556,7 @@
                 <w:sz w:val="22"/>
                 <w:szCs w:val="22"/>
               </w:rPr>
-              <w:t xml:space="preserve">0120 Household tasks.</w:t>
+              <w:t xml:space="preserve">We deliver household tasks (support type 0120). The policy applies to all of this work, including time spent travelling to and from a participant's home.</w:t>
             </w:r>
           </w:p>
         </w:tc>
@@ -579,7 +579,7 @@
                 <w:sz w:val="22"/>
                 <w:szCs w:val="22"/>
               </w:rPr>
-              <w:t xml:space="preserve">State</w:t>
+              <w:t xml:space="preserve">Location</w:t>
             </w:r>
           </w:p>
         </w:tc>
@@ -600,7 +600,7 @@
                 <w:sz w:val="22"/>
                 <w:szCs w:val="22"/>
               </w:rPr>
-              <w:t xml:space="preserve">New South Wales.</w:t>
+              <w:t xml:space="preserve">We work in New South Wales. We follow the rules that apply in that state as well as the NDIS rules.</w:t>
             </w:r>
           </w:p>
         </w:tc>
@@ -644,7 +644,7 @@
                 <w:sz w:val="22"/>
                 <w:szCs w:val="22"/>
               </w:rPr>
-              <w:t xml:space="preserve">We have one worker. This is the owner, who is also our key personnel.</w:t>
+              <w:t xml:space="preserve">We are a sole provider. The person who runs Sunrise Supports is also the person who delivers the supports and holds the key personnel role.</w:t>
             </w:r>
           </w:p>
         </w:tc>
@@ -667,7 +667,7 @@
                 <w:sz w:val="22"/>
                 <w:szCs w:val="22"/>
               </w:rPr>
-              <w:t xml:space="preserve">Participants</w:t>
+              <w:t xml:space="preserve">Key personnel</w:t>
             </w:r>
           </w:p>
         </w:tc>
@@ -688,7 +688,7 @@
                 <w:sz w:val="22"/>
                 <w:szCs w:val="22"/>
               </w:rPr>
-              <w:t xml:space="preserve">Every participant who receives supports from us.</w:t>
+              <w:t xml:space="preserve">We have one key personnel role. That person is responsible for managing incidents under this policy.</w:t>
             </w:r>
           </w:p>
         </w:tc>
@@ -711,7 +711,7 @@
                 <w:sz w:val="22"/>
                 <w:szCs w:val="22"/>
               </w:rPr>
-              <w:t xml:space="preserve">Incidents</w:t>
+              <w:t xml:space="preserve">Restrictive practices</w:t>
             </w:r>
           </w:p>
         </w:tc>
@@ -732,7 +732,7 @@
                 <w:sz w:val="22"/>
                 <w:szCs w:val="22"/>
               </w:rPr>
-              <w:t xml:space="preserve">Any incident that happens while we deliver supports, or that happens because of the way we deliver supports.</w:t>
+              <w:t xml:space="preserve">We do not use restrictive practices. If we ever think one is needed, we stop and follow the Commission's requirements before doing anything.</w:t>
             </w:r>
           </w:p>
         </w:tc>
@@ -761,7 +761,7 @@
           <w:sz w:val="22"/>
           <w:szCs w:val="22"/>
         </w:rPr>
-        <w:t xml:space="preserve">An incident is an act, omission, event or circumstance that happens in connection with supports we provide. It includes something that causes, or could cause, harm to a participant. It also includes a near miss, where no one was harmed but harm could have happened.</w:t>
+        <w:t xml:space="preserve">The policy covers any incident that happens while we deliver supports, or that is connected to our supports. This includes incidents that involve a participant, a worker, a member of the public or the participant's property.</w:t>
       </w:r>
     </w:p>
     <w:p>
@@ -774,7 +774,7 @@
           <w:sz w:val="22"/>
           <w:szCs w:val="22"/>
         </w:rPr>
-        <w:t xml:space="preserve">Some incidents are reportable incidents. We tell the NDIS Quality and Safeguards Commission (the Commission) about these within the timeframes set out in the National Disability Insurance Scheme (Incident Management and Reportable Incidents) Rules 2018. Section 3 explains how we do this.</w:t>
+        <w:t xml:space="preserve">It also covers any person who works for us in future, whether paid or unpaid. If we take on another worker, we will update this policy and train that worker before they start.</w:t>
       </w:r>
     </w:p>
     <w:p>
@@ -787,75 +787,7 @@
           <w:sz w:val="22"/>
           <w:szCs w:val="22"/>
         </w:rPr>
-        <w:t xml:space="preserve">We do not use restrictive practices. If we ever think a restrictive practice might be needed, we stop and review this policy and our other documents before we act.</w:t>
-      </w:r>
-    </w:p>
-    <w:p>
-      <w:pPr>
-        <w:spacing w:after="120"/>
-      </w:pPr>
-      <w:r>
-        <w:rPr>
-          <w:rFonts w:ascii="Calibri" w:cs="Calibri" w:eastAsia="Calibri" w:hAnsi="Calibri"/>
-          <w:sz w:val="22"/>
-          <w:szCs w:val="22"/>
-        </w:rPr>
-        <w:t xml:space="preserve">Our role as a sole trader means we carry out every task in this policy ourselves. If we bring on other workers, we will update this scope so that it covers them, and we will train them on this policy before they start work.</w:t>
-      </w:r>
-    </w:p>
-    <w:tbl>
-      <w:tblPr>
-        <w:tblW w:type="dxa" w:w="9000"/>
-        <w:tblBorders>
-          <w:top w:val="single" w:color="auto" w:sz="4"/>
-          <w:left w:val="single" w:color="auto" w:sz="4"/>
-          <w:bottom w:val="single" w:color="auto" w:sz="4"/>
-          <w:right w:val="single" w:color="auto" w:sz="4"/>
-          <w:insideH w:val="single" w:color="auto" w:sz="4"/>
-          <w:insideV w:val="single" w:color="auto" w:sz="4"/>
-        </w:tblBorders>
-      </w:tblPr>
-      <w:tblGrid>
-        <w:gridCol w:w="9000"/>
-      </w:tblGrid>
-      <w:tr>
-        <w:tc>
-          <w:tcPr>
-            <w:tcW w:type="dxa" w:w="9000"/>
-            <w:tcBorders>
-              <w:top w:val="single" w:color="999999" w:sz="4"/>
-              <w:left w:val="single" w:color="999999" w:sz="4"/>
-              <w:bottom w:val="single" w:color="999999" w:sz="4"/>
-              <w:right w:val="single" w:color="999999" w:sz="4"/>
-            </w:tcBorders>
-            <w:shd w:fill="FFF4CE" w:val="clear"/>
-          </w:tcPr>
-          <w:p>
-            <w:r>
-              <w:rPr>
-                <w:rFonts w:ascii="Calibri" w:cs="Calibri" w:eastAsia="Calibri" w:hAnsi="Calibri"/>
-                <w:i/>
-                <w:iCs/>
-                <w:sz w:val="22"/>
-                <w:szCs w:val="22"/>
-              </w:rPr>
-              <w:t xml:space="preserve">[Provider to complete: name the person who holds the key personnel role, and confirm any backup contact who can act if the owner is unavailable.]</w:t>
-            </w:r>
-          </w:p>
-        </w:tc>
-      </w:tr>
-    </w:tbl>
-    <w:p>
-      <w:pPr>
-        <w:spacing w:after="120"/>
-      </w:pPr>
-      <w:r>
-        <w:rPr>
-          <w:rFonts w:ascii="Calibri" w:cs="Calibri" w:eastAsia="Calibri" w:hAnsi="Calibri"/>
-          <w:sz w:val="22"/>
-          <w:szCs w:val="22"/>
-        </w:rPr>
-        <w:t xml:space="preserve"/>
+        <w:t xml:space="preserve">Some roles carry higher risk, so we assess them before anyone starts. This policy applies to those roles in the same way as to all others.</w:t>
       </w:r>
     </w:p>
     <w:p>
@@ -1004,7 +936,388 @@
           <w:sz w:val="22"/>
           <w:szCs w:val="22"/>
         </w:rPr>
-        <w:t xml:space="preserve">Sunrise Supports is a sole trader that delivers household tasks to participants in New South Wales. We want every participant to be safe. An incident is anything that harms a participant, or could have harmed them, while we deliver supports. We make the commitments below to every participant and to anyone who works with us.</w:t>
+        <w:t xml:space="preserve">Sunrise Supports is committed to keeping every participant safe. We keep an incident management system that is right for the size of our business and the supports we deliver. This supports the Incident management standard, quality indicator 1.</w:t>
+      </w:r>
+    </w:p>
+    <w:p>
+      <w:pPr>
+        <w:spacing w:after="120"/>
+      </w:pPr>
+      <w:r>
+        <w:rPr>
+          <w:rFonts w:ascii="Calibri" w:cs="Calibri" w:eastAsia="Calibri" w:hAnsi="Calibri"/>
+          <w:sz w:val="22"/>
+          <w:szCs w:val="22"/>
+        </w:rPr>
+        <w:t xml:space="preserve">We deliver household tasks (0120) as a sole trader in New South Wales. Our system is kept simple and proportionate to this scope. It still meets the National Disability Insurance Scheme (Incident Management and Reportable Incidents) Rules 2018.</w:t>
+      </w:r>
+    </w:p>
+    <w:p>
+      <w:pPr>
+        <w:pStyle w:val="ListParagraph"/>
+        <w:numPr>
+          <w:ilvl w:val="0"/>
+          <w:numId w:val="2"/>
+        </w:numPr>
+        <w:spacing w:after="60"/>
+      </w:pPr>
+      <w:r>
+        <w:rPr>
+          <w:rFonts w:ascii="Calibri" w:cs="Calibri" w:eastAsia="Calibri" w:hAnsi="Calibri"/>
+          <w:sz w:val="22"/>
+          <w:szCs w:val="22"/>
+        </w:rPr>
+        <w:t xml:space="preserve">We acknowledge every incident and respond to it straight away, so that the participant is safe first.</w:t>
+      </w:r>
+    </w:p>
+    <w:p>
+      <w:pPr>
+        <w:pStyle w:val="ListParagraph"/>
+        <w:numPr>
+          <w:ilvl w:val="0"/>
+          <w:numId w:val="2"/>
+        </w:numPr>
+        <w:spacing w:after="60"/>
+      </w:pPr>
+      <w:r>
+        <w:rPr>
+          <w:rFonts w:ascii="Calibri" w:cs="Calibri" w:eastAsia="Calibri" w:hAnsi="Calibri"/>
+          <w:sz w:val="22"/>
+          <w:szCs w:val="22"/>
+        </w:rPr>
+        <w:t xml:space="preserve">We record every incident in our incident register, whatever its size.</w:t>
+      </w:r>
+    </w:p>
+    <w:p>
+      <w:pPr>
+        <w:pStyle w:val="ListParagraph"/>
+        <w:numPr>
+          <w:ilvl w:val="0"/>
+          <w:numId w:val="2"/>
+        </w:numPr>
+        <w:spacing w:after="60"/>
+      </w:pPr>
+      <w:r>
+        <w:rPr>
+          <w:rFonts w:ascii="Calibri" w:cs="Calibri" w:eastAsia="Calibri" w:hAnsi="Calibri"/>
+          <w:sz w:val="22"/>
+          <w:szCs w:val="22"/>
+        </w:rPr>
+        <w:t xml:space="preserve">We look into each incident to find out what happened and why, and we learn from it.</w:t>
+      </w:r>
+    </w:p>
+    <w:p>
+      <w:pPr>
+        <w:pStyle w:val="ListParagraph"/>
+        <w:numPr>
+          <w:ilvl w:val="0"/>
+          <w:numId w:val="2"/>
+        </w:numPr>
+        <w:spacing w:after="60"/>
+      </w:pPr>
+      <w:r>
+        <w:rPr>
+          <w:rFonts w:ascii="Calibri" w:cs="Calibri" w:eastAsia="Calibri" w:hAnsi="Calibri"/>
+          <w:sz w:val="22"/>
+          <w:szCs w:val="22"/>
+        </w:rPr>
+        <w:t xml:space="preserve">We report reportable incidents to the Commission within the timeframes the Rules set. See section 7 Reportable incidents.</w:t>
+      </w:r>
+    </w:p>
+    <w:p>
+      <w:pPr>
+        <w:pStyle w:val="ListParagraph"/>
+        <w:numPr>
+          <w:ilvl w:val="0"/>
+          <w:numId w:val="2"/>
+        </w:numPr>
+        <w:spacing w:after="60"/>
+      </w:pPr>
+      <w:r>
+        <w:rPr>
+          <w:rFonts w:ascii="Calibri" w:cs="Calibri" w:eastAsia="Calibri" w:hAnsi="Calibri"/>
+          <w:sz w:val="22"/>
+          <w:szCs w:val="22"/>
+        </w:rPr>
+        <w:t xml:space="preserve">We do not use restrictive practices. If one is ever used or suspected, we treat it as an incident and record it.</w:t>
+      </w:r>
+    </w:p>
+    <w:p>
+      <w:pPr>
+        <w:pStyle w:val="ListParagraph"/>
+        <w:numPr>
+          <w:ilvl w:val="0"/>
+          <w:numId w:val="2"/>
+        </w:numPr>
+        <w:spacing w:after="60"/>
+      </w:pPr>
+      <w:r>
+        <w:rPr>
+          <w:rFonts w:ascii="Calibri" w:cs="Calibri" w:eastAsia="Calibri" w:hAnsi="Calibri"/>
+          <w:sz w:val="22"/>
+          <w:szCs w:val="22"/>
+        </w:rPr>
+        <w:t xml:space="preserve">We keep the incident register up to date and keep the incident records described in section 10 Records and evidence to retain.</w:t>
+      </w:r>
+    </w:p>
+    <w:p>
+      <w:pPr>
+        <w:spacing w:after="120"/>
+      </w:pPr>
+      <w:r>
+        <w:rPr>
+          <w:rFonts w:ascii="Calibri" w:cs="Calibri" w:eastAsia="Calibri" w:hAnsi="Calibri"/>
+          <w:sz w:val="22"/>
+          <w:szCs w:val="22"/>
+        </w:rPr>
+        <w:t xml:space="preserve">We review this policy every 12 months and the incident register every 3 months. See section 12 Review.</w:t>
+      </w:r>
+    </w:p>
+    <w:p>
+      <w:pPr>
+        <w:pStyle w:val="Heading1"/>
+        <w:spacing w:after="120" w:before="240"/>
+      </w:pPr>
+      <w:r>
+        <w:rPr>
+          <w:rFonts w:ascii="Calibri" w:cs="Calibri" w:eastAsia="Calibri" w:hAnsi="Calibri"/>
+          <w:b/>
+          <w:bCs/>
+        </w:rPr>
+        <w:t xml:space="preserve">5 How we put this into practice</w:t>
+      </w:r>
+    </w:p>
+    <w:p>
+      <w:pPr>
+        <w:spacing w:after="120"/>
+      </w:pPr>
+      <w:r>
+        <w:rPr>
+          <w:rFonts w:ascii="Calibri" w:cs="Calibri" w:eastAsia="Calibri" w:hAnsi="Calibri"/>
+          <w:sz w:val="22"/>
+          <w:szCs w:val="22"/>
+        </w:rPr>
+        <w:t xml:space="preserve">Sunrise Supports is run by one person, a sole trader in New South Wales. We provide household tasks support (0120). This section sets out the steps we follow to prevent, respond to, record, investigate and report incidents. We keep these steps simple and in proportion to the size of our business.</w:t>
+      </w:r>
+    </w:p>
+    <w:p>
+      <w:pPr>
+        <w:pStyle w:val="ListParagraph"/>
+        <w:numPr>
+          <w:ilvl w:val="0"/>
+          <w:numId w:val="3"/>
+        </w:numPr>
+        <w:spacing w:after="60"/>
+      </w:pPr>
+      <w:r>
+        <w:rPr>
+          <w:rFonts w:ascii="Calibri" w:cs="Calibri" w:eastAsia="Calibri" w:hAnsi="Calibri"/>
+          <w:sz w:val="22"/>
+          <w:szCs w:val="22"/>
+        </w:rPr>
+        <w:t xml:space="preserve">Prevent. Before we start with a new participant, we talk with them about their home, their routines and anything that could put them at risk. We note any risks and the steps we take to reduce them. We review these notes when something changes.</w:t>
+      </w:r>
+    </w:p>
+    <w:p>
+      <w:pPr>
+        <w:pStyle w:val="ListParagraph"/>
+        <w:numPr>
+          <w:ilvl w:val="0"/>
+          <w:numId w:val="3"/>
+        </w:numPr>
+        <w:spacing w:after="60"/>
+      </w:pPr>
+      <w:r>
+        <w:rPr>
+          <w:rFonts w:ascii="Calibri" w:cs="Calibri" w:eastAsia="Calibri" w:hAnsi="Calibri"/>
+          <w:sz w:val="22"/>
+          <w:szCs w:val="22"/>
+        </w:rPr>
+        <w:t xml:space="preserve">Respond. If something happens, we make sure the participant is safe first. We call emergency services on 000 when there is immediate danger or someone needs urgent medical help. We stay with the participant until they are safe.</w:t>
+      </w:r>
+    </w:p>
+    <w:p>
+      <w:pPr>
+        <w:pStyle w:val="ListParagraph"/>
+        <w:numPr>
+          <w:ilvl w:val="0"/>
+          <w:numId w:val="3"/>
+        </w:numPr>
+        <w:spacing w:after="60"/>
+      </w:pPr>
+      <w:r>
+        <w:rPr>
+          <w:rFonts w:ascii="Calibri" w:cs="Calibri" w:eastAsia="Calibri" w:hAnsi="Calibri"/>
+          <w:sz w:val="22"/>
+          <w:szCs w:val="22"/>
+        </w:rPr>
+        <w:t xml:space="preserve">Tell the right people. We tell the participant and, with their agreement, their family, guardian or nominee. We also tell the NDIS plan manager or support coordinator when they need to know.</w:t>
+      </w:r>
+    </w:p>
+    <w:p>
+      <w:pPr>
+        <w:pStyle w:val="ListParagraph"/>
+        <w:numPr>
+          <w:ilvl w:val="0"/>
+          <w:numId w:val="3"/>
+        </w:numPr>
+        <w:spacing w:after="60"/>
+      </w:pPr>
+      <w:r>
+        <w:rPr>
+          <w:rFonts w:ascii="Calibri" w:cs="Calibri" w:eastAsia="Calibri" w:hAnsi="Calibri"/>
+          <w:sz w:val="22"/>
+          <w:szCs w:val="22"/>
+        </w:rPr>
+        <w:t xml:space="preserve">Decide if it is reportable. We check what happened against section 7 Reportable incidents. That section holds the definitions, the list of reportable incidents and the timeframes. We do not rely on memory for these.</w:t>
+      </w:r>
+    </w:p>
+    <w:p>
+      <w:pPr>
+        <w:pStyle w:val="ListParagraph"/>
+        <w:numPr>
+          <w:ilvl w:val="0"/>
+          <w:numId w:val="3"/>
+        </w:numPr>
+        <w:spacing w:after="60"/>
+      </w:pPr>
+      <w:r>
+        <w:rPr>
+          <w:rFonts w:ascii="Calibri" w:cs="Calibri" w:eastAsia="Calibri" w:hAnsi="Calibri"/>
+          <w:sz w:val="22"/>
+          <w:szCs w:val="22"/>
+        </w:rPr>
+        <w:t xml:space="preserve">Report. If the incident is reportable, we report it to the Commission as set out in section 7 Reportable incidents and keep a copy of what we send. If we are unsure, we treat it as reportable and report it.</w:t>
+      </w:r>
+    </w:p>
+    <w:p>
+      <w:pPr>
+        <w:pStyle w:val="ListParagraph"/>
+        <w:numPr>
+          <w:ilvl w:val="0"/>
+          <w:numId w:val="3"/>
+        </w:numPr>
+        <w:spacing w:after="60"/>
+      </w:pPr>
+      <w:r>
+        <w:rPr>
+          <w:rFonts w:ascii="Calibri" w:cs="Calibri" w:eastAsia="Calibri" w:hAnsi="Calibri"/>
+          <w:sz w:val="22"/>
+          <w:szCs w:val="22"/>
+        </w:rPr>
+        <w:t xml:space="preserve">Record. We write the incident in our incident register on the day it happens, or as soon as we are able. We record the facts only: what happened, when, who was involved, what we did and who we told. We do not guess about causes at this stage.</w:t>
+      </w:r>
+    </w:p>
+    <w:p>
+      <w:pPr>
+        <w:pStyle w:val="ListParagraph"/>
+        <w:numPr>
+          <w:ilvl w:val="0"/>
+          <w:numId w:val="3"/>
+        </w:numPr>
+        <w:spacing w:after="60"/>
+      </w:pPr>
+      <w:r>
+        <w:rPr>
+          <w:rFonts w:ascii="Calibri" w:cs="Calibri" w:eastAsia="Calibri" w:hAnsi="Calibri"/>
+          <w:sz w:val="22"/>
+          <w:szCs w:val="22"/>
+        </w:rPr>
+        <w:t xml:space="preserve">Investigate. We look at what led to the incident and what we could change. This is a short review of the facts, the participant's views and our own actions. We take care that the participant is not blamed.</w:t>
+      </w:r>
+    </w:p>
+    <w:p>
+      <w:pPr>
+        <w:pStyle w:val="ListParagraph"/>
+        <w:numPr>
+          <w:ilvl w:val="0"/>
+          <w:numId w:val="3"/>
+        </w:numPr>
+        <w:spacing w:after="60"/>
+      </w:pPr>
+      <w:r>
+        <w:rPr>
+          <w:rFonts w:ascii="Calibri" w:cs="Calibri" w:eastAsia="Calibri" w:hAnsi="Calibri"/>
+          <w:sz w:val="22"/>
+          <w:szCs w:val="22"/>
+        </w:rPr>
+        <w:t xml:space="preserve">Learn and change. We write down what we will change, such as a new routine, a different way of doing a task or more training for ourselves. We carry out the change and note the date in the register.</w:t>
+      </w:r>
+    </w:p>
+    <w:p>
+      <w:pPr>
+        <w:pStyle w:val="ListParagraph"/>
+        <w:numPr>
+          <w:ilvl w:val="0"/>
+          <w:numId w:val="3"/>
+        </w:numPr>
+        <w:spacing w:after="60"/>
+      </w:pPr>
+      <w:r>
+        <w:rPr>
+          <w:rFonts w:ascii="Calibri" w:cs="Calibri" w:eastAsia="Calibri" w:hAnsi="Calibri"/>
+          <w:sz w:val="22"/>
+          <w:szCs w:val="22"/>
+        </w:rPr>
+        <w:t xml:space="preserve">Close the incident. We close the entry when the participant is safe, the required reports are made and the changes are done. We tell the participant what we have done in a way they can understand.</w:t>
+      </w:r>
+    </w:p>
+    <w:p>
+      <w:pPr>
+        <w:pStyle w:val="ListParagraph"/>
+        <w:numPr>
+          <w:ilvl w:val="0"/>
+          <w:numId w:val="3"/>
+        </w:numPr>
+        <w:spacing w:after="60"/>
+      </w:pPr>
+      <w:r>
+        <w:rPr>
+          <w:rFonts w:ascii="Calibri" w:cs="Calibri" w:eastAsia="Calibri" w:hAnsi="Calibri"/>
+          <w:sz w:val="22"/>
+          <w:szCs w:val="22"/>
+        </w:rPr>
+        <w:t xml:space="preserve">Review. We review this policy every 12 months. We review the incident register every 3 months to look for patterns and to check that every entry is closed or has a next step.</w:t>
+      </w:r>
+    </w:p>
+    <w:p>
+      <w:pPr>
+        <w:spacing w:after="120"/>
+      </w:pPr>
+      <w:r>
+        <w:rPr>
+          <w:rFonts w:ascii="Calibri" w:cs="Calibri" w:eastAsia="Calibri" w:hAnsi="Calibri"/>
+          <w:sz w:val="22"/>
+          <w:szCs w:val="22"/>
+        </w:rPr>
+        <w:t xml:space="preserve">Because we work alone, one person carries out every step above. If we are unwell or unable to act, we ask the participant's chosen contact or the NDIS Commission for guidance on the next step. The register itself is described in section 9 Incident register, and the person responsible for each step is set out in section 6 Responsibilities.</w:t>
+      </w:r>
+    </w:p>
+    <w:p>
+      <w:pPr>
+        <w:pStyle w:val="Heading1"/>
+        <w:spacing w:after="120" w:before="240"/>
+      </w:pPr>
+      <w:r>
+        <w:rPr>
+          <w:rFonts w:ascii="Calibri" w:cs="Calibri" w:eastAsia="Calibri" w:hAnsi="Calibri"/>
+          <w:b/>
+          <w:bCs/>
+        </w:rPr>
+        <w:t xml:space="preserve">6 Responsibilities</w:t>
+      </w:r>
+    </w:p>
+    <w:p>
+      <w:pPr>
+        <w:spacing w:after="120"/>
+      </w:pPr>
+      <w:r>
+        <w:rPr>
+          <w:rFonts w:ascii="Calibri" w:cs="Calibri" w:eastAsia="Calibri" w:hAnsi="Calibri"/>
+          <w:sz w:val="22"/>
+          <w:szCs w:val="22"/>
+        </w:rPr>
+        <w:t xml:space="preserve">Sunrise Supports is run by one person, a sole trader. There are no other workers. That person holds every role in this policy, so the same person does each task below. If we ever add workers, we will update this table and give each task to a named role.</w:t>
       </w:r>
     </w:p>
     <w:tbl>
@@ -1048,7 +1361,7 @@
                 <w:sz w:val="22"/>
                 <w:szCs w:val="22"/>
               </w:rPr>
-              <w:t xml:space="preserve">Our commitment</w:t>
+              <w:t xml:space="preserve">Role</w:t>
             </w:r>
           </w:p>
         </w:tc>
@@ -1072,7 +1385,7 @@
                 <w:sz w:val="22"/>
                 <w:szCs w:val="22"/>
               </w:rPr>
-              <w:t xml:space="preserve">What we do</w:t>
+              <w:t xml:space="preserve">Does what</w:t>
             </w:r>
           </w:p>
         </w:tc>
@@ -1096,7 +1409,7 @@
                 <w:sz w:val="22"/>
                 <w:szCs w:val="22"/>
               </w:rPr>
-              <w:t xml:space="preserve">Quality indicator</w:t>
+              <w:t xml:space="preserve">When</w:t>
             </w:r>
           </w:p>
         </w:tc>
@@ -1119,7 +1432,7 @@
                 <w:sz w:val="22"/>
                 <w:szCs w:val="22"/>
               </w:rPr>
-              <w:t xml:space="preserve">We keep an incident management system that fits our size</w:t>
+              <w:t xml:space="preserve">Owner and key personnel (sole trader)</w:t>
             </w:r>
           </w:p>
         </w:tc>
@@ -1140,7 +1453,7 @@
                 <w:sz w:val="22"/>
                 <w:szCs w:val="22"/>
               </w:rPr>
-              <w:t xml:space="preserve">We keep a system that suits a sole trader delivering household tasks. We build it around the National Disability Insurance Scheme (Incident Management and Reportable Incidents) Rules 2018.</w:t>
+              <w:t xml:space="preserve">Responds to the incident, keeps the participant safe and gets help if needed. See section 8 Incident procedure.</w:t>
             </w:r>
           </w:p>
         </w:tc>
@@ -1161,7 +1474,7 @@
                 <w:sz w:val="22"/>
                 <w:szCs w:val="22"/>
               </w:rPr>
-              <w:t xml:space="preserve">Indicator 1</w:t>
+              <w:t xml:space="preserve">As soon as an incident happens or we learn of it</w:t>
             </w:r>
           </w:p>
         </w:tc>
@@ -1184,7 +1497,7 @@
                 <w:sz w:val="22"/>
                 <w:szCs w:val="22"/>
               </w:rPr>
-              <w:t xml:space="preserve">We respond to every incident and report when required</w:t>
+              <w:t xml:space="preserve">Owner and key personnel (sole trader)</w:t>
             </w:r>
           </w:p>
         </w:tc>
@@ -1205,7 +1518,7 @@
                 <w:sz w:val="22"/>
                 <w:szCs w:val="22"/>
               </w:rPr>
-              <w:t xml:space="preserve">We make the participant safe first. We record the incident in our incident register. We report reportable incidents to the NDIS Quality and Safeguards Commission (the Commission) within the timeframes in the Rules.</w:t>
+              <w:t xml:space="preserve">Decides whether the incident is reportable and reports it to the Commission. See section 7 Reportable incidents for what counts and the timeframes.</w:t>
             </w:r>
           </w:p>
         </w:tc>
@@ -1226,7 +1539,7 @@
                 <w:sz w:val="22"/>
                 <w:szCs w:val="22"/>
               </w:rPr>
-              <w:t xml:space="preserve">Indicator 1</w:t>
+              <w:t xml:space="preserve">As soon as we know about the incident</w:t>
             </w:r>
           </w:p>
         </w:tc>
@@ -1249,7 +1562,7 @@
                 <w:sz w:val="22"/>
                 <w:szCs w:val="22"/>
               </w:rPr>
-              <w:t xml:space="preserve">We tell participants how incidents are managed</w:t>
+              <w:t xml:space="preserve">Owner and key personnel (sole trader)</w:t>
             </w:r>
           </w:p>
         </w:tc>
@@ -1270,7 +1583,7 @@
                 <w:sz w:val="22"/>
                 <w:szCs w:val="22"/>
               </w:rPr>
-              <w:t xml:space="preserve">We give each participant information on incident management. We tell a participant how we managed any incident that involved them.</w:t>
+              <w:t xml:space="preserve">Records every incident in the incident register, with what happened, what we did and what we learned. See section 9 Incident register.</w:t>
             </w:r>
           </w:p>
         </w:tc>
@@ -1291,7 +1604,7 @@
                 <w:sz w:val="22"/>
                 <w:szCs w:val="22"/>
               </w:rPr>
-              <w:t xml:space="preserve">Indicator 2</w:t>
+              <w:t xml:space="preserve">Each time an incident happens</w:t>
             </w:r>
           </w:p>
         </w:tc>
@@ -1314,7 +1627,7 @@
                 <w:sz w:val="22"/>
                 <w:szCs w:val="22"/>
               </w:rPr>
-              <w:t xml:space="preserve">We learn from incidents and keep improving</w:t>
+              <w:t xml:space="preserve">Owner and key personnel (sole trader)</w:t>
             </w:r>
           </w:p>
         </w:tc>
@@ -1335,7 +1648,7 @@
                 <w:sz w:val="22"/>
                 <w:szCs w:val="22"/>
               </w:rPr>
-              <w:t xml:space="preserve">We review this policy and procedure every 12 months. We review the causes, handling and outcomes of incidents in the register. We ask participants and workers for their views and act on what we hear.</w:t>
+              <w:t xml:space="preserve">Looks into the cause, makes changes to stop it happening again and checks the changes worked.</w:t>
             </w:r>
           </w:p>
         </w:tc>
@@ -1356,7 +1669,7 @@
                 <w:sz w:val="22"/>
                 <w:szCs w:val="22"/>
               </w:rPr>
-              <w:t xml:space="preserve">Indicator 3</w:t>
+              <w:t xml:space="preserve">After each incident</w:t>
             </w:r>
           </w:p>
         </w:tc>
@@ -1379,7 +1692,7 @@
                 <w:sz w:val="22"/>
                 <w:szCs w:val="22"/>
               </w:rPr>
-              <w:t xml:space="preserve">We make sure everyone who delivers supports knows the procedure</w:t>
+              <w:t xml:space="preserve">Owner and key personnel (sole trader)</w:t>
             </w:r>
           </w:p>
         </w:tc>
@@ -1400,7 +1713,7 @@
                 <w:sz w:val="22"/>
                 <w:szCs w:val="22"/>
               </w:rPr>
-              <w:t xml:space="preserve">Everyone who delivers supports for Sunrise Supports, including the owner, learns this procedure before delivering supports. We follow it every time.</w:t>
+              <w:t xml:space="preserve">Reviews this policy and procedure.</w:t>
             </w:r>
           </w:p>
         </w:tc>
@@ -1421,7 +1734,72 @@
                 <w:sz w:val="22"/>
                 <w:szCs w:val="22"/>
               </w:rPr>
-              <w:t xml:space="preserve">Indicator 4</w:t>
+              <w:t xml:space="preserve">Every 12 months</w:t>
+            </w:r>
+          </w:p>
+        </w:tc>
+      </w:tr>
+      <w:tr>
+        <w:tc>
+          <w:tcPr>
+            <w:tcW w:type="dxa" w:w="3000"/>
+            <w:tcBorders>
+              <w:top w:val="single" w:color="999999" w:sz="4"/>
+              <w:left w:val="single" w:color="999999" w:sz="4"/>
+              <w:bottom w:val="single" w:color="999999" w:sz="4"/>
+              <w:right w:val="single" w:color="999999" w:sz="4"/>
+            </w:tcBorders>
+          </w:tcPr>
+          <w:p>
+            <w:r>
+              <w:rPr>
+                <w:rFonts w:ascii="Calibri" w:cs="Calibri" w:eastAsia="Calibri" w:hAnsi="Calibri"/>
+                <w:sz w:val="22"/>
+                <w:szCs w:val="22"/>
+              </w:rPr>
+              <w:t xml:space="preserve">Owner and key personnel (sole trader)</w:t>
+            </w:r>
+          </w:p>
+        </w:tc>
+        <w:tc>
+          <w:tcPr>
+            <w:tcW w:type="dxa" w:w="3000"/>
+            <w:tcBorders>
+              <w:top w:val="single" w:color="999999" w:sz="4"/>
+              <w:left w:val="single" w:color="999999" w:sz="4"/>
+              <w:bottom w:val="single" w:color="999999" w:sz="4"/>
+              <w:right w:val="single" w:color="999999" w:sz="4"/>
+            </w:tcBorders>
+          </w:tcPr>
+          <w:p>
+            <w:r>
+              <w:rPr>
+                <w:rFonts w:ascii="Calibri" w:cs="Calibri" w:eastAsia="Calibri" w:hAnsi="Calibri"/>
+                <w:sz w:val="22"/>
+                <w:szCs w:val="22"/>
+              </w:rPr>
+              <w:t xml:space="preserve">Reviews the incident register for patterns and repeat incidents.</w:t>
+            </w:r>
+          </w:p>
+        </w:tc>
+        <w:tc>
+          <w:tcPr>
+            <w:tcW w:type="dxa" w:w="3000"/>
+            <w:tcBorders>
+              <w:top w:val="single" w:color="999999" w:sz="4"/>
+              <w:left w:val="single" w:color="999999" w:sz="4"/>
+              <w:bottom w:val="single" w:color="999999" w:sz="4"/>
+              <w:right w:val="single" w:color="999999" w:sz="4"/>
+            </w:tcBorders>
+          </w:tcPr>
+          <w:p>
+            <w:r>
+              <w:rPr>
+                <w:rFonts w:ascii="Calibri" w:cs="Calibri" w:eastAsia="Calibri" w:hAnsi="Calibri"/>
+                <w:sz w:val="22"/>
+                <w:szCs w:val="22"/>
+              </w:rPr>
+              <w:t xml:space="preserve">Every 3 months</w:t>
             </w:r>
           </w:p>
         </w:tc>
@@ -1450,7 +1828,20 @@
           <w:sz w:val="22"/>
           <w:szCs w:val="22"/>
         </w:rPr>
-        <w:t xml:space="preserve">We do not use restrictive practices. If one ever happens, we treat it as an incident, record it and report it as the Rules require.</w:t>
+        <w:t xml:space="preserve">We do not use restrictive practices. If one is ever used with a participant, we treat it as an incident and follow section 7 Reportable incidents.</w:t>
+      </w:r>
+    </w:p>
+    <w:p>
+      <w:pPr>
+        <w:spacing w:after="120"/>
+      </w:pPr>
+      <w:r>
+        <w:rPr>
+          <w:rFonts w:ascii="Calibri" w:cs="Calibri" w:eastAsia="Calibri" w:hAnsi="Calibri"/>
+          <w:sz w:val="22"/>
+          <w:szCs w:val="22"/>
+        </w:rPr>
+        <w:t xml:space="preserve">Because one person holds every role, we ask someone we trust, such as a peer or another provider, to look over our incident records at each 3-month register review. This gives us a second view on what we may have missed. [Provider to complete: name of the person who will give this second view, if any.]</w:t>
       </w:r>
     </w:p>
     <w:p>
@@ -1464,7 +1855,7 @@
           <w:b/>
           <w:bCs/>
         </w:rPr>
-        <w:t xml:space="preserve">5 How we put this into practice</w:t>
+        <w:t xml:space="preserve">7 Reportable incidents</w:t>
       </w:r>
     </w:p>
     <w:p>
@@ -1477,544 +1868,9 @@
           <w:sz w:val="22"/>
           <w:szCs w:val="22"/>
         </w:rPr>
-        <w:t xml:space="preserve">Sunrise Supports is a sole trader business. We provide household tasks support in New South Wales. The owner does every step below. We do not use restrictive practices, so this section does not cover them.</w:t>
-      </w:r>
-    </w:p>
-    <w:p>
-      <w:pPr>
-        <w:pStyle w:val="ListParagraph"/>
-        <w:numPr>
-          <w:ilvl w:val="0"/>
-          <w:numId w:val="3"/>
-        </w:numPr>
-        <w:spacing w:after="60"/>
-      </w:pPr>
-      <w:r>
-        <w:rPr>
-          <w:rFonts w:ascii="Calibri" w:cs="Calibri" w:eastAsia="Calibri" w:hAnsi="Calibri"/>
-          <w:sz w:val="22"/>
-          <w:szCs w:val="22"/>
-        </w:rPr>
-        <w:t xml:space="preserve">Prevent incidents. Before we start with a participant, we talk with them about risks in their home and in the tasks we will do. We write down any risks and how we will manage them in the participant's file.</w:t>
-      </w:r>
-    </w:p>
-    <w:p>
-      <w:pPr>
-        <w:pStyle w:val="ListParagraph"/>
-        <w:numPr>
-          <w:ilvl w:val="0"/>
-          <w:numId w:val="3"/>
-        </w:numPr>
-        <w:spacing w:after="60"/>
-      </w:pPr>
-      <w:r>
-        <w:rPr>
-          <w:rFonts w:ascii="Calibri" w:cs="Calibri" w:eastAsia="Calibri" w:hAnsi="Calibri"/>
-          <w:sz w:val="22"/>
-          <w:szCs w:val="22"/>
-        </w:rPr>
-        <w:t xml:space="preserve">Make people safe first. If someone is hurt or in danger, we call 000. If there is no emergency, we stop the task that caused the problem and make the area safe.</w:t>
-      </w:r>
-    </w:p>
-    <w:p>
-      <w:pPr>
-        <w:pStyle w:val="ListParagraph"/>
-        <w:numPr>
-          <w:ilvl w:val="0"/>
-          <w:numId w:val="3"/>
-        </w:numPr>
-        <w:spacing w:after="60"/>
-      </w:pPr>
-      <w:r>
-        <w:rPr>
-          <w:rFonts w:ascii="Calibri" w:cs="Calibri" w:eastAsia="Calibri" w:hAnsi="Calibri"/>
-          <w:sz w:val="22"/>
-          <w:szCs w:val="22"/>
-        </w:rPr>
-        <w:t xml:space="preserve">Tell the right people. We tell the participant, and the person they have chosen to be told, as soon as we can. We ask the participant what they want us to do next.</w:t>
-      </w:r>
-    </w:p>
-    <w:p>
-      <w:pPr>
-        <w:pStyle w:val="ListParagraph"/>
-        <w:numPr>
-          <w:ilvl w:val="0"/>
-          <w:numId w:val="3"/>
-        </w:numPr>
-        <w:spacing w:after="60"/>
-      </w:pPr>
-      <w:r>
-        <w:rPr>
-          <w:rFonts w:ascii="Calibri" w:cs="Calibri" w:eastAsia="Calibri" w:hAnsi="Calibri"/>
-          <w:sz w:val="22"/>
-          <w:szCs w:val="22"/>
-        </w:rPr>
-        <w:t xml:space="preserve">Record the incident in the Incident register on the same day. We write what happened, when, where, who was affected and what we did. We do not put anything in the register that is not needed.</w:t>
-      </w:r>
-    </w:p>
-    <w:p>
-      <w:pPr>
-        <w:pStyle w:val="ListParagraph"/>
-        <w:numPr>
-          <w:ilvl w:val="0"/>
-          <w:numId w:val="3"/>
-        </w:numPr>
-        <w:spacing w:after="60"/>
-      </w:pPr>
-      <w:r>
-        <w:rPr>
-          <w:rFonts w:ascii="Calibri" w:cs="Calibri" w:eastAsia="Calibri" w:hAnsi="Calibri"/>
-          <w:sz w:val="22"/>
-          <w:szCs w:val="22"/>
-        </w:rPr>
-        <w:t xml:space="preserve">Decide if the incident is reportable. We check what happened against section 7 Reportable incidents. That section sets out what we must report to the Commission and when.</w:t>
-      </w:r>
-    </w:p>
-    <w:p>
-      <w:pPr>
-        <w:pStyle w:val="ListParagraph"/>
-        <w:numPr>
-          <w:ilvl w:val="0"/>
-          <w:numId w:val="3"/>
-        </w:numPr>
-        <w:spacing w:after="60"/>
-      </w:pPr>
-      <w:r>
-        <w:rPr>
-          <w:rFonts w:ascii="Calibri" w:cs="Calibri" w:eastAsia="Calibri" w:hAnsi="Calibri"/>
-          <w:sz w:val="22"/>
-          <w:szCs w:val="22"/>
-        </w:rPr>
-        <w:t xml:space="preserve">Look into what happened. We find out the cause and what could have prevented it. We write our findings and actions in the Incident register.</w:t>
-      </w:r>
-    </w:p>
-    <w:p>
-      <w:pPr>
-        <w:pStyle w:val="ListParagraph"/>
-        <w:numPr>
-          <w:ilvl w:val="0"/>
-          <w:numId w:val="3"/>
-        </w:numPr>
-        <w:spacing w:after="60"/>
-      </w:pPr>
-      <w:r>
-        <w:rPr>
-          <w:rFonts w:ascii="Calibri" w:cs="Calibri" w:eastAsia="Calibri" w:hAnsi="Calibri"/>
-          <w:sz w:val="22"/>
-          <w:szCs w:val="22"/>
-        </w:rPr>
-        <w:t xml:space="preserve">Tell the participant how we managed the incident. We explain what we found and what we have changed, in a way that suits them. We note this in the register.</w:t>
-      </w:r>
-    </w:p>
-    <w:p>
-      <w:pPr>
-        <w:pStyle w:val="ListParagraph"/>
-        <w:numPr>
-          <w:ilvl w:val="0"/>
-          <w:numId w:val="3"/>
-        </w:numPr>
-        <w:spacing w:after="60"/>
-      </w:pPr>
-      <w:r>
-        <w:rPr>
-          <w:rFonts w:ascii="Calibri" w:cs="Calibri" w:eastAsia="Calibri" w:hAnsi="Calibri"/>
-          <w:sz w:val="22"/>
-          <w:szCs w:val="22"/>
-        </w:rPr>
-        <w:t xml:space="preserve">Learn from incidents. Every 3 months we review the Incident register for patterns and check that actions were finished. We ask participants for their views on how we handle incidents and use their feedback.</w:t>
-      </w:r>
-    </w:p>
-    <w:p>
-      <w:pPr>
-        <w:pStyle w:val="ListParagraph"/>
-        <w:numPr>
-          <w:ilvl w:val="0"/>
-          <w:numId w:val="3"/>
-        </w:numPr>
-        <w:spacing w:after="60"/>
-      </w:pPr>
-      <w:r>
-        <w:rPr>
-          <w:rFonts w:ascii="Calibri" w:cs="Calibri" w:eastAsia="Calibri" w:hAnsi="Calibri"/>
-          <w:sz w:val="22"/>
-          <w:szCs w:val="22"/>
-        </w:rPr>
-        <w:t xml:space="preserve">Review this policy every 12 months. We update it if our supports, our business or the rules change.</w:t>
-      </w:r>
-    </w:p>
-    <w:p>
-      <w:pPr>
-        <w:pStyle w:val="ListParagraph"/>
-        <w:numPr>
-          <w:ilvl w:val="0"/>
-          <w:numId w:val="3"/>
-        </w:numPr>
-        <w:spacing w:after="60"/>
-      </w:pPr>
-      <w:r>
-        <w:rPr>
-          <w:rFonts w:ascii="Calibri" w:cs="Calibri" w:eastAsia="Calibri" w:hAnsi="Calibri"/>
-          <w:sz w:val="22"/>
-          <w:szCs w:val="22"/>
-        </w:rPr>
-        <w:t xml:space="preserve">Train anyone we engage. If we engage a worker, we train them on this procedure before they work alone, and we update this document to name their responsibilities.</w:t>
-      </w:r>
-    </w:p>
-    <w:tbl>
-      <w:tblPr>
-        <w:tblW w:type="dxa" w:w="9000"/>
-        <w:tblBorders>
-          <w:top w:val="single" w:color="auto" w:sz="4"/>
-          <w:left w:val="single" w:color="auto" w:sz="4"/>
-          <w:bottom w:val="single" w:color="auto" w:sz="4"/>
-          <w:right w:val="single" w:color="auto" w:sz="4"/>
-          <w:insideH w:val="single" w:color="auto" w:sz="4"/>
-          <w:insideV w:val="single" w:color="auto" w:sz="4"/>
-        </w:tblBorders>
-      </w:tblPr>
-      <w:tblGrid>
-        <w:gridCol w:w="3000"/>
-        <w:gridCol w:w="3000"/>
-        <w:gridCol w:w="3000"/>
-      </w:tblGrid>
-      <w:tr>
-        <w:trPr>
-          <w:tblHeader/>
-        </w:trPr>
-        <w:tc>
-          <w:tcPr>
-            <w:tcW w:type="dxa" w:w="3000"/>
-            <w:tcBorders>
-              <w:top w:val="single" w:color="999999" w:sz="4"/>
-              <w:left w:val="single" w:color="999999" w:sz="4"/>
-              <w:bottom w:val="single" w:color="999999" w:sz="4"/>
-              <w:right w:val="single" w:color="999999" w:sz="4"/>
-            </w:tcBorders>
-            <w:shd w:fill="EEEEEE" w:val="clear"/>
-          </w:tcPr>
-          <w:p>
-            <w:r>
-              <w:rPr>
-                <w:rFonts w:ascii="Calibri" w:cs="Calibri" w:eastAsia="Calibri" w:hAnsi="Calibri"/>
-                <w:b/>
-                <w:bCs/>
-                <w:sz w:val="22"/>
-                <w:szCs w:val="22"/>
-              </w:rPr>
-              <w:t xml:space="preserve">Role</w:t>
-            </w:r>
-          </w:p>
-        </w:tc>
-        <w:tc>
-          <w:tcPr>
-            <w:tcW w:type="dxa" w:w="3000"/>
-            <w:tcBorders>
-              <w:top w:val="single" w:color="999999" w:sz="4"/>
-              <w:left w:val="single" w:color="999999" w:sz="4"/>
-              <w:bottom w:val="single" w:color="999999" w:sz="4"/>
-              <w:right w:val="single" w:color="999999" w:sz="4"/>
-            </w:tcBorders>
-            <w:shd w:fill="EEEEEE" w:val="clear"/>
-          </w:tcPr>
-          <w:p>
-            <w:r>
-              <w:rPr>
-                <w:rFonts w:ascii="Calibri" w:cs="Calibri" w:eastAsia="Calibri" w:hAnsi="Calibri"/>
-                <w:b/>
-                <w:bCs/>
-                <w:sz w:val="22"/>
-                <w:szCs w:val="22"/>
-              </w:rPr>
-              <w:t xml:space="preserve">Does what</w:t>
-            </w:r>
-          </w:p>
-        </w:tc>
-        <w:tc>
-          <w:tcPr>
-            <w:tcW w:type="dxa" w:w="3000"/>
-            <w:tcBorders>
-              <w:top w:val="single" w:color="999999" w:sz="4"/>
-              <w:left w:val="single" w:color="999999" w:sz="4"/>
-              <w:bottom w:val="single" w:color="999999" w:sz="4"/>
-              <w:right w:val="single" w:color="999999" w:sz="4"/>
-            </w:tcBorders>
-            <w:shd w:fill="EEEEEE" w:val="clear"/>
-          </w:tcPr>
-          <w:p>
-            <w:r>
-              <w:rPr>
-                <w:rFonts w:ascii="Calibri" w:cs="Calibri" w:eastAsia="Calibri" w:hAnsi="Calibri"/>
-                <w:b/>
-                <w:bCs/>
-                <w:sz w:val="22"/>
-                <w:szCs w:val="22"/>
-              </w:rPr>
-              <w:t xml:space="preserve">When</w:t>
-            </w:r>
-          </w:p>
-        </w:tc>
-      </w:tr>
-      <w:tr>
-        <w:tc>
-          <w:tcPr>
-            <w:tcW w:type="dxa" w:w="3000"/>
-            <w:tcBorders>
-              <w:top w:val="single" w:color="999999" w:sz="4"/>
-              <w:left w:val="single" w:color="999999" w:sz="4"/>
-              <w:bottom w:val="single" w:color="999999" w:sz="4"/>
-              <w:right w:val="single" w:color="999999" w:sz="4"/>
-            </w:tcBorders>
-          </w:tcPr>
-          <w:p>
-            <w:r>
-              <w:rPr>
-                <w:rFonts w:ascii="Calibri" w:cs="Calibri" w:eastAsia="Calibri" w:hAnsi="Calibri"/>
-                <w:sz w:val="22"/>
-                <w:szCs w:val="22"/>
-              </w:rPr>
-              <w:t xml:space="preserve">Owner of Sunrise Supports</w:t>
-            </w:r>
-          </w:p>
-        </w:tc>
-        <w:tc>
-          <w:tcPr>
-            <w:tcW w:type="dxa" w:w="3000"/>
-            <w:tcBorders>
-              <w:top w:val="single" w:color="999999" w:sz="4"/>
-              <w:left w:val="single" w:color="999999" w:sz="4"/>
-              <w:bottom w:val="single" w:color="999999" w:sz="4"/>
-              <w:right w:val="single" w:color="999999" w:sz="4"/>
-            </w:tcBorders>
-          </w:tcPr>
-          <w:p>
-            <w:r>
-              <w:rPr>
-                <w:rFonts w:ascii="Calibri" w:cs="Calibri" w:eastAsia="Calibri" w:hAnsi="Calibri"/>
-                <w:sz w:val="22"/>
-                <w:szCs w:val="22"/>
-              </w:rPr>
-              <w:t xml:space="preserve">Responds to incidents, records them, decides if they are reportable, looks into them and tells participants the outcome</w:t>
-            </w:r>
-          </w:p>
-        </w:tc>
-        <w:tc>
-          <w:tcPr>
-            <w:tcW w:type="dxa" w:w="3000"/>
-            <w:tcBorders>
-              <w:top w:val="single" w:color="999999" w:sz="4"/>
-              <w:left w:val="single" w:color="999999" w:sz="4"/>
-              <w:bottom w:val="single" w:color="999999" w:sz="4"/>
-              <w:right w:val="single" w:color="999999" w:sz="4"/>
-            </w:tcBorders>
-          </w:tcPr>
-          <w:p>
-            <w:r>
-              <w:rPr>
-                <w:rFonts w:ascii="Calibri" w:cs="Calibri" w:eastAsia="Calibri" w:hAnsi="Calibri"/>
-                <w:sz w:val="22"/>
-                <w:szCs w:val="22"/>
-              </w:rPr>
-              <w:t xml:space="preserve">Response and recording on the day; look into it as soon as we can</w:t>
-            </w:r>
-          </w:p>
-        </w:tc>
-      </w:tr>
-      <w:tr>
-        <w:tc>
-          <w:tcPr>
-            <w:tcW w:type="dxa" w:w="3000"/>
-            <w:tcBorders>
-              <w:top w:val="single" w:color="999999" w:sz="4"/>
-              <w:left w:val="single" w:color="999999" w:sz="4"/>
-              <w:bottom w:val="single" w:color="999999" w:sz="4"/>
-              <w:right w:val="single" w:color="999999" w:sz="4"/>
-            </w:tcBorders>
-          </w:tcPr>
-          <w:p>
-            <w:r>
-              <w:rPr>
-                <w:rFonts w:ascii="Calibri" w:cs="Calibri" w:eastAsia="Calibri" w:hAnsi="Calibri"/>
-                <w:sz w:val="22"/>
-                <w:szCs w:val="22"/>
-              </w:rPr>
-              <w:t xml:space="preserve">Owner of Sunrise Supports</w:t>
-            </w:r>
-          </w:p>
-        </w:tc>
-        <w:tc>
-          <w:tcPr>
-            <w:tcW w:type="dxa" w:w="3000"/>
-            <w:tcBorders>
-              <w:top w:val="single" w:color="999999" w:sz="4"/>
-              <w:left w:val="single" w:color="999999" w:sz="4"/>
-              <w:bottom w:val="single" w:color="999999" w:sz="4"/>
-              <w:right w:val="single" w:color="999999" w:sz="4"/>
-            </w:tcBorders>
-          </w:tcPr>
-          <w:p>
-            <w:r>
-              <w:rPr>
-                <w:rFonts w:ascii="Calibri" w:cs="Calibri" w:eastAsia="Calibri" w:hAnsi="Calibri"/>
-                <w:sz w:val="22"/>
-                <w:szCs w:val="22"/>
-              </w:rPr>
-              <w:t xml:space="preserve">Reviews the Incident register and acts on patterns</w:t>
-            </w:r>
-          </w:p>
-        </w:tc>
-        <w:tc>
-          <w:tcPr>
-            <w:tcW w:type="dxa" w:w="3000"/>
-            <w:tcBorders>
-              <w:top w:val="single" w:color="999999" w:sz="4"/>
-              <w:left w:val="single" w:color="999999" w:sz="4"/>
-              <w:bottom w:val="single" w:color="999999" w:sz="4"/>
-              <w:right w:val="single" w:color="999999" w:sz="4"/>
-            </w:tcBorders>
-          </w:tcPr>
-          <w:p>
-            <w:r>
-              <w:rPr>
-                <w:rFonts w:ascii="Calibri" w:cs="Calibri" w:eastAsia="Calibri" w:hAnsi="Calibri"/>
-                <w:sz w:val="22"/>
-                <w:szCs w:val="22"/>
-              </w:rPr>
-              <w:t xml:space="preserve">Every 3 months</w:t>
-            </w:r>
-          </w:p>
-        </w:tc>
-      </w:tr>
-      <w:tr>
-        <w:tc>
-          <w:tcPr>
-            <w:tcW w:type="dxa" w:w="3000"/>
-            <w:tcBorders>
-              <w:top w:val="single" w:color="999999" w:sz="4"/>
-              <w:left w:val="single" w:color="999999" w:sz="4"/>
-              <w:bottom w:val="single" w:color="999999" w:sz="4"/>
-              <w:right w:val="single" w:color="999999" w:sz="4"/>
-            </w:tcBorders>
-          </w:tcPr>
-          <w:p>
-            <w:r>
-              <w:rPr>
-                <w:rFonts w:ascii="Calibri" w:cs="Calibri" w:eastAsia="Calibri" w:hAnsi="Calibri"/>
-                <w:sz w:val="22"/>
-                <w:szCs w:val="22"/>
-              </w:rPr>
-              <w:t xml:space="preserve">Owner of Sunrise Supports</w:t>
-            </w:r>
-          </w:p>
-        </w:tc>
-        <w:tc>
-          <w:tcPr>
-            <w:tcW w:type="dxa" w:w="3000"/>
-            <w:tcBorders>
-              <w:top w:val="single" w:color="999999" w:sz="4"/>
-              <w:left w:val="single" w:color="999999" w:sz="4"/>
-              <w:bottom w:val="single" w:color="999999" w:sz="4"/>
-              <w:right w:val="single" w:color="999999" w:sz="4"/>
-            </w:tcBorders>
-          </w:tcPr>
-          <w:p>
-            <w:r>
-              <w:rPr>
-                <w:rFonts w:ascii="Calibri" w:cs="Calibri" w:eastAsia="Calibri" w:hAnsi="Calibri"/>
-                <w:sz w:val="22"/>
-                <w:szCs w:val="22"/>
-              </w:rPr>
-              <w:t xml:space="preserve">Reviews this policy and procedure</w:t>
-            </w:r>
-          </w:p>
-        </w:tc>
-        <w:tc>
-          <w:tcPr>
-            <w:tcW w:type="dxa" w:w="3000"/>
-            <w:tcBorders>
-              <w:top w:val="single" w:color="999999" w:sz="4"/>
-              <w:left w:val="single" w:color="999999" w:sz="4"/>
-              <w:bottom w:val="single" w:color="999999" w:sz="4"/>
-              <w:right w:val="single" w:color="999999" w:sz="4"/>
-            </w:tcBorders>
-          </w:tcPr>
-          <w:p>
-            <w:r>
-              <w:rPr>
-                <w:rFonts w:ascii="Calibri" w:cs="Calibri" w:eastAsia="Calibri" w:hAnsi="Calibri"/>
-                <w:sz w:val="22"/>
-                <w:szCs w:val="22"/>
-              </w:rPr>
-              <w:t xml:space="preserve">Every 12 months</w:t>
-            </w:r>
-          </w:p>
-        </w:tc>
-      </w:tr>
-      <w:tr>
-        <w:tc>
-          <w:tcPr>
-            <w:tcW w:type="dxa" w:w="3000"/>
-            <w:tcBorders>
-              <w:top w:val="single" w:color="999999" w:sz="4"/>
-              <w:left w:val="single" w:color="999999" w:sz="4"/>
-              <w:bottom w:val="single" w:color="999999" w:sz="4"/>
-              <w:right w:val="single" w:color="999999" w:sz="4"/>
-            </w:tcBorders>
-          </w:tcPr>
-          <w:p>
-            <w:r>
-              <w:rPr>
-                <w:rFonts w:ascii="Calibri" w:cs="Calibri" w:eastAsia="Calibri" w:hAnsi="Calibri"/>
-                <w:sz w:val="22"/>
-                <w:szCs w:val="22"/>
-              </w:rPr>
-              <w:t xml:space="preserve">Any worker we engage later</w:t>
-            </w:r>
-          </w:p>
-        </w:tc>
-        <w:tc>
-          <w:tcPr>
-            <w:tcW w:type="dxa" w:w="3000"/>
-            <w:tcBorders>
-              <w:top w:val="single" w:color="999999" w:sz="4"/>
-              <w:left w:val="single" w:color="999999" w:sz="4"/>
-              <w:bottom w:val="single" w:color="999999" w:sz="4"/>
-              <w:right w:val="single" w:color="999999" w:sz="4"/>
-            </w:tcBorders>
-          </w:tcPr>
-          <w:p>
-            <w:r>
-              <w:rPr>
-                <w:rFonts w:ascii="Calibri" w:cs="Calibri" w:eastAsia="Calibri" w:hAnsi="Calibri"/>
-                <w:sz w:val="22"/>
-                <w:szCs w:val="22"/>
-              </w:rPr>
-              <w:t xml:space="preserve">Follows this procedure and tells the owner about every incident</w:t>
-            </w:r>
-          </w:p>
-        </w:tc>
-        <w:tc>
-          <w:tcPr>
-            <w:tcW w:type="dxa" w:w="3000"/>
-            <w:tcBorders>
-              <w:top w:val="single" w:color="999999" w:sz="4"/>
-              <w:left w:val="single" w:color="999999" w:sz="4"/>
-              <w:bottom w:val="single" w:color="999999" w:sz="4"/>
-              <w:right w:val="single" w:color="999999" w:sz="4"/>
-            </w:tcBorders>
-          </w:tcPr>
-          <w:p>
-            <w:r>
-              <w:rPr>
-                <w:rFonts w:ascii="Calibri" w:cs="Calibri" w:eastAsia="Calibri" w:hAnsi="Calibri"/>
-                <w:sz w:val="22"/>
-                <w:szCs w:val="22"/>
-              </w:rPr>
-              <w:t xml:space="preserve">Straight away</w:t>
-            </w:r>
-          </w:p>
-        </w:tc>
-      </w:tr>
-    </w:tbl>
+        <w:t xml:space="preserve">Some incidents must be reported to the Commission. The categories and the timeframes are set by the NDIS (Incident Management and Reportable Incidents) Rules 2018 and the Commission's guidance, which we keep with this procedure and follow as published.</w:t>
+      </w:r>
+    </w:p>
     <w:p>
       <w:pPr>
         <w:spacing w:after="120"/>
@@ -2025,7 +1881,7 @@
           <w:sz w:val="22"/>
           <w:szCs w:val="22"/>
         </w:rPr>
-        <w:t xml:space="preserve"/>
+        <w:t xml:space="preserve">When an incident may be reportable, the key person on duty checks the Commission's current list the same day, reports through the Commission's portal within the timeframe the Rules set, records the report reference in the incident register, and keeps the participant and their supporters informed.</w:t>
       </w:r>
     </w:p>
     <w:p>
@@ -2039,7 +1895,7 @@
           <w:b/>
           <w:bCs/>
         </w:rPr>
-        <w:t xml:space="preserve">6 Responsibilities</w:t>
+        <w:t xml:space="preserve">8 Incident procedure</w:t>
       </w:r>
     </w:p>
     <w:p>
@@ -2052,692 +1908,7 @@
           <w:sz w:val="22"/>
           <w:szCs w:val="22"/>
         </w:rPr>
-        <w:t xml:space="preserve">Sunrise Supports is run by a sole trader. The owner is our only key personnel and delivers all supports. The owner holds every role in this table. If we add workers, each worker takes on the worker role below.</w:t>
-      </w:r>
-    </w:p>
-    <w:tbl>
-      <w:tblPr>
-        <w:tblW w:type="dxa" w:w="9000"/>
-        <w:tblBorders>
-          <w:top w:val="single" w:color="auto" w:sz="4"/>
-          <w:left w:val="single" w:color="auto" w:sz="4"/>
-          <w:bottom w:val="single" w:color="auto" w:sz="4"/>
-          <w:right w:val="single" w:color="auto" w:sz="4"/>
-          <w:insideH w:val="single" w:color="auto" w:sz="4"/>
-          <w:insideV w:val="single" w:color="auto" w:sz="4"/>
-        </w:tblBorders>
-      </w:tblPr>
-      <w:tblGrid>
-        <w:gridCol w:w="3000"/>
-        <w:gridCol w:w="3000"/>
-        <w:gridCol w:w="3000"/>
-      </w:tblGrid>
-      <w:tr>
-        <w:trPr>
-          <w:tblHeader/>
-        </w:trPr>
-        <w:tc>
-          <w:tcPr>
-            <w:tcW w:type="dxa" w:w="3000"/>
-            <w:tcBorders>
-              <w:top w:val="single" w:color="999999" w:sz="4"/>
-              <w:left w:val="single" w:color="999999" w:sz="4"/>
-              <w:bottom w:val="single" w:color="999999" w:sz="4"/>
-              <w:right w:val="single" w:color="999999" w:sz="4"/>
-            </w:tcBorders>
-            <w:shd w:fill="EEEEEE" w:val="clear"/>
-          </w:tcPr>
-          <w:p>
-            <w:r>
-              <w:rPr>
-                <w:rFonts w:ascii="Calibri" w:cs="Calibri" w:eastAsia="Calibri" w:hAnsi="Calibri"/>
-                <w:b/>
-                <w:bCs/>
-                <w:sz w:val="22"/>
-                <w:szCs w:val="22"/>
-              </w:rPr>
-              <w:t xml:space="preserve">Role</w:t>
-            </w:r>
-          </w:p>
-        </w:tc>
-        <w:tc>
-          <w:tcPr>
-            <w:tcW w:type="dxa" w:w="3000"/>
-            <w:tcBorders>
-              <w:top w:val="single" w:color="999999" w:sz="4"/>
-              <w:left w:val="single" w:color="999999" w:sz="4"/>
-              <w:bottom w:val="single" w:color="999999" w:sz="4"/>
-              <w:right w:val="single" w:color="999999" w:sz="4"/>
-            </w:tcBorders>
-            <w:shd w:fill="EEEEEE" w:val="clear"/>
-          </w:tcPr>
-          <w:p>
-            <w:r>
-              <w:rPr>
-                <w:rFonts w:ascii="Calibri" w:cs="Calibri" w:eastAsia="Calibri" w:hAnsi="Calibri"/>
-                <w:b/>
-                <w:bCs/>
-                <w:sz w:val="22"/>
-                <w:szCs w:val="22"/>
-              </w:rPr>
-              <w:t xml:space="preserve">Does what</w:t>
-            </w:r>
-          </w:p>
-        </w:tc>
-        <w:tc>
-          <w:tcPr>
-            <w:tcW w:type="dxa" w:w="3000"/>
-            <w:tcBorders>
-              <w:top w:val="single" w:color="999999" w:sz="4"/>
-              <w:left w:val="single" w:color="999999" w:sz="4"/>
-              <w:bottom w:val="single" w:color="999999" w:sz="4"/>
-              <w:right w:val="single" w:color="999999" w:sz="4"/>
-            </w:tcBorders>
-            <w:shd w:fill="EEEEEE" w:val="clear"/>
-          </w:tcPr>
-          <w:p>
-            <w:r>
-              <w:rPr>
-                <w:rFonts w:ascii="Calibri" w:cs="Calibri" w:eastAsia="Calibri" w:hAnsi="Calibri"/>
-                <w:b/>
-                <w:bCs/>
-                <w:sz w:val="22"/>
-                <w:szCs w:val="22"/>
-              </w:rPr>
-              <w:t xml:space="preserve">When</w:t>
-            </w:r>
-          </w:p>
-        </w:tc>
-      </w:tr>
-      <w:tr>
-        <w:tc>
-          <w:tcPr>
-            <w:tcW w:type="dxa" w:w="3000"/>
-            <w:tcBorders>
-              <w:top w:val="single" w:color="999999" w:sz="4"/>
-              <w:left w:val="single" w:color="999999" w:sz="4"/>
-              <w:bottom w:val="single" w:color="999999" w:sz="4"/>
-              <w:right w:val="single" w:color="999999" w:sz="4"/>
-            </w:tcBorders>
-          </w:tcPr>
-          <w:p>
-            <w:r>
-              <w:rPr>
-                <w:rFonts w:ascii="Calibri" w:cs="Calibri" w:eastAsia="Calibri" w:hAnsi="Calibri"/>
-                <w:sz w:val="22"/>
-                <w:szCs w:val="22"/>
-              </w:rPr>
-              <w:t xml:space="preserve">Owner (sole trader and key personnel)</w:t>
-            </w:r>
-          </w:p>
-        </w:tc>
-        <w:tc>
-          <w:tcPr>
-            <w:tcW w:type="dxa" w:w="3000"/>
-            <w:tcBorders>
-              <w:top w:val="single" w:color="999999" w:sz="4"/>
-              <w:left w:val="single" w:color="999999" w:sz="4"/>
-              <w:bottom w:val="single" w:color="999999" w:sz="4"/>
-              <w:right w:val="single" w:color="999999" w:sz="4"/>
-            </w:tcBorders>
-          </w:tcPr>
-          <w:p>
-            <w:r>
-              <w:rPr>
-                <w:rFonts w:ascii="Calibri" w:cs="Calibri" w:eastAsia="Calibri" w:hAnsi="Calibri"/>
-                <w:sz w:val="22"/>
-                <w:szCs w:val="22"/>
-              </w:rPr>
-              <w:t xml:space="preserve">Responds to each incident, makes sure the participant is safe, records it in the incident register, investigates it and decides what changes to make.</w:t>
-            </w:r>
-          </w:p>
-        </w:tc>
-        <w:tc>
-          <w:tcPr>
-            <w:tcW w:type="dxa" w:w="3000"/>
-            <w:tcBorders>
-              <w:top w:val="single" w:color="999999" w:sz="4"/>
-              <w:left w:val="single" w:color="999999" w:sz="4"/>
-              <w:bottom w:val="single" w:color="999999" w:sz="4"/>
-              <w:right w:val="single" w:color="999999" w:sz="4"/>
-            </w:tcBorders>
-          </w:tcPr>
-          <w:p>
-            <w:r>
-              <w:rPr>
-                <w:rFonts w:ascii="Calibri" w:cs="Calibri" w:eastAsia="Calibri" w:hAnsi="Calibri"/>
-                <w:sz w:val="22"/>
-                <w:szCs w:val="22"/>
-              </w:rPr>
-              <w:t xml:space="preserve">Straight away for safety. Record each incident as soon as it is safe to do so.</w:t>
-            </w:r>
-          </w:p>
-        </w:tc>
-      </w:tr>
-      <w:tr>
-        <w:tc>
-          <w:tcPr>
-            <w:tcW w:type="dxa" w:w="3000"/>
-            <w:tcBorders>
-              <w:top w:val="single" w:color="999999" w:sz="4"/>
-              <w:left w:val="single" w:color="999999" w:sz="4"/>
-              <w:bottom w:val="single" w:color="999999" w:sz="4"/>
-              <w:right w:val="single" w:color="999999" w:sz="4"/>
-            </w:tcBorders>
-          </w:tcPr>
-          <w:p>
-            <w:r>
-              <w:rPr>
-                <w:rFonts w:ascii="Calibri" w:cs="Calibri" w:eastAsia="Calibri" w:hAnsi="Calibri"/>
-                <w:sz w:val="22"/>
-                <w:szCs w:val="22"/>
-              </w:rPr>
-              <w:t xml:space="preserve">Owner</w:t>
-            </w:r>
-          </w:p>
-        </w:tc>
-        <w:tc>
-          <w:tcPr>
-            <w:tcW w:type="dxa" w:w="3000"/>
-            <w:tcBorders>
-              <w:top w:val="single" w:color="999999" w:sz="4"/>
-              <w:left w:val="single" w:color="999999" w:sz="4"/>
-              <w:bottom w:val="single" w:color="999999" w:sz="4"/>
-              <w:right w:val="single" w:color="999999" w:sz="4"/>
-            </w:tcBorders>
-          </w:tcPr>
-          <w:p>
-            <w:r>
-              <w:rPr>
-                <w:rFonts w:ascii="Calibri" w:cs="Calibri" w:eastAsia="Calibri" w:hAnsi="Calibri"/>
-                <w:sz w:val="22"/>
-                <w:szCs w:val="22"/>
-              </w:rPr>
-              <w:t xml:space="preserve">Decides if an incident is reportable and reports it to the Commission. See section 7 Reportable incidents for what counts and the timeframes.</w:t>
-            </w:r>
-          </w:p>
-        </w:tc>
-        <w:tc>
-          <w:tcPr>
-            <w:tcW w:type="dxa" w:w="3000"/>
-            <w:tcBorders>
-              <w:top w:val="single" w:color="999999" w:sz="4"/>
-              <w:left w:val="single" w:color="999999" w:sz="4"/>
-              <w:bottom w:val="single" w:color="999999" w:sz="4"/>
-              <w:right w:val="single" w:color="999999" w:sz="4"/>
-            </w:tcBorders>
-          </w:tcPr>
-          <w:p>
-            <w:r>
-              <w:rPr>
-                <w:rFonts w:ascii="Calibri" w:cs="Calibri" w:eastAsia="Calibri" w:hAnsi="Calibri"/>
-                <w:sz w:val="22"/>
-                <w:szCs w:val="22"/>
-              </w:rPr>
-              <w:t xml:space="preserve">As set out in section 7 Reportable incidents.</w:t>
-            </w:r>
-          </w:p>
-        </w:tc>
-      </w:tr>
-      <w:tr>
-        <w:tc>
-          <w:tcPr>
-            <w:tcW w:type="dxa" w:w="3000"/>
-            <w:tcBorders>
-              <w:top w:val="single" w:color="999999" w:sz="4"/>
-              <w:left w:val="single" w:color="999999" w:sz="4"/>
-              <w:bottom w:val="single" w:color="999999" w:sz="4"/>
-              <w:right w:val="single" w:color="999999" w:sz="4"/>
-            </w:tcBorders>
-          </w:tcPr>
-          <w:p>
-            <w:r>
-              <w:rPr>
-                <w:rFonts w:ascii="Calibri" w:cs="Calibri" w:eastAsia="Calibri" w:hAnsi="Calibri"/>
-                <w:sz w:val="22"/>
-                <w:szCs w:val="22"/>
-              </w:rPr>
-              <w:t xml:space="preserve">Owner</w:t>
-            </w:r>
-          </w:p>
-        </w:tc>
-        <w:tc>
-          <w:tcPr>
-            <w:tcW w:type="dxa" w:w="3000"/>
-            <w:tcBorders>
-              <w:top w:val="single" w:color="999999" w:sz="4"/>
-              <w:left w:val="single" w:color="999999" w:sz="4"/>
-              <w:bottom w:val="single" w:color="999999" w:sz="4"/>
-              <w:right w:val="single" w:color="999999" w:sz="4"/>
-            </w:tcBorders>
-          </w:tcPr>
-          <w:p>
-            <w:r>
-              <w:rPr>
-                <w:rFonts w:ascii="Calibri" w:cs="Calibri" w:eastAsia="Calibri" w:hAnsi="Calibri"/>
-                <w:sz w:val="22"/>
-                <w:szCs w:val="22"/>
-              </w:rPr>
-              <w:t xml:space="preserve">Tells the participant, and their representative if they have one, how we managed an incident involving them.</w:t>
-            </w:r>
-          </w:p>
-        </w:tc>
-        <w:tc>
-          <w:tcPr>
-            <w:tcW w:type="dxa" w:w="3000"/>
-            <w:tcBorders>
-              <w:top w:val="single" w:color="999999" w:sz="4"/>
-              <w:left w:val="single" w:color="999999" w:sz="4"/>
-              <w:bottom w:val="single" w:color="999999" w:sz="4"/>
-              <w:right w:val="single" w:color="999999" w:sz="4"/>
-            </w:tcBorders>
-          </w:tcPr>
-          <w:p>
-            <w:r>
-              <w:rPr>
-                <w:rFonts w:ascii="Calibri" w:cs="Calibri" w:eastAsia="Calibri" w:hAnsi="Calibri"/>
-                <w:sz w:val="22"/>
-                <w:szCs w:val="22"/>
-              </w:rPr>
-              <w:t xml:space="preserve">After each incident, once we know the outcome.</w:t>
-            </w:r>
-          </w:p>
-        </w:tc>
-      </w:tr>
-      <w:tr>
-        <w:tc>
-          <w:tcPr>
-            <w:tcW w:type="dxa" w:w="3000"/>
-            <w:tcBorders>
-              <w:top w:val="single" w:color="999999" w:sz="4"/>
-              <w:left w:val="single" w:color="999999" w:sz="4"/>
-              <w:bottom w:val="single" w:color="999999" w:sz="4"/>
-              <w:right w:val="single" w:color="999999" w:sz="4"/>
-            </w:tcBorders>
-          </w:tcPr>
-          <w:p>
-            <w:r>
-              <w:rPr>
-                <w:rFonts w:ascii="Calibri" w:cs="Calibri" w:eastAsia="Calibri" w:hAnsi="Calibri"/>
-                <w:sz w:val="22"/>
-                <w:szCs w:val="22"/>
-              </w:rPr>
-              <w:t xml:space="preserve">Owner</w:t>
-            </w:r>
-          </w:p>
-        </w:tc>
-        <w:tc>
-          <w:tcPr>
-            <w:tcW w:type="dxa" w:w="3000"/>
-            <w:tcBorders>
-              <w:top w:val="single" w:color="999999" w:sz="4"/>
-              <w:left w:val="single" w:color="999999" w:sz="4"/>
-              <w:bottom w:val="single" w:color="999999" w:sz="4"/>
-              <w:right w:val="single" w:color="999999" w:sz="4"/>
-            </w:tcBorders>
-          </w:tcPr>
-          <w:p>
-            <w:r>
-              <w:rPr>
-                <w:rFonts w:ascii="Calibri" w:cs="Calibri" w:eastAsia="Calibri" w:hAnsi="Calibri"/>
-                <w:sz w:val="22"/>
-                <w:szCs w:val="22"/>
-              </w:rPr>
-              <w:t xml:space="preserve">Reviews this policy and procedure.</w:t>
-            </w:r>
-          </w:p>
-        </w:tc>
-        <w:tc>
-          <w:tcPr>
-            <w:tcW w:type="dxa" w:w="3000"/>
-            <w:tcBorders>
-              <w:top w:val="single" w:color="999999" w:sz="4"/>
-              <w:left w:val="single" w:color="999999" w:sz="4"/>
-              <w:bottom w:val="single" w:color="999999" w:sz="4"/>
-              <w:right w:val="single" w:color="999999" w:sz="4"/>
-            </w:tcBorders>
-          </w:tcPr>
-          <w:p>
-            <w:r>
-              <w:rPr>
-                <w:rFonts w:ascii="Calibri" w:cs="Calibri" w:eastAsia="Calibri" w:hAnsi="Calibri"/>
-                <w:sz w:val="22"/>
-                <w:szCs w:val="22"/>
-              </w:rPr>
-              <w:t xml:space="preserve">Every 12 months.</w:t>
-            </w:r>
-          </w:p>
-        </w:tc>
-      </w:tr>
-      <w:tr>
-        <w:tc>
-          <w:tcPr>
-            <w:tcW w:type="dxa" w:w="3000"/>
-            <w:tcBorders>
-              <w:top w:val="single" w:color="999999" w:sz="4"/>
-              <w:left w:val="single" w:color="999999" w:sz="4"/>
-              <w:bottom w:val="single" w:color="999999" w:sz="4"/>
-              <w:right w:val="single" w:color="999999" w:sz="4"/>
-            </w:tcBorders>
-          </w:tcPr>
-          <w:p>
-            <w:r>
-              <w:rPr>
-                <w:rFonts w:ascii="Calibri" w:cs="Calibri" w:eastAsia="Calibri" w:hAnsi="Calibri"/>
-                <w:sz w:val="22"/>
-                <w:szCs w:val="22"/>
-              </w:rPr>
-              <w:t xml:space="preserve">Owner</w:t>
-            </w:r>
-          </w:p>
-        </w:tc>
-        <w:tc>
-          <w:tcPr>
-            <w:tcW w:type="dxa" w:w="3000"/>
-            <w:tcBorders>
-              <w:top w:val="single" w:color="999999" w:sz="4"/>
-              <w:left w:val="single" w:color="999999" w:sz="4"/>
-              <w:bottom w:val="single" w:color="999999" w:sz="4"/>
-              <w:right w:val="single" w:color="999999" w:sz="4"/>
-            </w:tcBorders>
-          </w:tcPr>
-          <w:p>
-            <w:r>
-              <w:rPr>
-                <w:rFonts w:ascii="Calibri" w:cs="Calibri" w:eastAsia="Calibri" w:hAnsi="Calibri"/>
-                <w:sz w:val="22"/>
-                <w:szCs w:val="22"/>
-              </w:rPr>
-              <w:t xml:space="preserve">Reviews the incident register for patterns, causes and outcomes, and acts on what we find.</w:t>
-            </w:r>
-          </w:p>
-        </w:tc>
-        <w:tc>
-          <w:tcPr>
-            <w:tcW w:type="dxa" w:w="3000"/>
-            <w:tcBorders>
-              <w:top w:val="single" w:color="999999" w:sz="4"/>
-              <w:left w:val="single" w:color="999999" w:sz="4"/>
-              <w:bottom w:val="single" w:color="999999" w:sz="4"/>
-              <w:right w:val="single" w:color="999999" w:sz="4"/>
-            </w:tcBorders>
-          </w:tcPr>
-          <w:p>
-            <w:r>
-              <w:rPr>
-                <w:rFonts w:ascii="Calibri" w:cs="Calibri" w:eastAsia="Calibri" w:hAnsi="Calibri"/>
-                <w:sz w:val="22"/>
-                <w:szCs w:val="22"/>
-              </w:rPr>
-              <w:t xml:space="preserve">Every 3 months.</w:t>
-            </w:r>
-          </w:p>
-        </w:tc>
-      </w:tr>
-      <w:tr>
-        <w:tc>
-          <w:tcPr>
-            <w:tcW w:type="dxa" w:w="3000"/>
-            <w:tcBorders>
-              <w:top w:val="single" w:color="999999" w:sz="4"/>
-              <w:left w:val="single" w:color="999999" w:sz="4"/>
-              <w:bottom w:val="single" w:color="999999" w:sz="4"/>
-              <w:right w:val="single" w:color="999999" w:sz="4"/>
-            </w:tcBorders>
-          </w:tcPr>
-          <w:p>
-            <w:r>
-              <w:rPr>
-                <w:rFonts w:ascii="Calibri" w:cs="Calibri" w:eastAsia="Calibri" w:hAnsi="Calibri"/>
-                <w:sz w:val="22"/>
-                <w:szCs w:val="22"/>
-              </w:rPr>
-              <w:t xml:space="preserve">Worker (if we engage one)</w:t>
-            </w:r>
-          </w:p>
-        </w:tc>
-        <w:tc>
-          <w:tcPr>
-            <w:tcW w:type="dxa" w:w="3000"/>
-            <w:tcBorders>
-              <w:top w:val="single" w:color="999999" w:sz="4"/>
-              <w:left w:val="single" w:color="999999" w:sz="4"/>
-              <w:bottom w:val="single" w:color="999999" w:sz="4"/>
-              <w:right w:val="single" w:color="999999" w:sz="4"/>
-            </w:tcBorders>
-          </w:tcPr>
-          <w:p>
-            <w:r>
-              <w:rPr>
-                <w:rFonts w:ascii="Calibri" w:cs="Calibri" w:eastAsia="Calibri" w:hAnsi="Calibri"/>
-                <w:sz w:val="22"/>
-                <w:szCs w:val="22"/>
-              </w:rPr>
-              <w:t xml:space="preserve">Keeps the participant safe, tells the owner about any incident, and follows this procedure. Completes training on it before starting work.</w:t>
-            </w:r>
-          </w:p>
-        </w:tc>
-        <w:tc>
-          <w:tcPr>
-            <w:tcW w:type="dxa" w:w="3000"/>
-            <w:tcBorders>
-              <w:top w:val="single" w:color="999999" w:sz="4"/>
-              <w:left w:val="single" w:color="999999" w:sz="4"/>
-              <w:bottom w:val="single" w:color="999999" w:sz="4"/>
-              <w:right w:val="single" w:color="999999" w:sz="4"/>
-            </w:tcBorders>
-          </w:tcPr>
-          <w:p>
-            <w:r>
-              <w:rPr>
-                <w:rFonts w:ascii="Calibri" w:cs="Calibri" w:eastAsia="Calibri" w:hAnsi="Calibri"/>
-                <w:sz w:val="22"/>
-                <w:szCs w:val="22"/>
-              </w:rPr>
-              <w:t xml:space="preserve">Tell the owner on the same day. Training before the first shift.</w:t>
-            </w:r>
-          </w:p>
-        </w:tc>
-      </w:tr>
-      <w:tr>
-        <w:tc>
-          <w:tcPr>
-            <w:tcW w:type="dxa" w:w="3000"/>
-            <w:tcBorders>
-              <w:top w:val="single" w:color="999999" w:sz="4"/>
-              <w:left w:val="single" w:color="999999" w:sz="4"/>
-              <w:bottom w:val="single" w:color="999999" w:sz="4"/>
-              <w:right w:val="single" w:color="999999" w:sz="4"/>
-            </w:tcBorders>
-          </w:tcPr>
-          <w:p>
-            <w:r>
-              <w:rPr>
-                <w:rFonts w:ascii="Calibri" w:cs="Calibri" w:eastAsia="Calibri" w:hAnsi="Calibri"/>
-                <w:sz w:val="22"/>
-                <w:szCs w:val="22"/>
-              </w:rPr>
-              <w:t xml:space="preserve">Participant and their representative</w:t>
-            </w:r>
-          </w:p>
-        </w:tc>
-        <w:tc>
-          <w:tcPr>
-            <w:tcW w:type="dxa" w:w="3000"/>
-            <w:tcBorders>
-              <w:top w:val="single" w:color="999999" w:sz="4"/>
-              <w:left w:val="single" w:color="999999" w:sz="4"/>
-              <w:bottom w:val="single" w:color="999999" w:sz="4"/>
-              <w:right w:val="single" w:color="999999" w:sz="4"/>
-            </w:tcBorders>
-          </w:tcPr>
-          <w:p>
-            <w:r>
-              <w:rPr>
-                <w:rFonts w:ascii="Calibri" w:cs="Calibri" w:eastAsia="Calibri" w:hAnsi="Calibri"/>
-                <w:sz w:val="22"/>
-                <w:szCs w:val="22"/>
-              </w:rPr>
-              <w:t xml:space="preserve">Can tell us about an incident, share their views on how we handled it, and give feedback on this policy.</w:t>
-            </w:r>
-          </w:p>
-        </w:tc>
-        <w:tc>
-          <w:tcPr>
-            <w:tcW w:type="dxa" w:w="3000"/>
-            <w:tcBorders>
-              <w:top w:val="single" w:color="999999" w:sz="4"/>
-              <w:left w:val="single" w:color="999999" w:sz="4"/>
-              <w:bottom w:val="single" w:color="999999" w:sz="4"/>
-              <w:right w:val="single" w:color="999999" w:sz="4"/>
-            </w:tcBorders>
-          </w:tcPr>
-          <w:p>
-            <w:r>
-              <w:rPr>
-                <w:rFonts w:ascii="Calibri" w:cs="Calibri" w:eastAsia="Calibri" w:hAnsi="Calibri"/>
-                <w:sz w:val="22"/>
-                <w:szCs w:val="22"/>
-              </w:rPr>
-              <w:t xml:space="preserve">At any time.</w:t>
-            </w:r>
-          </w:p>
-        </w:tc>
-      </w:tr>
-    </w:tbl>
-    <w:p>
-      <w:pPr>
-        <w:spacing w:after="120"/>
-      </w:pPr>
-      <w:r>
-        <w:rPr>
-          <w:rFonts w:ascii="Calibri" w:cs="Calibri" w:eastAsia="Calibri" w:hAnsi="Calibri"/>
-          <w:sz w:val="22"/>
-          <w:szCs w:val="22"/>
-        </w:rPr>
-        <w:t xml:space="preserve"/>
-      </w:r>
-    </w:p>
-    <w:tbl>
-      <w:tblPr>
-        <w:tblW w:type="dxa" w:w="9000"/>
-        <w:tblBorders>
-          <w:top w:val="single" w:color="auto" w:sz="4"/>
-          <w:left w:val="single" w:color="auto" w:sz="4"/>
-          <w:bottom w:val="single" w:color="auto" w:sz="4"/>
-          <w:right w:val="single" w:color="auto" w:sz="4"/>
-          <w:insideH w:val="single" w:color="auto" w:sz="4"/>
-          <w:insideV w:val="single" w:color="auto" w:sz="4"/>
-        </w:tblBorders>
-      </w:tblPr>
-      <w:tblGrid>
-        <w:gridCol w:w="9000"/>
-      </w:tblGrid>
-      <w:tr>
-        <w:tc>
-          <w:tcPr>
-            <w:tcW w:type="dxa" w:w="9000"/>
-            <w:tcBorders>
-              <w:top w:val="single" w:color="999999" w:sz="4"/>
-              <w:left w:val="single" w:color="999999" w:sz="4"/>
-              <w:bottom w:val="single" w:color="999999" w:sz="4"/>
-              <w:right w:val="single" w:color="999999" w:sz="4"/>
-            </w:tcBorders>
-            <w:shd w:fill="FFF4CE" w:val="clear"/>
-          </w:tcPr>
-          <w:p>
-            <w:r>
-              <w:rPr>
-                <w:rFonts w:ascii="Calibri" w:cs="Calibri" w:eastAsia="Calibri" w:hAnsi="Calibri"/>
-                <w:i/>
-                <w:iCs/>
-                <w:sz w:val="22"/>
-                <w:szCs w:val="22"/>
-              </w:rPr>
-              <w:t xml:space="preserve">[Provider to complete: name who will check the incident register or support the participant if the owner is unavailable or is involved in the incident, or write "no one else".]</w:t>
-            </w:r>
-          </w:p>
-        </w:tc>
-      </w:tr>
-    </w:tbl>
-    <w:p>
-      <w:pPr>
-        <w:spacing w:after="120"/>
-      </w:pPr>
-      <w:r>
-        <w:rPr>
-          <w:rFonts w:ascii="Calibri" w:cs="Calibri" w:eastAsia="Calibri" w:hAnsi="Calibri"/>
-          <w:sz w:val="22"/>
-          <w:szCs w:val="22"/>
-        </w:rPr>
-        <w:t xml:space="preserve"/>
-      </w:r>
-    </w:p>
-    <w:p>
-      <w:pPr>
-        <w:pStyle w:val="Heading1"/>
-        <w:spacing w:after="120" w:before="240"/>
-      </w:pPr>
-      <w:r>
-        <w:rPr>
-          <w:rFonts w:ascii="Calibri" w:cs="Calibri" w:eastAsia="Calibri" w:hAnsi="Calibri"/>
-          <w:b/>
-          <w:bCs/>
-        </w:rPr>
-        <w:t xml:space="preserve">7 Reportable incidents</w:t>
-      </w:r>
-    </w:p>
-    <w:p>
-      <w:pPr>
-        <w:spacing w:after="120"/>
-      </w:pPr>
-      <w:r>
-        <w:rPr>
-          <w:rFonts w:ascii="Calibri" w:cs="Calibri" w:eastAsia="Calibri" w:hAnsi="Calibri"/>
-          <w:sz w:val="22"/>
-          <w:szCs w:val="22"/>
-        </w:rPr>
-        <w:t xml:space="preserve">Some incidents must be reported to the Commission. The categories and the timeframes are set by the NDIS (Incident Management and Reportable Incidents) Rules 2018 and the Commission's guidance, which we keep with this procedure and follow as published.</w:t>
-      </w:r>
-    </w:p>
-    <w:p>
-      <w:pPr>
-        <w:spacing w:after="120"/>
-      </w:pPr>
-      <w:r>
-        <w:rPr>
-          <w:rFonts w:ascii="Calibri" w:cs="Calibri" w:eastAsia="Calibri" w:hAnsi="Calibri"/>
-          <w:sz w:val="22"/>
-          <w:szCs w:val="22"/>
-        </w:rPr>
-        <w:t xml:space="preserve">When an incident may be reportable, the key person on duty checks the Commission's current list the same day, reports through the Commission's portal within the timeframe the Rules set, records the report reference in the incident register, and keeps the participant and their supporters informed.</w:t>
-      </w:r>
-    </w:p>
-    <w:p>
-      <w:pPr>
-        <w:pStyle w:val="Heading1"/>
-        <w:spacing w:after="120" w:before="240"/>
-      </w:pPr>
-      <w:r>
-        <w:rPr>
-          <w:rFonts w:ascii="Calibri" w:cs="Calibri" w:eastAsia="Calibri" w:hAnsi="Calibri"/>
-          <w:b/>
-          <w:bCs/>
-        </w:rPr>
-        <w:t xml:space="preserve">8 Incident procedure</w:t>
-      </w:r>
-    </w:p>
-    <w:p>
-      <w:pPr>
-        <w:spacing w:after="120"/>
-      </w:pPr>
-      <w:r>
-        <w:rPr>
-          <w:rFonts w:ascii="Calibri" w:cs="Calibri" w:eastAsia="Calibri" w:hAnsi="Calibri"/>
-          <w:sz w:val="22"/>
-          <w:szCs w:val="22"/>
-        </w:rPr>
-        <w:t xml:space="preserve">Sunrise Supports is run by one person. The owner is the only worker and the only key person. This means the owner does every step below. The steps are short because the business is small. We still follow every step each time.</w:t>
+        <w:t xml:space="preserve">Sunrise Supports is run by one person, who delivers household tasks support to participants in New South Wales. This procedure is sized to match. The owner carries out every step, and each step is written down in the incident register.</w:t>
       </w:r>
     </w:p>
     <w:p>
@@ -2755,7 +1926,7 @@
           <w:sz w:val="22"/>
           <w:szCs w:val="22"/>
         </w:rPr>
-        <w:t xml:space="preserve">Make everyone safe first. If a participant or anyone else is in danger or needs medical help, call 000. Give first aid if we are trained to do so. Stay until help arrives or the person is safe.</w:t>
+        <w:t xml:space="preserve">Make everyone safe. Stop what we are doing if it is not safe to continue. Check the participant and anyone else nearby. Call 000 if anyone needs urgent medical help or is in danger.</w:t>
       </w:r>
     </w:p>
     <w:p>
@@ -2773,7 +1944,7 @@
           <w:sz w:val="22"/>
           <w:szCs w:val="22"/>
         </w:rPr>
-        <w:t xml:space="preserve">Stop the cause of harm where we can do it safely. For example, make a hazard in the home safe, or stop a task that is causing harm.</w:t>
+        <w:t xml:space="preserve">Tell the right people. Tell the participant's nominated contact or family member as soon as it is safe to do so, if the participant agrees. Tell the NDIS Quality and Safeguards Commission's contact point for a reportable incident, as set out in section 7 Reportable incidents.</w:t>
       </w:r>
     </w:p>
     <w:p>
@@ -2791,7 +1962,7 @@
           <w:sz w:val="22"/>
           <w:szCs w:val="22"/>
         </w:rPr>
-        <w:t xml:space="preserve">Write down what happened as soon as it is safe to do so, and on the same day. Record the date, time, place, who was involved, what we saw and heard, and what we did. Record facts only. Do not guess.</w:t>
+        <w:t xml:space="preserve">Write down the facts the same day. Record what happened, when and where, who was involved, what we did and what we saw. Keep to facts. Do not guess at causes or blame anyone.</w:t>
       </w:r>
     </w:p>
     <w:p>
@@ -2809,7 +1980,7 @@
           <w:sz w:val="22"/>
           <w:szCs w:val="22"/>
         </w:rPr>
-        <w:t xml:space="preserve">Enter the incident in the Incident register. Use the participant's first name or an ID, not their full details, in any shared copy.</w:t>
+        <w:t xml:space="preserve">Enter the incident in the register. Add it to the register described in section 9 Incident register. Give it a reference number and note the date we first knew about it.</w:t>
       </w:r>
     </w:p>
     <w:p>
@@ -2827,7 +1998,7 @@
           <w:sz w:val="22"/>
           <w:szCs w:val="22"/>
         </w:rPr>
-        <w:t xml:space="preserve">Decide if the incident is a reportable incident. Use section 7 Reportable incidents. That section holds the definitions and the timeframes. If it is reportable, follow it and do not wait to finish the other steps.</w:t>
+        <w:t xml:space="preserve">Decide if it is reportable. Check what happened against section 7 Reportable incidents. If it could be reportable, treat it as reportable until we have confirmed otherwise. Write down the decision and the reason for it in the register.</w:t>
       </w:r>
     </w:p>
     <w:p>
@@ -2845,7 +2016,7 @@
           <w:sz w:val="22"/>
           <w:szCs w:val="22"/>
         </w:rPr>
-        <w:t xml:space="preserve">Tell the participant what happened and what we are doing about it, in a way they understand. Ask whether they want a family member, nominee, advocate or other support person told. Record what they say.</w:t>
+        <w:t xml:space="preserve">Support the participant. Ask the participant what they need after the incident. Offer to arrange support or an advocate if they want one. Explain what we will do next in plain words, in the way the participant understands best.</w:t>
       </w:r>
     </w:p>
     <w:p>
@@ -2863,7 +2034,7 @@
           <w:sz w:val="22"/>
           <w:szCs w:val="22"/>
         </w:rPr>
-        <w:t xml:space="preserve">Tell other people who need to know, such as the participant's plan manager or support coordinator, only with the participant's agreement unless the law requires us to share the information. Record who we told and when.</w:t>
+        <w:t xml:space="preserve">Look into what happened. Find out what led to the incident and what could have stopped it. Look at the task, the home, the equipment and our own actions. Write down what we found.</w:t>
       </w:r>
     </w:p>
     <w:p>
@@ -2881,7 +2052,7 @@
           <w:sz w:val="22"/>
           <w:szCs w:val="22"/>
         </w:rPr>
-        <w:t xml:space="preserve">Look into what happened. Ask what led to it, what we did, and what could have prevented it. Because we are a sole trader, we also ask someone we trust outside the business to read our findings for a second view where this is practical.</w:t>
+        <w:t xml:space="preserve">Fix the cause. Decide what we will change, such as how we do a task, what we check before starting, or what we tell the participant. Set a date for each action and mark it done in the register when it is finished.</w:t>
       </w:r>
     </w:p>
     <w:p>
@@ -2899,7 +2070,7 @@
           <w:sz w:val="22"/>
           <w:szCs w:val="22"/>
         </w:rPr>
-        <w:t xml:space="preserve">Decide what we will change. Examples are a new step in how we do a household task, a change to the home risk check, or more training for ourselves. Write the action, the date we will finish it and the result in the Incident register.</w:t>
+        <w:t xml:space="preserve">Close the incident. Close it only when the participant has been told the outcome, all actions are done and any report to the Commission has been made. Record the closing date.</w:t>
       </w:r>
     </w:p>
     <w:p>
@@ -2917,43 +2088,7 @@
           <w:sz w:val="22"/>
           <w:szCs w:val="22"/>
         </w:rPr>
-        <w:t xml:space="preserve">Check back with the participant. Tell them what we found and what we changed. Ask if they are satisfied with how we handled it. Record their answer.</w:t>
-      </w:r>
-    </w:p>
-    <w:p>
-      <w:pPr>
-        <w:pStyle w:val="ListParagraph"/>
-        <w:numPr>
-          <w:ilvl w:val="0"/>
-          <w:numId w:val="4"/>
-        </w:numPr>
-        <w:spacing w:after="60"/>
-      </w:pPr>
-      <w:r>
-        <w:rPr>
-          <w:rFonts w:ascii="Calibri" w:cs="Calibri" w:eastAsia="Calibri" w:hAnsi="Calibri"/>
-          <w:sz w:val="22"/>
-          <w:szCs w:val="22"/>
-        </w:rPr>
-        <w:t xml:space="preserve">Close the incident in the Incident register only when all actions are done and the participant has been told the outcome.</w:t>
-      </w:r>
-    </w:p>
-    <w:p>
-      <w:pPr>
-        <w:pStyle w:val="ListParagraph"/>
-        <w:numPr>
-          <w:ilvl w:val="0"/>
-          <w:numId w:val="4"/>
-        </w:numPr>
-        <w:spacing w:after="60"/>
-      </w:pPr>
-      <w:r>
-        <w:rPr>
-          <w:rFonts w:ascii="Calibri" w:cs="Calibri" w:eastAsia="Calibri" w:hAnsi="Calibri"/>
-          <w:sz w:val="22"/>
-          <w:szCs w:val="22"/>
-        </w:rPr>
-        <w:t xml:space="preserve">Review the Incident register at least every 3 months. Look for patterns in causes, places and times. Update our procedures when we find a pattern. Record the review date.</w:t>
+        <w:t xml:space="preserve">Learn from it. Review the register at least every three months to look for patterns. Update our risk assessments and our procedures if the same kind of incident keeps happening.</w:t>
       </w:r>
     </w:p>
     <w:p>
@@ -2966,365 +2101,7 @@
           <w:sz w:val="22"/>
           <w:szCs w:val="22"/>
         </w:rPr>
-        <w:t xml:space="preserve">We do not use restrictive practices. If we ever use or are asked to use a restrictive practice, we treat it as an incident, stop, and follow section 7 Reportable incidents.</w:t>
-      </w:r>
-    </w:p>
-    <w:tbl>
-      <w:tblPr>
-        <w:tblW w:type="dxa" w:w="9000"/>
-        <w:tblBorders>
-          <w:top w:val="single" w:color="auto" w:sz="4"/>
-          <w:left w:val="single" w:color="auto" w:sz="4"/>
-          <w:bottom w:val="single" w:color="auto" w:sz="4"/>
-          <w:right w:val="single" w:color="auto" w:sz="4"/>
-          <w:insideH w:val="single" w:color="auto" w:sz="4"/>
-          <w:insideV w:val="single" w:color="auto" w:sz="4"/>
-        </w:tblBorders>
-      </w:tblPr>
-      <w:tblGrid>
-        <w:gridCol w:w="3000"/>
-        <w:gridCol w:w="3000"/>
-        <w:gridCol w:w="3000"/>
-      </w:tblGrid>
-      <w:tr>
-        <w:trPr>
-          <w:tblHeader/>
-        </w:trPr>
-        <w:tc>
-          <w:tcPr>
-            <w:tcW w:type="dxa" w:w="3000"/>
-            <w:tcBorders>
-              <w:top w:val="single" w:color="999999" w:sz="4"/>
-              <w:left w:val="single" w:color="999999" w:sz="4"/>
-              <w:bottom w:val="single" w:color="999999" w:sz="4"/>
-              <w:right w:val="single" w:color="999999" w:sz="4"/>
-            </w:tcBorders>
-            <w:shd w:fill="EEEEEE" w:val="clear"/>
-          </w:tcPr>
-          <w:p>
-            <w:r>
-              <w:rPr>
-                <w:rFonts w:ascii="Calibri" w:cs="Calibri" w:eastAsia="Calibri" w:hAnsi="Calibri"/>
-                <w:b/>
-                <w:bCs/>
-                <w:sz w:val="22"/>
-                <w:szCs w:val="22"/>
-              </w:rPr>
-              <w:t xml:space="preserve">Role</w:t>
-            </w:r>
-          </w:p>
-        </w:tc>
-        <w:tc>
-          <w:tcPr>
-            <w:tcW w:type="dxa" w:w="3000"/>
-            <w:tcBorders>
-              <w:top w:val="single" w:color="999999" w:sz="4"/>
-              <w:left w:val="single" w:color="999999" w:sz="4"/>
-              <w:bottom w:val="single" w:color="999999" w:sz="4"/>
-              <w:right w:val="single" w:color="999999" w:sz="4"/>
-            </w:tcBorders>
-            <w:shd w:fill="EEEEEE" w:val="clear"/>
-          </w:tcPr>
-          <w:p>
-            <w:r>
-              <w:rPr>
-                <w:rFonts w:ascii="Calibri" w:cs="Calibri" w:eastAsia="Calibri" w:hAnsi="Calibri"/>
-                <w:b/>
-                <w:bCs/>
-                <w:sz w:val="22"/>
-                <w:szCs w:val="22"/>
-              </w:rPr>
-              <w:t xml:space="preserve">Does what</w:t>
-            </w:r>
-          </w:p>
-        </w:tc>
-        <w:tc>
-          <w:tcPr>
-            <w:tcW w:type="dxa" w:w="3000"/>
-            <w:tcBorders>
-              <w:top w:val="single" w:color="999999" w:sz="4"/>
-              <w:left w:val="single" w:color="999999" w:sz="4"/>
-              <w:bottom w:val="single" w:color="999999" w:sz="4"/>
-              <w:right w:val="single" w:color="999999" w:sz="4"/>
-            </w:tcBorders>
-            <w:shd w:fill="EEEEEE" w:val="clear"/>
-          </w:tcPr>
-          <w:p>
-            <w:r>
-              <w:rPr>
-                <w:rFonts w:ascii="Calibri" w:cs="Calibri" w:eastAsia="Calibri" w:hAnsi="Calibri"/>
-                <w:b/>
-                <w:bCs/>
-                <w:sz w:val="22"/>
-                <w:szCs w:val="22"/>
-              </w:rPr>
-              <w:t xml:space="preserve">When</w:t>
-            </w:r>
-          </w:p>
-        </w:tc>
-      </w:tr>
-      <w:tr>
-        <w:tc>
-          <w:tcPr>
-            <w:tcW w:type="dxa" w:w="3000"/>
-            <w:tcBorders>
-              <w:top w:val="single" w:color="999999" w:sz="4"/>
-              <w:left w:val="single" w:color="999999" w:sz="4"/>
-              <w:bottom w:val="single" w:color="999999" w:sz="4"/>
-              <w:right w:val="single" w:color="999999" w:sz="4"/>
-            </w:tcBorders>
-          </w:tcPr>
-          <w:p>
-            <w:r>
-              <w:rPr>
-                <w:rFonts w:ascii="Calibri" w:cs="Calibri" w:eastAsia="Calibri" w:hAnsi="Calibri"/>
-                <w:sz w:val="22"/>
-                <w:szCs w:val="22"/>
-              </w:rPr>
-              <w:t xml:space="preserve">Owner and only worker</w:t>
-            </w:r>
-          </w:p>
-        </w:tc>
-        <w:tc>
-          <w:tcPr>
-            <w:tcW w:type="dxa" w:w="3000"/>
-            <w:tcBorders>
-              <w:top w:val="single" w:color="999999" w:sz="4"/>
-              <w:left w:val="single" w:color="999999" w:sz="4"/>
-              <w:bottom w:val="single" w:color="999999" w:sz="4"/>
-              <w:right w:val="single" w:color="999999" w:sz="4"/>
-            </w:tcBorders>
-          </w:tcPr>
-          <w:p>
-            <w:r>
-              <w:rPr>
-                <w:rFonts w:ascii="Calibri" w:cs="Calibri" w:eastAsia="Calibri" w:hAnsi="Calibri"/>
-                <w:sz w:val="22"/>
-                <w:szCs w:val="22"/>
-              </w:rPr>
-              <w:t xml:space="preserve">Responds, records, reports, investigates, tells the participant and reviews the register</w:t>
-            </w:r>
-          </w:p>
-        </w:tc>
-        <w:tc>
-          <w:tcPr>
-            <w:tcW w:type="dxa" w:w="3000"/>
-            <w:tcBorders>
-              <w:top w:val="single" w:color="999999" w:sz="4"/>
-              <w:left w:val="single" w:color="999999" w:sz="4"/>
-              <w:bottom w:val="single" w:color="999999" w:sz="4"/>
-              <w:right w:val="single" w:color="999999" w:sz="4"/>
-            </w:tcBorders>
-          </w:tcPr>
-          <w:p>
-            <w:r>
-              <w:rPr>
-                <w:rFonts w:ascii="Calibri" w:cs="Calibri" w:eastAsia="Calibri" w:hAnsi="Calibri"/>
-                <w:sz w:val="22"/>
-                <w:szCs w:val="22"/>
-              </w:rPr>
-              <w:t xml:space="preserve">Every incident, from the first moment until it is closed</w:t>
-            </w:r>
-          </w:p>
-        </w:tc>
-      </w:tr>
-      <w:tr>
-        <w:tc>
-          <w:tcPr>
-            <w:tcW w:type="dxa" w:w="3000"/>
-            <w:tcBorders>
-              <w:top w:val="single" w:color="999999" w:sz="4"/>
-              <w:left w:val="single" w:color="999999" w:sz="4"/>
-              <w:bottom w:val="single" w:color="999999" w:sz="4"/>
-              <w:right w:val="single" w:color="999999" w:sz="4"/>
-            </w:tcBorders>
-          </w:tcPr>
-          <w:p>
-            <w:r>
-              <w:rPr>
-                <w:rFonts w:ascii="Calibri" w:cs="Calibri" w:eastAsia="Calibri" w:hAnsi="Calibri"/>
-                <w:sz w:val="22"/>
-                <w:szCs w:val="22"/>
-              </w:rPr>
-              <w:t xml:space="preserve">Owner and only worker</w:t>
-            </w:r>
-          </w:p>
-        </w:tc>
-        <w:tc>
-          <w:tcPr>
-            <w:tcW w:type="dxa" w:w="3000"/>
-            <w:tcBorders>
-              <w:top w:val="single" w:color="999999" w:sz="4"/>
-              <w:left w:val="single" w:color="999999" w:sz="4"/>
-              <w:bottom w:val="single" w:color="999999" w:sz="4"/>
-              <w:right w:val="single" w:color="999999" w:sz="4"/>
-            </w:tcBorders>
-          </w:tcPr>
-          <w:p>
-            <w:r>
-              <w:rPr>
-                <w:rFonts w:ascii="Calibri" w:cs="Calibri" w:eastAsia="Calibri" w:hAnsi="Calibri"/>
-                <w:sz w:val="22"/>
-                <w:szCs w:val="22"/>
-              </w:rPr>
-              <w:t xml:space="preserve">Reviews the Incident register for patterns and updates procedures</w:t>
-            </w:r>
-          </w:p>
-        </w:tc>
-        <w:tc>
-          <w:tcPr>
-            <w:tcW w:type="dxa" w:w="3000"/>
-            <w:tcBorders>
-              <w:top w:val="single" w:color="999999" w:sz="4"/>
-              <w:left w:val="single" w:color="999999" w:sz="4"/>
-              <w:bottom w:val="single" w:color="999999" w:sz="4"/>
-              <w:right w:val="single" w:color="999999" w:sz="4"/>
-            </w:tcBorders>
-          </w:tcPr>
-          <w:p>
-            <w:r>
-              <w:rPr>
-                <w:rFonts w:ascii="Calibri" w:cs="Calibri" w:eastAsia="Calibri" w:hAnsi="Calibri"/>
-                <w:sz w:val="22"/>
-                <w:szCs w:val="22"/>
-              </w:rPr>
-              <w:t xml:space="preserve">At least every 3 months</w:t>
-            </w:r>
-          </w:p>
-        </w:tc>
-      </w:tr>
-      <w:tr>
-        <w:tc>
-          <w:tcPr>
-            <w:tcW w:type="dxa" w:w="3000"/>
-            <w:tcBorders>
-              <w:top w:val="single" w:color="999999" w:sz="4"/>
-              <w:left w:val="single" w:color="999999" w:sz="4"/>
-              <w:bottom w:val="single" w:color="999999" w:sz="4"/>
-              <w:right w:val="single" w:color="999999" w:sz="4"/>
-            </w:tcBorders>
-          </w:tcPr>
-          <w:p>
-            <w:r>
-              <w:rPr>
-                <w:rFonts w:ascii="Calibri" w:cs="Calibri" w:eastAsia="Calibri" w:hAnsi="Calibri"/>
-                <w:sz w:val="22"/>
-                <w:szCs w:val="22"/>
-              </w:rPr>
-              <w:t xml:space="preserve">Outside reviewer</w:t>
-            </w:r>
-          </w:p>
-        </w:tc>
-        <w:tc>
-          <w:tcPr>
-            <w:tcW w:type="dxa" w:w="3000"/>
-            <w:tcBorders>
-              <w:top w:val="single" w:color="999999" w:sz="4"/>
-              <w:left w:val="single" w:color="999999" w:sz="4"/>
-              <w:bottom w:val="single" w:color="999999" w:sz="4"/>
-              <w:right w:val="single" w:color="999999" w:sz="4"/>
-            </w:tcBorders>
-          </w:tcPr>
-          <w:p>
-            <w:r>
-              <w:rPr>
-                <w:rFonts w:ascii="Calibri" w:cs="Calibri" w:eastAsia="Calibri" w:hAnsi="Calibri"/>
-                <w:sz w:val="22"/>
-                <w:szCs w:val="22"/>
-              </w:rPr>
-              <w:t xml:space="preserve">Reads our findings and gives a second view</w:t>
-            </w:r>
-          </w:p>
-        </w:tc>
-        <w:tc>
-          <w:tcPr>
-            <w:tcW w:type="dxa" w:w="3000"/>
-            <w:tcBorders>
-              <w:top w:val="single" w:color="999999" w:sz="4"/>
-              <w:left w:val="single" w:color="999999" w:sz="4"/>
-              <w:bottom w:val="single" w:color="999999" w:sz="4"/>
-              <w:right w:val="single" w:color="999999" w:sz="4"/>
-            </w:tcBorders>
-          </w:tcPr>
-          <w:p>
-            <w:r>
-              <w:rPr>
-                <w:rFonts w:ascii="Calibri" w:cs="Calibri" w:eastAsia="Calibri" w:hAnsi="Calibri"/>
-                <w:sz w:val="22"/>
-                <w:szCs w:val="22"/>
-              </w:rPr>
-              <w:t xml:space="preserve">After a serious incident, where practical</w:t>
-            </w:r>
-          </w:p>
-        </w:tc>
-      </w:tr>
-    </w:tbl>
-    <w:p>
-      <w:pPr>
-        <w:spacing w:after="120"/>
-      </w:pPr>
-      <w:r>
-        <w:rPr>
-          <w:rFonts w:ascii="Calibri" w:cs="Calibri" w:eastAsia="Calibri" w:hAnsi="Calibri"/>
-          <w:sz w:val="22"/>
-          <w:szCs w:val="22"/>
-        </w:rPr>
-        <w:t xml:space="preserve"/>
-      </w:r>
-    </w:p>
-    <w:tbl>
-      <w:tblPr>
-        <w:tblW w:type="dxa" w:w="9000"/>
-        <w:tblBorders>
-          <w:top w:val="single" w:color="auto" w:sz="4"/>
-          <w:left w:val="single" w:color="auto" w:sz="4"/>
-          <w:bottom w:val="single" w:color="auto" w:sz="4"/>
-          <w:right w:val="single" w:color="auto" w:sz="4"/>
-          <w:insideH w:val="single" w:color="auto" w:sz="4"/>
-          <w:insideV w:val="single" w:color="auto" w:sz="4"/>
-        </w:tblBorders>
-      </w:tblPr>
-      <w:tblGrid>
-        <w:gridCol w:w="9000"/>
-      </w:tblGrid>
-      <w:tr>
-        <w:tc>
-          <w:tcPr>
-            <w:tcW w:type="dxa" w:w="9000"/>
-            <w:tcBorders>
-              <w:top w:val="single" w:color="999999" w:sz="4"/>
-              <w:left w:val="single" w:color="999999" w:sz="4"/>
-              <w:bottom w:val="single" w:color="999999" w:sz="4"/>
-              <w:right w:val="single" w:color="999999" w:sz="4"/>
-            </w:tcBorders>
-            <w:shd w:fill="FFF4CE" w:val="clear"/>
-          </w:tcPr>
-          <w:p>
-            <w:r>
-              <w:rPr>
-                <w:rFonts w:ascii="Calibri" w:cs="Calibri" w:eastAsia="Calibri" w:hAnsi="Calibri"/>
-                <w:i/>
-                <w:iCs/>
-                <w:sz w:val="22"/>
-                <w:szCs w:val="22"/>
-              </w:rPr>
-              <w:t xml:space="preserve">[Provider to complete: name and contact details of the trusted outside person who will review serious incidents, and how participants can make a complaint if they are unhappy with how an incident was handled.]</w:t>
-            </w:r>
-          </w:p>
-        </w:tc>
-      </w:tr>
-    </w:tbl>
-    <w:p>
-      <w:pPr>
-        <w:spacing w:after="120"/>
-      </w:pPr>
-      <w:r>
-        <w:rPr>
-          <w:rFonts w:ascii="Calibri" w:cs="Calibri" w:eastAsia="Calibri" w:hAnsi="Calibri"/>
-          <w:sz w:val="22"/>
-          <w:szCs w:val="22"/>
-        </w:rPr>
-        <w:t xml:space="preserve"/>
+        <w:t xml:space="preserve">If a participant, their family or anyone else wants to raise a concern about how we handled an incident, we treat it under our complaints process. We do not use restrictive practices, so no restrictive practice steps are included in this procedure.</w:t>
       </w:r>
     </w:p>
     <w:p>
@@ -3615,7 +2392,7 @@
           <w:sz w:val="22"/>
           <w:szCs w:val="22"/>
         </w:rPr>
-        <w:t xml:space="preserve">Incident management and reportable incidents policy and procedure, aligned to the Incident Management and Reportable Incidents Rules 2018</w:t>
+        <w:t xml:space="preserve">Incident management policy and procedure proportionate to a small provider, aligned to the 2018 Rules</w:t>
       </w:r>
     </w:p>
     <w:p>
@@ -3633,7 +2410,34 @@
           <w:sz w:val="22"/>
           <w:szCs w:val="22"/>
         </w:rPr>
-        <w:t xml:space="preserve">Incident register showing reporting, response, review and learning</w:t>
+        <w:t xml:space="preserve">Incident register</w:t>
+      </w:r>
+    </w:p>
+    <w:p>
+      <w:pPr>
+        <w:pStyle w:val="Heading1"/>
+        <w:spacing w:after="120" w:before="240"/>
+      </w:pPr>
+      <w:r>
+        <w:rPr>
+          <w:rFonts w:ascii="Calibri" w:cs="Calibri" w:eastAsia="Calibri" w:hAnsi="Calibri"/>
+          <w:b/>
+          <w:bCs/>
+        </w:rPr>
+        <w:t xml:space="preserve">11 Related documents and registers</w:t>
+      </w:r>
+    </w:p>
+    <w:p>
+      <w:pPr>
+        <w:spacing w:after="120"/>
+      </w:pPr>
+      <w:r>
+        <w:rPr>
+          <w:rFonts w:ascii="Calibri" w:cs="Calibri" w:eastAsia="Calibri" w:hAnsi="Calibri"/>
+          <w:sz w:val="22"/>
+          <w:szCs w:val="22"/>
+        </w:rPr>
+        <w:t xml:space="preserve">This document is part of the Sunrise Supports policy set prepared with Readyline on 12 October 2026.</w:t>
       </w:r>
     </w:p>
     <w:p>
@@ -3651,61 +2455,11 @@
           <w:sz w:val="22"/>
           <w:szCs w:val="22"/>
         </w:rPr>
-        <w:t xml:space="preserve">Worker training records on incident management and reportable incident obligations</w:t>
-      </w:r>
-    </w:p>
-    <w:p>
-      <w:pPr>
-        <w:pStyle w:val="ListParagraph"/>
-        <w:numPr>
-          <w:ilvl w:val="0"/>
-          <w:numId w:val="2"/>
-        </w:numPr>
-        <w:spacing w:after="60"/>
-      </w:pPr>
-      <w:r>
-        <w:rPr>
-          <w:rFonts w:ascii="Calibri" w:cs="Calibri" w:eastAsia="Calibri" w:hAnsi="Calibri"/>
-          <w:sz w:val="22"/>
-          <w:szCs w:val="22"/>
-        </w:rPr>
-        <w:t xml:space="preserve">Incident management policy and procedure proportionate to a small provider, aligned to the 2018 Rules</w:t>
-      </w:r>
-    </w:p>
-    <w:p>
-      <w:pPr>
-        <w:pStyle w:val="ListParagraph"/>
-        <w:numPr>
-          <w:ilvl w:val="0"/>
-          <w:numId w:val="2"/>
-        </w:numPr>
-        <w:spacing w:after="60"/>
-      </w:pPr>
-      <w:r>
-        <w:rPr>
-          <w:rFonts w:ascii="Calibri" w:cs="Calibri" w:eastAsia="Calibri" w:hAnsi="Calibri"/>
-          <w:sz w:val="22"/>
-          <w:szCs w:val="22"/>
-        </w:rPr>
         <w:t xml:space="preserve">Incident register</w:t>
       </w:r>
     </w:p>
     <w:p>
       <w:pPr>
-        <w:pStyle w:val="Heading1"/>
-        <w:spacing w:after="120" w:before="240"/>
-      </w:pPr>
-      <w:r>
-        <w:rPr>
-          <w:rFonts w:ascii="Calibri" w:cs="Calibri" w:eastAsia="Calibri" w:hAnsi="Calibri"/>
-          <w:b/>
-          <w:bCs/>
-        </w:rPr>
-        <w:t xml:space="preserve">11 Related documents and registers</w:t>
-      </w:r>
-    </w:p>
-    <w:p>
-      <w:pPr>
         <w:spacing w:after="120"/>
       </w:pPr>
       <w:r>
@@ -3714,38 +2468,7 @@
           <w:sz w:val="22"/>
           <w:szCs w:val="22"/>
         </w:rPr>
-        <w:t xml:space="preserve">This document is part of the Sunrise Supports policy set prepared with Readyline on 12 October 2026.</w:t>
-      </w:r>
-    </w:p>
-    <w:p>
-      <w:pPr>
-        <w:pStyle w:val="ListParagraph"/>
-        <w:numPr>
-          <w:ilvl w:val="0"/>
-          <w:numId w:val="2"/>
-        </w:numPr>
-        <w:spacing w:after="60"/>
-      </w:pPr>
-      <w:r>
-        <w:rPr>
-          <w:rFonts w:ascii="Calibri" w:cs="Calibri" w:eastAsia="Calibri" w:hAnsi="Calibri"/>
-          <w:sz w:val="22"/>
-          <w:szCs w:val="22"/>
-        </w:rPr>
-        <w:t xml:space="preserve">Incident register</w:t>
-      </w:r>
-    </w:p>
-    <w:p>
-      <w:pPr>
-        <w:spacing w:after="120"/>
-      </w:pPr>
-      <w:r>
-        <w:rPr>
-          <w:rFonts w:ascii="Calibri" w:cs="Calibri" w:eastAsia="Calibri" w:hAnsi="Calibri"/>
-          <w:sz w:val="22"/>
-          <w:szCs w:val="22"/>
-        </w:rPr>
-        <w:t xml:space="preserve">Practice Standards this document supports: Incident management; Incident management.</w:t>
+        <w:t xml:space="preserve">Practice Standards this document supports: Incident management.</w:t>
       </w:r>
     </w:p>
     <w:p>

--- a/product/evidence/req-005/sole-trader/incident-management-policy-and-register.docx
+++ b/product/evidence/req-005/sole-trader/incident-management-policy-and-register.docx
@@ -396,6 +396,19 @@
     </w:p>
     <w:p>
       <w:pPr>
+        <w:spacing w:after="120"/>
+      </w:pPr>
+      <w:r>
+        <w:rPr>
+          <w:rFonts w:ascii="Calibri" w:cs="Calibri" w:eastAsia="Calibri" w:hAnsi="Calibri"/>
+          <w:sz w:val="22"/>
+          <w:szCs w:val="22"/>
+        </w:rPr>
+        <w:t xml:space="preserve">Why this document: it supports the NDIS Practice Standards Incident management for Sunrise Supports.</w:t>
+      </w:r>
+    </w:p>
+    <w:p>
+      <w:pPr>
         <w:pStyle w:val="Heading1"/>
         <w:spacing w:after="120" w:before="240"/>
       </w:pPr>
@@ -418,7 +431,7 @@
           <w:sz w:val="22"/>
           <w:szCs w:val="22"/>
         </w:rPr>
-        <w:t xml:space="preserve">This document explains how Sunrise Supports manages, records and reports incidents. It supports the Incident management standard in the NDIS Practice Standards.</w:t>
+        <w:t xml:space="preserve">This document shows how Sunrise Supports handles incidents and keeps a record of them. It supports the Incident management standard.</w:t>
       </w:r>
     </w:p>
     <w:p>
@@ -445,7 +458,7 @@
           <w:sz w:val="22"/>
           <w:szCs w:val="22"/>
         </w:rPr>
-        <w:t xml:space="preserve">This policy covers Sunrise Supports, a sole trader business. It applies to every support we deliver and to every participant we support.</w:t>
+        <w:t xml:space="preserve">This policy and procedure covers all incidents that happen in connection with the supports Sunrise Supports delivers. It applies to every participant we support and to every person who does work for us.</w:t>
       </w:r>
     </w:p>
     <w:tbl>
@@ -488,7 +501,7 @@
                 <w:sz w:val="22"/>
                 <w:szCs w:val="22"/>
               </w:rPr>
-              <w:t xml:space="preserve">What it covers</w:t>
+              <w:t xml:space="preserve">Area</w:t>
             </w:r>
           </w:p>
         </w:tc>
@@ -512,7 +525,7 @@
                 <w:sz w:val="22"/>
                 <w:szCs w:val="22"/>
               </w:rPr>
-              <w:t xml:space="preserve">How it applies to us</w:t>
+              <w:t xml:space="preserve">What it covers</w:t>
             </w:r>
           </w:p>
         </w:tc>
@@ -535,7 +548,7 @@
                 <w:sz w:val="22"/>
                 <w:szCs w:val="22"/>
               </w:rPr>
-              <w:t xml:space="preserve">Supports</w:t>
+              <w:t xml:space="preserve">Provider</w:t>
             </w:r>
           </w:p>
         </w:tc>
@@ -556,7 +569,7 @@
                 <w:sz w:val="22"/>
                 <w:szCs w:val="22"/>
               </w:rPr>
-              <w:t xml:space="preserve">We deliver household tasks (support type 0120). The policy applies to all of this work, including time spent travelling to and from a participant's home.</w:t>
+              <w:t xml:space="preserve">Sunrise Supports, a sole trader business.</w:t>
             </w:r>
           </w:p>
         </w:tc>
@@ -579,7 +592,7 @@
                 <w:sz w:val="22"/>
                 <w:szCs w:val="22"/>
               </w:rPr>
-              <w:t xml:space="preserve">Location</w:t>
+              <w:t xml:space="preserve">Supports</w:t>
             </w:r>
           </w:p>
         </w:tc>
@@ -600,7 +613,7 @@
                 <w:sz w:val="22"/>
                 <w:szCs w:val="22"/>
               </w:rPr>
-              <w:t xml:space="preserve">We work in New South Wales. We follow the rules that apply in that state as well as the NDIS rules.</w:t>
+              <w:t xml:space="preserve">Household tasks (support type 0120).</w:t>
             </w:r>
           </w:p>
         </w:tc>
@@ -623,7 +636,7 @@
                 <w:sz w:val="22"/>
                 <w:szCs w:val="22"/>
               </w:rPr>
-              <w:t xml:space="preserve">Workers</w:t>
+              <w:t xml:space="preserve">Location</w:t>
             </w:r>
           </w:p>
         </w:tc>
@@ -644,7 +657,7 @@
                 <w:sz w:val="22"/>
                 <w:szCs w:val="22"/>
               </w:rPr>
-              <w:t xml:space="preserve">We are a sole provider. The person who runs Sunrise Supports is also the person who delivers the supports and holds the key personnel role.</w:t>
+              <w:t xml:space="preserve">New South Wales.</w:t>
             </w:r>
           </w:p>
         </w:tc>
@@ -667,7 +680,7 @@
                 <w:sz w:val="22"/>
                 <w:szCs w:val="22"/>
               </w:rPr>
-              <w:t xml:space="preserve">Key personnel</w:t>
+              <w:t xml:space="preserve">Workers</w:t>
             </w:r>
           </w:p>
         </w:tc>
@@ -688,7 +701,7 @@
                 <w:sz w:val="22"/>
                 <w:szCs w:val="22"/>
               </w:rPr>
-              <w:t xml:space="preserve">We have one key personnel role. That person is responsible for managing incidents under this policy.</w:t>
+              <w:t xml:space="preserve">We have no other workers at present. The owner is the only person delivering supports and is also our one key person.</w:t>
             </w:r>
           </w:p>
         </w:tc>
@@ -711,7 +724,7 @@
                 <w:sz w:val="22"/>
                 <w:szCs w:val="22"/>
               </w:rPr>
-              <w:t xml:space="preserve">Restrictive practices</w:t>
+              <w:t xml:space="preserve">Incidents</w:t>
             </w:r>
           </w:p>
         </w:tc>
@@ -732,7 +745,7 @@
                 <w:sz w:val="22"/>
                 <w:szCs w:val="22"/>
               </w:rPr>
-              <w:t xml:space="preserve">We do not use restrictive practices. If we ever think one is needed, we stop and follow the Commission's requirements before doing anything.</w:t>
+              <w:t xml:space="preserve">Incidents that happen while we deliver supports, and incidents we learn about that involve a participant we support.</w:t>
             </w:r>
           </w:p>
         </w:tc>
@@ -761,7 +774,7 @@
           <w:sz w:val="22"/>
           <w:szCs w:val="22"/>
         </w:rPr>
-        <w:t xml:space="preserve">The policy covers any incident that happens while we deliver supports, or that is connected to our supports. This includes incidents that involve a participant, a worker, a member of the public or the participant's property.</w:t>
+        <w:t xml:space="preserve">The policy applies in a participant's home and anywhere else we deliver supports, such as when we travel with a participant to shops or appointments to complete household tasks.</w:t>
       </w:r>
     </w:p>
     <w:p>
@@ -774,7 +787,7 @@
           <w:sz w:val="22"/>
           <w:szCs w:val="22"/>
         </w:rPr>
-        <w:t xml:space="preserve">It also covers any person who works for us in future, whether paid or unpaid. If we take on another worker, we will update this policy and train that worker before they start.</w:t>
+        <w:t xml:space="preserve">We do not use restrictive practices. If we ever need to, we will update this policy and our other documents first, and we will report any use as the Commission requires.</w:t>
       </w:r>
     </w:p>
     <w:p>
@@ -787,7 +800,7 @@
           <w:sz w:val="22"/>
           <w:szCs w:val="22"/>
         </w:rPr>
-        <w:t xml:space="preserve">Some roles carry higher risk, so we assess them before anyone starts. This policy applies to those roles in the same way as to all others.</w:t>
+        <w:t xml:space="preserve">If we engage another worker or a subcontractor, this policy will apply to them from their first day, and we will update this section to show the change. Section 6 Responsibilities explains who does what.</w:t>
       </w:r>
     </w:p>
     <w:p>
@@ -936,20 +949,7 @@
           <w:sz w:val="22"/>
           <w:szCs w:val="22"/>
         </w:rPr>
-        <w:t xml:space="preserve">Sunrise Supports is committed to keeping every participant safe. We keep an incident management system that is right for the size of our business and the supports we deliver. This supports the Incident management standard, quality indicator 1.</w:t>
-      </w:r>
-    </w:p>
-    <w:p>
-      <w:pPr>
-        <w:spacing w:after="120"/>
-      </w:pPr>
-      <w:r>
-        <w:rPr>
-          <w:rFonts w:ascii="Calibri" w:cs="Calibri" w:eastAsia="Calibri" w:hAnsi="Calibri"/>
-          <w:sz w:val="22"/>
-          <w:szCs w:val="22"/>
-        </w:rPr>
-        <w:t xml:space="preserve">We deliver household tasks (0120) as a sole trader in New South Wales. Our system is kept simple and proportionate to this scope. It still meets the National Disability Insurance Scheme (Incident Management and Reportable Incidents) Rules 2018.</w:t>
+        <w:t xml:space="preserve">Sunrise Supports is a sole trader business that delivers household tasks supports (0120) to participants in New South Wales. We keep an incident management system that fits the size of our business and the supports we deliver. These are our commitments.</w:t>
       </w:r>
     </w:p>
     <w:p>
@@ -967,7 +967,7 @@
           <w:sz w:val="22"/>
           <w:szCs w:val="22"/>
         </w:rPr>
-        <w:t xml:space="preserve">We acknowledge every incident and respond to it straight away, so that the participant is safe first.</w:t>
+        <w:t xml:space="preserve">We keep an incident management system that is relevant and proportionate to the supports we deliver and the size of our business, and we follow it every time.</w:t>
       </w:r>
     </w:p>
     <w:p>
@@ -985,7 +985,7 @@
           <w:sz w:val="22"/>
           <w:szCs w:val="22"/>
         </w:rPr>
-        <w:t xml:space="preserve">We record every incident in our incident register, whatever its size.</w:t>
+        <w:t xml:space="preserve">We follow the National Disability Insurance Scheme (Incident Management and Reportable Incidents) Rules 2018 in everything we do about incidents.</w:t>
       </w:r>
     </w:p>
     <w:p>
@@ -1003,7 +1003,7 @@
           <w:sz w:val="22"/>
           <w:szCs w:val="22"/>
         </w:rPr>
-        <w:t xml:space="preserve">We look into each incident to find out what happened and why, and we learn from it.</w:t>
+        <w:t xml:space="preserve">We acknowledge every incident, respond to it quickly and make sure the participant is safe first.</w:t>
       </w:r>
     </w:p>
     <w:p>
@@ -1021,7 +1021,7 @@
           <w:sz w:val="22"/>
           <w:szCs w:val="22"/>
         </w:rPr>
-        <w:t xml:space="preserve">We report reportable incidents to the Commission within the timeframes the Rules set. See section 7 Reportable incidents.</w:t>
+        <w:t xml:space="preserve">We record every incident in our incident register, including near misses, and keep those records safe.</w:t>
       </w:r>
     </w:p>
     <w:p>
@@ -1039,7 +1039,7 @@
           <w:sz w:val="22"/>
           <w:szCs w:val="22"/>
         </w:rPr>
-        <w:t xml:space="preserve">We do not use restrictive practices. If one is ever used or suspected, we treat it as an incident and record it.</w:t>
+        <w:t xml:space="preserve">We tell the NDIS Quality and Safeguards Commission about reportable incidents within the required timeframes, as set out in section 7 Reportable incidents.</w:t>
       </w:r>
     </w:p>
     <w:p>
@@ -1057,7 +1057,43 @@
           <w:sz w:val="22"/>
           <w:szCs w:val="22"/>
         </w:rPr>
-        <w:t xml:space="preserve">We keep the incident register up to date and keep the incident records described in section 10 Records and evidence to retain.</w:t>
+        <w:t xml:space="preserve">We look into what happened and why, and we work with the participant and anyone they choose to involve.</w:t>
+      </w:r>
+    </w:p>
+    <w:p>
+      <w:pPr>
+        <w:pStyle w:val="ListParagraph"/>
+        <w:numPr>
+          <w:ilvl w:val="0"/>
+          <w:numId w:val="2"/>
+        </w:numPr>
+        <w:spacing w:after="60"/>
+      </w:pPr>
+      <w:r>
+        <w:rPr>
+          <w:rFonts w:ascii="Calibri" w:cs="Calibri" w:eastAsia="Calibri" w:hAnsi="Calibri"/>
+          <w:sz w:val="22"/>
+          <w:szCs w:val="22"/>
+        </w:rPr>
+        <w:t xml:space="preserve">We learn from each incident and change how we work when that will help prevent it happening again.</w:t>
+      </w:r>
+    </w:p>
+    <w:p>
+      <w:pPr>
+        <w:pStyle w:val="ListParagraph"/>
+        <w:numPr>
+          <w:ilvl w:val="0"/>
+          <w:numId w:val="2"/>
+        </w:numPr>
+        <w:spacing w:after="60"/>
+      </w:pPr>
+      <w:r>
+        <w:rPr>
+          <w:rFonts w:ascii="Calibri" w:cs="Calibri" w:eastAsia="Calibri" w:hAnsi="Calibri"/>
+          <w:sz w:val="22"/>
+          <w:szCs w:val="22"/>
+        </w:rPr>
+        <w:t xml:space="preserve">We do not use restrictive practices. If this ever changes, we will update this policy before we start.</w:t>
       </w:r>
     </w:p>
     <w:p>
@@ -1070,7 +1106,7 @@
           <w:sz w:val="22"/>
           <w:szCs w:val="22"/>
         </w:rPr>
-        <w:t xml:space="preserve">We review this policy every 12 months and the incident register every 3 months. See section 12 Review.</w:t>
+        <w:t xml:space="preserve">We review these commitments every 12 months, as set out in section 12 Review.</w:t>
       </w:r>
     </w:p>
     <w:p>
@@ -1097,7 +1133,7 @@
           <w:sz w:val="22"/>
           <w:szCs w:val="22"/>
         </w:rPr>
-        <w:t xml:space="preserve">Sunrise Supports is run by one person, a sole trader in New South Wales. We provide household tasks support (0120). This section sets out the steps we follow to prevent, respond to, record, investigate and report incidents. We keep these steps simple and in proportion to the size of our business.</w:t>
+        <w:t xml:space="preserve">Sunrise Supports is run by one person. I deliver the support myself and I carry out every step below. We provide household tasks to participants in New South Wales.</w:t>
       </w:r>
     </w:p>
     <w:p>
@@ -1115,7 +1151,7 @@
           <w:sz w:val="22"/>
           <w:szCs w:val="22"/>
         </w:rPr>
-        <w:t xml:space="preserve">Prevent. Before we start with a new participant, we talk with them about their home, their routines and anything that could put them at risk. We note any risks and the steps we take to reduce them. We review these notes when something changes.</w:t>
+        <w:t xml:space="preserve">Prevent incidents. Before I start with a new participant, I talk with them about what they need and what could go wrong in their home, such as slippery floors, cleaning products and unsafe equipment. I write down any risk I find and how I will manage it.</w:t>
       </w:r>
     </w:p>
     <w:p>
@@ -1133,7 +1169,7 @@
           <w:sz w:val="22"/>
           <w:szCs w:val="22"/>
         </w:rPr>
-        <w:t xml:space="preserve">Respond. If something happens, we make sure the participant is safe first. We call emergency services on 000 when there is immediate danger or someone needs urgent medical help. We stay with the participant until they are safe.</w:t>
+        <w:t xml:space="preserve">Keep each visit safe. I check the work area at the start of every visit. I use cleaning products and equipment the way they are meant to be used. I stop a task if it is not safe.</w:t>
       </w:r>
     </w:p>
     <w:p>
@@ -1151,7 +1187,7 @@
           <w:sz w:val="22"/>
           <w:szCs w:val="22"/>
         </w:rPr>
-        <w:t xml:space="preserve">Tell the right people. We tell the participant and, with their agreement, their family, guardian or nominee. We also tell the NDIS plan manager or support coordinator when they need to know.</w:t>
+        <w:t xml:space="preserve">Make it easy for participants to tell us. I tell each participant, and their family or nominee if they have one, how to raise a concern or tell us about an incident. I explain this in the way that works best for them.</w:t>
       </w:r>
     </w:p>
     <w:p>
@@ -1169,7 +1205,7 @@
           <w:sz w:val="22"/>
           <w:szCs w:val="22"/>
         </w:rPr>
-        <w:t xml:space="preserve">Decide if it is reportable. We check what happened against section 7 Reportable incidents. That section holds the definitions, the list of reportable incidents and the timeframes. We do not rely on memory for these.</w:t>
+        <w:t xml:space="preserve">Respond straight away. If something goes wrong, I make sure the participant is safe first. I call 000 if anyone needs urgent medical help or is in danger. I stay with the participant until they are safe.</w:t>
       </w:r>
     </w:p>
     <w:p>
@@ -1187,7 +1223,7 @@
           <w:sz w:val="22"/>
           <w:szCs w:val="22"/>
         </w:rPr>
-        <w:t xml:space="preserve">Report. If the incident is reportable, we report it to the Commission as set out in section 7 Reportable incidents and keep a copy of what we send. If we are unsure, we treat it as reportable and report it.</w:t>
+        <w:t xml:space="preserve">Record it. As soon as it is safe to do so, I write the incident in the incident register. I record what happened, when, who was involved, what I did and who I told.</w:t>
       </w:r>
     </w:p>
     <w:p>
@@ -1205,7 +1241,7 @@
           <w:sz w:val="22"/>
           <w:szCs w:val="22"/>
         </w:rPr>
-        <w:t xml:space="preserve">Record. We write the incident in our incident register on the day it happens, or as soon as we are able. We record the facts only: what happened, when, who was involved, what we did and who we told. We do not guess about causes at this stage.</w:t>
+        <w:t xml:space="preserve">Decide if it is reportable. I check every incident against section 7 Reportable incidents and report it as that section sets out. I do not decide this from memory.</w:t>
       </w:r>
     </w:p>
     <w:p>
@@ -1223,7 +1259,7 @@
           <w:sz w:val="22"/>
           <w:szCs w:val="22"/>
         </w:rPr>
-        <w:t xml:space="preserve">Investigate. We look at what led to the incident and what we could change. This is a short review of the facts, the participant's views and our own actions. We take care that the participant is not blamed.</w:t>
+        <w:t xml:space="preserve">Tell the right people. I tell the participant, and their family or nominee where the participant agrees, what happened and what happens next. I keep what I say clear and respectful.</w:t>
       </w:r>
     </w:p>
     <w:p>
@@ -1241,7 +1277,7 @@
           <w:sz w:val="22"/>
           <w:szCs w:val="22"/>
         </w:rPr>
-        <w:t xml:space="preserve">Learn and change. We write down what we will change, such as a new routine, a different way of doing a task or more training for ourselves. We carry out the change and note the date in the register.</w:t>
+        <w:t xml:space="preserve">Find out why it happened. I look at the facts, the cause and whether anything could have stopped it. I follow section 8 Incident procedure for the steps and records.</w:t>
       </w:r>
     </w:p>
     <w:p>
@@ -1259,7 +1295,7 @@
           <w:sz w:val="22"/>
           <w:szCs w:val="22"/>
         </w:rPr>
-        <w:t xml:space="preserve">Close the incident. We close the entry when the participant is safe, the required reports are made and the changes are done. We tell the participant what we have done in a way they can understand.</w:t>
+        <w:t xml:space="preserve">Learn and change how I work. I decide what to change, such as a new check, a different way to do a task or a change to the participant's risk notes. I write the change in the register and put it into practice.</w:t>
       </w:r>
     </w:p>
     <w:p>
@@ -1277,7 +1313,7 @@
           <w:sz w:val="22"/>
           <w:szCs w:val="22"/>
         </w:rPr>
-        <w:t xml:space="preserve">Review. We review this policy every 12 months. We review the incident register every 3 months to look for patterns and to check that every entry is closed or has a next step.</w:t>
+        <w:t xml:space="preserve">Review. I review this policy every 12 months. I review the incident register every 3 months to look for patterns and to check that every incident is closed.</w:t>
       </w:r>
     </w:p>
     <w:p>
@@ -1290,7 +1326,62 @@
           <w:sz w:val="22"/>
           <w:szCs w:val="22"/>
         </w:rPr>
-        <w:t xml:space="preserve">Because we work alone, one person carries out every step above. If we are unwell or unable to act, we ask the participant's chosen contact or the NDIS Commission for guidance on the next step. The register itself is described in section 9 Incident register, and the person responsible for each step is set out in section 6 Responsibilities.</w:t>
+        <w:t xml:space="preserve">We do not use restrictive practices. If a participant's needs ever change so that one might be considered, I stop and get advice before doing anything.</w:t>
+      </w:r>
+    </w:p>
+    <w:tbl>
+      <w:tblPr>
+        <w:tblW w:type="dxa" w:w="9000"/>
+        <w:tblBorders>
+          <w:top w:val="single" w:color="auto" w:sz="4"/>
+          <w:left w:val="single" w:color="auto" w:sz="4"/>
+          <w:bottom w:val="single" w:color="auto" w:sz="4"/>
+          <w:right w:val="single" w:color="auto" w:sz="4"/>
+          <w:insideH w:val="single" w:color="auto" w:sz="4"/>
+          <w:insideV w:val="single" w:color="auto" w:sz="4"/>
+        </w:tblBorders>
+      </w:tblPr>
+      <w:tblGrid>
+        <w:gridCol w:w="9000"/>
+      </w:tblGrid>
+      <w:tr>
+        <w:tc>
+          <w:tcPr>
+            <w:tcW w:type="dxa" w:w="9000"/>
+            <w:tcBorders>
+              <w:top w:val="single" w:color="999999" w:sz="4"/>
+              <w:left w:val="single" w:color="999999" w:sz="4"/>
+              <w:bottom w:val="single" w:color="999999" w:sz="4"/>
+              <w:right w:val="single" w:color="999999" w:sz="4"/>
+            </w:tcBorders>
+            <w:shd w:fill="FFF4CE" w:val="clear"/>
+          </w:tcPr>
+          <w:p>
+            <w:r>
+              <w:rPr>
+                <w:rFonts w:ascii="Calibri" w:cs="Calibri" w:eastAsia="Calibri" w:hAnsi="Calibri"/>
+                <w:i/>
+                <w:iCs/>
+                <w:sz w:val="22"/>
+                <w:szCs w:val="22"/>
+              </w:rPr>
+              <w:t xml:space="preserve">[Provider to complete: the phone number or email a participant can use to raise a concern or tell us about an incident.]</w:t>
+            </w:r>
+          </w:p>
+        </w:tc>
+      </w:tr>
+    </w:tbl>
+    <w:p>
+      <w:pPr>
+        <w:spacing w:after="120"/>
+      </w:pPr>
+      <w:r>
+        <w:rPr>
+          <w:rFonts w:ascii="Calibri" w:cs="Calibri" w:eastAsia="Calibri" w:hAnsi="Calibri"/>
+          <w:sz w:val="22"/>
+          <w:szCs w:val="22"/>
+        </w:rPr>
+        <w:t xml:space="preserve"/>
       </w:r>
     </w:p>
     <w:p>
@@ -1317,7 +1408,7 @@
           <w:sz w:val="22"/>
           <w:szCs w:val="22"/>
         </w:rPr>
-        <w:t xml:space="preserve">Sunrise Supports is run by one person, a sole trader. There are no other workers. That person holds every role in this policy, so the same person does each task below. If we ever add workers, we will update this table and give each task to a named role.</w:t>
+        <w:t xml:space="preserve">Sunrise Supports is a sole trader business. The owner is the only worker, so the owner holds every role in this policy. The table below shows what each role does and when.</w:t>
       </w:r>
     </w:p>
     <w:tbl>
@@ -1432,49 +1523,49 @@
                 <w:sz w:val="22"/>
                 <w:szCs w:val="22"/>
               </w:rPr>
-              <w:t xml:space="preserve">Owner and key personnel (sole trader)</w:t>
-            </w:r>
-          </w:p>
-        </w:tc>
-        <w:tc>
-          <w:tcPr>
-            <w:tcW w:type="dxa" w:w="3000"/>
-            <w:tcBorders>
-              <w:top w:val="single" w:color="999999" w:sz="4"/>
-              <w:left w:val="single" w:color="999999" w:sz="4"/>
-              <w:bottom w:val="single" w:color="999999" w:sz="4"/>
-              <w:right w:val="single" w:color="999999" w:sz="4"/>
-            </w:tcBorders>
-          </w:tcPr>
-          <w:p>
-            <w:r>
-              <w:rPr>
-                <w:rFonts w:ascii="Calibri" w:cs="Calibri" w:eastAsia="Calibri" w:hAnsi="Calibri"/>
-                <w:sz w:val="22"/>
-                <w:szCs w:val="22"/>
-              </w:rPr>
-              <w:t xml:space="preserve">Responds to the incident, keeps the participant safe and gets help if needed. See section 8 Incident procedure.</w:t>
-            </w:r>
-          </w:p>
-        </w:tc>
-        <w:tc>
-          <w:tcPr>
-            <w:tcW w:type="dxa" w:w="3000"/>
-            <w:tcBorders>
-              <w:top w:val="single" w:color="999999" w:sz="4"/>
-              <w:left w:val="single" w:color="999999" w:sz="4"/>
-              <w:bottom w:val="single" w:color="999999" w:sz="4"/>
-              <w:right w:val="single" w:color="999999" w:sz="4"/>
-            </w:tcBorders>
-          </w:tcPr>
-          <w:p>
-            <w:r>
-              <w:rPr>
-                <w:rFonts w:ascii="Calibri" w:cs="Calibri" w:eastAsia="Calibri" w:hAnsi="Calibri"/>
-                <w:sz w:val="22"/>
-                <w:szCs w:val="22"/>
-              </w:rPr>
-              <w:t xml:space="preserve">As soon as an incident happens or we learn of it</w:t>
+              <w:t xml:space="preserve">Owner and sole worker</w:t>
+            </w:r>
+          </w:p>
+        </w:tc>
+        <w:tc>
+          <w:tcPr>
+            <w:tcW w:type="dxa" w:w="3000"/>
+            <w:tcBorders>
+              <w:top w:val="single" w:color="999999" w:sz="4"/>
+              <w:left w:val="single" w:color="999999" w:sz="4"/>
+              <w:bottom w:val="single" w:color="999999" w:sz="4"/>
+              <w:right w:val="single" w:color="999999" w:sz="4"/>
+            </w:tcBorders>
+          </w:tcPr>
+          <w:p>
+            <w:r>
+              <w:rPr>
+                <w:rFonts w:ascii="Calibri" w:cs="Calibri" w:eastAsia="Calibri" w:hAnsi="Calibri"/>
+                <w:sz w:val="22"/>
+                <w:szCs w:val="22"/>
+              </w:rPr>
+              <w:t xml:space="preserve">Acts to keep the participant safe, makes sure any needed care is arranged, and records every incident in the incident register</w:t>
+            </w:r>
+          </w:p>
+        </w:tc>
+        <w:tc>
+          <w:tcPr>
+            <w:tcW w:type="dxa" w:w="3000"/>
+            <w:tcBorders>
+              <w:top w:val="single" w:color="999999" w:sz="4"/>
+              <w:left w:val="single" w:color="999999" w:sz="4"/>
+              <w:bottom w:val="single" w:color="999999" w:sz="4"/>
+              <w:right w:val="single" w:color="999999" w:sz="4"/>
+            </w:tcBorders>
+          </w:tcPr>
+          <w:p>
+            <w:r>
+              <w:rPr>
+                <w:rFonts w:ascii="Calibri" w:cs="Calibri" w:eastAsia="Calibri" w:hAnsi="Calibri"/>
+                <w:sz w:val="22"/>
+                <w:szCs w:val="22"/>
+              </w:rPr>
+              <w:t xml:space="preserve">Straight away when an incident happens or is noticed</w:t>
             </w:r>
           </w:p>
         </w:tc>
@@ -1497,49 +1588,49 @@
                 <w:sz w:val="22"/>
                 <w:szCs w:val="22"/>
               </w:rPr>
-              <w:t xml:space="preserve">Owner and key personnel (sole trader)</w:t>
-            </w:r>
-          </w:p>
-        </w:tc>
-        <w:tc>
-          <w:tcPr>
-            <w:tcW w:type="dxa" w:w="3000"/>
-            <w:tcBorders>
-              <w:top w:val="single" w:color="999999" w:sz="4"/>
-              <w:left w:val="single" w:color="999999" w:sz="4"/>
-              <w:bottom w:val="single" w:color="999999" w:sz="4"/>
-              <w:right w:val="single" w:color="999999" w:sz="4"/>
-            </w:tcBorders>
-          </w:tcPr>
-          <w:p>
-            <w:r>
-              <w:rPr>
-                <w:rFonts w:ascii="Calibri" w:cs="Calibri" w:eastAsia="Calibri" w:hAnsi="Calibri"/>
-                <w:sz w:val="22"/>
-                <w:szCs w:val="22"/>
-              </w:rPr>
-              <w:t xml:space="preserve">Decides whether the incident is reportable and reports it to the Commission. See section 7 Reportable incidents for what counts and the timeframes.</w:t>
-            </w:r>
-          </w:p>
-        </w:tc>
-        <w:tc>
-          <w:tcPr>
-            <w:tcW w:type="dxa" w:w="3000"/>
-            <w:tcBorders>
-              <w:top w:val="single" w:color="999999" w:sz="4"/>
-              <w:left w:val="single" w:color="999999" w:sz="4"/>
-              <w:bottom w:val="single" w:color="999999" w:sz="4"/>
-              <w:right w:val="single" w:color="999999" w:sz="4"/>
-            </w:tcBorders>
-          </w:tcPr>
-          <w:p>
-            <w:r>
-              <w:rPr>
-                <w:rFonts w:ascii="Calibri" w:cs="Calibri" w:eastAsia="Calibri" w:hAnsi="Calibri"/>
-                <w:sz w:val="22"/>
-                <w:szCs w:val="22"/>
-              </w:rPr>
-              <w:t xml:space="preserve">As soon as we know about the incident</w:t>
+              <w:t xml:space="preserve">Owner and sole worker</w:t>
+            </w:r>
+          </w:p>
+        </w:tc>
+        <w:tc>
+          <w:tcPr>
+            <w:tcW w:type="dxa" w:w="3000"/>
+            <w:tcBorders>
+              <w:top w:val="single" w:color="999999" w:sz="4"/>
+              <w:left w:val="single" w:color="999999" w:sz="4"/>
+              <w:bottom w:val="single" w:color="999999" w:sz="4"/>
+              <w:right w:val="single" w:color="999999" w:sz="4"/>
+            </w:tcBorders>
+          </w:tcPr>
+          <w:p>
+            <w:r>
+              <w:rPr>
+                <w:rFonts w:ascii="Calibri" w:cs="Calibri" w:eastAsia="Calibri" w:hAnsi="Calibri"/>
+                <w:sz w:val="22"/>
+                <w:szCs w:val="22"/>
+              </w:rPr>
+              <w:t xml:space="preserve">Decides whether an incident is a reportable incident, using section 7 Reportable incidents, and reports it as that section requires</w:t>
+            </w:r>
+          </w:p>
+        </w:tc>
+        <w:tc>
+          <w:tcPr>
+            <w:tcW w:type="dxa" w:w="3000"/>
+            <w:tcBorders>
+              <w:top w:val="single" w:color="999999" w:sz="4"/>
+              <w:left w:val="single" w:color="999999" w:sz="4"/>
+              <w:bottom w:val="single" w:color="999999" w:sz="4"/>
+              <w:right w:val="single" w:color="999999" w:sz="4"/>
+            </w:tcBorders>
+          </w:tcPr>
+          <w:p>
+            <w:r>
+              <w:rPr>
+                <w:rFonts w:ascii="Calibri" w:cs="Calibri" w:eastAsia="Calibri" w:hAnsi="Calibri"/>
+                <w:sz w:val="22"/>
+                <w:szCs w:val="22"/>
+              </w:rPr>
+              <w:t xml:space="preserve">As soon as the facts are known</w:t>
             </w:r>
           </w:p>
         </w:tc>
@@ -1562,49 +1653,49 @@
                 <w:sz w:val="22"/>
                 <w:szCs w:val="22"/>
               </w:rPr>
-              <w:t xml:space="preserve">Owner and key personnel (sole trader)</w:t>
-            </w:r>
-          </w:p>
-        </w:tc>
-        <w:tc>
-          <w:tcPr>
-            <w:tcW w:type="dxa" w:w="3000"/>
-            <w:tcBorders>
-              <w:top w:val="single" w:color="999999" w:sz="4"/>
-              <w:left w:val="single" w:color="999999" w:sz="4"/>
-              <w:bottom w:val="single" w:color="999999" w:sz="4"/>
-              <w:right w:val="single" w:color="999999" w:sz="4"/>
-            </w:tcBorders>
-          </w:tcPr>
-          <w:p>
-            <w:r>
-              <w:rPr>
-                <w:rFonts w:ascii="Calibri" w:cs="Calibri" w:eastAsia="Calibri" w:hAnsi="Calibri"/>
-                <w:sz w:val="22"/>
-                <w:szCs w:val="22"/>
-              </w:rPr>
-              <w:t xml:space="preserve">Records every incident in the incident register, with what happened, what we did and what we learned. See section 9 Incident register.</w:t>
-            </w:r>
-          </w:p>
-        </w:tc>
-        <w:tc>
-          <w:tcPr>
-            <w:tcW w:type="dxa" w:w="3000"/>
-            <w:tcBorders>
-              <w:top w:val="single" w:color="999999" w:sz="4"/>
-              <w:left w:val="single" w:color="999999" w:sz="4"/>
-              <w:bottom w:val="single" w:color="999999" w:sz="4"/>
-              <w:right w:val="single" w:color="999999" w:sz="4"/>
-            </w:tcBorders>
-          </w:tcPr>
-          <w:p>
-            <w:r>
-              <w:rPr>
-                <w:rFonts w:ascii="Calibri" w:cs="Calibri" w:eastAsia="Calibri" w:hAnsi="Calibri"/>
-                <w:sz w:val="22"/>
-                <w:szCs w:val="22"/>
-              </w:rPr>
-              <w:t xml:space="preserve">Each time an incident happens</w:t>
+              <w:t xml:space="preserve">Owner and sole worker</w:t>
+            </w:r>
+          </w:p>
+        </w:tc>
+        <w:tc>
+          <w:tcPr>
+            <w:tcW w:type="dxa" w:w="3000"/>
+            <w:tcBorders>
+              <w:top w:val="single" w:color="999999" w:sz="4"/>
+              <w:left w:val="single" w:color="999999" w:sz="4"/>
+              <w:bottom w:val="single" w:color="999999" w:sz="4"/>
+              <w:right w:val="single" w:color="999999" w:sz="4"/>
+            </w:tcBorders>
+          </w:tcPr>
+          <w:p>
+            <w:r>
+              <w:rPr>
+                <w:rFonts w:ascii="Calibri" w:cs="Calibri" w:eastAsia="Calibri" w:hAnsi="Calibri"/>
+                <w:sz w:val="22"/>
+                <w:szCs w:val="22"/>
+              </w:rPr>
+              <w:t xml:space="preserve">Looks into the cause of each incident, writes down what we will change, and puts the change in place</w:t>
+            </w:r>
+          </w:p>
+        </w:tc>
+        <w:tc>
+          <w:tcPr>
+            <w:tcW w:type="dxa" w:w="3000"/>
+            <w:tcBorders>
+              <w:top w:val="single" w:color="999999" w:sz="4"/>
+              <w:left w:val="single" w:color="999999" w:sz="4"/>
+              <w:bottom w:val="single" w:color="999999" w:sz="4"/>
+              <w:right w:val="single" w:color="999999" w:sz="4"/>
+            </w:tcBorders>
+          </w:tcPr>
+          <w:p>
+            <w:r>
+              <w:rPr>
+                <w:rFonts w:ascii="Calibri" w:cs="Calibri" w:eastAsia="Calibri" w:hAnsi="Calibri"/>
+                <w:sz w:val="22"/>
+                <w:szCs w:val="22"/>
+              </w:rPr>
+              <w:t xml:space="preserve">After each incident, following section 8 Incident procedure</w:t>
             </w:r>
           </w:p>
         </w:tc>
@@ -1627,49 +1718,49 @@
                 <w:sz w:val="22"/>
                 <w:szCs w:val="22"/>
               </w:rPr>
-              <w:t xml:space="preserve">Owner and key personnel (sole trader)</w:t>
-            </w:r>
-          </w:p>
-        </w:tc>
-        <w:tc>
-          <w:tcPr>
-            <w:tcW w:type="dxa" w:w="3000"/>
-            <w:tcBorders>
-              <w:top w:val="single" w:color="999999" w:sz="4"/>
-              <w:left w:val="single" w:color="999999" w:sz="4"/>
-              <w:bottom w:val="single" w:color="999999" w:sz="4"/>
-              <w:right w:val="single" w:color="999999" w:sz="4"/>
-            </w:tcBorders>
-          </w:tcPr>
-          <w:p>
-            <w:r>
-              <w:rPr>
-                <w:rFonts w:ascii="Calibri" w:cs="Calibri" w:eastAsia="Calibri" w:hAnsi="Calibri"/>
-                <w:sz w:val="22"/>
-                <w:szCs w:val="22"/>
-              </w:rPr>
-              <w:t xml:space="preserve">Looks into the cause, makes changes to stop it happening again and checks the changes worked.</w:t>
-            </w:r>
-          </w:p>
-        </w:tc>
-        <w:tc>
-          <w:tcPr>
-            <w:tcW w:type="dxa" w:w="3000"/>
-            <w:tcBorders>
-              <w:top w:val="single" w:color="999999" w:sz="4"/>
-              <w:left w:val="single" w:color="999999" w:sz="4"/>
-              <w:bottom w:val="single" w:color="999999" w:sz="4"/>
-              <w:right w:val="single" w:color="999999" w:sz="4"/>
-            </w:tcBorders>
-          </w:tcPr>
-          <w:p>
-            <w:r>
-              <w:rPr>
-                <w:rFonts w:ascii="Calibri" w:cs="Calibri" w:eastAsia="Calibri" w:hAnsi="Calibri"/>
-                <w:sz w:val="22"/>
-                <w:szCs w:val="22"/>
-              </w:rPr>
-              <w:t xml:space="preserve">After each incident</w:t>
+              <w:t xml:space="preserve">Owner and sole worker</w:t>
+            </w:r>
+          </w:p>
+        </w:tc>
+        <w:tc>
+          <w:tcPr>
+            <w:tcW w:type="dxa" w:w="3000"/>
+            <w:tcBorders>
+              <w:top w:val="single" w:color="999999" w:sz="4"/>
+              <w:left w:val="single" w:color="999999" w:sz="4"/>
+              <w:bottom w:val="single" w:color="999999" w:sz="4"/>
+              <w:right w:val="single" w:color="999999" w:sz="4"/>
+            </w:tcBorders>
+          </w:tcPr>
+          <w:p>
+            <w:r>
+              <w:rPr>
+                <w:rFonts w:ascii="Calibri" w:cs="Calibri" w:eastAsia="Calibri" w:hAnsi="Calibri"/>
+                <w:sz w:val="22"/>
+                <w:szCs w:val="22"/>
+              </w:rPr>
+              <w:t xml:space="preserve">Keeps the records listed in section 10 Records and evidence to retain</w:t>
+            </w:r>
+          </w:p>
+        </w:tc>
+        <w:tc>
+          <w:tcPr>
+            <w:tcW w:type="dxa" w:w="3000"/>
+            <w:tcBorders>
+              <w:top w:val="single" w:color="999999" w:sz="4"/>
+              <w:left w:val="single" w:color="999999" w:sz="4"/>
+              <w:bottom w:val="single" w:color="999999" w:sz="4"/>
+              <w:right w:val="single" w:color="999999" w:sz="4"/>
+            </w:tcBorders>
+          </w:tcPr>
+          <w:p>
+            <w:r>
+              <w:rPr>
+                <w:rFonts w:ascii="Calibri" w:cs="Calibri" w:eastAsia="Calibri" w:hAnsi="Calibri"/>
+                <w:sz w:val="22"/>
+                <w:szCs w:val="22"/>
+              </w:rPr>
+              <w:t xml:space="preserve">Each time an incident is recorded or updated</w:t>
             </w:r>
           </w:p>
         </w:tc>
@@ -1692,28 +1783,28 @@
                 <w:sz w:val="22"/>
                 <w:szCs w:val="22"/>
               </w:rPr>
-              <w:t xml:space="preserve">Owner and key personnel (sole trader)</w:t>
-            </w:r>
-          </w:p>
-        </w:tc>
-        <w:tc>
-          <w:tcPr>
-            <w:tcW w:type="dxa" w:w="3000"/>
-            <w:tcBorders>
-              <w:top w:val="single" w:color="999999" w:sz="4"/>
-              <w:left w:val="single" w:color="999999" w:sz="4"/>
-              <w:bottom w:val="single" w:color="999999" w:sz="4"/>
-              <w:right w:val="single" w:color="999999" w:sz="4"/>
-            </w:tcBorders>
-          </w:tcPr>
-          <w:p>
-            <w:r>
-              <w:rPr>
-                <w:rFonts w:ascii="Calibri" w:cs="Calibri" w:eastAsia="Calibri" w:hAnsi="Calibri"/>
-                <w:sz w:val="22"/>
-                <w:szCs w:val="22"/>
-              </w:rPr>
-              <w:t xml:space="preserve">Reviews this policy and procedure.</w:t>
+              <w:t xml:space="preserve">Owner and sole worker</w:t>
+            </w:r>
+          </w:p>
+        </w:tc>
+        <w:tc>
+          <w:tcPr>
+            <w:tcW w:type="dxa" w:w="3000"/>
+            <w:tcBorders>
+              <w:top w:val="single" w:color="999999" w:sz="4"/>
+              <w:left w:val="single" w:color="999999" w:sz="4"/>
+              <w:bottom w:val="single" w:color="999999" w:sz="4"/>
+              <w:right w:val="single" w:color="999999" w:sz="4"/>
+            </w:tcBorders>
+          </w:tcPr>
+          <w:p>
+            <w:r>
+              <w:rPr>
+                <w:rFonts w:ascii="Calibri" w:cs="Calibri" w:eastAsia="Calibri" w:hAnsi="Calibri"/>
+                <w:sz w:val="22"/>
+                <w:szCs w:val="22"/>
+              </w:rPr>
+              <w:t xml:space="preserve">Reviews this policy</w:t>
             </w:r>
           </w:p>
         </w:tc>
@@ -1757,28 +1848,28 @@
                 <w:sz w:val="22"/>
                 <w:szCs w:val="22"/>
               </w:rPr>
-              <w:t xml:space="preserve">Owner and key personnel (sole trader)</w:t>
-            </w:r>
-          </w:p>
-        </w:tc>
-        <w:tc>
-          <w:tcPr>
-            <w:tcW w:type="dxa" w:w="3000"/>
-            <w:tcBorders>
-              <w:top w:val="single" w:color="999999" w:sz="4"/>
-              <w:left w:val="single" w:color="999999" w:sz="4"/>
-              <w:bottom w:val="single" w:color="999999" w:sz="4"/>
-              <w:right w:val="single" w:color="999999" w:sz="4"/>
-            </w:tcBorders>
-          </w:tcPr>
-          <w:p>
-            <w:r>
-              <w:rPr>
-                <w:rFonts w:ascii="Calibri" w:cs="Calibri" w:eastAsia="Calibri" w:hAnsi="Calibri"/>
-                <w:sz w:val="22"/>
-                <w:szCs w:val="22"/>
-              </w:rPr>
-              <w:t xml:space="preserve">Reviews the incident register for patterns and repeat incidents.</w:t>
+              <w:t xml:space="preserve">Owner and sole worker</w:t>
+            </w:r>
+          </w:p>
+        </w:tc>
+        <w:tc>
+          <w:tcPr>
+            <w:tcW w:type="dxa" w:w="3000"/>
+            <w:tcBorders>
+              <w:top w:val="single" w:color="999999" w:sz="4"/>
+              <w:left w:val="single" w:color="999999" w:sz="4"/>
+              <w:bottom w:val="single" w:color="999999" w:sz="4"/>
+              <w:right w:val="single" w:color="999999" w:sz="4"/>
+            </w:tcBorders>
+          </w:tcPr>
+          <w:p>
+            <w:r>
+              <w:rPr>
+                <w:rFonts w:ascii="Calibri" w:cs="Calibri" w:eastAsia="Calibri" w:hAnsi="Calibri"/>
+                <w:sz w:val="22"/>
+                <w:szCs w:val="22"/>
+              </w:rPr>
+              <w:t xml:space="preserve">Reviews the incident register, looks for patterns, and checks that actions were completed</w:t>
             </w:r>
           </w:p>
         </w:tc>
@@ -1828,7 +1919,7 @@
           <w:sz w:val="22"/>
           <w:szCs w:val="22"/>
         </w:rPr>
-        <w:t xml:space="preserve">We do not use restrictive practices. If one is ever used with a participant, we treat it as an incident and follow section 7 Reportable incidents.</w:t>
+        <w:t xml:space="preserve">We do not use restrictive practices. If we ever think one may be needed, we stop and get advice before we act, then record it in the incident register.</w:t>
       </w:r>
     </w:p>
     <w:p>
@@ -1841,7 +1932,62 @@
           <w:sz w:val="22"/>
           <w:szCs w:val="22"/>
         </w:rPr>
-        <w:t xml:space="preserve">Because one person holds every role, we ask someone we trust, such as a peer or another provider, to look over our incident records at each 3-month register review. This gives us a second view on what we may have missed. [Provider to complete: name of the person who will give this second view, if any.]</w:t>
+        <w:t xml:space="preserve">If we take on another worker, we will add their role to this table, make sure they know how to report an incident to the owner straight away, and update this policy before they start work with participants.</w:t>
+      </w:r>
+    </w:p>
+    <w:tbl>
+      <w:tblPr>
+        <w:tblW w:type="dxa" w:w="9000"/>
+        <w:tblBorders>
+          <w:top w:val="single" w:color="auto" w:sz="4"/>
+          <w:left w:val="single" w:color="auto" w:sz="4"/>
+          <w:bottom w:val="single" w:color="auto" w:sz="4"/>
+          <w:right w:val="single" w:color="auto" w:sz="4"/>
+          <w:insideH w:val="single" w:color="auto" w:sz="4"/>
+          <w:insideV w:val="single" w:color="auto" w:sz="4"/>
+        </w:tblBorders>
+      </w:tblPr>
+      <w:tblGrid>
+        <w:gridCol w:w="9000"/>
+      </w:tblGrid>
+      <w:tr>
+        <w:tc>
+          <w:tcPr>
+            <w:tcW w:type="dxa" w:w="9000"/>
+            <w:tcBorders>
+              <w:top w:val="single" w:color="999999" w:sz="4"/>
+              <w:left w:val="single" w:color="999999" w:sz="4"/>
+              <w:bottom w:val="single" w:color="999999" w:sz="4"/>
+              <w:right w:val="single" w:color="999999" w:sz="4"/>
+            </w:tcBorders>
+            <w:shd w:fill="FFF4CE" w:val="clear"/>
+          </w:tcPr>
+          <w:p>
+            <w:r>
+              <w:rPr>
+                <w:rFonts w:ascii="Calibri" w:cs="Calibri" w:eastAsia="Calibri" w:hAnsi="Calibri"/>
+                <w:i/>
+                <w:iCs/>
+                <w:sz w:val="22"/>
+                <w:szCs w:val="22"/>
+              </w:rPr>
+              <w:t xml:space="preserve">[Provider to complete: name of a trusted person who can step in if the owner is unwell or unavailable and a serious incident needs to be handled]</w:t>
+            </w:r>
+          </w:p>
+        </w:tc>
+      </w:tr>
+    </w:tbl>
+    <w:p>
+      <w:pPr>
+        <w:spacing w:after="120"/>
+      </w:pPr>
+      <w:r>
+        <w:rPr>
+          <w:rFonts w:ascii="Calibri" w:cs="Calibri" w:eastAsia="Calibri" w:hAnsi="Calibri"/>
+          <w:sz w:val="22"/>
+          <w:szCs w:val="22"/>
+        </w:rPr>
+        <w:t xml:space="preserve"/>
       </w:r>
     </w:p>
     <w:p>
@@ -1908,7 +2054,7 @@
           <w:sz w:val="22"/>
           <w:szCs w:val="22"/>
         </w:rPr>
-        <w:t xml:space="preserve">Sunrise Supports is run by one person, who delivers household tasks support to participants in New South Wales. This procedure is sized to match. The owner carries out every step, and each step is written down in the incident register.</w:t>
+        <w:t xml:space="preserve">Sunrise Supports is run by one person, so the owner carries out every step below. When an incident happens, we follow these steps in order.</w:t>
       </w:r>
     </w:p>
     <w:p>
@@ -1926,7 +2072,7 @@
           <w:sz w:val="22"/>
           <w:szCs w:val="22"/>
         </w:rPr>
-        <w:t xml:space="preserve">Make everyone safe. Stop what we are doing if it is not safe to continue. Check the participant and anyone else nearby. Call 000 if anyone needs urgent medical help or is in danger.</w:t>
+        <w:t xml:space="preserve">Make sure everyone is safe. Stop the household task if there is any risk. Call 000 first if anyone is in danger or needs urgent medical help.</w:t>
       </w:r>
     </w:p>
     <w:p>
@@ -1944,7 +2090,7 @@
           <w:sz w:val="22"/>
           <w:szCs w:val="22"/>
         </w:rPr>
-        <w:t xml:space="preserve">Tell the right people. Tell the participant's nominated contact or family member as soon as it is safe to do so, if the participant agrees. Tell the NDIS Quality and Safeguards Commission's contact point for a reportable incident, as set out in section 7 Reportable incidents.</w:t>
+        <w:t xml:space="preserve">Look after the participant. Stay with them, check how they are and ask what they need. Tell their family, guardian or nominee if the participant wants us to, or if they need to know.</w:t>
       </w:r>
     </w:p>
     <w:p>
@@ -1962,7 +2108,7 @@
           <w:sz w:val="22"/>
           <w:szCs w:val="22"/>
         </w:rPr>
-        <w:t xml:space="preserve">Write down the facts the same day. Record what happened, when and where, who was involved, what we did and what we saw. Keep to facts. Do not guess at causes or blame anyone.</w:t>
+        <w:t xml:space="preserve">Make the area safe so the same thing cannot happen again straight away. Do not move or throw away anything that may be needed as evidence.</w:t>
       </w:r>
     </w:p>
     <w:p>
@@ -1980,7 +2126,7 @@
           <w:sz w:val="22"/>
           <w:szCs w:val="22"/>
         </w:rPr>
-        <w:t xml:space="preserve">Enter the incident in the register. Add it to the register described in section 9 Incident register. Give it a reference number and note the date we first knew about it.</w:t>
+        <w:t xml:space="preserve">Decide what kind of incident it is. Check section 3 Definitions and section 7 Reportable incidents to work out whether it is a reportable incident. Section 7 Reportable incidents holds the timeframes and what to report. Do not rely on memory.</w:t>
       </w:r>
     </w:p>
     <w:p>
@@ -1998,7 +2144,7 @@
           <w:sz w:val="22"/>
           <w:szCs w:val="22"/>
         </w:rPr>
-        <w:t xml:space="preserve">Decide if it is reportable. Check what happened against section 7 Reportable incidents. If it could be reportable, treat it as reportable until we have confirmed otherwise. Write down the decision and the reason for it in the register.</w:t>
+        <w:t xml:space="preserve">If it is a reportable incident, notify the Commission as set out in section 7 Reportable incidents. If we are not sure, we treat it as reportable and check with the Commission.</w:t>
       </w:r>
     </w:p>
     <w:p>
@@ -2016,7 +2162,7 @@
           <w:sz w:val="22"/>
           <w:szCs w:val="22"/>
         </w:rPr>
-        <w:t xml:space="preserve">Support the participant. Ask the participant what they need after the incident. Offer to arrange support or an advocate if they want one. Explain what we will do next in plain words, in the way the participant understands best.</w:t>
+        <w:t xml:space="preserve">Write the incident in the incident register on the same day. Record the date, time, place, who was involved, what happened, what we did and who we told. See section 9 Incident register.</w:t>
       </w:r>
     </w:p>
     <w:p>
@@ -2034,7 +2180,7 @@
           <w:sz w:val="22"/>
           <w:szCs w:val="22"/>
         </w:rPr>
-        <w:t xml:space="preserve">Look into what happened. Find out what led to the incident and what could have stopped it. Look at the task, the home, the equipment and our own actions. Write down what we found.</w:t>
+        <w:t xml:space="preserve">Find out why it happened. Review what happened, what led up to it and what could have been done differently. Record what we found in the register.</w:t>
       </w:r>
     </w:p>
     <w:p>
@@ -2052,7 +2198,7 @@
           <w:sz w:val="22"/>
           <w:szCs w:val="22"/>
         </w:rPr>
-        <w:t xml:space="preserve">Fix the cause. Decide what we will change, such as how we do a task, what we check before starting, or what we tell the participant. Set a date for each action and mark it done in the register when it is finished.</w:t>
+        <w:t xml:space="preserve">Decide what we will change. Examples are changing how we do a task, updating a risk assessment or talking with the participant about their preferences. Write down what we will do and by when.</w:t>
       </w:r>
     </w:p>
     <w:p>
@@ -2070,7 +2216,7 @@
           <w:sz w:val="22"/>
           <w:szCs w:val="22"/>
         </w:rPr>
-        <w:t xml:space="preserve">Close the incident. Close it only when the participant has been told the outcome, all actions are done and any report to the Commission has been made. Record the closing date.</w:t>
+        <w:t xml:space="preserve">Tell the participant what we found and what we are changing, in a way they can understand. Tell them they can complain or ask for support at any time.</w:t>
       </w:r>
     </w:p>
     <w:p>
@@ -2088,9 +2234,447 @@
           <w:sz w:val="22"/>
           <w:szCs w:val="22"/>
         </w:rPr>
-        <w:t xml:space="preserve">Learn from it. Review the register at least every three months to look for patterns. Update our risk assessments and our procedures if the same kind of incident keeps happening.</w:t>
-      </w:r>
-    </w:p>
+        <w:t xml:space="preserve">Make the changes and check they work. Close the entry in the register only when the actions are done.</w:t>
+      </w:r>
+    </w:p>
+    <w:p>
+      <w:pPr>
+        <w:pStyle w:val="ListParagraph"/>
+        <w:numPr>
+          <w:ilvl w:val="0"/>
+          <w:numId w:val="4"/>
+        </w:numPr>
+        <w:spacing w:after="60"/>
+      </w:pPr>
+      <w:r>
+        <w:rPr>
+          <w:rFonts w:ascii="Calibri" w:cs="Calibri" w:eastAsia="Calibri" w:hAnsi="Calibri"/>
+          <w:sz w:val="22"/>
+          <w:szCs w:val="22"/>
+        </w:rPr>
+        <w:t xml:space="preserve">Keep all records as listed in section 10 Records and evidence to retain. Review the register every 3 months to look for patterns and learning.</w:t>
+      </w:r>
+    </w:p>
+    <w:tbl>
+      <w:tblPr>
+        <w:tblW w:type="dxa" w:w="9000"/>
+        <w:tblBorders>
+          <w:top w:val="single" w:color="auto" w:sz="4"/>
+          <w:left w:val="single" w:color="auto" w:sz="4"/>
+          <w:bottom w:val="single" w:color="auto" w:sz="4"/>
+          <w:right w:val="single" w:color="auto" w:sz="4"/>
+          <w:insideH w:val="single" w:color="auto" w:sz="4"/>
+          <w:insideV w:val="single" w:color="auto" w:sz="4"/>
+        </w:tblBorders>
+      </w:tblPr>
+      <w:tblGrid>
+        <w:gridCol w:w="3000"/>
+        <w:gridCol w:w="3000"/>
+        <w:gridCol w:w="3000"/>
+      </w:tblGrid>
+      <w:tr>
+        <w:trPr>
+          <w:tblHeader/>
+        </w:trPr>
+        <w:tc>
+          <w:tcPr>
+            <w:tcW w:type="dxa" w:w="3000"/>
+            <w:tcBorders>
+              <w:top w:val="single" w:color="999999" w:sz="4"/>
+              <w:left w:val="single" w:color="999999" w:sz="4"/>
+              <w:bottom w:val="single" w:color="999999" w:sz="4"/>
+              <w:right w:val="single" w:color="999999" w:sz="4"/>
+            </w:tcBorders>
+            <w:shd w:fill="EEEEEE" w:val="clear"/>
+          </w:tcPr>
+          <w:p>
+            <w:r>
+              <w:rPr>
+                <w:rFonts w:ascii="Calibri" w:cs="Calibri" w:eastAsia="Calibri" w:hAnsi="Calibri"/>
+                <w:b/>
+                <w:bCs/>
+                <w:sz w:val="22"/>
+                <w:szCs w:val="22"/>
+              </w:rPr>
+              <w:t xml:space="preserve">Step</w:t>
+            </w:r>
+          </w:p>
+        </w:tc>
+        <w:tc>
+          <w:tcPr>
+            <w:tcW w:type="dxa" w:w="3000"/>
+            <w:tcBorders>
+              <w:top w:val="single" w:color="999999" w:sz="4"/>
+              <w:left w:val="single" w:color="999999" w:sz="4"/>
+              <w:bottom w:val="single" w:color="999999" w:sz="4"/>
+              <w:right w:val="single" w:color="999999" w:sz="4"/>
+            </w:tcBorders>
+            <w:shd w:fill="EEEEEE" w:val="clear"/>
+          </w:tcPr>
+          <w:p>
+            <w:r>
+              <w:rPr>
+                <w:rFonts w:ascii="Calibri" w:cs="Calibri" w:eastAsia="Calibri" w:hAnsi="Calibri"/>
+                <w:b/>
+                <w:bCs/>
+                <w:sz w:val="22"/>
+                <w:szCs w:val="22"/>
+              </w:rPr>
+              <w:t xml:space="preserve">Who does it</w:t>
+            </w:r>
+          </w:p>
+        </w:tc>
+        <w:tc>
+          <w:tcPr>
+            <w:tcW w:type="dxa" w:w="3000"/>
+            <w:tcBorders>
+              <w:top w:val="single" w:color="999999" w:sz="4"/>
+              <w:left w:val="single" w:color="999999" w:sz="4"/>
+              <w:bottom w:val="single" w:color="999999" w:sz="4"/>
+              <w:right w:val="single" w:color="999999" w:sz="4"/>
+            </w:tcBorders>
+            <w:shd w:fill="EEEEEE" w:val="clear"/>
+          </w:tcPr>
+          <w:p>
+            <w:r>
+              <w:rPr>
+                <w:rFonts w:ascii="Calibri" w:cs="Calibri" w:eastAsia="Calibri" w:hAnsi="Calibri"/>
+                <w:b/>
+                <w:bCs/>
+                <w:sz w:val="22"/>
+                <w:szCs w:val="22"/>
+              </w:rPr>
+              <w:t xml:space="preserve">When</w:t>
+            </w:r>
+          </w:p>
+        </w:tc>
+      </w:tr>
+      <w:tr>
+        <w:tc>
+          <w:tcPr>
+            <w:tcW w:type="dxa" w:w="3000"/>
+            <w:tcBorders>
+              <w:top w:val="single" w:color="999999" w:sz="4"/>
+              <w:left w:val="single" w:color="999999" w:sz="4"/>
+              <w:bottom w:val="single" w:color="999999" w:sz="4"/>
+              <w:right w:val="single" w:color="999999" w:sz="4"/>
+            </w:tcBorders>
+          </w:tcPr>
+          <w:p>
+            <w:r>
+              <w:rPr>
+                <w:rFonts w:ascii="Calibri" w:cs="Calibri" w:eastAsia="Calibri" w:hAnsi="Calibri"/>
+                <w:sz w:val="22"/>
+                <w:szCs w:val="22"/>
+              </w:rPr>
+              <w:t xml:space="preserve">Make safe and respond</w:t>
+            </w:r>
+          </w:p>
+        </w:tc>
+        <w:tc>
+          <w:tcPr>
+            <w:tcW w:type="dxa" w:w="3000"/>
+            <w:tcBorders>
+              <w:top w:val="single" w:color="999999" w:sz="4"/>
+              <w:left w:val="single" w:color="999999" w:sz="4"/>
+              <w:bottom w:val="single" w:color="999999" w:sz="4"/>
+              <w:right w:val="single" w:color="999999" w:sz="4"/>
+            </w:tcBorders>
+          </w:tcPr>
+          <w:p>
+            <w:r>
+              <w:rPr>
+                <w:rFonts w:ascii="Calibri" w:cs="Calibri" w:eastAsia="Calibri" w:hAnsi="Calibri"/>
+                <w:sz w:val="22"/>
+                <w:szCs w:val="22"/>
+              </w:rPr>
+              <w:t xml:space="preserve">Owner</w:t>
+            </w:r>
+          </w:p>
+        </w:tc>
+        <w:tc>
+          <w:tcPr>
+            <w:tcW w:type="dxa" w:w="3000"/>
+            <w:tcBorders>
+              <w:top w:val="single" w:color="999999" w:sz="4"/>
+              <w:left w:val="single" w:color="999999" w:sz="4"/>
+              <w:bottom w:val="single" w:color="999999" w:sz="4"/>
+              <w:right w:val="single" w:color="999999" w:sz="4"/>
+            </w:tcBorders>
+          </w:tcPr>
+          <w:p>
+            <w:r>
+              <w:rPr>
+                <w:rFonts w:ascii="Calibri" w:cs="Calibri" w:eastAsia="Calibri" w:hAnsi="Calibri"/>
+                <w:sz w:val="22"/>
+                <w:szCs w:val="22"/>
+              </w:rPr>
+              <w:t xml:space="preserve">Straight away</w:t>
+            </w:r>
+          </w:p>
+        </w:tc>
+      </w:tr>
+      <w:tr>
+        <w:tc>
+          <w:tcPr>
+            <w:tcW w:type="dxa" w:w="3000"/>
+            <w:tcBorders>
+              <w:top w:val="single" w:color="999999" w:sz="4"/>
+              <w:left w:val="single" w:color="999999" w:sz="4"/>
+              <w:bottom w:val="single" w:color="999999" w:sz="4"/>
+              <w:right w:val="single" w:color="999999" w:sz="4"/>
+            </w:tcBorders>
+          </w:tcPr>
+          <w:p>
+            <w:r>
+              <w:rPr>
+                <w:rFonts w:ascii="Calibri" w:cs="Calibri" w:eastAsia="Calibri" w:hAnsi="Calibri"/>
+                <w:sz w:val="22"/>
+                <w:szCs w:val="22"/>
+              </w:rPr>
+              <w:t xml:space="preserve">Classify and notify</w:t>
+            </w:r>
+          </w:p>
+        </w:tc>
+        <w:tc>
+          <w:tcPr>
+            <w:tcW w:type="dxa" w:w="3000"/>
+            <w:tcBorders>
+              <w:top w:val="single" w:color="999999" w:sz="4"/>
+              <w:left w:val="single" w:color="999999" w:sz="4"/>
+              <w:bottom w:val="single" w:color="999999" w:sz="4"/>
+              <w:right w:val="single" w:color="999999" w:sz="4"/>
+            </w:tcBorders>
+          </w:tcPr>
+          <w:p>
+            <w:r>
+              <w:rPr>
+                <w:rFonts w:ascii="Calibri" w:cs="Calibri" w:eastAsia="Calibri" w:hAnsi="Calibri"/>
+                <w:sz w:val="22"/>
+                <w:szCs w:val="22"/>
+              </w:rPr>
+              <w:t xml:space="preserve">Owner</w:t>
+            </w:r>
+          </w:p>
+        </w:tc>
+        <w:tc>
+          <w:tcPr>
+            <w:tcW w:type="dxa" w:w="3000"/>
+            <w:tcBorders>
+              <w:top w:val="single" w:color="999999" w:sz="4"/>
+              <w:left w:val="single" w:color="999999" w:sz="4"/>
+              <w:bottom w:val="single" w:color="999999" w:sz="4"/>
+              <w:right w:val="single" w:color="999999" w:sz="4"/>
+            </w:tcBorders>
+          </w:tcPr>
+          <w:p>
+            <w:r>
+              <w:rPr>
+                <w:rFonts w:ascii="Calibri" w:cs="Calibri" w:eastAsia="Calibri" w:hAnsi="Calibri"/>
+                <w:sz w:val="22"/>
+                <w:szCs w:val="22"/>
+              </w:rPr>
+              <w:t xml:space="preserve">As set out in section 7 Reportable incidents</w:t>
+            </w:r>
+          </w:p>
+        </w:tc>
+      </w:tr>
+      <w:tr>
+        <w:tc>
+          <w:tcPr>
+            <w:tcW w:type="dxa" w:w="3000"/>
+            <w:tcBorders>
+              <w:top w:val="single" w:color="999999" w:sz="4"/>
+              <w:left w:val="single" w:color="999999" w:sz="4"/>
+              <w:bottom w:val="single" w:color="999999" w:sz="4"/>
+              <w:right w:val="single" w:color="999999" w:sz="4"/>
+            </w:tcBorders>
+          </w:tcPr>
+          <w:p>
+            <w:r>
+              <w:rPr>
+                <w:rFonts w:ascii="Calibri" w:cs="Calibri" w:eastAsia="Calibri" w:hAnsi="Calibri"/>
+                <w:sz w:val="22"/>
+                <w:szCs w:val="22"/>
+              </w:rPr>
+              <w:t xml:space="preserve">Record in the register</w:t>
+            </w:r>
+          </w:p>
+        </w:tc>
+        <w:tc>
+          <w:tcPr>
+            <w:tcW w:type="dxa" w:w="3000"/>
+            <w:tcBorders>
+              <w:top w:val="single" w:color="999999" w:sz="4"/>
+              <w:left w:val="single" w:color="999999" w:sz="4"/>
+              <w:bottom w:val="single" w:color="999999" w:sz="4"/>
+              <w:right w:val="single" w:color="999999" w:sz="4"/>
+            </w:tcBorders>
+          </w:tcPr>
+          <w:p>
+            <w:r>
+              <w:rPr>
+                <w:rFonts w:ascii="Calibri" w:cs="Calibri" w:eastAsia="Calibri" w:hAnsi="Calibri"/>
+                <w:sz w:val="22"/>
+                <w:szCs w:val="22"/>
+              </w:rPr>
+              <w:t xml:space="preserve">Owner</w:t>
+            </w:r>
+          </w:p>
+        </w:tc>
+        <w:tc>
+          <w:tcPr>
+            <w:tcW w:type="dxa" w:w="3000"/>
+            <w:tcBorders>
+              <w:top w:val="single" w:color="999999" w:sz="4"/>
+              <w:left w:val="single" w:color="999999" w:sz="4"/>
+              <w:bottom w:val="single" w:color="999999" w:sz="4"/>
+              <w:right w:val="single" w:color="999999" w:sz="4"/>
+            </w:tcBorders>
+          </w:tcPr>
+          <w:p>
+            <w:r>
+              <w:rPr>
+                <w:rFonts w:ascii="Calibri" w:cs="Calibri" w:eastAsia="Calibri" w:hAnsi="Calibri"/>
+                <w:sz w:val="22"/>
+                <w:szCs w:val="22"/>
+              </w:rPr>
+              <w:t xml:space="preserve">Same day</w:t>
+            </w:r>
+          </w:p>
+        </w:tc>
+      </w:tr>
+      <w:tr>
+        <w:tc>
+          <w:tcPr>
+            <w:tcW w:type="dxa" w:w="3000"/>
+            <w:tcBorders>
+              <w:top w:val="single" w:color="999999" w:sz="4"/>
+              <w:left w:val="single" w:color="999999" w:sz="4"/>
+              <w:bottom w:val="single" w:color="999999" w:sz="4"/>
+              <w:right w:val="single" w:color="999999" w:sz="4"/>
+            </w:tcBorders>
+          </w:tcPr>
+          <w:p>
+            <w:r>
+              <w:rPr>
+                <w:rFonts w:ascii="Calibri" w:cs="Calibri" w:eastAsia="Calibri" w:hAnsi="Calibri"/>
+                <w:sz w:val="22"/>
+                <w:szCs w:val="22"/>
+              </w:rPr>
+              <w:t xml:space="preserve">Find the cause and decide actions</w:t>
+            </w:r>
+          </w:p>
+        </w:tc>
+        <w:tc>
+          <w:tcPr>
+            <w:tcW w:type="dxa" w:w="3000"/>
+            <w:tcBorders>
+              <w:top w:val="single" w:color="999999" w:sz="4"/>
+              <w:left w:val="single" w:color="999999" w:sz="4"/>
+              <w:bottom w:val="single" w:color="999999" w:sz="4"/>
+              <w:right w:val="single" w:color="999999" w:sz="4"/>
+            </w:tcBorders>
+          </w:tcPr>
+          <w:p>
+            <w:r>
+              <w:rPr>
+                <w:rFonts w:ascii="Calibri" w:cs="Calibri" w:eastAsia="Calibri" w:hAnsi="Calibri"/>
+                <w:sz w:val="22"/>
+                <w:szCs w:val="22"/>
+              </w:rPr>
+              <w:t xml:space="preserve">Owner</w:t>
+            </w:r>
+          </w:p>
+        </w:tc>
+        <w:tc>
+          <w:tcPr>
+            <w:tcW w:type="dxa" w:w="3000"/>
+            <w:tcBorders>
+              <w:top w:val="single" w:color="999999" w:sz="4"/>
+              <w:left w:val="single" w:color="999999" w:sz="4"/>
+              <w:bottom w:val="single" w:color="999999" w:sz="4"/>
+              <w:right w:val="single" w:color="999999" w:sz="4"/>
+            </w:tcBorders>
+          </w:tcPr>
+          <w:p>
+            <w:r>
+              <w:rPr>
+                <w:rFonts w:ascii="Calibri" w:cs="Calibri" w:eastAsia="Calibri" w:hAnsi="Calibri"/>
+                <w:sz w:val="22"/>
+                <w:szCs w:val="22"/>
+              </w:rPr>
+              <w:t xml:space="preserve">As soon as possible after the incident</w:t>
+            </w:r>
+          </w:p>
+        </w:tc>
+      </w:tr>
+      <w:tr>
+        <w:tc>
+          <w:tcPr>
+            <w:tcW w:type="dxa" w:w="3000"/>
+            <w:tcBorders>
+              <w:top w:val="single" w:color="999999" w:sz="4"/>
+              <w:left w:val="single" w:color="999999" w:sz="4"/>
+              <w:bottom w:val="single" w:color="999999" w:sz="4"/>
+              <w:right w:val="single" w:color="999999" w:sz="4"/>
+            </w:tcBorders>
+          </w:tcPr>
+          <w:p>
+            <w:r>
+              <w:rPr>
+                <w:rFonts w:ascii="Calibri" w:cs="Calibri" w:eastAsia="Calibri" w:hAnsi="Calibri"/>
+                <w:sz w:val="22"/>
+                <w:szCs w:val="22"/>
+              </w:rPr>
+              <w:t xml:space="preserve">Review the register</w:t>
+            </w:r>
+          </w:p>
+        </w:tc>
+        <w:tc>
+          <w:tcPr>
+            <w:tcW w:type="dxa" w:w="3000"/>
+            <w:tcBorders>
+              <w:top w:val="single" w:color="999999" w:sz="4"/>
+              <w:left w:val="single" w:color="999999" w:sz="4"/>
+              <w:bottom w:val="single" w:color="999999" w:sz="4"/>
+              <w:right w:val="single" w:color="999999" w:sz="4"/>
+            </w:tcBorders>
+          </w:tcPr>
+          <w:p>
+            <w:r>
+              <w:rPr>
+                <w:rFonts w:ascii="Calibri" w:cs="Calibri" w:eastAsia="Calibri" w:hAnsi="Calibri"/>
+                <w:sz w:val="22"/>
+                <w:szCs w:val="22"/>
+              </w:rPr>
+              <w:t xml:space="preserve">Owner</w:t>
+            </w:r>
+          </w:p>
+        </w:tc>
+        <w:tc>
+          <w:tcPr>
+            <w:tcW w:type="dxa" w:w="3000"/>
+            <w:tcBorders>
+              <w:top w:val="single" w:color="999999" w:sz="4"/>
+              <w:left w:val="single" w:color="999999" w:sz="4"/>
+              <w:bottom w:val="single" w:color="999999" w:sz="4"/>
+              <w:right w:val="single" w:color="999999" w:sz="4"/>
+            </w:tcBorders>
+          </w:tcPr>
+          <w:p>
+            <w:r>
+              <w:rPr>
+                <w:rFonts w:ascii="Calibri" w:cs="Calibri" w:eastAsia="Calibri" w:hAnsi="Calibri"/>
+                <w:sz w:val="22"/>
+                <w:szCs w:val="22"/>
+              </w:rPr>
+              <w:t xml:space="preserve">Every 3 months</w:t>
+            </w:r>
+          </w:p>
+        </w:tc>
+      </w:tr>
+    </w:tbl>
     <w:p>
       <w:pPr>
         <w:spacing w:after="120"/>
@@ -2101,7 +2685,62 @@
           <w:sz w:val="22"/>
           <w:szCs w:val="22"/>
         </w:rPr>
-        <w:t xml:space="preserve">If a participant, their family or anyone else wants to raise a concern about how we handled an incident, we treat it under our complaints process. We do not use restrictive practices, so no restrictive practice steps are included in this procedure.</w:t>
+        <w:t xml:space="preserve"/>
+      </w:r>
+    </w:p>
+    <w:tbl>
+      <w:tblPr>
+        <w:tblW w:type="dxa" w:w="9000"/>
+        <w:tblBorders>
+          <w:top w:val="single" w:color="auto" w:sz="4"/>
+          <w:left w:val="single" w:color="auto" w:sz="4"/>
+          <w:bottom w:val="single" w:color="auto" w:sz="4"/>
+          <w:right w:val="single" w:color="auto" w:sz="4"/>
+          <w:insideH w:val="single" w:color="auto" w:sz="4"/>
+          <w:insideV w:val="single" w:color="auto" w:sz="4"/>
+        </w:tblBorders>
+      </w:tblPr>
+      <w:tblGrid>
+        <w:gridCol w:w="9000"/>
+      </w:tblGrid>
+      <w:tr>
+        <w:tc>
+          <w:tcPr>
+            <w:tcW w:type="dxa" w:w="9000"/>
+            <w:tcBorders>
+              <w:top w:val="single" w:color="999999" w:sz="4"/>
+              <w:left w:val="single" w:color="999999" w:sz="4"/>
+              <w:bottom w:val="single" w:color="999999" w:sz="4"/>
+              <w:right w:val="single" w:color="999999" w:sz="4"/>
+            </w:tcBorders>
+            <w:shd w:fill="FFF4CE" w:val="clear"/>
+          </w:tcPr>
+          <w:p>
+            <w:r>
+              <w:rPr>
+                <w:rFonts w:ascii="Calibri" w:cs="Calibri" w:eastAsia="Calibri" w:hAnsi="Calibri"/>
+                <w:i/>
+                <w:iCs/>
+                <w:sz w:val="22"/>
+                <w:szCs w:val="22"/>
+              </w:rPr>
+              <w:t xml:space="preserve">[Provider to complete: name and phone number of a trusted person who can help if the owner is unwell or unable to act after an incident.]</w:t>
+            </w:r>
+          </w:p>
+        </w:tc>
+      </w:tr>
+    </w:tbl>
+    <w:p>
+      <w:pPr>
+        <w:spacing w:after="120"/>
+      </w:pPr>
+      <w:r>
+        <w:rPr>
+          <w:rFonts w:ascii="Calibri" w:cs="Calibri" w:eastAsia="Calibri" w:hAnsi="Calibri"/>
+          <w:sz w:val="22"/>
+          <w:szCs w:val="22"/>
+        </w:rPr>
+        <w:t xml:space="preserve"/>
       </w:r>
     </w:p>
     <w:p>

--- a/product/evidence/req-005/sole-trader/incident-management-policy-and-register.docx
+++ b/product/evidence/req-005/sole-trader/incident-management-policy-and-register.docx
@@ -431,7 +431,7 @@
           <w:sz w:val="22"/>
           <w:szCs w:val="22"/>
         </w:rPr>
-        <w:t xml:space="preserve">This document shows how Sunrise Supports handles incidents and keeps a record of them. It supports the Incident management standard.</w:t>
+        <w:t xml:space="preserve">This document explains how Sunrise Supports prevents, responds to, records and reports incidents. It supports the Incident management standard.</w:t>
       </w:r>
     </w:p>
     <w:p>

--- a/product/evidence/req-005/sole-trader/incident-management-policy-and-register.docx
+++ b/product/evidence/req-005/sole-trader/incident-management-policy-and-register.docx
@@ -27,8 +27,8 @@
           <w:rFonts w:ascii="Calibri" w:cs="Calibri" w:eastAsia="Calibri" w:hAnsi="Calibri"/>
           <w:i/>
           <w:iCs/>
-          <w:sz w:val="22"/>
-          <w:szCs w:val="22"/>
+          <w:sz w:val="24"/>
+          <w:szCs w:val="24"/>
         </w:rPr>
         <w:t xml:space="preserve">Sunrise Supports</w:t>
       </w:r>
@@ -84,8 +84,6 @@
                 <w:rFonts w:ascii="Calibri" w:cs="Calibri" w:eastAsia="Calibri" w:hAnsi="Calibri"/>
                 <w:b/>
                 <w:bCs/>
-                <w:sz w:val="22"/>
-                <w:szCs w:val="22"/>
               </w:rPr>
               <w:t xml:space="preserve">Item</w:t>
             </w:r>
@@ -108,8 +106,6 @@
                 <w:rFonts w:ascii="Calibri" w:cs="Calibri" w:eastAsia="Calibri" w:hAnsi="Calibri"/>
                 <w:b/>
                 <w:bCs/>
-                <w:sz w:val="22"/>
-                <w:szCs w:val="22"/>
               </w:rPr>
               <w:t xml:space="preserve">Detail</w:t>
             </w:r>
@@ -117,6 +113,9 @@
         </w:tc>
       </w:tr>
       <w:tr>
+        <w:trPr>
+          <w:cantSplit/>
+        </w:trPr>
         <w:tc>
           <w:tcPr>
             <w:tcW w:type="dxa" w:w="4500"/>
@@ -131,8 +130,6 @@
             <w:r>
               <w:rPr>
                 <w:rFonts w:ascii="Calibri" w:cs="Calibri" w:eastAsia="Calibri" w:hAnsi="Calibri"/>
-                <w:sz w:val="22"/>
-                <w:szCs w:val="22"/>
               </w:rPr>
               <w:t xml:space="preserve">Document</w:t>
             </w:r>
@@ -152,8 +149,6 @@
             <w:r>
               <w:rPr>
                 <w:rFonts w:ascii="Calibri" w:cs="Calibri" w:eastAsia="Calibri" w:hAnsi="Calibri"/>
-                <w:sz w:val="22"/>
-                <w:szCs w:val="22"/>
               </w:rPr>
               <w:t xml:space="preserve">Incident management policy, procedure and register</w:t>
             </w:r>
@@ -161,6 +156,9 @@
         </w:tc>
       </w:tr>
       <w:tr>
+        <w:trPr>
+          <w:cantSplit/>
+        </w:trPr>
         <w:tc>
           <w:tcPr>
             <w:tcW w:type="dxa" w:w="4500"/>
@@ -175,8 +173,6 @@
             <w:r>
               <w:rPr>
                 <w:rFonts w:ascii="Calibri" w:cs="Calibri" w:eastAsia="Calibri" w:hAnsi="Calibri"/>
-                <w:sz w:val="22"/>
-                <w:szCs w:val="22"/>
               </w:rPr>
               <w:t xml:space="preserve">Provider</w:t>
             </w:r>
@@ -196,8 +192,6 @@
             <w:r>
               <w:rPr>
                 <w:rFonts w:ascii="Calibri" w:cs="Calibri" w:eastAsia="Calibri" w:hAnsi="Calibri"/>
-                <w:sz w:val="22"/>
-                <w:szCs w:val="22"/>
               </w:rPr>
               <w:t xml:space="preserve">Sunrise Supports</w:t>
             </w:r>
@@ -205,6 +199,9 @@
         </w:tc>
       </w:tr>
       <w:tr>
+        <w:trPr>
+          <w:cantSplit/>
+        </w:trPr>
         <w:tc>
           <w:tcPr>
             <w:tcW w:type="dxa" w:w="4500"/>
@@ -219,8 +216,6 @@
             <w:r>
               <w:rPr>
                 <w:rFonts w:ascii="Calibri" w:cs="Calibri" w:eastAsia="Calibri" w:hAnsi="Calibri"/>
-                <w:sz w:val="22"/>
-                <w:szCs w:val="22"/>
               </w:rPr>
               <w:t xml:space="preserve">Version</w:t>
             </w:r>
@@ -240,8 +235,6 @@
             <w:r>
               <w:rPr>
                 <w:rFonts w:ascii="Calibri" w:cs="Calibri" w:eastAsia="Calibri" w:hAnsi="Calibri"/>
-                <w:sz w:val="22"/>
-                <w:szCs w:val="22"/>
               </w:rPr>
               <w:t xml:space="preserve">review-pack</w:t>
             </w:r>
@@ -249,6 +242,9 @@
         </w:tc>
       </w:tr>
       <w:tr>
+        <w:trPr>
+          <w:cantSplit/>
+        </w:trPr>
         <w:tc>
           <w:tcPr>
             <w:tcW w:type="dxa" w:w="4500"/>
@@ -263,10 +259,8 @@
             <w:r>
               <w:rPr>
                 <w:rFonts w:ascii="Calibri" w:cs="Calibri" w:eastAsia="Calibri" w:hAnsi="Calibri"/>
-                <w:sz w:val="22"/>
-                <w:szCs w:val="22"/>
-              </w:rPr>
-              <w:t xml:space="preserve">Generated</w:t>
+              </w:rPr>
+              <w:t xml:space="preserve">Drafted</w:t>
             </w:r>
           </w:p>
         </w:tc>
@@ -284,15 +278,16 @@
             <w:r>
               <w:rPr>
                 <w:rFonts w:ascii="Calibri" w:cs="Calibri" w:eastAsia="Calibri" w:hAnsi="Calibri"/>
-                <w:sz w:val="22"/>
-                <w:szCs w:val="22"/>
-              </w:rPr>
-              <w:t xml:space="preserve">12 October 2026</w:t>
+              </w:rPr>
+              <w:t xml:space="preserve">14 October 2026</w:t>
             </w:r>
           </w:p>
         </w:tc>
       </w:tr>
       <w:tr>
+        <w:trPr>
+          <w:cantSplit/>
+        </w:trPr>
         <w:tc>
           <w:tcPr>
             <w:tcW w:type="dxa" w:w="4500"/>
@@ -307,10 +302,8 @@
             <w:r>
               <w:rPr>
                 <w:rFonts w:ascii="Calibri" w:cs="Calibri" w:eastAsia="Calibri" w:hAnsi="Calibri"/>
-                <w:sz w:val="22"/>
-                <w:szCs w:val="22"/>
-              </w:rPr>
-              <w:t xml:space="preserve">Approval</w:t>
+              </w:rPr>
+              <w:t xml:space="preserve">Approver</w:t>
             </w:r>
           </w:p>
         </w:tc>
@@ -328,15 +321,16 @@
             <w:r>
               <w:rPr>
                 <w:rFonts w:ascii="Calibri" w:cs="Calibri" w:eastAsia="Calibri" w:hAnsi="Calibri"/>
-                <w:sz w:val="22"/>
-                <w:szCs w:val="22"/>
-              </w:rPr>
-              <w:t xml:space="preserve">[Provider to complete: name, role and date]</w:t>
+              </w:rPr>
+              <w:t xml:space="preserve">Jane Citizen, Owner</w:t>
             </w:r>
           </w:p>
         </w:tc>
       </w:tr>
       <w:tr>
+        <w:trPr>
+          <w:cantSplit/>
+        </w:trPr>
         <w:tc>
           <w:tcPr>
             <w:tcW w:type="dxa" w:w="4500"/>
@@ -351,8 +345,49 @@
             <w:r>
               <w:rPr>
                 <w:rFonts w:ascii="Calibri" w:cs="Calibri" w:eastAsia="Calibri" w:hAnsi="Calibri"/>
-                <w:sz w:val="22"/>
-                <w:szCs w:val="22"/>
+              </w:rPr>
+              <w:t xml:space="preserve">Approval date</w:t>
+            </w:r>
+          </w:p>
+        </w:tc>
+        <w:tc>
+          <w:tcPr>
+            <w:tcW w:type="dxa" w:w="4500"/>
+            <w:tcBorders>
+              <w:top w:val="single" w:color="999999" w:sz="4"/>
+              <w:left w:val="single" w:color="999999" w:sz="4"/>
+              <w:bottom w:val="single" w:color="999999" w:sz="4"/>
+              <w:right w:val="single" w:color="999999" w:sz="4"/>
+            </w:tcBorders>
+          </w:tcPr>
+          <w:p>
+            <w:r>
+              <w:rPr>
+                <w:rFonts w:ascii="Calibri" w:cs="Calibri" w:eastAsia="Calibri" w:hAnsi="Calibri"/>
+              </w:rPr>
+              <w:t xml:space="preserve">14 October 2026</w:t>
+            </w:r>
+          </w:p>
+        </w:tc>
+      </w:tr>
+      <w:tr>
+        <w:trPr>
+          <w:cantSplit/>
+        </w:trPr>
+        <w:tc>
+          <w:tcPr>
+            <w:tcW w:type="dxa" w:w="4500"/>
+            <w:tcBorders>
+              <w:top w:val="single" w:color="999999" w:sz="4"/>
+              <w:left w:val="single" w:color="999999" w:sz="4"/>
+              <w:bottom w:val="single" w:color="999999" w:sz="4"/>
+              <w:right w:val="single" w:color="999999" w:sz="4"/>
+            </w:tcBorders>
+          </w:tcPr>
+          <w:p>
+            <w:r>
+              <w:rPr>
+                <w:rFonts w:ascii="Calibri" w:cs="Calibri" w:eastAsia="Calibri" w:hAnsi="Calibri"/>
               </w:rPr>
               <w:t xml:space="preserve">Next review</w:t>
             </w:r>
@@ -372,10 +407,51 @@
             <w:r>
               <w:rPr>
                 <w:rFonts w:ascii="Calibri" w:cs="Calibri" w:eastAsia="Calibri" w:hAnsi="Calibri"/>
-                <w:sz w:val="22"/>
-                <w:szCs w:val="22"/>
-              </w:rPr>
-              <w:t xml:space="preserve">12 October 2027</w:t>
+              </w:rPr>
+              <w:t xml:space="preserve">14 October 2027</w:t>
+            </w:r>
+          </w:p>
+        </w:tc>
+      </w:tr>
+      <w:tr>
+        <w:trPr>
+          <w:cantSplit/>
+        </w:trPr>
+        <w:tc>
+          <w:tcPr>
+            <w:tcW w:type="dxa" w:w="4500"/>
+            <w:tcBorders>
+              <w:top w:val="single" w:color="999999" w:sz="4"/>
+              <w:left w:val="single" w:color="999999" w:sz="4"/>
+              <w:bottom w:val="single" w:color="999999" w:sz="4"/>
+              <w:right w:val="single" w:color="999999" w:sz="4"/>
+            </w:tcBorders>
+          </w:tcPr>
+          <w:p>
+            <w:r>
+              <w:rPr>
+                <w:rFonts w:ascii="Calibri" w:cs="Calibri" w:eastAsia="Calibri" w:hAnsi="Calibri"/>
+              </w:rPr>
+              <w:t xml:space="preserve">Standards it supports</w:t>
+            </w:r>
+          </w:p>
+        </w:tc>
+        <w:tc>
+          <w:tcPr>
+            <w:tcW w:type="dxa" w:w="4500"/>
+            <w:tcBorders>
+              <w:top w:val="single" w:color="999999" w:sz="4"/>
+              <w:left w:val="single" w:color="999999" w:sz="4"/>
+              <w:bottom w:val="single" w:color="999999" w:sz="4"/>
+              <w:right w:val="single" w:color="999999" w:sz="4"/>
+            </w:tcBorders>
+          </w:tcPr>
+          <w:p>
+            <w:r>
+              <w:rPr>
+                <w:rFonts w:ascii="Calibri" w:cs="Calibri" w:eastAsia="Calibri" w:hAnsi="Calibri"/>
+              </w:rPr>
+              <w:t xml:space="preserve">Incident management</w:t>
             </w:r>
           </w:p>
         </w:tc>
@@ -383,26 +459,22 @@
     </w:tbl>
     <w:p>
       <w:pPr>
-        <w:spacing w:after="120"/>
-      </w:pPr>
-      <w:r>
-        <w:rPr>
-          <w:rFonts w:ascii="Calibri" w:cs="Calibri" w:eastAsia="Calibri" w:hAnsi="Calibri"/>
-          <w:sz w:val="22"/>
-          <w:szCs w:val="22"/>
+        <w:spacing w:after="120" w:line="276"/>
+      </w:pPr>
+      <w:r>
+        <w:rPr>
+          <w:rFonts w:ascii="Calibri" w:cs="Calibri" w:eastAsia="Calibri" w:hAnsi="Calibri"/>
         </w:rPr>
         <w:t xml:space="preserve"/>
       </w:r>
     </w:p>
     <w:p>
       <w:pPr>
-        <w:spacing w:after="120"/>
-      </w:pPr>
-      <w:r>
-        <w:rPr>
-          <w:rFonts w:ascii="Calibri" w:cs="Calibri" w:eastAsia="Calibri" w:hAnsi="Calibri"/>
-          <w:sz w:val="22"/>
-          <w:szCs w:val="22"/>
+        <w:spacing w:after="120" w:line="276"/>
+      </w:pPr>
+      <w:r>
+        <w:rPr>
+          <w:rFonts w:ascii="Calibri" w:cs="Calibri" w:eastAsia="Calibri" w:hAnsi="Calibri"/>
         </w:rPr>
         <w:t xml:space="preserve">Why this document: it supports the NDIS Practice Standards Incident management for Sunrise Supports.</w:t>
       </w:r>
@@ -423,13 +495,27 @@
     </w:p>
     <w:p>
       <w:pPr>
-        <w:spacing w:after="120"/>
-      </w:pPr>
-      <w:r>
-        <w:rPr>
-          <w:rFonts w:ascii="Calibri" w:cs="Calibri" w:eastAsia="Calibri" w:hAnsi="Calibri"/>
-          <w:sz w:val="22"/>
-          <w:szCs w:val="22"/>
+        <w:spacing w:after="80"/>
+      </w:pPr>
+      <w:r>
+        <w:rPr>
+          <w:rFonts w:ascii="Calibri" w:cs="Calibri" w:eastAsia="Calibri" w:hAnsi="Calibri"/>
+          <w:i/>
+          <w:iCs/>
+          <w:color w:val="555555"/>
+          <w:sz w:val="20"/>
+          <w:szCs w:val="20"/>
+        </w:rPr>
+        <w:t xml:space="preserve">Drafted from your answers.</w:t>
+      </w:r>
+    </w:p>
+    <w:p>
+      <w:pPr>
+        <w:spacing w:after="120" w:line="276"/>
+      </w:pPr>
+      <w:r>
+        <w:rPr>
+          <w:rFonts w:ascii="Calibri" w:cs="Calibri" w:eastAsia="Calibri" w:hAnsi="Calibri"/>
         </w:rPr>
         <w:t xml:space="preserve">This document explains how Sunrise Supports prevents, responds to, records and reports incidents. It supports the Incident management standard.</w:t>
       </w:r>
@@ -450,13 +536,27 @@
     </w:p>
     <w:p>
       <w:pPr>
-        <w:spacing w:after="120"/>
-      </w:pPr>
-      <w:r>
-        <w:rPr>
-          <w:rFonts w:ascii="Calibri" w:cs="Calibri" w:eastAsia="Calibri" w:hAnsi="Calibri"/>
-          <w:sz w:val="22"/>
-          <w:szCs w:val="22"/>
+        <w:spacing w:after="80"/>
+      </w:pPr>
+      <w:r>
+        <w:rPr>
+          <w:rFonts w:ascii="Calibri" w:cs="Calibri" w:eastAsia="Calibri" w:hAnsi="Calibri"/>
+          <w:i/>
+          <w:iCs/>
+          <w:color w:val="555555"/>
+          <w:sz w:val="20"/>
+          <w:szCs w:val="20"/>
+        </w:rPr>
+        <w:t xml:space="preserve">Drafted from your answers.</w:t>
+      </w:r>
+    </w:p>
+    <w:p>
+      <w:pPr>
+        <w:spacing w:after="120" w:line="276"/>
+      </w:pPr>
+      <w:r>
+        <w:rPr>
+          <w:rFonts w:ascii="Calibri" w:cs="Calibri" w:eastAsia="Calibri" w:hAnsi="Calibri"/>
         </w:rPr>
         <w:t xml:space="preserve">This policy and procedure covers all incidents that happen in connection with the supports Sunrise Supports delivers. It applies to every participant we support and to every person who does work for us.</w:t>
       </w:r>
@@ -498,8 +598,6 @@
                 <w:rFonts w:ascii="Calibri" w:cs="Calibri" w:eastAsia="Calibri" w:hAnsi="Calibri"/>
                 <w:b/>
                 <w:bCs/>
-                <w:sz w:val="22"/>
-                <w:szCs w:val="22"/>
               </w:rPr>
               <w:t xml:space="preserve">Area</w:t>
             </w:r>
@@ -522,8 +620,6 @@
                 <w:rFonts w:ascii="Calibri" w:cs="Calibri" w:eastAsia="Calibri" w:hAnsi="Calibri"/>
                 <w:b/>
                 <w:bCs/>
-                <w:sz w:val="22"/>
-                <w:szCs w:val="22"/>
               </w:rPr>
               <w:t xml:space="preserve">What it covers</w:t>
             </w:r>
@@ -531,6 +627,9 @@
         </w:tc>
       </w:tr>
       <w:tr>
+        <w:trPr>
+          <w:cantSplit/>
+        </w:trPr>
         <w:tc>
           <w:tcPr>
             <w:tcW w:type="dxa" w:w="4500"/>
@@ -545,8 +644,6 @@
             <w:r>
               <w:rPr>
                 <w:rFonts w:ascii="Calibri" w:cs="Calibri" w:eastAsia="Calibri" w:hAnsi="Calibri"/>
-                <w:sz w:val="22"/>
-                <w:szCs w:val="22"/>
               </w:rPr>
               <w:t xml:space="preserve">Provider</w:t>
             </w:r>
@@ -566,8 +663,6 @@
             <w:r>
               <w:rPr>
                 <w:rFonts w:ascii="Calibri" w:cs="Calibri" w:eastAsia="Calibri" w:hAnsi="Calibri"/>
-                <w:sz w:val="22"/>
-                <w:szCs w:val="22"/>
               </w:rPr>
               <w:t xml:space="preserve">Sunrise Supports, a sole trader business.</w:t>
             </w:r>
@@ -575,6 +670,9 @@
         </w:tc>
       </w:tr>
       <w:tr>
+        <w:trPr>
+          <w:cantSplit/>
+        </w:trPr>
         <w:tc>
           <w:tcPr>
             <w:tcW w:type="dxa" w:w="4500"/>
@@ -589,8 +687,6 @@
             <w:r>
               <w:rPr>
                 <w:rFonts w:ascii="Calibri" w:cs="Calibri" w:eastAsia="Calibri" w:hAnsi="Calibri"/>
-                <w:sz w:val="22"/>
-                <w:szCs w:val="22"/>
               </w:rPr>
               <w:t xml:space="preserve">Supports</w:t>
             </w:r>
@@ -610,8 +706,6 @@
             <w:r>
               <w:rPr>
                 <w:rFonts w:ascii="Calibri" w:cs="Calibri" w:eastAsia="Calibri" w:hAnsi="Calibri"/>
-                <w:sz w:val="22"/>
-                <w:szCs w:val="22"/>
               </w:rPr>
               <w:t xml:space="preserve">Household tasks (support type 0120).</w:t>
             </w:r>
@@ -619,6 +713,9 @@
         </w:tc>
       </w:tr>
       <w:tr>
+        <w:trPr>
+          <w:cantSplit/>
+        </w:trPr>
         <w:tc>
           <w:tcPr>
             <w:tcW w:type="dxa" w:w="4500"/>
@@ -633,8 +730,6 @@
             <w:r>
               <w:rPr>
                 <w:rFonts w:ascii="Calibri" w:cs="Calibri" w:eastAsia="Calibri" w:hAnsi="Calibri"/>
-                <w:sz w:val="22"/>
-                <w:szCs w:val="22"/>
               </w:rPr>
               <w:t xml:space="preserve">Location</w:t>
             </w:r>
@@ -654,8 +749,6 @@
             <w:r>
               <w:rPr>
                 <w:rFonts w:ascii="Calibri" w:cs="Calibri" w:eastAsia="Calibri" w:hAnsi="Calibri"/>
-                <w:sz w:val="22"/>
-                <w:szCs w:val="22"/>
               </w:rPr>
               <w:t xml:space="preserve">New South Wales.</w:t>
             </w:r>
@@ -663,6 +756,9 @@
         </w:tc>
       </w:tr>
       <w:tr>
+        <w:trPr>
+          <w:cantSplit/>
+        </w:trPr>
         <w:tc>
           <w:tcPr>
             <w:tcW w:type="dxa" w:w="4500"/>
@@ -677,8 +773,6 @@
             <w:r>
               <w:rPr>
                 <w:rFonts w:ascii="Calibri" w:cs="Calibri" w:eastAsia="Calibri" w:hAnsi="Calibri"/>
-                <w:sz w:val="22"/>
-                <w:szCs w:val="22"/>
               </w:rPr>
               <w:t xml:space="preserve">Workers</w:t>
             </w:r>
@@ -698,8 +792,6 @@
             <w:r>
               <w:rPr>
                 <w:rFonts w:ascii="Calibri" w:cs="Calibri" w:eastAsia="Calibri" w:hAnsi="Calibri"/>
-                <w:sz w:val="22"/>
-                <w:szCs w:val="22"/>
               </w:rPr>
               <w:t xml:space="preserve">We have no other workers at present. The owner is the only person delivering supports and is also our one key person.</w:t>
             </w:r>
@@ -707,6 +799,9 @@
         </w:tc>
       </w:tr>
       <w:tr>
+        <w:trPr>
+          <w:cantSplit/>
+        </w:trPr>
         <w:tc>
           <w:tcPr>
             <w:tcW w:type="dxa" w:w="4500"/>
@@ -721,8 +816,6 @@
             <w:r>
               <w:rPr>
                 <w:rFonts w:ascii="Calibri" w:cs="Calibri" w:eastAsia="Calibri" w:hAnsi="Calibri"/>
-                <w:sz w:val="22"/>
-                <w:szCs w:val="22"/>
               </w:rPr>
               <w:t xml:space="preserve">Incidents</w:t>
             </w:r>
@@ -742,8 +835,6 @@
             <w:r>
               <w:rPr>
                 <w:rFonts w:ascii="Calibri" w:cs="Calibri" w:eastAsia="Calibri" w:hAnsi="Calibri"/>
-                <w:sz w:val="22"/>
-                <w:szCs w:val="22"/>
               </w:rPr>
               <w:t xml:space="preserve">Incidents that happen while we deliver supports, and incidents we learn about that involve a participant we support.</w:t>
             </w:r>
@@ -753,52 +844,44 @@
     </w:tbl>
     <w:p>
       <w:pPr>
-        <w:spacing w:after="120"/>
-      </w:pPr>
-      <w:r>
-        <w:rPr>
-          <w:rFonts w:ascii="Calibri" w:cs="Calibri" w:eastAsia="Calibri" w:hAnsi="Calibri"/>
-          <w:sz w:val="22"/>
-          <w:szCs w:val="22"/>
+        <w:spacing w:after="120" w:line="276"/>
+      </w:pPr>
+      <w:r>
+        <w:rPr>
+          <w:rFonts w:ascii="Calibri" w:cs="Calibri" w:eastAsia="Calibri" w:hAnsi="Calibri"/>
         </w:rPr>
         <w:t xml:space="preserve"/>
       </w:r>
     </w:p>
     <w:p>
       <w:pPr>
-        <w:spacing w:after="120"/>
-      </w:pPr>
-      <w:r>
-        <w:rPr>
-          <w:rFonts w:ascii="Calibri" w:cs="Calibri" w:eastAsia="Calibri" w:hAnsi="Calibri"/>
-          <w:sz w:val="22"/>
-          <w:szCs w:val="22"/>
+        <w:spacing w:after="120" w:line="276"/>
+      </w:pPr>
+      <w:r>
+        <w:rPr>
+          <w:rFonts w:ascii="Calibri" w:cs="Calibri" w:eastAsia="Calibri" w:hAnsi="Calibri"/>
         </w:rPr>
         <w:t xml:space="preserve">The policy applies in a participant's home and anywhere else we deliver supports, such as when we travel with a participant to shops or appointments to complete household tasks.</w:t>
       </w:r>
     </w:p>
     <w:p>
       <w:pPr>
-        <w:spacing w:after="120"/>
-      </w:pPr>
-      <w:r>
-        <w:rPr>
-          <w:rFonts w:ascii="Calibri" w:cs="Calibri" w:eastAsia="Calibri" w:hAnsi="Calibri"/>
-          <w:sz w:val="22"/>
-          <w:szCs w:val="22"/>
+        <w:spacing w:after="120" w:line="276"/>
+      </w:pPr>
+      <w:r>
+        <w:rPr>
+          <w:rFonts w:ascii="Calibri" w:cs="Calibri" w:eastAsia="Calibri" w:hAnsi="Calibri"/>
         </w:rPr>
         <w:t xml:space="preserve">We do not use restrictive practices. If we ever need to, we will update this policy and our other documents first, and we will report any use as the Commission requires.</w:t>
       </w:r>
     </w:p>
     <w:p>
       <w:pPr>
-        <w:spacing w:after="120"/>
-      </w:pPr>
-      <w:r>
-        <w:rPr>
-          <w:rFonts w:ascii="Calibri" w:cs="Calibri" w:eastAsia="Calibri" w:hAnsi="Calibri"/>
-          <w:sz w:val="22"/>
-          <w:szCs w:val="22"/>
+        <w:spacing w:after="120" w:line="276"/>
+      </w:pPr>
+      <w:r>
+        <w:rPr>
+          <w:rFonts w:ascii="Calibri" w:cs="Calibri" w:eastAsia="Calibri" w:hAnsi="Calibri"/>
         </w:rPr>
         <w:t xml:space="preserve">If we engage another worker or a subcontractor, this policy will apply to them from their first day, and we will update this section to show the change. Section 6 Responsibilities explains who does what.</w:t>
       </w:r>
@@ -824,13 +907,11 @@
           <w:ilvl w:val="0"/>
           <w:numId w:val="2"/>
         </w:numPr>
-        <w:spacing w:after="60"/>
-      </w:pPr>
-      <w:r>
-        <w:rPr>
-          <w:rFonts w:ascii="Calibri" w:cs="Calibri" w:eastAsia="Calibri" w:hAnsi="Calibri"/>
-          <w:sz w:val="22"/>
-          <w:szCs w:val="22"/>
+        <w:spacing w:after="60" w:line="276"/>
+      </w:pPr>
+      <w:r>
+        <w:rPr>
+          <w:rFonts w:ascii="Calibri" w:cs="Calibri" w:eastAsia="Calibri" w:hAnsi="Calibri"/>
         </w:rPr>
         <w:t xml:space="preserve">Participant: a person who receives supports from us under the NDIS.</w:t>
       </w:r>
@@ -842,13 +923,11 @@
           <w:ilvl w:val="0"/>
           <w:numId w:val="2"/>
         </w:numPr>
-        <w:spacing w:after="60"/>
-      </w:pPr>
-      <w:r>
-        <w:rPr>
-          <w:rFonts w:ascii="Calibri" w:cs="Calibri" w:eastAsia="Calibri" w:hAnsi="Calibri"/>
-          <w:sz w:val="22"/>
-          <w:szCs w:val="22"/>
+        <w:spacing w:after="60" w:line="276"/>
+      </w:pPr>
+      <w:r>
+        <w:rPr>
+          <w:rFonts w:ascii="Calibri" w:cs="Calibri" w:eastAsia="Calibri" w:hAnsi="Calibri"/>
         </w:rPr>
         <w:t xml:space="preserve">Worker: anyone who delivers or supports the delivery of our services, including the owner, people we employ, contractors and volunteers.</w:t>
       </w:r>
@@ -860,13 +939,11 @@
           <w:ilvl w:val="0"/>
           <w:numId w:val="2"/>
         </w:numPr>
-        <w:spacing w:after="60"/>
-      </w:pPr>
-      <w:r>
-        <w:rPr>
-          <w:rFonts w:ascii="Calibri" w:cs="Calibri" w:eastAsia="Calibri" w:hAnsi="Calibri"/>
-          <w:sz w:val="22"/>
-          <w:szCs w:val="22"/>
+        <w:spacing w:after="60" w:line="276"/>
+      </w:pPr>
+      <w:r>
+        <w:rPr>
+          <w:rFonts w:ascii="Calibri" w:cs="Calibri" w:eastAsia="Calibri" w:hAnsi="Calibri"/>
         </w:rPr>
         <w:t xml:space="preserve">Key personnel: the people who own, run or make decisions for the business.</w:t>
       </w:r>
@@ -878,13 +955,11 @@
           <w:ilvl w:val="0"/>
           <w:numId w:val="2"/>
         </w:numPr>
-        <w:spacing w:after="60"/>
-      </w:pPr>
-      <w:r>
-        <w:rPr>
-          <w:rFonts w:ascii="Calibri" w:cs="Calibri" w:eastAsia="Calibri" w:hAnsi="Calibri"/>
-          <w:sz w:val="22"/>
-          <w:szCs w:val="22"/>
+        <w:spacing w:after="60" w:line="276"/>
+      </w:pPr>
+      <w:r>
+        <w:rPr>
+          <w:rFonts w:ascii="Calibri" w:cs="Calibri" w:eastAsia="Calibri" w:hAnsi="Calibri"/>
         </w:rPr>
         <w:t xml:space="preserve">Provider: our business, named in the document control table.</w:t>
       </w:r>
@@ -896,13 +971,11 @@
           <w:ilvl w:val="0"/>
           <w:numId w:val="2"/>
         </w:numPr>
-        <w:spacing w:after="60"/>
-      </w:pPr>
-      <w:r>
-        <w:rPr>
-          <w:rFonts w:ascii="Calibri" w:cs="Calibri" w:eastAsia="Calibri" w:hAnsi="Calibri"/>
-          <w:sz w:val="22"/>
-          <w:szCs w:val="22"/>
+        <w:spacing w:after="60" w:line="276"/>
+      </w:pPr>
+      <w:r>
+        <w:rPr>
+          <w:rFonts w:ascii="Calibri" w:cs="Calibri" w:eastAsia="Calibri" w:hAnsi="Calibri"/>
         </w:rPr>
         <w:t xml:space="preserve">The Commission: the NDIS Quality and Safeguards Commission, which registers and regulates providers.</w:t>
       </w:r>
@@ -914,13 +987,11 @@
           <w:ilvl w:val="0"/>
           <w:numId w:val="2"/>
         </w:numPr>
-        <w:spacing w:after="60"/>
-      </w:pPr>
-      <w:r>
-        <w:rPr>
-          <w:rFonts w:ascii="Calibri" w:cs="Calibri" w:eastAsia="Calibri" w:hAnsi="Calibri"/>
-          <w:sz w:val="22"/>
-          <w:szCs w:val="22"/>
+        <w:spacing w:after="60" w:line="276"/>
+      </w:pPr>
+      <w:r>
+        <w:rPr>
+          <w:rFonts w:ascii="Calibri" w:cs="Calibri" w:eastAsia="Calibri" w:hAnsi="Calibri"/>
         </w:rPr>
         <w:t xml:space="preserve">Rules: the NDIS rules made under the National Disability Insurance Scheme Act 2013 that apply to registered providers.</w:t>
       </w:r>
@@ -941,13 +1012,27 @@
     </w:p>
     <w:p>
       <w:pPr>
-        <w:spacing w:after="120"/>
-      </w:pPr>
-      <w:r>
-        <w:rPr>
-          <w:rFonts w:ascii="Calibri" w:cs="Calibri" w:eastAsia="Calibri" w:hAnsi="Calibri"/>
-          <w:sz w:val="22"/>
-          <w:szCs w:val="22"/>
+        <w:spacing w:after="80"/>
+      </w:pPr>
+      <w:r>
+        <w:rPr>
+          <w:rFonts w:ascii="Calibri" w:cs="Calibri" w:eastAsia="Calibri" w:hAnsi="Calibri"/>
+          <w:i/>
+          <w:iCs/>
+          <w:color w:val="555555"/>
+          <w:sz w:val="20"/>
+          <w:szCs w:val="20"/>
+        </w:rPr>
+        <w:t xml:space="preserve">Drafted from your answers.</w:t>
+      </w:r>
+    </w:p>
+    <w:p>
+      <w:pPr>
+        <w:spacing w:after="120" w:line="276"/>
+      </w:pPr>
+      <w:r>
+        <w:rPr>
+          <w:rFonts w:ascii="Calibri" w:cs="Calibri" w:eastAsia="Calibri" w:hAnsi="Calibri"/>
         </w:rPr>
         <w:t xml:space="preserve">Sunrise Supports is a sole trader business that delivers household tasks supports (0120) to participants in New South Wales. We keep an incident management system that fits the size of our business and the supports we deliver. These are our commitments.</w:t>
       </w:r>
@@ -959,13 +1044,11 @@
           <w:ilvl w:val="0"/>
           <w:numId w:val="2"/>
         </w:numPr>
-        <w:spacing w:after="60"/>
-      </w:pPr>
-      <w:r>
-        <w:rPr>
-          <w:rFonts w:ascii="Calibri" w:cs="Calibri" w:eastAsia="Calibri" w:hAnsi="Calibri"/>
-          <w:sz w:val="22"/>
-          <w:szCs w:val="22"/>
+        <w:spacing w:after="60" w:line="276"/>
+      </w:pPr>
+      <w:r>
+        <w:rPr>
+          <w:rFonts w:ascii="Calibri" w:cs="Calibri" w:eastAsia="Calibri" w:hAnsi="Calibri"/>
         </w:rPr>
         <w:t xml:space="preserve">We keep an incident management system that is relevant and proportionate to the supports we deliver and the size of our business, and we follow it every time.</w:t>
       </w:r>
@@ -977,13 +1060,11 @@
           <w:ilvl w:val="0"/>
           <w:numId w:val="2"/>
         </w:numPr>
-        <w:spacing w:after="60"/>
-      </w:pPr>
-      <w:r>
-        <w:rPr>
-          <w:rFonts w:ascii="Calibri" w:cs="Calibri" w:eastAsia="Calibri" w:hAnsi="Calibri"/>
-          <w:sz w:val="22"/>
-          <w:szCs w:val="22"/>
+        <w:spacing w:after="60" w:line="276"/>
+      </w:pPr>
+      <w:r>
+        <w:rPr>
+          <w:rFonts w:ascii="Calibri" w:cs="Calibri" w:eastAsia="Calibri" w:hAnsi="Calibri"/>
         </w:rPr>
         <w:t xml:space="preserve">We follow the National Disability Insurance Scheme (Incident Management and Reportable Incidents) Rules 2018 in everything we do about incidents.</w:t>
       </w:r>
@@ -995,13 +1076,11 @@
           <w:ilvl w:val="0"/>
           <w:numId w:val="2"/>
         </w:numPr>
-        <w:spacing w:after="60"/>
-      </w:pPr>
-      <w:r>
-        <w:rPr>
-          <w:rFonts w:ascii="Calibri" w:cs="Calibri" w:eastAsia="Calibri" w:hAnsi="Calibri"/>
-          <w:sz w:val="22"/>
-          <w:szCs w:val="22"/>
+        <w:spacing w:after="60" w:line="276"/>
+      </w:pPr>
+      <w:r>
+        <w:rPr>
+          <w:rFonts w:ascii="Calibri" w:cs="Calibri" w:eastAsia="Calibri" w:hAnsi="Calibri"/>
         </w:rPr>
         <w:t xml:space="preserve">We acknowledge every incident, respond to it quickly and make sure the participant is safe first.</w:t>
       </w:r>
@@ -1013,13 +1092,11 @@
           <w:ilvl w:val="0"/>
           <w:numId w:val="2"/>
         </w:numPr>
-        <w:spacing w:after="60"/>
-      </w:pPr>
-      <w:r>
-        <w:rPr>
-          <w:rFonts w:ascii="Calibri" w:cs="Calibri" w:eastAsia="Calibri" w:hAnsi="Calibri"/>
-          <w:sz w:val="22"/>
-          <w:szCs w:val="22"/>
+        <w:spacing w:after="60" w:line="276"/>
+      </w:pPr>
+      <w:r>
+        <w:rPr>
+          <w:rFonts w:ascii="Calibri" w:cs="Calibri" w:eastAsia="Calibri" w:hAnsi="Calibri"/>
         </w:rPr>
         <w:t xml:space="preserve">We record every incident in our incident register, including near misses, and keep those records safe.</w:t>
       </w:r>
@@ -1031,13 +1108,11 @@
           <w:ilvl w:val="0"/>
           <w:numId w:val="2"/>
         </w:numPr>
-        <w:spacing w:after="60"/>
-      </w:pPr>
-      <w:r>
-        <w:rPr>
-          <w:rFonts w:ascii="Calibri" w:cs="Calibri" w:eastAsia="Calibri" w:hAnsi="Calibri"/>
-          <w:sz w:val="22"/>
-          <w:szCs w:val="22"/>
+        <w:spacing w:after="60" w:line="276"/>
+      </w:pPr>
+      <w:r>
+        <w:rPr>
+          <w:rFonts w:ascii="Calibri" w:cs="Calibri" w:eastAsia="Calibri" w:hAnsi="Calibri"/>
         </w:rPr>
         <w:t xml:space="preserve">We tell the NDIS Quality and Safeguards Commission about reportable incidents within the required timeframes, as set out in section 7 Reportable incidents.</w:t>
       </w:r>
@@ -1049,13 +1124,11 @@
           <w:ilvl w:val="0"/>
           <w:numId w:val="2"/>
         </w:numPr>
-        <w:spacing w:after="60"/>
-      </w:pPr>
-      <w:r>
-        <w:rPr>
-          <w:rFonts w:ascii="Calibri" w:cs="Calibri" w:eastAsia="Calibri" w:hAnsi="Calibri"/>
-          <w:sz w:val="22"/>
-          <w:szCs w:val="22"/>
+        <w:spacing w:after="60" w:line="276"/>
+      </w:pPr>
+      <w:r>
+        <w:rPr>
+          <w:rFonts w:ascii="Calibri" w:cs="Calibri" w:eastAsia="Calibri" w:hAnsi="Calibri"/>
         </w:rPr>
         <w:t xml:space="preserve">We look into what happened and why, and we work with the participant and anyone they choose to involve.</w:t>
       </w:r>
@@ -1067,13 +1140,11 @@
           <w:ilvl w:val="0"/>
           <w:numId w:val="2"/>
         </w:numPr>
-        <w:spacing w:after="60"/>
-      </w:pPr>
-      <w:r>
-        <w:rPr>
-          <w:rFonts w:ascii="Calibri" w:cs="Calibri" w:eastAsia="Calibri" w:hAnsi="Calibri"/>
-          <w:sz w:val="22"/>
-          <w:szCs w:val="22"/>
+        <w:spacing w:after="60" w:line="276"/>
+      </w:pPr>
+      <w:r>
+        <w:rPr>
+          <w:rFonts w:ascii="Calibri" w:cs="Calibri" w:eastAsia="Calibri" w:hAnsi="Calibri"/>
         </w:rPr>
         <w:t xml:space="preserve">We learn from each incident and change how we work when that will help prevent it happening again.</w:t>
       </w:r>
@@ -1085,26 +1156,22 @@
           <w:ilvl w:val="0"/>
           <w:numId w:val="2"/>
         </w:numPr>
-        <w:spacing w:after="60"/>
-      </w:pPr>
-      <w:r>
-        <w:rPr>
-          <w:rFonts w:ascii="Calibri" w:cs="Calibri" w:eastAsia="Calibri" w:hAnsi="Calibri"/>
-          <w:sz w:val="22"/>
-          <w:szCs w:val="22"/>
+        <w:spacing w:after="60" w:line="276"/>
+      </w:pPr>
+      <w:r>
+        <w:rPr>
+          <w:rFonts w:ascii="Calibri" w:cs="Calibri" w:eastAsia="Calibri" w:hAnsi="Calibri"/>
         </w:rPr>
         <w:t xml:space="preserve">We do not use restrictive practices. If this ever changes, we will update this policy before we start.</w:t>
       </w:r>
     </w:p>
     <w:p>
       <w:pPr>
-        <w:spacing w:after="120"/>
-      </w:pPr>
-      <w:r>
-        <w:rPr>
-          <w:rFonts w:ascii="Calibri" w:cs="Calibri" w:eastAsia="Calibri" w:hAnsi="Calibri"/>
-          <w:sz w:val="22"/>
-          <w:szCs w:val="22"/>
+        <w:spacing w:after="120" w:line="276"/>
+      </w:pPr>
+      <w:r>
+        <w:rPr>
+          <w:rFonts w:ascii="Calibri" w:cs="Calibri" w:eastAsia="Calibri" w:hAnsi="Calibri"/>
         </w:rPr>
         <w:t xml:space="preserve">We review these commitments every 12 months, as set out in section 12 Review.</w:t>
       </w:r>
@@ -1125,13 +1192,27 @@
     </w:p>
     <w:p>
       <w:pPr>
-        <w:spacing w:after="120"/>
-      </w:pPr>
-      <w:r>
-        <w:rPr>
-          <w:rFonts w:ascii="Calibri" w:cs="Calibri" w:eastAsia="Calibri" w:hAnsi="Calibri"/>
-          <w:sz w:val="22"/>
-          <w:szCs w:val="22"/>
+        <w:spacing w:after="80"/>
+      </w:pPr>
+      <w:r>
+        <w:rPr>
+          <w:rFonts w:ascii="Calibri" w:cs="Calibri" w:eastAsia="Calibri" w:hAnsi="Calibri"/>
+          <w:i/>
+          <w:iCs/>
+          <w:color w:val="555555"/>
+          <w:sz w:val="20"/>
+          <w:szCs w:val="20"/>
+        </w:rPr>
+        <w:t xml:space="preserve">Drafted from your answers.</w:t>
+      </w:r>
+    </w:p>
+    <w:p>
+      <w:pPr>
+        <w:spacing w:after="120" w:line="276"/>
+      </w:pPr>
+      <w:r>
+        <w:rPr>
+          <w:rFonts w:ascii="Calibri" w:cs="Calibri" w:eastAsia="Calibri" w:hAnsi="Calibri"/>
         </w:rPr>
         <w:t xml:space="preserve">Sunrise Supports is run by one person. I deliver the support myself and I carry out every step below. We provide household tasks to participants in New South Wales.</w:t>
       </w:r>
@@ -1143,13 +1224,11 @@
           <w:ilvl w:val="0"/>
           <w:numId w:val="3"/>
         </w:numPr>
-        <w:spacing w:after="60"/>
-      </w:pPr>
-      <w:r>
-        <w:rPr>
-          <w:rFonts w:ascii="Calibri" w:cs="Calibri" w:eastAsia="Calibri" w:hAnsi="Calibri"/>
-          <w:sz w:val="22"/>
-          <w:szCs w:val="22"/>
+        <w:spacing w:after="60" w:line="276"/>
+      </w:pPr>
+      <w:r>
+        <w:rPr>
+          <w:rFonts w:ascii="Calibri" w:cs="Calibri" w:eastAsia="Calibri" w:hAnsi="Calibri"/>
         </w:rPr>
         <w:t xml:space="preserve">Prevent incidents. Before I start with a new participant, I talk with them about what they need and what could go wrong in their home, such as slippery floors, cleaning products and unsafe equipment. I write down any risk I find and how I will manage it.</w:t>
       </w:r>
@@ -1161,13 +1240,11 @@
           <w:ilvl w:val="0"/>
           <w:numId w:val="3"/>
         </w:numPr>
-        <w:spacing w:after="60"/>
-      </w:pPr>
-      <w:r>
-        <w:rPr>
-          <w:rFonts w:ascii="Calibri" w:cs="Calibri" w:eastAsia="Calibri" w:hAnsi="Calibri"/>
-          <w:sz w:val="22"/>
-          <w:szCs w:val="22"/>
+        <w:spacing w:after="60" w:line="276"/>
+      </w:pPr>
+      <w:r>
+        <w:rPr>
+          <w:rFonts w:ascii="Calibri" w:cs="Calibri" w:eastAsia="Calibri" w:hAnsi="Calibri"/>
         </w:rPr>
         <w:t xml:space="preserve">Keep each visit safe. I check the work area at the start of every visit. I use cleaning products and equipment the way they are meant to be used. I stop a task if it is not safe.</w:t>
       </w:r>
@@ -1179,13 +1256,11 @@
           <w:ilvl w:val="0"/>
           <w:numId w:val="3"/>
         </w:numPr>
-        <w:spacing w:after="60"/>
-      </w:pPr>
-      <w:r>
-        <w:rPr>
-          <w:rFonts w:ascii="Calibri" w:cs="Calibri" w:eastAsia="Calibri" w:hAnsi="Calibri"/>
-          <w:sz w:val="22"/>
-          <w:szCs w:val="22"/>
+        <w:spacing w:after="60" w:line="276"/>
+      </w:pPr>
+      <w:r>
+        <w:rPr>
+          <w:rFonts w:ascii="Calibri" w:cs="Calibri" w:eastAsia="Calibri" w:hAnsi="Calibri"/>
         </w:rPr>
         <w:t xml:space="preserve">Make it easy for participants to tell us. I tell each participant, and their family or nominee if they have one, how to raise a concern or tell us about an incident. I explain this in the way that works best for them.</w:t>
       </w:r>
@@ -1197,13 +1272,11 @@
           <w:ilvl w:val="0"/>
           <w:numId w:val="3"/>
         </w:numPr>
-        <w:spacing w:after="60"/>
-      </w:pPr>
-      <w:r>
-        <w:rPr>
-          <w:rFonts w:ascii="Calibri" w:cs="Calibri" w:eastAsia="Calibri" w:hAnsi="Calibri"/>
-          <w:sz w:val="22"/>
-          <w:szCs w:val="22"/>
+        <w:spacing w:after="60" w:line="276"/>
+      </w:pPr>
+      <w:r>
+        <w:rPr>
+          <w:rFonts w:ascii="Calibri" w:cs="Calibri" w:eastAsia="Calibri" w:hAnsi="Calibri"/>
         </w:rPr>
         <w:t xml:space="preserve">Respond straight away. If something goes wrong, I make sure the participant is safe first. I call 000 if anyone needs urgent medical help or is in danger. I stay with the participant until they are safe.</w:t>
       </w:r>
@@ -1215,13 +1288,11 @@
           <w:ilvl w:val="0"/>
           <w:numId w:val="3"/>
         </w:numPr>
-        <w:spacing w:after="60"/>
-      </w:pPr>
-      <w:r>
-        <w:rPr>
-          <w:rFonts w:ascii="Calibri" w:cs="Calibri" w:eastAsia="Calibri" w:hAnsi="Calibri"/>
-          <w:sz w:val="22"/>
-          <w:szCs w:val="22"/>
+        <w:spacing w:after="60" w:line="276"/>
+      </w:pPr>
+      <w:r>
+        <w:rPr>
+          <w:rFonts w:ascii="Calibri" w:cs="Calibri" w:eastAsia="Calibri" w:hAnsi="Calibri"/>
         </w:rPr>
         <w:t xml:space="preserve">Record it. As soon as it is safe to do so, I write the incident in the incident register. I record what happened, when, who was involved, what I did and who I told.</w:t>
       </w:r>
@@ -1233,13 +1304,11 @@
           <w:ilvl w:val="0"/>
           <w:numId w:val="3"/>
         </w:numPr>
-        <w:spacing w:after="60"/>
-      </w:pPr>
-      <w:r>
-        <w:rPr>
-          <w:rFonts w:ascii="Calibri" w:cs="Calibri" w:eastAsia="Calibri" w:hAnsi="Calibri"/>
-          <w:sz w:val="22"/>
-          <w:szCs w:val="22"/>
+        <w:spacing w:after="60" w:line="276"/>
+      </w:pPr>
+      <w:r>
+        <w:rPr>
+          <w:rFonts w:ascii="Calibri" w:cs="Calibri" w:eastAsia="Calibri" w:hAnsi="Calibri"/>
         </w:rPr>
         <w:t xml:space="preserve">Decide if it is reportable. I check every incident against section 7 Reportable incidents and report it as that section sets out. I do not decide this from memory.</w:t>
       </w:r>
@@ -1251,13 +1320,11 @@
           <w:ilvl w:val="0"/>
           <w:numId w:val="3"/>
         </w:numPr>
-        <w:spacing w:after="60"/>
-      </w:pPr>
-      <w:r>
-        <w:rPr>
-          <w:rFonts w:ascii="Calibri" w:cs="Calibri" w:eastAsia="Calibri" w:hAnsi="Calibri"/>
-          <w:sz w:val="22"/>
-          <w:szCs w:val="22"/>
+        <w:spacing w:after="60" w:line="276"/>
+      </w:pPr>
+      <w:r>
+        <w:rPr>
+          <w:rFonts w:ascii="Calibri" w:cs="Calibri" w:eastAsia="Calibri" w:hAnsi="Calibri"/>
         </w:rPr>
         <w:t xml:space="preserve">Tell the right people. I tell the participant, and their family or nominee where the participant agrees, what happened and what happens next. I keep what I say clear and respectful.</w:t>
       </w:r>
@@ -1269,13 +1336,11 @@
           <w:ilvl w:val="0"/>
           <w:numId w:val="3"/>
         </w:numPr>
-        <w:spacing w:after="60"/>
-      </w:pPr>
-      <w:r>
-        <w:rPr>
-          <w:rFonts w:ascii="Calibri" w:cs="Calibri" w:eastAsia="Calibri" w:hAnsi="Calibri"/>
-          <w:sz w:val="22"/>
-          <w:szCs w:val="22"/>
+        <w:spacing w:after="60" w:line="276"/>
+      </w:pPr>
+      <w:r>
+        <w:rPr>
+          <w:rFonts w:ascii="Calibri" w:cs="Calibri" w:eastAsia="Calibri" w:hAnsi="Calibri"/>
         </w:rPr>
         <w:t xml:space="preserve">Find out why it happened. I look at the facts, the cause and whether anything could have stopped it. I follow section 8 Incident procedure for the steps and records.</w:t>
       </w:r>
@@ -1287,13 +1352,11 @@
           <w:ilvl w:val="0"/>
           <w:numId w:val="3"/>
         </w:numPr>
-        <w:spacing w:after="60"/>
-      </w:pPr>
-      <w:r>
-        <w:rPr>
-          <w:rFonts w:ascii="Calibri" w:cs="Calibri" w:eastAsia="Calibri" w:hAnsi="Calibri"/>
-          <w:sz w:val="22"/>
-          <w:szCs w:val="22"/>
+        <w:spacing w:after="60" w:line="276"/>
+      </w:pPr>
+      <w:r>
+        <w:rPr>
+          <w:rFonts w:ascii="Calibri" w:cs="Calibri" w:eastAsia="Calibri" w:hAnsi="Calibri"/>
         </w:rPr>
         <w:t xml:space="preserve">Learn and change how I work. I decide what to change, such as a new check, a different way to do a task or a change to the participant's risk notes. I write the change in the register and put it into practice.</w:t>
       </w:r>
@@ -1305,26 +1368,22 @@
           <w:ilvl w:val="0"/>
           <w:numId w:val="3"/>
         </w:numPr>
-        <w:spacing w:after="60"/>
-      </w:pPr>
-      <w:r>
-        <w:rPr>
-          <w:rFonts w:ascii="Calibri" w:cs="Calibri" w:eastAsia="Calibri" w:hAnsi="Calibri"/>
-          <w:sz w:val="22"/>
-          <w:szCs w:val="22"/>
+        <w:spacing w:after="60" w:line="276"/>
+      </w:pPr>
+      <w:r>
+        <w:rPr>
+          <w:rFonts w:ascii="Calibri" w:cs="Calibri" w:eastAsia="Calibri" w:hAnsi="Calibri"/>
         </w:rPr>
         <w:t xml:space="preserve">Review. I review this policy every 12 months. I review the incident register every 3 months to look for patterns and to check that every incident is closed.</w:t>
       </w:r>
     </w:p>
     <w:p>
       <w:pPr>
-        <w:spacing w:after="120"/>
-      </w:pPr>
-      <w:r>
-        <w:rPr>
-          <w:rFonts w:ascii="Calibri" w:cs="Calibri" w:eastAsia="Calibri" w:hAnsi="Calibri"/>
-          <w:sz w:val="22"/>
-          <w:szCs w:val="22"/>
+        <w:spacing w:after="120" w:line="276"/>
+      </w:pPr>
+      <w:r>
+        <w:rPr>
+          <w:rFonts w:ascii="Calibri" w:cs="Calibri" w:eastAsia="Calibri" w:hAnsi="Calibri"/>
         </w:rPr>
         <w:t xml:space="preserve">We do not use restrictive practices. If a participant's needs ever change so that one might be considered, I stop and get advice before doing anything.</w:t>
       </w:r>
@@ -1362,8 +1421,6 @@
                 <w:rFonts w:ascii="Calibri" w:cs="Calibri" w:eastAsia="Calibri" w:hAnsi="Calibri"/>
                 <w:i/>
                 <w:iCs/>
-                <w:sz w:val="22"/>
-                <w:szCs w:val="22"/>
               </w:rPr>
               <w:t xml:space="preserve">[Provider to complete: the phone number or email a participant can use to raise a concern or tell us about an incident.]</w:t>
             </w:r>
@@ -1373,13 +1430,11 @@
     </w:tbl>
     <w:p>
       <w:pPr>
-        <w:spacing w:after="120"/>
-      </w:pPr>
-      <w:r>
-        <w:rPr>
-          <w:rFonts w:ascii="Calibri" w:cs="Calibri" w:eastAsia="Calibri" w:hAnsi="Calibri"/>
-          <w:sz w:val="22"/>
-          <w:szCs w:val="22"/>
+        <w:spacing w:after="120" w:line="276"/>
+      </w:pPr>
+      <w:r>
+        <w:rPr>
+          <w:rFonts w:ascii="Calibri" w:cs="Calibri" w:eastAsia="Calibri" w:hAnsi="Calibri"/>
         </w:rPr>
         <w:t xml:space="preserve"/>
       </w:r>
@@ -1400,13 +1455,27 @@
     </w:p>
     <w:p>
       <w:pPr>
-        <w:spacing w:after="120"/>
-      </w:pPr>
-      <w:r>
-        <w:rPr>
-          <w:rFonts w:ascii="Calibri" w:cs="Calibri" w:eastAsia="Calibri" w:hAnsi="Calibri"/>
-          <w:sz w:val="22"/>
-          <w:szCs w:val="22"/>
+        <w:spacing w:after="80"/>
+      </w:pPr>
+      <w:r>
+        <w:rPr>
+          <w:rFonts w:ascii="Calibri" w:cs="Calibri" w:eastAsia="Calibri" w:hAnsi="Calibri"/>
+          <w:i/>
+          <w:iCs/>
+          <w:color w:val="555555"/>
+          <w:sz w:val="20"/>
+          <w:szCs w:val="20"/>
+        </w:rPr>
+        <w:t xml:space="preserve">Drafted from your answers.</w:t>
+      </w:r>
+    </w:p>
+    <w:p>
+      <w:pPr>
+        <w:spacing w:after="120" w:line="276"/>
+      </w:pPr>
+      <w:r>
+        <w:rPr>
+          <w:rFonts w:ascii="Calibri" w:cs="Calibri" w:eastAsia="Calibri" w:hAnsi="Calibri"/>
         </w:rPr>
         <w:t xml:space="preserve">Sunrise Supports is a sole trader business. The owner is the only worker, so the owner holds every role in this policy. The table below shows what each role does and when.</w:t>
       </w:r>
@@ -1449,8 +1518,6 @@
                 <w:rFonts w:ascii="Calibri" w:cs="Calibri" w:eastAsia="Calibri" w:hAnsi="Calibri"/>
                 <w:b/>
                 <w:bCs/>
-                <w:sz w:val="22"/>
-                <w:szCs w:val="22"/>
               </w:rPr>
               <w:t xml:space="preserve">Role</w:t>
             </w:r>
@@ -1473,8 +1540,6 @@
                 <w:rFonts w:ascii="Calibri" w:cs="Calibri" w:eastAsia="Calibri" w:hAnsi="Calibri"/>
                 <w:b/>
                 <w:bCs/>
-                <w:sz w:val="22"/>
-                <w:szCs w:val="22"/>
               </w:rPr>
               <w:t xml:space="preserve">Does what</w:t>
             </w:r>
@@ -1497,8 +1562,6 @@
                 <w:rFonts w:ascii="Calibri" w:cs="Calibri" w:eastAsia="Calibri" w:hAnsi="Calibri"/>
                 <w:b/>
                 <w:bCs/>
-                <w:sz w:val="22"/>
-                <w:szCs w:val="22"/>
               </w:rPr>
               <w:t xml:space="preserve">When</w:t>
             </w:r>
@@ -1506,22 +1569,23 @@
         </w:tc>
       </w:tr>
       <w:tr>
-        <w:tc>
-          <w:tcPr>
-            <w:tcW w:type="dxa" w:w="3000"/>
-            <w:tcBorders>
-              <w:top w:val="single" w:color="999999" w:sz="4"/>
-              <w:left w:val="single" w:color="999999" w:sz="4"/>
-              <w:bottom w:val="single" w:color="999999" w:sz="4"/>
-              <w:right w:val="single" w:color="999999" w:sz="4"/>
-            </w:tcBorders>
-          </w:tcPr>
-          <w:p>
-            <w:r>
-              <w:rPr>
-                <w:rFonts w:ascii="Calibri" w:cs="Calibri" w:eastAsia="Calibri" w:hAnsi="Calibri"/>
-                <w:sz w:val="22"/>
-                <w:szCs w:val="22"/>
+        <w:trPr>
+          <w:cantSplit/>
+        </w:trPr>
+        <w:tc>
+          <w:tcPr>
+            <w:tcW w:type="dxa" w:w="3000"/>
+            <w:tcBorders>
+              <w:top w:val="single" w:color="999999" w:sz="4"/>
+              <w:left w:val="single" w:color="999999" w:sz="4"/>
+              <w:bottom w:val="single" w:color="999999" w:sz="4"/>
+              <w:right w:val="single" w:color="999999" w:sz="4"/>
+            </w:tcBorders>
+          </w:tcPr>
+          <w:p>
+            <w:r>
+              <w:rPr>
+                <w:rFonts w:ascii="Calibri" w:cs="Calibri" w:eastAsia="Calibri" w:hAnsi="Calibri"/>
               </w:rPr>
               <w:t xml:space="preserve">Owner and sole worker</w:t>
             </w:r>
@@ -1541,8 +1605,6 @@
             <w:r>
               <w:rPr>
                 <w:rFonts w:ascii="Calibri" w:cs="Calibri" w:eastAsia="Calibri" w:hAnsi="Calibri"/>
-                <w:sz w:val="22"/>
-                <w:szCs w:val="22"/>
               </w:rPr>
               <w:t xml:space="preserve">Acts to keep the participant safe, makes sure any needed care is arranged, and records every incident in the incident register</w:t>
             </w:r>
@@ -1562,8 +1624,6 @@
             <w:r>
               <w:rPr>
                 <w:rFonts w:ascii="Calibri" w:cs="Calibri" w:eastAsia="Calibri" w:hAnsi="Calibri"/>
-                <w:sz w:val="22"/>
-                <w:szCs w:val="22"/>
               </w:rPr>
               <w:t xml:space="preserve">Straight away when an incident happens or is noticed</w:t>
             </w:r>
@@ -1571,22 +1631,23 @@
         </w:tc>
       </w:tr>
       <w:tr>
-        <w:tc>
-          <w:tcPr>
-            <w:tcW w:type="dxa" w:w="3000"/>
-            <w:tcBorders>
-              <w:top w:val="single" w:color="999999" w:sz="4"/>
-              <w:left w:val="single" w:color="999999" w:sz="4"/>
-              <w:bottom w:val="single" w:color="999999" w:sz="4"/>
-              <w:right w:val="single" w:color="999999" w:sz="4"/>
-            </w:tcBorders>
-          </w:tcPr>
-          <w:p>
-            <w:r>
-              <w:rPr>
-                <w:rFonts w:ascii="Calibri" w:cs="Calibri" w:eastAsia="Calibri" w:hAnsi="Calibri"/>
-                <w:sz w:val="22"/>
-                <w:szCs w:val="22"/>
+        <w:trPr>
+          <w:cantSplit/>
+        </w:trPr>
+        <w:tc>
+          <w:tcPr>
+            <w:tcW w:type="dxa" w:w="3000"/>
+            <w:tcBorders>
+              <w:top w:val="single" w:color="999999" w:sz="4"/>
+              <w:left w:val="single" w:color="999999" w:sz="4"/>
+              <w:bottom w:val="single" w:color="999999" w:sz="4"/>
+              <w:right w:val="single" w:color="999999" w:sz="4"/>
+            </w:tcBorders>
+          </w:tcPr>
+          <w:p>
+            <w:r>
+              <w:rPr>
+                <w:rFonts w:ascii="Calibri" w:cs="Calibri" w:eastAsia="Calibri" w:hAnsi="Calibri"/>
               </w:rPr>
               <w:t xml:space="preserve">Owner and sole worker</w:t>
             </w:r>
@@ -1606,8 +1667,6 @@
             <w:r>
               <w:rPr>
                 <w:rFonts w:ascii="Calibri" w:cs="Calibri" w:eastAsia="Calibri" w:hAnsi="Calibri"/>
-                <w:sz w:val="22"/>
-                <w:szCs w:val="22"/>
               </w:rPr>
               <w:t xml:space="preserve">Decides whether an incident is a reportable incident, using section 7 Reportable incidents, and reports it as that section requires</w:t>
             </w:r>
@@ -1627,8 +1686,6 @@
             <w:r>
               <w:rPr>
                 <w:rFonts w:ascii="Calibri" w:cs="Calibri" w:eastAsia="Calibri" w:hAnsi="Calibri"/>
-                <w:sz w:val="22"/>
-                <w:szCs w:val="22"/>
               </w:rPr>
               <w:t xml:space="preserve">As soon as the facts are known</w:t>
             </w:r>
@@ -1636,22 +1693,23 @@
         </w:tc>
       </w:tr>
       <w:tr>
-        <w:tc>
-          <w:tcPr>
-            <w:tcW w:type="dxa" w:w="3000"/>
-            <w:tcBorders>
-              <w:top w:val="single" w:color="999999" w:sz="4"/>
-              <w:left w:val="single" w:color="999999" w:sz="4"/>
-              <w:bottom w:val="single" w:color="999999" w:sz="4"/>
-              <w:right w:val="single" w:color="999999" w:sz="4"/>
-            </w:tcBorders>
-          </w:tcPr>
-          <w:p>
-            <w:r>
-              <w:rPr>
-                <w:rFonts w:ascii="Calibri" w:cs="Calibri" w:eastAsia="Calibri" w:hAnsi="Calibri"/>
-                <w:sz w:val="22"/>
-                <w:szCs w:val="22"/>
+        <w:trPr>
+          <w:cantSplit/>
+        </w:trPr>
+        <w:tc>
+          <w:tcPr>
+            <w:tcW w:type="dxa" w:w="3000"/>
+            <w:tcBorders>
+              <w:top w:val="single" w:color="999999" w:sz="4"/>
+              <w:left w:val="single" w:color="999999" w:sz="4"/>
+              <w:bottom w:val="single" w:color="999999" w:sz="4"/>
+              <w:right w:val="single" w:color="999999" w:sz="4"/>
+            </w:tcBorders>
+          </w:tcPr>
+          <w:p>
+            <w:r>
+              <w:rPr>
+                <w:rFonts w:ascii="Calibri" w:cs="Calibri" w:eastAsia="Calibri" w:hAnsi="Calibri"/>
               </w:rPr>
               <w:t xml:space="preserve">Owner and sole worker</w:t>
             </w:r>
@@ -1671,8 +1729,6 @@
             <w:r>
               <w:rPr>
                 <w:rFonts w:ascii="Calibri" w:cs="Calibri" w:eastAsia="Calibri" w:hAnsi="Calibri"/>
-                <w:sz w:val="22"/>
-                <w:szCs w:val="22"/>
               </w:rPr>
               <w:t xml:space="preserve">Looks into the cause of each incident, writes down what we will change, and puts the change in place</w:t>
             </w:r>
@@ -1692,8 +1748,6 @@
             <w:r>
               <w:rPr>
                 <w:rFonts w:ascii="Calibri" w:cs="Calibri" w:eastAsia="Calibri" w:hAnsi="Calibri"/>
-                <w:sz w:val="22"/>
-                <w:szCs w:val="22"/>
               </w:rPr>
               <w:t xml:space="preserve">After each incident, following section 8 Incident procedure</w:t>
             </w:r>
@@ -1701,22 +1755,23 @@
         </w:tc>
       </w:tr>
       <w:tr>
-        <w:tc>
-          <w:tcPr>
-            <w:tcW w:type="dxa" w:w="3000"/>
-            <w:tcBorders>
-              <w:top w:val="single" w:color="999999" w:sz="4"/>
-              <w:left w:val="single" w:color="999999" w:sz="4"/>
-              <w:bottom w:val="single" w:color="999999" w:sz="4"/>
-              <w:right w:val="single" w:color="999999" w:sz="4"/>
-            </w:tcBorders>
-          </w:tcPr>
-          <w:p>
-            <w:r>
-              <w:rPr>
-                <w:rFonts w:ascii="Calibri" w:cs="Calibri" w:eastAsia="Calibri" w:hAnsi="Calibri"/>
-                <w:sz w:val="22"/>
-                <w:szCs w:val="22"/>
+        <w:trPr>
+          <w:cantSplit/>
+        </w:trPr>
+        <w:tc>
+          <w:tcPr>
+            <w:tcW w:type="dxa" w:w="3000"/>
+            <w:tcBorders>
+              <w:top w:val="single" w:color="999999" w:sz="4"/>
+              <w:left w:val="single" w:color="999999" w:sz="4"/>
+              <w:bottom w:val="single" w:color="999999" w:sz="4"/>
+              <w:right w:val="single" w:color="999999" w:sz="4"/>
+            </w:tcBorders>
+          </w:tcPr>
+          <w:p>
+            <w:r>
+              <w:rPr>
+                <w:rFonts w:ascii="Calibri" w:cs="Calibri" w:eastAsia="Calibri" w:hAnsi="Calibri"/>
               </w:rPr>
               <w:t xml:space="preserve">Owner and sole worker</w:t>
             </w:r>
@@ -1736,8 +1791,6 @@
             <w:r>
               <w:rPr>
                 <w:rFonts w:ascii="Calibri" w:cs="Calibri" w:eastAsia="Calibri" w:hAnsi="Calibri"/>
-                <w:sz w:val="22"/>
-                <w:szCs w:val="22"/>
               </w:rPr>
               <w:t xml:space="preserve">Keeps the records listed in section 10 Records and evidence to retain</w:t>
             </w:r>
@@ -1757,8 +1810,6 @@
             <w:r>
               <w:rPr>
                 <w:rFonts w:ascii="Calibri" w:cs="Calibri" w:eastAsia="Calibri" w:hAnsi="Calibri"/>
-                <w:sz w:val="22"/>
-                <w:szCs w:val="22"/>
               </w:rPr>
               <w:t xml:space="preserve">Each time an incident is recorded or updated</w:t>
             </w:r>
@@ -1766,22 +1817,23 @@
         </w:tc>
       </w:tr>
       <w:tr>
-        <w:tc>
-          <w:tcPr>
-            <w:tcW w:type="dxa" w:w="3000"/>
-            <w:tcBorders>
-              <w:top w:val="single" w:color="999999" w:sz="4"/>
-              <w:left w:val="single" w:color="999999" w:sz="4"/>
-              <w:bottom w:val="single" w:color="999999" w:sz="4"/>
-              <w:right w:val="single" w:color="999999" w:sz="4"/>
-            </w:tcBorders>
-          </w:tcPr>
-          <w:p>
-            <w:r>
-              <w:rPr>
-                <w:rFonts w:ascii="Calibri" w:cs="Calibri" w:eastAsia="Calibri" w:hAnsi="Calibri"/>
-                <w:sz w:val="22"/>
-                <w:szCs w:val="22"/>
+        <w:trPr>
+          <w:cantSplit/>
+        </w:trPr>
+        <w:tc>
+          <w:tcPr>
+            <w:tcW w:type="dxa" w:w="3000"/>
+            <w:tcBorders>
+              <w:top w:val="single" w:color="999999" w:sz="4"/>
+              <w:left w:val="single" w:color="999999" w:sz="4"/>
+              <w:bottom w:val="single" w:color="999999" w:sz="4"/>
+              <w:right w:val="single" w:color="999999" w:sz="4"/>
+            </w:tcBorders>
+          </w:tcPr>
+          <w:p>
+            <w:r>
+              <w:rPr>
+                <w:rFonts w:ascii="Calibri" w:cs="Calibri" w:eastAsia="Calibri" w:hAnsi="Calibri"/>
               </w:rPr>
               <w:t xml:space="preserve">Owner and sole worker</w:t>
             </w:r>
@@ -1801,8 +1853,6 @@
             <w:r>
               <w:rPr>
                 <w:rFonts w:ascii="Calibri" w:cs="Calibri" w:eastAsia="Calibri" w:hAnsi="Calibri"/>
-                <w:sz w:val="22"/>
-                <w:szCs w:val="22"/>
               </w:rPr>
               <w:t xml:space="preserve">Reviews this policy</w:t>
             </w:r>
@@ -1822,8 +1872,6 @@
             <w:r>
               <w:rPr>
                 <w:rFonts w:ascii="Calibri" w:cs="Calibri" w:eastAsia="Calibri" w:hAnsi="Calibri"/>
-                <w:sz w:val="22"/>
-                <w:szCs w:val="22"/>
               </w:rPr>
               <w:t xml:space="preserve">Every 12 months</w:t>
             </w:r>
@@ -1831,22 +1879,23 @@
         </w:tc>
       </w:tr>
       <w:tr>
-        <w:tc>
-          <w:tcPr>
-            <w:tcW w:type="dxa" w:w="3000"/>
-            <w:tcBorders>
-              <w:top w:val="single" w:color="999999" w:sz="4"/>
-              <w:left w:val="single" w:color="999999" w:sz="4"/>
-              <w:bottom w:val="single" w:color="999999" w:sz="4"/>
-              <w:right w:val="single" w:color="999999" w:sz="4"/>
-            </w:tcBorders>
-          </w:tcPr>
-          <w:p>
-            <w:r>
-              <w:rPr>
-                <w:rFonts w:ascii="Calibri" w:cs="Calibri" w:eastAsia="Calibri" w:hAnsi="Calibri"/>
-                <w:sz w:val="22"/>
-                <w:szCs w:val="22"/>
+        <w:trPr>
+          <w:cantSplit/>
+        </w:trPr>
+        <w:tc>
+          <w:tcPr>
+            <w:tcW w:type="dxa" w:w="3000"/>
+            <w:tcBorders>
+              <w:top w:val="single" w:color="999999" w:sz="4"/>
+              <w:left w:val="single" w:color="999999" w:sz="4"/>
+              <w:bottom w:val="single" w:color="999999" w:sz="4"/>
+              <w:right w:val="single" w:color="999999" w:sz="4"/>
+            </w:tcBorders>
+          </w:tcPr>
+          <w:p>
+            <w:r>
+              <w:rPr>
+                <w:rFonts w:ascii="Calibri" w:cs="Calibri" w:eastAsia="Calibri" w:hAnsi="Calibri"/>
               </w:rPr>
               <w:t xml:space="preserve">Owner and sole worker</w:t>
             </w:r>
@@ -1866,8 +1915,6 @@
             <w:r>
               <w:rPr>
                 <w:rFonts w:ascii="Calibri" w:cs="Calibri" w:eastAsia="Calibri" w:hAnsi="Calibri"/>
-                <w:sz w:val="22"/>
-                <w:szCs w:val="22"/>
               </w:rPr>
               <w:t xml:space="preserve">Reviews the incident register, looks for patterns, and checks that actions were completed</w:t>
             </w:r>
@@ -1887,8 +1934,6 @@
             <w:r>
               <w:rPr>
                 <w:rFonts w:ascii="Calibri" w:cs="Calibri" w:eastAsia="Calibri" w:hAnsi="Calibri"/>
-                <w:sz w:val="22"/>
-                <w:szCs w:val="22"/>
               </w:rPr>
               <w:t xml:space="preserve">Every 3 months</w:t>
             </w:r>
@@ -1898,39 +1943,33 @@
     </w:tbl>
     <w:p>
       <w:pPr>
-        <w:spacing w:after="120"/>
-      </w:pPr>
-      <w:r>
-        <w:rPr>
-          <w:rFonts w:ascii="Calibri" w:cs="Calibri" w:eastAsia="Calibri" w:hAnsi="Calibri"/>
-          <w:sz w:val="22"/>
-          <w:szCs w:val="22"/>
+        <w:spacing w:after="120" w:line="276"/>
+      </w:pPr>
+      <w:r>
+        <w:rPr>
+          <w:rFonts w:ascii="Calibri" w:cs="Calibri" w:eastAsia="Calibri" w:hAnsi="Calibri"/>
         </w:rPr>
         <w:t xml:space="preserve"/>
       </w:r>
     </w:p>
     <w:p>
       <w:pPr>
-        <w:spacing w:after="120"/>
-      </w:pPr>
-      <w:r>
-        <w:rPr>
-          <w:rFonts w:ascii="Calibri" w:cs="Calibri" w:eastAsia="Calibri" w:hAnsi="Calibri"/>
-          <w:sz w:val="22"/>
-          <w:szCs w:val="22"/>
+        <w:spacing w:after="120" w:line="276"/>
+      </w:pPr>
+      <w:r>
+        <w:rPr>
+          <w:rFonts w:ascii="Calibri" w:cs="Calibri" w:eastAsia="Calibri" w:hAnsi="Calibri"/>
         </w:rPr>
         <w:t xml:space="preserve">We do not use restrictive practices. If we ever think one may be needed, we stop and get advice before we act, then record it in the incident register.</w:t>
       </w:r>
     </w:p>
     <w:p>
       <w:pPr>
-        <w:spacing w:after="120"/>
-      </w:pPr>
-      <w:r>
-        <w:rPr>
-          <w:rFonts w:ascii="Calibri" w:cs="Calibri" w:eastAsia="Calibri" w:hAnsi="Calibri"/>
-          <w:sz w:val="22"/>
-          <w:szCs w:val="22"/>
+        <w:spacing w:after="120" w:line="276"/>
+      </w:pPr>
+      <w:r>
+        <w:rPr>
+          <w:rFonts w:ascii="Calibri" w:cs="Calibri" w:eastAsia="Calibri" w:hAnsi="Calibri"/>
         </w:rPr>
         <w:t xml:space="preserve">If we take on another worker, we will add their role to this table, make sure they know how to report an incident to the owner straight away, and update this policy before they start work with participants.</w:t>
       </w:r>
@@ -1968,8 +2007,6 @@
                 <w:rFonts w:ascii="Calibri" w:cs="Calibri" w:eastAsia="Calibri" w:hAnsi="Calibri"/>
                 <w:i/>
                 <w:iCs/>
-                <w:sz w:val="22"/>
-                <w:szCs w:val="22"/>
               </w:rPr>
               <w:t xml:space="preserve">[Provider to complete: name of a trusted person who can step in if the owner is unwell or unavailable and a serious incident needs to be handled]</w:t>
             </w:r>
@@ -1979,13 +2016,11 @@
     </w:tbl>
     <w:p>
       <w:pPr>
-        <w:spacing w:after="120"/>
-      </w:pPr>
-      <w:r>
-        <w:rPr>
-          <w:rFonts w:ascii="Calibri" w:cs="Calibri" w:eastAsia="Calibri" w:hAnsi="Calibri"/>
-          <w:sz w:val="22"/>
-          <w:szCs w:val="22"/>
+        <w:spacing w:after="120" w:line="276"/>
+      </w:pPr>
+      <w:r>
+        <w:rPr>
+          <w:rFonts w:ascii="Calibri" w:cs="Calibri" w:eastAsia="Calibri" w:hAnsi="Calibri"/>
         </w:rPr>
         <w:t xml:space="preserve"/>
       </w:r>
@@ -2006,26 +2041,22 @@
     </w:p>
     <w:p>
       <w:pPr>
-        <w:spacing w:after="120"/>
-      </w:pPr>
-      <w:r>
-        <w:rPr>
-          <w:rFonts w:ascii="Calibri" w:cs="Calibri" w:eastAsia="Calibri" w:hAnsi="Calibri"/>
-          <w:sz w:val="22"/>
-          <w:szCs w:val="22"/>
+        <w:spacing w:after="120" w:line="276"/>
+      </w:pPr>
+      <w:r>
+        <w:rPr>
+          <w:rFonts w:ascii="Calibri" w:cs="Calibri" w:eastAsia="Calibri" w:hAnsi="Calibri"/>
         </w:rPr>
         <w:t xml:space="preserve">Some incidents must be reported to the Commission. The categories and the timeframes are set by the NDIS (Incident Management and Reportable Incidents) Rules 2018 and the Commission's guidance, which we keep with this procedure and follow as published.</w:t>
       </w:r>
     </w:p>
     <w:p>
       <w:pPr>
-        <w:spacing w:after="120"/>
-      </w:pPr>
-      <w:r>
-        <w:rPr>
-          <w:rFonts w:ascii="Calibri" w:cs="Calibri" w:eastAsia="Calibri" w:hAnsi="Calibri"/>
-          <w:sz w:val="22"/>
-          <w:szCs w:val="22"/>
+        <w:spacing w:after="120" w:line="276"/>
+      </w:pPr>
+      <w:r>
+        <w:rPr>
+          <w:rFonts w:ascii="Calibri" w:cs="Calibri" w:eastAsia="Calibri" w:hAnsi="Calibri"/>
         </w:rPr>
         <w:t xml:space="preserve">When an incident may be reportable, the key person on duty checks the Commission's current list the same day, reports through the Commission's portal within the timeframe the Rules set, records the report reference in the incident register, and keeps the participant and their supporters informed.</w:t>
       </w:r>
@@ -2041,218 +2072,18 @@
           <w:b/>
           <w:bCs/>
         </w:rPr>
-        <w:t xml:space="preserve">8 Incident procedure</w:t>
-      </w:r>
-    </w:p>
-    <w:p>
-      <w:pPr>
-        <w:spacing w:after="120"/>
-      </w:pPr>
-      <w:r>
-        <w:rPr>
-          <w:rFonts w:ascii="Calibri" w:cs="Calibri" w:eastAsia="Calibri" w:hAnsi="Calibri"/>
-          <w:sz w:val="22"/>
-          <w:szCs w:val="22"/>
-        </w:rPr>
-        <w:t xml:space="preserve">Sunrise Supports is run by one person, so the owner carries out every step below. When an incident happens, we follow these steps in order.</w:t>
-      </w:r>
-    </w:p>
-    <w:p>
-      <w:pPr>
-        <w:pStyle w:val="ListParagraph"/>
-        <w:numPr>
-          <w:ilvl w:val="0"/>
-          <w:numId w:val="4"/>
-        </w:numPr>
-        <w:spacing w:after="60"/>
-      </w:pPr>
-      <w:r>
-        <w:rPr>
-          <w:rFonts w:ascii="Calibri" w:cs="Calibri" w:eastAsia="Calibri" w:hAnsi="Calibri"/>
-          <w:sz w:val="22"/>
-          <w:szCs w:val="22"/>
-        </w:rPr>
-        <w:t xml:space="preserve">Make sure everyone is safe. Stop the household task if there is any risk. Call 000 first if anyone is in danger or needs urgent medical help.</w:t>
-      </w:r>
-    </w:p>
-    <w:p>
-      <w:pPr>
-        <w:pStyle w:val="ListParagraph"/>
-        <w:numPr>
-          <w:ilvl w:val="0"/>
-          <w:numId w:val="4"/>
-        </w:numPr>
-        <w:spacing w:after="60"/>
-      </w:pPr>
-      <w:r>
-        <w:rPr>
-          <w:rFonts w:ascii="Calibri" w:cs="Calibri" w:eastAsia="Calibri" w:hAnsi="Calibri"/>
-          <w:sz w:val="22"/>
-          <w:szCs w:val="22"/>
-        </w:rPr>
-        <w:t xml:space="preserve">Look after the participant. Stay with them, check how they are and ask what they need. Tell their family, guardian or nominee if the participant wants us to, or if they need to know.</w:t>
-      </w:r>
-    </w:p>
-    <w:p>
-      <w:pPr>
-        <w:pStyle w:val="ListParagraph"/>
-        <w:numPr>
-          <w:ilvl w:val="0"/>
-          <w:numId w:val="4"/>
-        </w:numPr>
-        <w:spacing w:after="60"/>
-      </w:pPr>
-      <w:r>
-        <w:rPr>
-          <w:rFonts w:ascii="Calibri" w:cs="Calibri" w:eastAsia="Calibri" w:hAnsi="Calibri"/>
-          <w:sz w:val="22"/>
-          <w:szCs w:val="22"/>
-        </w:rPr>
-        <w:t xml:space="preserve">Make the area safe so the same thing cannot happen again straight away. Do not move or throw away anything that may be needed as evidence.</w:t>
-      </w:r>
-    </w:p>
-    <w:p>
-      <w:pPr>
-        <w:pStyle w:val="ListParagraph"/>
-        <w:numPr>
-          <w:ilvl w:val="0"/>
-          <w:numId w:val="4"/>
-        </w:numPr>
-        <w:spacing w:after="60"/>
-      </w:pPr>
-      <w:r>
-        <w:rPr>
-          <w:rFonts w:ascii="Calibri" w:cs="Calibri" w:eastAsia="Calibri" w:hAnsi="Calibri"/>
-          <w:sz w:val="22"/>
-          <w:szCs w:val="22"/>
-        </w:rPr>
-        <w:t xml:space="preserve">Decide what kind of incident it is. Check section 3 Definitions and section 7 Reportable incidents to work out whether it is a reportable incident. Section 7 Reportable incidents holds the timeframes and what to report. Do not rely on memory.</w:t>
-      </w:r>
-    </w:p>
-    <w:p>
-      <w:pPr>
-        <w:pStyle w:val="ListParagraph"/>
-        <w:numPr>
-          <w:ilvl w:val="0"/>
-          <w:numId w:val="4"/>
-        </w:numPr>
-        <w:spacing w:after="60"/>
-      </w:pPr>
-      <w:r>
-        <w:rPr>
-          <w:rFonts w:ascii="Calibri" w:cs="Calibri" w:eastAsia="Calibri" w:hAnsi="Calibri"/>
-          <w:sz w:val="22"/>
-          <w:szCs w:val="22"/>
-        </w:rPr>
-        <w:t xml:space="preserve">If it is a reportable incident, notify the Commission as set out in section 7 Reportable incidents. If we are not sure, we treat it as reportable and check with the Commission.</w:t>
-      </w:r>
-    </w:p>
-    <w:p>
-      <w:pPr>
-        <w:pStyle w:val="ListParagraph"/>
-        <w:numPr>
-          <w:ilvl w:val="0"/>
-          <w:numId w:val="4"/>
-        </w:numPr>
-        <w:spacing w:after="60"/>
-      </w:pPr>
-      <w:r>
-        <w:rPr>
-          <w:rFonts w:ascii="Calibri" w:cs="Calibri" w:eastAsia="Calibri" w:hAnsi="Calibri"/>
-          <w:sz w:val="22"/>
-          <w:szCs w:val="22"/>
-        </w:rPr>
-        <w:t xml:space="preserve">Write the incident in the incident register on the same day. Record the date, time, place, who was involved, what happened, what we did and who we told. See section 9 Incident register.</w:t>
-      </w:r>
-    </w:p>
-    <w:p>
-      <w:pPr>
-        <w:pStyle w:val="ListParagraph"/>
-        <w:numPr>
-          <w:ilvl w:val="0"/>
-          <w:numId w:val="4"/>
-        </w:numPr>
-        <w:spacing w:after="60"/>
-      </w:pPr>
-      <w:r>
-        <w:rPr>
-          <w:rFonts w:ascii="Calibri" w:cs="Calibri" w:eastAsia="Calibri" w:hAnsi="Calibri"/>
-          <w:sz w:val="22"/>
-          <w:szCs w:val="22"/>
-        </w:rPr>
-        <w:t xml:space="preserve">Find out why it happened. Review what happened, what led up to it and what could have been done differently. Record what we found in the register.</w:t>
-      </w:r>
-    </w:p>
-    <w:p>
-      <w:pPr>
-        <w:pStyle w:val="ListParagraph"/>
-        <w:numPr>
-          <w:ilvl w:val="0"/>
-          <w:numId w:val="4"/>
-        </w:numPr>
-        <w:spacing w:after="60"/>
-      </w:pPr>
-      <w:r>
-        <w:rPr>
-          <w:rFonts w:ascii="Calibri" w:cs="Calibri" w:eastAsia="Calibri" w:hAnsi="Calibri"/>
-          <w:sz w:val="22"/>
-          <w:szCs w:val="22"/>
-        </w:rPr>
-        <w:t xml:space="preserve">Decide what we will change. Examples are changing how we do a task, updating a risk assessment or talking with the participant about their preferences. Write down what we will do and by when.</w:t>
-      </w:r>
-    </w:p>
-    <w:p>
-      <w:pPr>
-        <w:pStyle w:val="ListParagraph"/>
-        <w:numPr>
-          <w:ilvl w:val="0"/>
-          <w:numId w:val="4"/>
-        </w:numPr>
-        <w:spacing w:after="60"/>
-      </w:pPr>
-      <w:r>
-        <w:rPr>
-          <w:rFonts w:ascii="Calibri" w:cs="Calibri" w:eastAsia="Calibri" w:hAnsi="Calibri"/>
-          <w:sz w:val="22"/>
-          <w:szCs w:val="22"/>
-        </w:rPr>
-        <w:t xml:space="preserve">Tell the participant what we found and what we are changing, in a way they can understand. Tell them they can complain or ask for support at any time.</w:t>
-      </w:r>
-    </w:p>
-    <w:p>
-      <w:pPr>
-        <w:pStyle w:val="ListParagraph"/>
-        <w:numPr>
-          <w:ilvl w:val="0"/>
-          <w:numId w:val="4"/>
-        </w:numPr>
-        <w:spacing w:after="60"/>
-      </w:pPr>
-      <w:r>
-        <w:rPr>
-          <w:rFonts w:ascii="Calibri" w:cs="Calibri" w:eastAsia="Calibri" w:hAnsi="Calibri"/>
-          <w:sz w:val="22"/>
-          <w:szCs w:val="22"/>
-        </w:rPr>
-        <w:t xml:space="preserve">Make the changes and check they work. Close the entry in the register only when the actions are done.</w:t>
-      </w:r>
-    </w:p>
-    <w:p>
-      <w:pPr>
-        <w:pStyle w:val="ListParagraph"/>
-        <w:numPr>
-          <w:ilvl w:val="0"/>
-          <w:numId w:val="4"/>
-        </w:numPr>
-        <w:spacing w:after="60"/>
-      </w:pPr>
-      <w:r>
-        <w:rPr>
-          <w:rFonts w:ascii="Calibri" w:cs="Calibri" w:eastAsia="Calibri" w:hAnsi="Calibri"/>
-          <w:sz w:val="22"/>
-          <w:szCs w:val="22"/>
-        </w:rPr>
-        <w:t xml:space="preserve">Keep all records as listed in section 10 Records and evidence to retain. Review the register every 3 months to look for patterns and learning.</w:t>
+        <w:t xml:space="preserve">Who tells whom, and by when</w:t>
+      </w:r>
+    </w:p>
+    <w:p>
+      <w:pPr>
+        <w:spacing w:after="120" w:line="276"/>
+      </w:pPr>
+      <w:r>
+        <w:rPr>
+          <w:rFonts w:ascii="Calibri" w:cs="Calibri" w:eastAsia="Calibri" w:hAnsi="Calibri"/>
+        </w:rPr>
+        <w:t xml:space="preserve">This is who tells whom at Sunrise Supports, and by when, for every incident. The role names match the responsibilities table.</w:t>
       </w:r>
     </w:p>
     <w:tbl>
@@ -2293,10 +2124,8 @@
                 <w:rFonts w:ascii="Calibri" w:cs="Calibri" w:eastAsia="Calibri" w:hAnsi="Calibri"/>
                 <w:b/>
                 <w:bCs/>
-                <w:sz w:val="22"/>
-                <w:szCs w:val="22"/>
-              </w:rPr>
-              <w:t xml:space="preserve">Step</w:t>
+              </w:rPr>
+              <w:t xml:space="preserve">Who</w:t>
             </w:r>
           </w:p>
         </w:tc>
@@ -2317,10 +2146,8 @@
                 <w:rFonts w:ascii="Calibri" w:cs="Calibri" w:eastAsia="Calibri" w:hAnsi="Calibri"/>
                 <w:b/>
                 <w:bCs/>
-                <w:sz w:val="22"/>
-                <w:szCs w:val="22"/>
-              </w:rPr>
-              <w:t xml:space="preserve">Who does it</w:t>
+              </w:rPr>
+              <w:t xml:space="preserve">Tells whom</w:t>
             </w:r>
           </w:p>
         </w:tc>
@@ -2341,335 +2168,380 @@
                 <w:rFonts w:ascii="Calibri" w:cs="Calibri" w:eastAsia="Calibri" w:hAnsi="Calibri"/>
                 <w:b/>
                 <w:bCs/>
-                <w:sz w:val="22"/>
-                <w:szCs w:val="22"/>
-              </w:rPr>
-              <w:t xml:space="preserve">When</w:t>
+              </w:rPr>
+              <w:t xml:space="preserve">By when</w:t>
             </w:r>
           </w:p>
         </w:tc>
       </w:tr>
       <w:tr>
-        <w:tc>
-          <w:tcPr>
-            <w:tcW w:type="dxa" w:w="3000"/>
-            <w:tcBorders>
-              <w:top w:val="single" w:color="999999" w:sz="4"/>
-              <w:left w:val="single" w:color="999999" w:sz="4"/>
-              <w:bottom w:val="single" w:color="999999" w:sz="4"/>
-              <w:right w:val="single" w:color="999999" w:sz="4"/>
-            </w:tcBorders>
-          </w:tcPr>
-          <w:p>
-            <w:r>
-              <w:rPr>
-                <w:rFonts w:ascii="Calibri" w:cs="Calibri" w:eastAsia="Calibri" w:hAnsi="Calibri"/>
-                <w:sz w:val="22"/>
-                <w:szCs w:val="22"/>
-              </w:rPr>
-              <w:t xml:space="preserve">Make safe and respond</w:t>
-            </w:r>
-          </w:p>
-        </w:tc>
-        <w:tc>
-          <w:tcPr>
-            <w:tcW w:type="dxa" w:w="3000"/>
-            <w:tcBorders>
-              <w:top w:val="single" w:color="999999" w:sz="4"/>
-              <w:left w:val="single" w:color="999999" w:sz="4"/>
-              <w:bottom w:val="single" w:color="999999" w:sz="4"/>
-              <w:right w:val="single" w:color="999999" w:sz="4"/>
-            </w:tcBorders>
-          </w:tcPr>
-          <w:p>
-            <w:r>
-              <w:rPr>
-                <w:rFonts w:ascii="Calibri" w:cs="Calibri" w:eastAsia="Calibri" w:hAnsi="Calibri"/>
-                <w:sz w:val="22"/>
-                <w:szCs w:val="22"/>
-              </w:rPr>
-              <w:t xml:space="preserve">Owner</w:t>
-            </w:r>
-          </w:p>
-        </w:tc>
-        <w:tc>
-          <w:tcPr>
-            <w:tcW w:type="dxa" w:w="3000"/>
-            <w:tcBorders>
-              <w:top w:val="single" w:color="999999" w:sz="4"/>
-              <w:left w:val="single" w:color="999999" w:sz="4"/>
-              <w:bottom w:val="single" w:color="999999" w:sz="4"/>
-              <w:right w:val="single" w:color="999999" w:sz="4"/>
-            </w:tcBorders>
-          </w:tcPr>
-          <w:p>
-            <w:r>
-              <w:rPr>
-                <w:rFonts w:ascii="Calibri" w:cs="Calibri" w:eastAsia="Calibri" w:hAnsi="Calibri"/>
-                <w:sz w:val="22"/>
-                <w:szCs w:val="22"/>
-              </w:rPr>
-              <w:t xml:space="preserve">Straight away</w:t>
+        <w:trPr>
+          <w:cantSplit/>
+        </w:trPr>
+        <w:tc>
+          <w:tcPr>
+            <w:tcW w:type="dxa" w:w="3000"/>
+            <w:tcBorders>
+              <w:top w:val="single" w:color="999999" w:sz="4"/>
+              <w:left w:val="single" w:color="999999" w:sz="4"/>
+              <w:bottom w:val="single" w:color="999999" w:sz="4"/>
+              <w:right w:val="single" w:color="999999" w:sz="4"/>
+            </w:tcBorders>
+          </w:tcPr>
+          <w:p>
+            <w:r>
+              <w:rPr>
+                <w:rFonts w:ascii="Calibri" w:cs="Calibri" w:eastAsia="Calibri" w:hAnsi="Calibri"/>
+              </w:rPr>
+              <w:t xml:space="preserve">The worker on shift</w:t>
+            </w:r>
+          </w:p>
+        </w:tc>
+        <w:tc>
+          <w:tcPr>
+            <w:tcW w:type="dxa" w:w="3000"/>
+            <w:tcBorders>
+              <w:top w:val="single" w:color="999999" w:sz="4"/>
+              <w:left w:val="single" w:color="999999" w:sz="4"/>
+              <w:bottom w:val="single" w:color="999999" w:sz="4"/>
+              <w:right w:val="single" w:color="999999" w:sz="4"/>
+            </w:tcBorders>
+          </w:tcPr>
+          <w:p>
+            <w:r>
+              <w:rPr>
+                <w:rFonts w:ascii="Calibri" w:cs="Calibri" w:eastAsia="Calibri" w:hAnsi="Calibri"/>
+              </w:rPr>
+              <w:t xml:space="preserve">The key person on duty</w:t>
+            </w:r>
+          </w:p>
+        </w:tc>
+        <w:tc>
+          <w:tcPr>
+            <w:tcW w:type="dxa" w:w="3000"/>
+            <w:tcBorders>
+              <w:top w:val="single" w:color="999999" w:sz="4"/>
+              <w:left w:val="single" w:color="999999" w:sz="4"/>
+              <w:bottom w:val="single" w:color="999999" w:sz="4"/>
+              <w:right w:val="single" w:color="999999" w:sz="4"/>
+            </w:tcBorders>
+          </w:tcPr>
+          <w:p>
+            <w:r>
+              <w:rPr>
+                <w:rFonts w:ascii="Calibri" w:cs="Calibri" w:eastAsia="Calibri" w:hAnsi="Calibri"/>
+              </w:rPr>
+              <w:t xml:space="preserve">Straight away, and before the end of the shift in the incident register</w:t>
             </w:r>
           </w:p>
         </w:tc>
       </w:tr>
       <w:tr>
-        <w:tc>
-          <w:tcPr>
-            <w:tcW w:type="dxa" w:w="3000"/>
-            <w:tcBorders>
-              <w:top w:val="single" w:color="999999" w:sz="4"/>
-              <w:left w:val="single" w:color="999999" w:sz="4"/>
-              <w:bottom w:val="single" w:color="999999" w:sz="4"/>
-              <w:right w:val="single" w:color="999999" w:sz="4"/>
-            </w:tcBorders>
-          </w:tcPr>
-          <w:p>
-            <w:r>
-              <w:rPr>
-                <w:rFonts w:ascii="Calibri" w:cs="Calibri" w:eastAsia="Calibri" w:hAnsi="Calibri"/>
-                <w:sz w:val="22"/>
-                <w:szCs w:val="22"/>
-              </w:rPr>
-              <w:t xml:space="preserve">Classify and notify</w:t>
-            </w:r>
-          </w:p>
-        </w:tc>
-        <w:tc>
-          <w:tcPr>
-            <w:tcW w:type="dxa" w:w="3000"/>
-            <w:tcBorders>
-              <w:top w:val="single" w:color="999999" w:sz="4"/>
-              <w:left w:val="single" w:color="999999" w:sz="4"/>
-              <w:bottom w:val="single" w:color="999999" w:sz="4"/>
-              <w:right w:val="single" w:color="999999" w:sz="4"/>
-            </w:tcBorders>
-          </w:tcPr>
-          <w:p>
-            <w:r>
-              <w:rPr>
-                <w:rFonts w:ascii="Calibri" w:cs="Calibri" w:eastAsia="Calibri" w:hAnsi="Calibri"/>
-                <w:sz w:val="22"/>
-                <w:szCs w:val="22"/>
-              </w:rPr>
-              <w:t xml:space="preserve">Owner</w:t>
-            </w:r>
-          </w:p>
-        </w:tc>
-        <w:tc>
-          <w:tcPr>
-            <w:tcW w:type="dxa" w:w="3000"/>
-            <w:tcBorders>
-              <w:top w:val="single" w:color="999999" w:sz="4"/>
-              <w:left w:val="single" w:color="999999" w:sz="4"/>
-              <w:bottom w:val="single" w:color="999999" w:sz="4"/>
-              <w:right w:val="single" w:color="999999" w:sz="4"/>
-            </w:tcBorders>
-          </w:tcPr>
-          <w:p>
-            <w:r>
-              <w:rPr>
-                <w:rFonts w:ascii="Calibri" w:cs="Calibri" w:eastAsia="Calibri" w:hAnsi="Calibri"/>
-                <w:sz w:val="22"/>
-                <w:szCs w:val="22"/>
-              </w:rPr>
-              <w:t xml:space="preserve">As set out in section 7 Reportable incidents</w:t>
+        <w:trPr>
+          <w:cantSplit/>
+        </w:trPr>
+        <w:tc>
+          <w:tcPr>
+            <w:tcW w:type="dxa" w:w="3000"/>
+            <w:tcBorders>
+              <w:top w:val="single" w:color="999999" w:sz="4"/>
+              <w:left w:val="single" w:color="999999" w:sz="4"/>
+              <w:bottom w:val="single" w:color="999999" w:sz="4"/>
+              <w:right w:val="single" w:color="999999" w:sz="4"/>
+            </w:tcBorders>
+          </w:tcPr>
+          <w:p>
+            <w:r>
+              <w:rPr>
+                <w:rFonts w:ascii="Calibri" w:cs="Calibri" w:eastAsia="Calibri" w:hAnsi="Calibri"/>
+              </w:rPr>
+              <w:t xml:space="preserve">The key person on duty</w:t>
+            </w:r>
+          </w:p>
+        </w:tc>
+        <w:tc>
+          <w:tcPr>
+            <w:tcW w:type="dxa" w:w="3000"/>
+            <w:tcBorders>
+              <w:top w:val="single" w:color="999999" w:sz="4"/>
+              <w:left w:val="single" w:color="999999" w:sz="4"/>
+              <w:bottom w:val="single" w:color="999999" w:sz="4"/>
+              <w:right w:val="single" w:color="999999" w:sz="4"/>
+            </w:tcBorders>
+          </w:tcPr>
+          <w:p>
+            <w:r>
+              <w:rPr>
+                <w:rFonts w:ascii="Calibri" w:cs="Calibri" w:eastAsia="Calibri" w:hAnsi="Calibri"/>
+              </w:rPr>
+              <w:t xml:space="preserve">The owner</w:t>
+            </w:r>
+          </w:p>
+        </w:tc>
+        <w:tc>
+          <w:tcPr>
+            <w:tcW w:type="dxa" w:w="3000"/>
+            <w:tcBorders>
+              <w:top w:val="single" w:color="999999" w:sz="4"/>
+              <w:left w:val="single" w:color="999999" w:sz="4"/>
+              <w:bottom w:val="single" w:color="999999" w:sz="4"/>
+              <w:right w:val="single" w:color="999999" w:sz="4"/>
+            </w:tcBorders>
+          </w:tcPr>
+          <w:p>
+            <w:r>
+              <w:rPr>
+                <w:rFonts w:ascii="Calibri" w:cs="Calibri" w:eastAsia="Calibri" w:hAnsi="Calibri"/>
+              </w:rPr>
+              <w:t xml:space="preserve">The same day</w:t>
             </w:r>
           </w:p>
         </w:tc>
       </w:tr>
       <w:tr>
-        <w:tc>
-          <w:tcPr>
-            <w:tcW w:type="dxa" w:w="3000"/>
-            <w:tcBorders>
-              <w:top w:val="single" w:color="999999" w:sz="4"/>
-              <w:left w:val="single" w:color="999999" w:sz="4"/>
-              <w:bottom w:val="single" w:color="999999" w:sz="4"/>
-              <w:right w:val="single" w:color="999999" w:sz="4"/>
-            </w:tcBorders>
-          </w:tcPr>
-          <w:p>
-            <w:r>
-              <w:rPr>
-                <w:rFonts w:ascii="Calibri" w:cs="Calibri" w:eastAsia="Calibri" w:hAnsi="Calibri"/>
-                <w:sz w:val="22"/>
-                <w:szCs w:val="22"/>
-              </w:rPr>
-              <w:t xml:space="preserve">Record in the register</w:t>
-            </w:r>
-          </w:p>
-        </w:tc>
-        <w:tc>
-          <w:tcPr>
-            <w:tcW w:type="dxa" w:w="3000"/>
-            <w:tcBorders>
-              <w:top w:val="single" w:color="999999" w:sz="4"/>
-              <w:left w:val="single" w:color="999999" w:sz="4"/>
-              <w:bottom w:val="single" w:color="999999" w:sz="4"/>
-              <w:right w:val="single" w:color="999999" w:sz="4"/>
-            </w:tcBorders>
-          </w:tcPr>
-          <w:p>
-            <w:r>
-              <w:rPr>
-                <w:rFonts w:ascii="Calibri" w:cs="Calibri" w:eastAsia="Calibri" w:hAnsi="Calibri"/>
-                <w:sz w:val="22"/>
-                <w:szCs w:val="22"/>
-              </w:rPr>
-              <w:t xml:space="preserve">Owner</w:t>
-            </w:r>
-          </w:p>
-        </w:tc>
-        <w:tc>
-          <w:tcPr>
-            <w:tcW w:type="dxa" w:w="3000"/>
-            <w:tcBorders>
-              <w:top w:val="single" w:color="999999" w:sz="4"/>
-              <w:left w:val="single" w:color="999999" w:sz="4"/>
-              <w:bottom w:val="single" w:color="999999" w:sz="4"/>
-              <w:right w:val="single" w:color="999999" w:sz="4"/>
-            </w:tcBorders>
-          </w:tcPr>
-          <w:p>
-            <w:r>
-              <w:rPr>
-                <w:rFonts w:ascii="Calibri" w:cs="Calibri" w:eastAsia="Calibri" w:hAnsi="Calibri"/>
-                <w:sz w:val="22"/>
-                <w:szCs w:val="22"/>
-              </w:rPr>
-              <w:t xml:space="preserve">Same day</w:t>
+        <w:trPr>
+          <w:cantSplit/>
+        </w:trPr>
+        <w:tc>
+          <w:tcPr>
+            <w:tcW w:type="dxa" w:w="3000"/>
+            <w:tcBorders>
+              <w:top w:val="single" w:color="999999" w:sz="4"/>
+              <w:left w:val="single" w:color="999999" w:sz="4"/>
+              <w:bottom w:val="single" w:color="999999" w:sz="4"/>
+              <w:right w:val="single" w:color="999999" w:sz="4"/>
+            </w:tcBorders>
+          </w:tcPr>
+          <w:p>
+            <w:r>
+              <w:rPr>
+                <w:rFonts w:ascii="Calibri" w:cs="Calibri" w:eastAsia="Calibri" w:hAnsi="Calibri"/>
+              </w:rPr>
+              <w:t xml:space="preserve">The owner</w:t>
+            </w:r>
+          </w:p>
+        </w:tc>
+        <w:tc>
+          <w:tcPr>
+            <w:tcW w:type="dxa" w:w="3000"/>
+            <w:tcBorders>
+              <w:top w:val="single" w:color="999999" w:sz="4"/>
+              <w:left w:val="single" w:color="999999" w:sz="4"/>
+              <w:bottom w:val="single" w:color="999999" w:sz="4"/>
+              <w:right w:val="single" w:color="999999" w:sz="4"/>
+            </w:tcBorders>
+          </w:tcPr>
+          <w:p>
+            <w:r>
+              <w:rPr>
+                <w:rFonts w:ascii="Calibri" w:cs="Calibri" w:eastAsia="Calibri" w:hAnsi="Calibri"/>
+              </w:rPr>
+              <w:t xml:space="preserve">The Commission, for death, serious injury, abuse or neglect, unlawful sexual or physical contact, sexual misconduct, or an unauthorised restrictive practice that caused harm</w:t>
+            </w:r>
+          </w:p>
+        </w:tc>
+        <w:tc>
+          <w:tcPr>
+            <w:tcW w:type="dxa" w:w="3000"/>
+            <w:tcBorders>
+              <w:top w:val="single" w:color="999999" w:sz="4"/>
+              <w:left w:val="single" w:color="999999" w:sz="4"/>
+              <w:bottom w:val="single" w:color="999999" w:sz="4"/>
+              <w:right w:val="single" w:color="999999" w:sz="4"/>
+            </w:tcBorders>
+          </w:tcPr>
+          <w:p>
+            <w:r>
+              <w:rPr>
+                <w:rFonts w:ascii="Calibri" w:cs="Calibri" w:eastAsia="Calibri" w:hAnsi="Calibri"/>
+              </w:rPr>
+              <w:t xml:space="preserve">Within 24 hours of becoming aware (Incident Rules s 20), with the full report within 5 business days</w:t>
             </w:r>
           </w:p>
         </w:tc>
       </w:tr>
       <w:tr>
-        <w:tc>
-          <w:tcPr>
-            <w:tcW w:type="dxa" w:w="3000"/>
-            <w:tcBorders>
-              <w:top w:val="single" w:color="999999" w:sz="4"/>
-              <w:left w:val="single" w:color="999999" w:sz="4"/>
-              <w:bottom w:val="single" w:color="999999" w:sz="4"/>
-              <w:right w:val="single" w:color="999999" w:sz="4"/>
-            </w:tcBorders>
-          </w:tcPr>
-          <w:p>
-            <w:r>
-              <w:rPr>
-                <w:rFonts w:ascii="Calibri" w:cs="Calibri" w:eastAsia="Calibri" w:hAnsi="Calibri"/>
-                <w:sz w:val="22"/>
-                <w:szCs w:val="22"/>
-              </w:rPr>
-              <w:t xml:space="preserve">Find the cause and decide actions</w:t>
-            </w:r>
-          </w:p>
-        </w:tc>
-        <w:tc>
-          <w:tcPr>
-            <w:tcW w:type="dxa" w:w="3000"/>
-            <w:tcBorders>
-              <w:top w:val="single" w:color="999999" w:sz="4"/>
-              <w:left w:val="single" w:color="999999" w:sz="4"/>
-              <w:bottom w:val="single" w:color="999999" w:sz="4"/>
-              <w:right w:val="single" w:color="999999" w:sz="4"/>
-            </w:tcBorders>
-          </w:tcPr>
-          <w:p>
-            <w:r>
-              <w:rPr>
-                <w:rFonts w:ascii="Calibri" w:cs="Calibri" w:eastAsia="Calibri" w:hAnsi="Calibri"/>
-                <w:sz w:val="22"/>
-                <w:szCs w:val="22"/>
-              </w:rPr>
-              <w:t xml:space="preserve">Owner</w:t>
-            </w:r>
-          </w:p>
-        </w:tc>
-        <w:tc>
-          <w:tcPr>
-            <w:tcW w:type="dxa" w:w="3000"/>
-            <w:tcBorders>
-              <w:top w:val="single" w:color="999999" w:sz="4"/>
-              <w:left w:val="single" w:color="999999" w:sz="4"/>
-              <w:bottom w:val="single" w:color="999999" w:sz="4"/>
-              <w:right w:val="single" w:color="999999" w:sz="4"/>
-            </w:tcBorders>
-          </w:tcPr>
-          <w:p>
-            <w:r>
-              <w:rPr>
-                <w:rFonts w:ascii="Calibri" w:cs="Calibri" w:eastAsia="Calibri" w:hAnsi="Calibri"/>
-                <w:sz w:val="22"/>
-                <w:szCs w:val="22"/>
-              </w:rPr>
-              <w:t xml:space="preserve">As soon as possible after the incident</w:t>
+        <w:trPr>
+          <w:cantSplit/>
+        </w:trPr>
+        <w:tc>
+          <w:tcPr>
+            <w:tcW w:type="dxa" w:w="3000"/>
+            <w:tcBorders>
+              <w:top w:val="single" w:color="999999" w:sz="4"/>
+              <w:left w:val="single" w:color="999999" w:sz="4"/>
+              <w:bottom w:val="single" w:color="999999" w:sz="4"/>
+              <w:right w:val="single" w:color="999999" w:sz="4"/>
+            </w:tcBorders>
+          </w:tcPr>
+          <w:p>
+            <w:r>
+              <w:rPr>
+                <w:rFonts w:ascii="Calibri" w:cs="Calibri" w:eastAsia="Calibri" w:hAnsi="Calibri"/>
+              </w:rPr>
+              <w:t xml:space="preserve">The owner</w:t>
+            </w:r>
+          </w:p>
+        </w:tc>
+        <w:tc>
+          <w:tcPr>
+            <w:tcW w:type="dxa" w:w="3000"/>
+            <w:tcBorders>
+              <w:top w:val="single" w:color="999999" w:sz="4"/>
+              <w:left w:val="single" w:color="999999" w:sz="4"/>
+              <w:bottom w:val="single" w:color="999999" w:sz="4"/>
+              <w:right w:val="single" w:color="999999" w:sz="4"/>
+            </w:tcBorders>
+          </w:tcPr>
+          <w:p>
+            <w:r>
+              <w:rPr>
+                <w:rFonts w:ascii="Calibri" w:cs="Calibri" w:eastAsia="Calibri" w:hAnsi="Calibri"/>
+              </w:rPr>
+              <w:t xml:space="preserve">The Commission, for an unauthorised restrictive practice that caused no harm</w:t>
+            </w:r>
+          </w:p>
+        </w:tc>
+        <w:tc>
+          <w:tcPr>
+            <w:tcW w:type="dxa" w:w="3000"/>
+            <w:tcBorders>
+              <w:top w:val="single" w:color="999999" w:sz="4"/>
+              <w:left w:val="single" w:color="999999" w:sz="4"/>
+              <w:bottom w:val="single" w:color="999999" w:sz="4"/>
+              <w:right w:val="single" w:color="999999" w:sz="4"/>
+            </w:tcBorders>
+          </w:tcPr>
+          <w:p>
+            <w:r>
+              <w:rPr>
+                <w:rFonts w:ascii="Calibri" w:cs="Calibri" w:eastAsia="Calibri" w:hAnsi="Calibri"/>
+              </w:rPr>
+              <w:t xml:space="preserve">Within 5 business days, in writing (Incident Rules s 21)</w:t>
             </w:r>
           </w:p>
         </w:tc>
       </w:tr>
       <w:tr>
-        <w:tc>
-          <w:tcPr>
-            <w:tcW w:type="dxa" w:w="3000"/>
-            <w:tcBorders>
-              <w:top w:val="single" w:color="999999" w:sz="4"/>
-              <w:left w:val="single" w:color="999999" w:sz="4"/>
-              <w:bottom w:val="single" w:color="999999" w:sz="4"/>
-              <w:right w:val="single" w:color="999999" w:sz="4"/>
-            </w:tcBorders>
-          </w:tcPr>
-          <w:p>
-            <w:r>
-              <w:rPr>
-                <w:rFonts w:ascii="Calibri" w:cs="Calibri" w:eastAsia="Calibri" w:hAnsi="Calibri"/>
-                <w:sz w:val="22"/>
-                <w:szCs w:val="22"/>
-              </w:rPr>
-              <w:t xml:space="preserve">Review the register</w:t>
-            </w:r>
-          </w:p>
-        </w:tc>
-        <w:tc>
-          <w:tcPr>
-            <w:tcW w:type="dxa" w:w="3000"/>
-            <w:tcBorders>
-              <w:top w:val="single" w:color="999999" w:sz="4"/>
-              <w:left w:val="single" w:color="999999" w:sz="4"/>
-              <w:bottom w:val="single" w:color="999999" w:sz="4"/>
-              <w:right w:val="single" w:color="999999" w:sz="4"/>
-            </w:tcBorders>
-          </w:tcPr>
-          <w:p>
-            <w:r>
-              <w:rPr>
-                <w:rFonts w:ascii="Calibri" w:cs="Calibri" w:eastAsia="Calibri" w:hAnsi="Calibri"/>
-                <w:sz w:val="22"/>
-                <w:szCs w:val="22"/>
-              </w:rPr>
-              <w:t xml:space="preserve">Owner</w:t>
-            </w:r>
-          </w:p>
-        </w:tc>
-        <w:tc>
-          <w:tcPr>
-            <w:tcW w:type="dxa" w:w="3000"/>
-            <w:tcBorders>
-              <w:top w:val="single" w:color="999999" w:sz="4"/>
-              <w:left w:val="single" w:color="999999" w:sz="4"/>
-              <w:bottom w:val="single" w:color="999999" w:sz="4"/>
-              <w:right w:val="single" w:color="999999" w:sz="4"/>
-            </w:tcBorders>
-          </w:tcPr>
-          <w:p>
-            <w:r>
-              <w:rPr>
-                <w:rFonts w:ascii="Calibri" w:cs="Calibri" w:eastAsia="Calibri" w:hAnsi="Calibri"/>
-                <w:sz w:val="22"/>
-                <w:szCs w:val="22"/>
-              </w:rPr>
-              <w:t xml:space="preserve">Every 3 months</w:t>
+        <w:trPr>
+          <w:cantSplit/>
+        </w:trPr>
+        <w:tc>
+          <w:tcPr>
+            <w:tcW w:type="dxa" w:w="3000"/>
+            <w:tcBorders>
+              <w:top w:val="single" w:color="999999" w:sz="4"/>
+              <w:left w:val="single" w:color="999999" w:sz="4"/>
+              <w:bottom w:val="single" w:color="999999" w:sz="4"/>
+              <w:right w:val="single" w:color="999999" w:sz="4"/>
+            </w:tcBorders>
+          </w:tcPr>
+          <w:p>
+            <w:r>
+              <w:rPr>
+                <w:rFonts w:ascii="Calibri" w:cs="Calibri" w:eastAsia="Calibri" w:hAnsi="Calibri"/>
+              </w:rPr>
+              <w:t xml:space="preserve">The owner</w:t>
+            </w:r>
+          </w:p>
+        </w:tc>
+        <w:tc>
+          <w:tcPr>
+            <w:tcW w:type="dxa" w:w="3000"/>
+            <w:tcBorders>
+              <w:top w:val="single" w:color="999999" w:sz="4"/>
+              <w:left w:val="single" w:color="999999" w:sz="4"/>
+              <w:bottom w:val="single" w:color="999999" w:sz="4"/>
+              <w:right w:val="single" w:color="999999" w:sz="4"/>
+            </w:tcBorders>
+          </w:tcPr>
+          <w:p>
+            <w:r>
+              <w:rPr>
+                <w:rFonts w:ascii="Calibri" w:cs="Calibri" w:eastAsia="Calibri" w:hAnsi="Calibri"/>
+              </w:rPr>
+              <w:t xml:space="preserve">The participant and the people they choose</w:t>
+            </w:r>
+          </w:p>
+        </w:tc>
+        <w:tc>
+          <w:tcPr>
+            <w:tcW w:type="dxa" w:w="3000"/>
+            <w:tcBorders>
+              <w:top w:val="single" w:color="999999" w:sz="4"/>
+              <w:left w:val="single" w:color="999999" w:sz="4"/>
+              <w:bottom w:val="single" w:color="999999" w:sz="4"/>
+              <w:right w:val="single" w:color="999999" w:sz="4"/>
+            </w:tcBorders>
+          </w:tcPr>
+          <w:p>
+            <w:r>
+              <w:rPr>
+                <w:rFonts w:ascii="Calibri" w:cs="Calibri" w:eastAsia="Calibri" w:hAnsi="Calibri"/>
+              </w:rPr>
+              <w:t xml:space="preserve">The same day, with the open-disclosure words in this procedure</w:t>
+            </w:r>
+          </w:p>
+        </w:tc>
+      </w:tr>
+      <w:tr>
+        <w:trPr>
+          <w:cantSplit/>
+        </w:trPr>
+        <w:tc>
+          <w:tcPr>
+            <w:tcW w:type="dxa" w:w="3000"/>
+            <w:tcBorders>
+              <w:top w:val="single" w:color="999999" w:sz="4"/>
+              <w:left w:val="single" w:color="999999" w:sz="4"/>
+              <w:bottom w:val="single" w:color="999999" w:sz="4"/>
+              <w:right w:val="single" w:color="999999" w:sz="4"/>
+            </w:tcBorders>
+          </w:tcPr>
+          <w:p>
+            <w:r>
+              <w:rPr>
+                <w:rFonts w:ascii="Calibri" w:cs="Calibri" w:eastAsia="Calibri" w:hAnsi="Calibri"/>
+              </w:rPr>
+              <w:t xml:space="preserve">The owner</w:t>
+            </w:r>
+          </w:p>
+        </w:tc>
+        <w:tc>
+          <w:tcPr>
+            <w:tcW w:type="dxa" w:w="3000"/>
+            <w:tcBorders>
+              <w:top w:val="single" w:color="999999" w:sz="4"/>
+              <w:left w:val="single" w:color="999999" w:sz="4"/>
+              <w:bottom w:val="single" w:color="999999" w:sz="4"/>
+              <w:right w:val="single" w:color="999999" w:sz="4"/>
+            </w:tcBorders>
+          </w:tcPr>
+          <w:p>
+            <w:r>
+              <w:rPr>
+                <w:rFonts w:ascii="Calibri" w:cs="Calibri" w:eastAsia="Calibri" w:hAnsi="Calibri"/>
+              </w:rPr>
+              <w:t xml:space="preserve">The improvement register</w:t>
+            </w:r>
+          </w:p>
+        </w:tc>
+        <w:tc>
+          <w:tcPr>
+            <w:tcW w:type="dxa" w:w="3000"/>
+            <w:tcBorders>
+              <w:top w:val="single" w:color="999999" w:sz="4"/>
+              <w:left w:val="single" w:color="999999" w:sz="4"/>
+              <w:bottom w:val="single" w:color="999999" w:sz="4"/>
+              <w:right w:val="single" w:color="999999" w:sz="4"/>
+            </w:tcBorders>
+          </w:tcPr>
+          <w:p>
+            <w:r>
+              <w:rPr>
+                <w:rFonts w:ascii="Calibri" w:cs="Calibri" w:eastAsia="Calibri" w:hAnsi="Calibri"/>
+              </w:rPr>
+              <w:t xml:space="preserve">Within 5 business days of closing the incident</w:t>
             </w:r>
           </w:p>
         </w:tc>
@@ -2677,13 +2549,638 @@
     </w:tbl>
     <w:p>
       <w:pPr>
-        <w:spacing w:after="120"/>
-      </w:pPr>
-      <w:r>
-        <w:rPr>
-          <w:rFonts w:ascii="Calibri" w:cs="Calibri" w:eastAsia="Calibri" w:hAnsi="Calibri"/>
-          <w:sz w:val="22"/>
-          <w:szCs w:val="22"/>
+        <w:spacing w:after="120" w:line="276"/>
+      </w:pPr>
+      <w:r>
+        <w:rPr>
+          <w:rFonts w:ascii="Calibri" w:cs="Calibri" w:eastAsia="Calibri" w:hAnsi="Calibri"/>
+        </w:rPr>
+        <w:t xml:space="preserve"/>
+      </w:r>
+    </w:p>
+    <w:p>
+      <w:pPr>
+        <w:pStyle w:val="Heading1"/>
+        <w:spacing w:after="120" w:before="240"/>
+      </w:pPr>
+      <w:r>
+        <w:rPr>
+          <w:rFonts w:ascii="Calibri" w:cs="Calibri" w:eastAsia="Calibri" w:hAnsi="Calibri"/>
+          <w:b/>
+          <w:bCs/>
+        </w:rPr>
+        <w:t xml:space="preserve">8 Incident procedure</w:t>
+      </w:r>
+    </w:p>
+    <w:p>
+      <w:pPr>
+        <w:spacing w:after="80"/>
+      </w:pPr>
+      <w:r>
+        <w:rPr>
+          <w:rFonts w:ascii="Calibri" w:cs="Calibri" w:eastAsia="Calibri" w:hAnsi="Calibri"/>
+          <w:i/>
+          <w:iCs/>
+          <w:color w:val="555555"/>
+          <w:sz w:val="20"/>
+          <w:szCs w:val="20"/>
+        </w:rPr>
+        <w:t xml:space="preserve">Drafted from your answers.</w:t>
+      </w:r>
+    </w:p>
+    <w:p>
+      <w:pPr>
+        <w:spacing w:after="120" w:line="276"/>
+      </w:pPr>
+      <w:r>
+        <w:rPr>
+          <w:rFonts w:ascii="Calibri" w:cs="Calibri" w:eastAsia="Calibri" w:hAnsi="Calibri"/>
+        </w:rPr>
+        <w:t xml:space="preserve">Sunrise Supports is run by one person, so the owner carries out every step below. When an incident happens, we follow these steps in order.</w:t>
+      </w:r>
+    </w:p>
+    <w:p>
+      <w:pPr>
+        <w:pStyle w:val="ListParagraph"/>
+        <w:numPr>
+          <w:ilvl w:val="0"/>
+          <w:numId w:val="4"/>
+        </w:numPr>
+        <w:spacing w:after="60" w:line="276"/>
+      </w:pPr>
+      <w:r>
+        <w:rPr>
+          <w:rFonts w:ascii="Calibri" w:cs="Calibri" w:eastAsia="Calibri" w:hAnsi="Calibri"/>
+        </w:rPr>
+        <w:t xml:space="preserve">Make sure everyone is safe. Stop the household task if there is any risk. Call 000 first if anyone is in danger or needs urgent medical help.</w:t>
+      </w:r>
+    </w:p>
+    <w:p>
+      <w:pPr>
+        <w:pStyle w:val="ListParagraph"/>
+        <w:numPr>
+          <w:ilvl w:val="0"/>
+          <w:numId w:val="4"/>
+        </w:numPr>
+        <w:spacing w:after="60" w:line="276"/>
+      </w:pPr>
+      <w:r>
+        <w:rPr>
+          <w:rFonts w:ascii="Calibri" w:cs="Calibri" w:eastAsia="Calibri" w:hAnsi="Calibri"/>
+        </w:rPr>
+        <w:t xml:space="preserve">Look after the participant. Stay with them, check how they are and ask what they need. Tell their family, guardian or nominee if the participant wants us to, or if they need to know.</w:t>
+      </w:r>
+    </w:p>
+    <w:p>
+      <w:pPr>
+        <w:pStyle w:val="ListParagraph"/>
+        <w:numPr>
+          <w:ilvl w:val="0"/>
+          <w:numId w:val="4"/>
+        </w:numPr>
+        <w:spacing w:after="60" w:line="276"/>
+      </w:pPr>
+      <w:r>
+        <w:rPr>
+          <w:rFonts w:ascii="Calibri" w:cs="Calibri" w:eastAsia="Calibri" w:hAnsi="Calibri"/>
+        </w:rPr>
+        <w:t xml:space="preserve">Make the area safe so the same thing cannot happen again straight away. Do not move or throw away anything that may be needed as evidence.</w:t>
+      </w:r>
+    </w:p>
+    <w:p>
+      <w:pPr>
+        <w:pStyle w:val="ListParagraph"/>
+        <w:numPr>
+          <w:ilvl w:val="0"/>
+          <w:numId w:val="4"/>
+        </w:numPr>
+        <w:spacing w:after="60" w:line="276"/>
+      </w:pPr>
+      <w:r>
+        <w:rPr>
+          <w:rFonts w:ascii="Calibri" w:cs="Calibri" w:eastAsia="Calibri" w:hAnsi="Calibri"/>
+        </w:rPr>
+        <w:t xml:space="preserve">Decide what kind of incident it is. Check section 3 Definitions and section 7 Reportable incidents to work out whether it is a reportable incident. Section 7 Reportable incidents holds the timeframes and what to report. Do not rely on memory.</w:t>
+      </w:r>
+    </w:p>
+    <w:p>
+      <w:pPr>
+        <w:pStyle w:val="ListParagraph"/>
+        <w:numPr>
+          <w:ilvl w:val="0"/>
+          <w:numId w:val="4"/>
+        </w:numPr>
+        <w:spacing w:after="60" w:line="276"/>
+      </w:pPr>
+      <w:r>
+        <w:rPr>
+          <w:rFonts w:ascii="Calibri" w:cs="Calibri" w:eastAsia="Calibri" w:hAnsi="Calibri"/>
+        </w:rPr>
+        <w:t xml:space="preserve">If it is a reportable incident, notify the Commission as set out in section 7 Reportable incidents. If we are not sure, we treat it as reportable and check with the Commission.</w:t>
+      </w:r>
+    </w:p>
+    <w:p>
+      <w:pPr>
+        <w:pStyle w:val="ListParagraph"/>
+        <w:numPr>
+          <w:ilvl w:val="0"/>
+          <w:numId w:val="4"/>
+        </w:numPr>
+        <w:spacing w:after="60" w:line="276"/>
+      </w:pPr>
+      <w:r>
+        <w:rPr>
+          <w:rFonts w:ascii="Calibri" w:cs="Calibri" w:eastAsia="Calibri" w:hAnsi="Calibri"/>
+        </w:rPr>
+        <w:t xml:space="preserve">Write the incident in the incident register on the same day. Record the date, time, place, who was involved, what happened, what we did and who we told. See section 9 Incident register.</w:t>
+      </w:r>
+    </w:p>
+    <w:p>
+      <w:pPr>
+        <w:pStyle w:val="ListParagraph"/>
+        <w:numPr>
+          <w:ilvl w:val="0"/>
+          <w:numId w:val="4"/>
+        </w:numPr>
+        <w:spacing w:after="60" w:line="276"/>
+      </w:pPr>
+      <w:r>
+        <w:rPr>
+          <w:rFonts w:ascii="Calibri" w:cs="Calibri" w:eastAsia="Calibri" w:hAnsi="Calibri"/>
+        </w:rPr>
+        <w:t xml:space="preserve">Find out why it happened. Review what happened, what led up to it and what could have been done differently. Record what we found in the register.</w:t>
+      </w:r>
+    </w:p>
+    <w:p>
+      <w:pPr>
+        <w:pStyle w:val="ListParagraph"/>
+        <w:numPr>
+          <w:ilvl w:val="0"/>
+          <w:numId w:val="4"/>
+        </w:numPr>
+        <w:spacing w:after="60" w:line="276"/>
+      </w:pPr>
+      <w:r>
+        <w:rPr>
+          <w:rFonts w:ascii="Calibri" w:cs="Calibri" w:eastAsia="Calibri" w:hAnsi="Calibri"/>
+        </w:rPr>
+        <w:t xml:space="preserve">Decide what we will change. Examples are changing how we do a task, updating a risk assessment or talking with the participant about their preferences. Write down what we will do and by when.</w:t>
+      </w:r>
+    </w:p>
+    <w:p>
+      <w:pPr>
+        <w:pStyle w:val="ListParagraph"/>
+        <w:numPr>
+          <w:ilvl w:val="0"/>
+          <w:numId w:val="4"/>
+        </w:numPr>
+        <w:spacing w:after="60" w:line="276"/>
+      </w:pPr>
+      <w:r>
+        <w:rPr>
+          <w:rFonts w:ascii="Calibri" w:cs="Calibri" w:eastAsia="Calibri" w:hAnsi="Calibri"/>
+        </w:rPr>
+        <w:t xml:space="preserve">Tell the participant what we found and what we are changing, in a way they can understand. Tell them they can complain or ask for support at any time.</w:t>
+      </w:r>
+    </w:p>
+    <w:p>
+      <w:pPr>
+        <w:pStyle w:val="ListParagraph"/>
+        <w:numPr>
+          <w:ilvl w:val="0"/>
+          <w:numId w:val="4"/>
+        </w:numPr>
+        <w:spacing w:after="60" w:line="276"/>
+      </w:pPr>
+      <w:r>
+        <w:rPr>
+          <w:rFonts w:ascii="Calibri" w:cs="Calibri" w:eastAsia="Calibri" w:hAnsi="Calibri"/>
+        </w:rPr>
+        <w:t xml:space="preserve">Make the changes and check they work. Close the entry in the register only when the actions are done.</w:t>
+      </w:r>
+    </w:p>
+    <w:p>
+      <w:pPr>
+        <w:pStyle w:val="ListParagraph"/>
+        <w:numPr>
+          <w:ilvl w:val="0"/>
+          <w:numId w:val="4"/>
+        </w:numPr>
+        <w:spacing w:after="60" w:line="276"/>
+      </w:pPr>
+      <w:r>
+        <w:rPr>
+          <w:rFonts w:ascii="Calibri" w:cs="Calibri" w:eastAsia="Calibri" w:hAnsi="Calibri"/>
+        </w:rPr>
+        <w:t xml:space="preserve">Keep all records as listed in section 10 Records and evidence to retain. Review the register every 3 months to look for patterns and learning.</w:t>
+      </w:r>
+    </w:p>
+    <w:tbl>
+      <w:tblPr>
+        <w:tblW w:type="dxa" w:w="9000"/>
+        <w:tblBorders>
+          <w:top w:val="single" w:color="auto" w:sz="4"/>
+          <w:left w:val="single" w:color="auto" w:sz="4"/>
+          <w:bottom w:val="single" w:color="auto" w:sz="4"/>
+          <w:right w:val="single" w:color="auto" w:sz="4"/>
+          <w:insideH w:val="single" w:color="auto" w:sz="4"/>
+          <w:insideV w:val="single" w:color="auto" w:sz="4"/>
+        </w:tblBorders>
+      </w:tblPr>
+      <w:tblGrid>
+        <w:gridCol w:w="3000"/>
+        <w:gridCol w:w="3000"/>
+        <w:gridCol w:w="3000"/>
+      </w:tblGrid>
+      <w:tr>
+        <w:trPr>
+          <w:tblHeader/>
+        </w:trPr>
+        <w:tc>
+          <w:tcPr>
+            <w:tcW w:type="dxa" w:w="3000"/>
+            <w:tcBorders>
+              <w:top w:val="single" w:color="999999" w:sz="4"/>
+              <w:left w:val="single" w:color="999999" w:sz="4"/>
+              <w:bottom w:val="single" w:color="999999" w:sz="4"/>
+              <w:right w:val="single" w:color="999999" w:sz="4"/>
+            </w:tcBorders>
+            <w:shd w:fill="EEEEEE" w:val="clear"/>
+          </w:tcPr>
+          <w:p>
+            <w:r>
+              <w:rPr>
+                <w:rFonts w:ascii="Calibri" w:cs="Calibri" w:eastAsia="Calibri" w:hAnsi="Calibri"/>
+                <w:b/>
+                <w:bCs/>
+              </w:rPr>
+              <w:t xml:space="preserve">Step</w:t>
+            </w:r>
+          </w:p>
+        </w:tc>
+        <w:tc>
+          <w:tcPr>
+            <w:tcW w:type="dxa" w:w="3000"/>
+            <w:tcBorders>
+              <w:top w:val="single" w:color="999999" w:sz="4"/>
+              <w:left w:val="single" w:color="999999" w:sz="4"/>
+              <w:bottom w:val="single" w:color="999999" w:sz="4"/>
+              <w:right w:val="single" w:color="999999" w:sz="4"/>
+            </w:tcBorders>
+            <w:shd w:fill="EEEEEE" w:val="clear"/>
+          </w:tcPr>
+          <w:p>
+            <w:r>
+              <w:rPr>
+                <w:rFonts w:ascii="Calibri" w:cs="Calibri" w:eastAsia="Calibri" w:hAnsi="Calibri"/>
+                <w:b/>
+                <w:bCs/>
+              </w:rPr>
+              <w:t xml:space="preserve">Who does it</w:t>
+            </w:r>
+          </w:p>
+        </w:tc>
+        <w:tc>
+          <w:tcPr>
+            <w:tcW w:type="dxa" w:w="3000"/>
+            <w:tcBorders>
+              <w:top w:val="single" w:color="999999" w:sz="4"/>
+              <w:left w:val="single" w:color="999999" w:sz="4"/>
+              <w:bottom w:val="single" w:color="999999" w:sz="4"/>
+              <w:right w:val="single" w:color="999999" w:sz="4"/>
+            </w:tcBorders>
+            <w:shd w:fill="EEEEEE" w:val="clear"/>
+          </w:tcPr>
+          <w:p>
+            <w:r>
+              <w:rPr>
+                <w:rFonts w:ascii="Calibri" w:cs="Calibri" w:eastAsia="Calibri" w:hAnsi="Calibri"/>
+                <w:b/>
+                <w:bCs/>
+              </w:rPr>
+              <w:t xml:space="preserve">When</w:t>
+            </w:r>
+          </w:p>
+        </w:tc>
+      </w:tr>
+      <w:tr>
+        <w:trPr>
+          <w:cantSplit/>
+        </w:trPr>
+        <w:tc>
+          <w:tcPr>
+            <w:tcW w:type="dxa" w:w="3000"/>
+            <w:tcBorders>
+              <w:top w:val="single" w:color="999999" w:sz="4"/>
+              <w:left w:val="single" w:color="999999" w:sz="4"/>
+              <w:bottom w:val="single" w:color="999999" w:sz="4"/>
+              <w:right w:val="single" w:color="999999" w:sz="4"/>
+            </w:tcBorders>
+          </w:tcPr>
+          <w:p>
+            <w:r>
+              <w:rPr>
+                <w:rFonts w:ascii="Calibri" w:cs="Calibri" w:eastAsia="Calibri" w:hAnsi="Calibri"/>
+              </w:rPr>
+              <w:t xml:space="preserve">Make safe and respond</w:t>
+            </w:r>
+          </w:p>
+        </w:tc>
+        <w:tc>
+          <w:tcPr>
+            <w:tcW w:type="dxa" w:w="3000"/>
+            <w:tcBorders>
+              <w:top w:val="single" w:color="999999" w:sz="4"/>
+              <w:left w:val="single" w:color="999999" w:sz="4"/>
+              <w:bottom w:val="single" w:color="999999" w:sz="4"/>
+              <w:right w:val="single" w:color="999999" w:sz="4"/>
+            </w:tcBorders>
+          </w:tcPr>
+          <w:p>
+            <w:r>
+              <w:rPr>
+                <w:rFonts w:ascii="Calibri" w:cs="Calibri" w:eastAsia="Calibri" w:hAnsi="Calibri"/>
+              </w:rPr>
+              <w:t xml:space="preserve">Owner</w:t>
+            </w:r>
+          </w:p>
+        </w:tc>
+        <w:tc>
+          <w:tcPr>
+            <w:tcW w:type="dxa" w:w="3000"/>
+            <w:tcBorders>
+              <w:top w:val="single" w:color="999999" w:sz="4"/>
+              <w:left w:val="single" w:color="999999" w:sz="4"/>
+              <w:bottom w:val="single" w:color="999999" w:sz="4"/>
+              <w:right w:val="single" w:color="999999" w:sz="4"/>
+            </w:tcBorders>
+          </w:tcPr>
+          <w:p>
+            <w:r>
+              <w:rPr>
+                <w:rFonts w:ascii="Calibri" w:cs="Calibri" w:eastAsia="Calibri" w:hAnsi="Calibri"/>
+              </w:rPr>
+              <w:t xml:space="preserve">Straight away</w:t>
+            </w:r>
+          </w:p>
+        </w:tc>
+      </w:tr>
+      <w:tr>
+        <w:trPr>
+          <w:cantSplit/>
+        </w:trPr>
+        <w:tc>
+          <w:tcPr>
+            <w:tcW w:type="dxa" w:w="3000"/>
+            <w:tcBorders>
+              <w:top w:val="single" w:color="999999" w:sz="4"/>
+              <w:left w:val="single" w:color="999999" w:sz="4"/>
+              <w:bottom w:val="single" w:color="999999" w:sz="4"/>
+              <w:right w:val="single" w:color="999999" w:sz="4"/>
+            </w:tcBorders>
+          </w:tcPr>
+          <w:p>
+            <w:r>
+              <w:rPr>
+                <w:rFonts w:ascii="Calibri" w:cs="Calibri" w:eastAsia="Calibri" w:hAnsi="Calibri"/>
+              </w:rPr>
+              <w:t xml:space="preserve">Classify and notify</w:t>
+            </w:r>
+          </w:p>
+        </w:tc>
+        <w:tc>
+          <w:tcPr>
+            <w:tcW w:type="dxa" w:w="3000"/>
+            <w:tcBorders>
+              <w:top w:val="single" w:color="999999" w:sz="4"/>
+              <w:left w:val="single" w:color="999999" w:sz="4"/>
+              <w:bottom w:val="single" w:color="999999" w:sz="4"/>
+              <w:right w:val="single" w:color="999999" w:sz="4"/>
+            </w:tcBorders>
+          </w:tcPr>
+          <w:p>
+            <w:r>
+              <w:rPr>
+                <w:rFonts w:ascii="Calibri" w:cs="Calibri" w:eastAsia="Calibri" w:hAnsi="Calibri"/>
+              </w:rPr>
+              <w:t xml:space="preserve">Owner</w:t>
+            </w:r>
+          </w:p>
+        </w:tc>
+        <w:tc>
+          <w:tcPr>
+            <w:tcW w:type="dxa" w:w="3000"/>
+            <w:tcBorders>
+              <w:top w:val="single" w:color="999999" w:sz="4"/>
+              <w:left w:val="single" w:color="999999" w:sz="4"/>
+              <w:bottom w:val="single" w:color="999999" w:sz="4"/>
+              <w:right w:val="single" w:color="999999" w:sz="4"/>
+            </w:tcBorders>
+          </w:tcPr>
+          <w:p>
+            <w:r>
+              <w:rPr>
+                <w:rFonts w:ascii="Calibri" w:cs="Calibri" w:eastAsia="Calibri" w:hAnsi="Calibri"/>
+              </w:rPr>
+              <w:t xml:space="preserve">As set out in section 7 Reportable incidents</w:t>
+            </w:r>
+          </w:p>
+        </w:tc>
+      </w:tr>
+      <w:tr>
+        <w:trPr>
+          <w:cantSplit/>
+        </w:trPr>
+        <w:tc>
+          <w:tcPr>
+            <w:tcW w:type="dxa" w:w="3000"/>
+            <w:tcBorders>
+              <w:top w:val="single" w:color="999999" w:sz="4"/>
+              <w:left w:val="single" w:color="999999" w:sz="4"/>
+              <w:bottom w:val="single" w:color="999999" w:sz="4"/>
+              <w:right w:val="single" w:color="999999" w:sz="4"/>
+            </w:tcBorders>
+          </w:tcPr>
+          <w:p>
+            <w:r>
+              <w:rPr>
+                <w:rFonts w:ascii="Calibri" w:cs="Calibri" w:eastAsia="Calibri" w:hAnsi="Calibri"/>
+              </w:rPr>
+              <w:t xml:space="preserve">Record in the register</w:t>
+            </w:r>
+          </w:p>
+        </w:tc>
+        <w:tc>
+          <w:tcPr>
+            <w:tcW w:type="dxa" w:w="3000"/>
+            <w:tcBorders>
+              <w:top w:val="single" w:color="999999" w:sz="4"/>
+              <w:left w:val="single" w:color="999999" w:sz="4"/>
+              <w:bottom w:val="single" w:color="999999" w:sz="4"/>
+              <w:right w:val="single" w:color="999999" w:sz="4"/>
+            </w:tcBorders>
+          </w:tcPr>
+          <w:p>
+            <w:r>
+              <w:rPr>
+                <w:rFonts w:ascii="Calibri" w:cs="Calibri" w:eastAsia="Calibri" w:hAnsi="Calibri"/>
+              </w:rPr>
+              <w:t xml:space="preserve">Owner</w:t>
+            </w:r>
+          </w:p>
+        </w:tc>
+        <w:tc>
+          <w:tcPr>
+            <w:tcW w:type="dxa" w:w="3000"/>
+            <w:tcBorders>
+              <w:top w:val="single" w:color="999999" w:sz="4"/>
+              <w:left w:val="single" w:color="999999" w:sz="4"/>
+              <w:bottom w:val="single" w:color="999999" w:sz="4"/>
+              <w:right w:val="single" w:color="999999" w:sz="4"/>
+            </w:tcBorders>
+          </w:tcPr>
+          <w:p>
+            <w:r>
+              <w:rPr>
+                <w:rFonts w:ascii="Calibri" w:cs="Calibri" w:eastAsia="Calibri" w:hAnsi="Calibri"/>
+              </w:rPr>
+              <w:t xml:space="preserve">Same day</w:t>
+            </w:r>
+          </w:p>
+        </w:tc>
+      </w:tr>
+      <w:tr>
+        <w:trPr>
+          <w:cantSplit/>
+        </w:trPr>
+        <w:tc>
+          <w:tcPr>
+            <w:tcW w:type="dxa" w:w="3000"/>
+            <w:tcBorders>
+              <w:top w:val="single" w:color="999999" w:sz="4"/>
+              <w:left w:val="single" w:color="999999" w:sz="4"/>
+              <w:bottom w:val="single" w:color="999999" w:sz="4"/>
+              <w:right w:val="single" w:color="999999" w:sz="4"/>
+            </w:tcBorders>
+          </w:tcPr>
+          <w:p>
+            <w:r>
+              <w:rPr>
+                <w:rFonts w:ascii="Calibri" w:cs="Calibri" w:eastAsia="Calibri" w:hAnsi="Calibri"/>
+              </w:rPr>
+              <w:t xml:space="preserve">Find the cause and decide actions</w:t>
+            </w:r>
+          </w:p>
+        </w:tc>
+        <w:tc>
+          <w:tcPr>
+            <w:tcW w:type="dxa" w:w="3000"/>
+            <w:tcBorders>
+              <w:top w:val="single" w:color="999999" w:sz="4"/>
+              <w:left w:val="single" w:color="999999" w:sz="4"/>
+              <w:bottom w:val="single" w:color="999999" w:sz="4"/>
+              <w:right w:val="single" w:color="999999" w:sz="4"/>
+            </w:tcBorders>
+          </w:tcPr>
+          <w:p>
+            <w:r>
+              <w:rPr>
+                <w:rFonts w:ascii="Calibri" w:cs="Calibri" w:eastAsia="Calibri" w:hAnsi="Calibri"/>
+              </w:rPr>
+              <w:t xml:space="preserve">Owner</w:t>
+            </w:r>
+          </w:p>
+        </w:tc>
+        <w:tc>
+          <w:tcPr>
+            <w:tcW w:type="dxa" w:w="3000"/>
+            <w:tcBorders>
+              <w:top w:val="single" w:color="999999" w:sz="4"/>
+              <w:left w:val="single" w:color="999999" w:sz="4"/>
+              <w:bottom w:val="single" w:color="999999" w:sz="4"/>
+              <w:right w:val="single" w:color="999999" w:sz="4"/>
+            </w:tcBorders>
+          </w:tcPr>
+          <w:p>
+            <w:r>
+              <w:rPr>
+                <w:rFonts w:ascii="Calibri" w:cs="Calibri" w:eastAsia="Calibri" w:hAnsi="Calibri"/>
+              </w:rPr>
+              <w:t xml:space="preserve">As soon as possible after the incident</w:t>
+            </w:r>
+          </w:p>
+        </w:tc>
+      </w:tr>
+      <w:tr>
+        <w:trPr>
+          <w:cantSplit/>
+        </w:trPr>
+        <w:tc>
+          <w:tcPr>
+            <w:tcW w:type="dxa" w:w="3000"/>
+            <w:tcBorders>
+              <w:top w:val="single" w:color="999999" w:sz="4"/>
+              <w:left w:val="single" w:color="999999" w:sz="4"/>
+              <w:bottom w:val="single" w:color="999999" w:sz="4"/>
+              <w:right w:val="single" w:color="999999" w:sz="4"/>
+            </w:tcBorders>
+          </w:tcPr>
+          <w:p>
+            <w:r>
+              <w:rPr>
+                <w:rFonts w:ascii="Calibri" w:cs="Calibri" w:eastAsia="Calibri" w:hAnsi="Calibri"/>
+              </w:rPr>
+              <w:t xml:space="preserve">Review the register</w:t>
+            </w:r>
+          </w:p>
+        </w:tc>
+        <w:tc>
+          <w:tcPr>
+            <w:tcW w:type="dxa" w:w="3000"/>
+            <w:tcBorders>
+              <w:top w:val="single" w:color="999999" w:sz="4"/>
+              <w:left w:val="single" w:color="999999" w:sz="4"/>
+              <w:bottom w:val="single" w:color="999999" w:sz="4"/>
+              <w:right w:val="single" w:color="999999" w:sz="4"/>
+            </w:tcBorders>
+          </w:tcPr>
+          <w:p>
+            <w:r>
+              <w:rPr>
+                <w:rFonts w:ascii="Calibri" w:cs="Calibri" w:eastAsia="Calibri" w:hAnsi="Calibri"/>
+              </w:rPr>
+              <w:t xml:space="preserve">Owner</w:t>
+            </w:r>
+          </w:p>
+        </w:tc>
+        <w:tc>
+          <w:tcPr>
+            <w:tcW w:type="dxa" w:w="3000"/>
+            <w:tcBorders>
+              <w:top w:val="single" w:color="999999" w:sz="4"/>
+              <w:left w:val="single" w:color="999999" w:sz="4"/>
+              <w:bottom w:val="single" w:color="999999" w:sz="4"/>
+              <w:right w:val="single" w:color="999999" w:sz="4"/>
+            </w:tcBorders>
+          </w:tcPr>
+          <w:p>
+            <w:r>
+              <w:rPr>
+                <w:rFonts w:ascii="Calibri" w:cs="Calibri" w:eastAsia="Calibri" w:hAnsi="Calibri"/>
+              </w:rPr>
+              <w:t xml:space="preserve">Every 3 months</w:t>
+            </w:r>
+          </w:p>
+        </w:tc>
+      </w:tr>
+    </w:tbl>
+    <w:p>
+      <w:pPr>
+        <w:spacing w:after="120" w:line="276"/>
+      </w:pPr>
+      <w:r>
+        <w:rPr>
+          <w:rFonts w:ascii="Calibri" w:cs="Calibri" w:eastAsia="Calibri" w:hAnsi="Calibri"/>
         </w:rPr>
         <w:t xml:space="preserve"/>
       </w:r>
@@ -2721,8 +3218,6 @@
                 <w:rFonts w:ascii="Calibri" w:cs="Calibri" w:eastAsia="Calibri" w:hAnsi="Calibri"/>
                 <w:i/>
                 <w:iCs/>
-                <w:sz w:val="22"/>
-                <w:szCs w:val="22"/>
               </w:rPr>
               <w:t xml:space="preserve">[Provider to complete: name and phone number of a trusted person who can help if the owner is unwell or unable to act after an incident.]</w:t>
             </w:r>
@@ -2732,13 +3227,11 @@
     </w:tbl>
     <w:p>
       <w:pPr>
-        <w:spacing w:after="120"/>
-      </w:pPr>
-      <w:r>
-        <w:rPr>
-          <w:rFonts w:ascii="Calibri" w:cs="Calibri" w:eastAsia="Calibri" w:hAnsi="Calibri"/>
-          <w:sz w:val="22"/>
-          <w:szCs w:val="22"/>
+        <w:spacing w:after="120" w:line="276"/>
+      </w:pPr>
+      <w:r>
+        <w:rPr>
+          <w:rFonts w:ascii="Calibri" w:cs="Calibri" w:eastAsia="Calibri" w:hAnsi="Calibri"/>
         </w:rPr>
         <w:t xml:space="preserve"/>
       </w:r>
@@ -2754,18 +3247,333 @@
           <w:b/>
           <w:bCs/>
         </w:rPr>
+        <w:t xml:space="preserve">How to contact the Commission</w:t>
+      </w:r>
+    </w:p>
+    <w:p>
+      <w:pPr>
+        <w:spacing w:after="120" w:line="276"/>
+      </w:pPr>
+      <w:r>
+        <w:rPr>
+          <w:rFonts w:ascii="Calibri" w:cs="Calibri" w:eastAsia="Calibri" w:hAnsi="Calibri"/>
+        </w:rPr>
+        <w:t xml:space="preserve">Anyone can contact the NDIS Quality and Safeguards Commission directly, at any time, without telling us first.</w:t>
+      </w:r>
+    </w:p>
+    <w:tbl>
+      <w:tblPr>
+        <w:tblW w:type="dxa" w:w="9000"/>
+        <w:tblBorders>
+          <w:top w:val="single" w:color="auto" w:sz="4"/>
+          <w:left w:val="single" w:color="auto" w:sz="4"/>
+          <w:bottom w:val="single" w:color="auto" w:sz="4"/>
+          <w:right w:val="single" w:color="auto" w:sz="4"/>
+          <w:insideH w:val="single" w:color="auto" w:sz="4"/>
+          <w:insideV w:val="single" w:color="auto" w:sz="4"/>
+        </w:tblBorders>
+      </w:tblPr>
+      <w:tblGrid>
+        <w:gridCol w:w="4500"/>
+        <w:gridCol w:w="4500"/>
+      </w:tblGrid>
+      <w:tr>
+        <w:trPr>
+          <w:tblHeader/>
+        </w:trPr>
+        <w:tc>
+          <w:tcPr>
+            <w:tcW w:type="dxa" w:w="4500"/>
+            <w:tcBorders>
+              <w:top w:val="single" w:color="999999" w:sz="4"/>
+              <w:left w:val="single" w:color="999999" w:sz="4"/>
+              <w:bottom w:val="single" w:color="999999" w:sz="4"/>
+              <w:right w:val="single" w:color="999999" w:sz="4"/>
+            </w:tcBorders>
+            <w:shd w:fill="EEEEEE" w:val="clear"/>
+          </w:tcPr>
+          <w:p>
+            <w:r>
+              <w:rPr>
+                <w:rFonts w:ascii="Calibri" w:cs="Calibri" w:eastAsia="Calibri" w:hAnsi="Calibri"/>
+                <w:b/>
+                <w:bCs/>
+              </w:rPr>
+              <w:t xml:space="preserve">How</w:t>
+            </w:r>
+          </w:p>
+        </w:tc>
+        <w:tc>
+          <w:tcPr>
+            <w:tcW w:type="dxa" w:w="4500"/>
+            <w:tcBorders>
+              <w:top w:val="single" w:color="999999" w:sz="4"/>
+              <w:left w:val="single" w:color="999999" w:sz="4"/>
+              <w:bottom w:val="single" w:color="999999" w:sz="4"/>
+              <w:right w:val="single" w:color="999999" w:sz="4"/>
+            </w:tcBorders>
+            <w:shd w:fill="EEEEEE" w:val="clear"/>
+          </w:tcPr>
+          <w:p>
+            <w:r>
+              <w:rPr>
+                <w:rFonts w:ascii="Calibri" w:cs="Calibri" w:eastAsia="Calibri" w:hAnsi="Calibri"/>
+                <w:b/>
+                <w:bCs/>
+              </w:rPr>
+              <w:t xml:space="preserve">Detail</w:t>
+            </w:r>
+          </w:p>
+        </w:tc>
+      </w:tr>
+      <w:tr>
+        <w:trPr>
+          <w:cantSplit/>
+        </w:trPr>
+        <w:tc>
+          <w:tcPr>
+            <w:tcW w:type="dxa" w:w="4500"/>
+            <w:tcBorders>
+              <w:top w:val="single" w:color="999999" w:sz="4"/>
+              <w:left w:val="single" w:color="999999" w:sz="4"/>
+              <w:bottom w:val="single" w:color="999999" w:sz="4"/>
+              <w:right w:val="single" w:color="999999" w:sz="4"/>
+            </w:tcBorders>
+          </w:tcPr>
+          <w:p>
+            <w:r>
+              <w:rPr>
+                <w:rFonts w:ascii="Calibri" w:cs="Calibri" w:eastAsia="Calibri" w:hAnsi="Calibri"/>
+              </w:rPr>
+              <w:t xml:space="preserve">Phone</w:t>
+            </w:r>
+          </w:p>
+        </w:tc>
+        <w:tc>
+          <w:tcPr>
+            <w:tcW w:type="dxa" w:w="4500"/>
+            <w:tcBorders>
+              <w:top w:val="single" w:color="999999" w:sz="4"/>
+              <w:left w:val="single" w:color="999999" w:sz="4"/>
+              <w:bottom w:val="single" w:color="999999" w:sz="4"/>
+              <w:right w:val="single" w:color="999999" w:sz="4"/>
+            </w:tcBorders>
+          </w:tcPr>
+          <w:p>
+            <w:r>
+              <w:rPr>
+                <w:rFonts w:ascii="Calibri" w:cs="Calibri" w:eastAsia="Calibri" w:hAnsi="Calibri"/>
+              </w:rPr>
+              <w:t xml:space="preserve">1800 035 544, Monday to Friday, 9 am to 5 pm (Western Australia 7:30 am to 3:30 pm), closed on public holidays</w:t>
+            </w:r>
+          </w:p>
+        </w:tc>
+      </w:tr>
+      <w:tr>
+        <w:trPr>
+          <w:cantSplit/>
+        </w:trPr>
+        <w:tc>
+          <w:tcPr>
+            <w:tcW w:type="dxa" w:w="4500"/>
+            <w:tcBorders>
+              <w:top w:val="single" w:color="999999" w:sz="4"/>
+              <w:left w:val="single" w:color="999999" w:sz="4"/>
+              <w:bottom w:val="single" w:color="999999" w:sz="4"/>
+              <w:right w:val="single" w:color="999999" w:sz="4"/>
+            </w:tcBorders>
+          </w:tcPr>
+          <w:p>
+            <w:r>
+              <w:rPr>
+                <w:rFonts w:ascii="Calibri" w:cs="Calibri" w:eastAsia="Calibri" w:hAnsi="Calibri"/>
+              </w:rPr>
+              <w:t xml:space="preserve">TTY</w:t>
+            </w:r>
+          </w:p>
+        </w:tc>
+        <w:tc>
+          <w:tcPr>
+            <w:tcW w:type="dxa" w:w="4500"/>
+            <w:tcBorders>
+              <w:top w:val="single" w:color="999999" w:sz="4"/>
+              <w:left w:val="single" w:color="999999" w:sz="4"/>
+              <w:bottom w:val="single" w:color="999999" w:sz="4"/>
+              <w:right w:val="single" w:color="999999" w:sz="4"/>
+            </w:tcBorders>
+          </w:tcPr>
+          <w:p>
+            <w:r>
+              <w:rPr>
+                <w:rFonts w:ascii="Calibri" w:cs="Calibri" w:eastAsia="Calibri" w:hAnsi="Calibri"/>
+              </w:rPr>
+              <w:t xml:space="preserve">133 677</w:t>
+            </w:r>
+          </w:p>
+        </w:tc>
+      </w:tr>
+      <w:tr>
+        <w:trPr>
+          <w:cantSplit/>
+        </w:trPr>
+        <w:tc>
+          <w:tcPr>
+            <w:tcW w:type="dxa" w:w="4500"/>
+            <w:tcBorders>
+              <w:top w:val="single" w:color="999999" w:sz="4"/>
+              <w:left w:val="single" w:color="999999" w:sz="4"/>
+              <w:bottom w:val="single" w:color="999999" w:sz="4"/>
+              <w:right w:val="single" w:color="999999" w:sz="4"/>
+            </w:tcBorders>
+          </w:tcPr>
+          <w:p>
+            <w:r>
+              <w:rPr>
+                <w:rFonts w:ascii="Calibri" w:cs="Calibri" w:eastAsia="Calibri" w:hAnsi="Calibri"/>
+              </w:rPr>
+              <w:t xml:space="preserve">National Relay Service</w:t>
+            </w:r>
+          </w:p>
+        </w:tc>
+        <w:tc>
+          <w:tcPr>
+            <w:tcW w:type="dxa" w:w="4500"/>
+            <w:tcBorders>
+              <w:top w:val="single" w:color="999999" w:sz="4"/>
+              <w:left w:val="single" w:color="999999" w:sz="4"/>
+              <w:bottom w:val="single" w:color="999999" w:sz="4"/>
+              <w:right w:val="single" w:color="999999" w:sz="4"/>
+            </w:tcBorders>
+          </w:tcPr>
+          <w:p>
+            <w:r>
+              <w:rPr>
+                <w:rFonts w:ascii="Calibri" w:cs="Calibri" w:eastAsia="Calibri" w:hAnsi="Calibri"/>
+              </w:rPr>
+              <w:t xml:space="preserve">Call the relay service and ask for 1800 035 544</w:t>
+            </w:r>
+          </w:p>
+        </w:tc>
+      </w:tr>
+      <w:tr>
+        <w:trPr>
+          <w:cantSplit/>
+        </w:trPr>
+        <w:tc>
+          <w:tcPr>
+            <w:tcW w:type="dxa" w:w="4500"/>
+            <w:tcBorders>
+              <w:top w:val="single" w:color="999999" w:sz="4"/>
+              <w:left w:val="single" w:color="999999" w:sz="4"/>
+              <w:bottom w:val="single" w:color="999999" w:sz="4"/>
+              <w:right w:val="single" w:color="999999" w:sz="4"/>
+            </w:tcBorders>
+          </w:tcPr>
+          <w:p>
+            <w:r>
+              <w:rPr>
+                <w:rFonts w:ascii="Calibri" w:cs="Calibri" w:eastAsia="Calibri" w:hAnsi="Calibri"/>
+              </w:rPr>
+              <w:t xml:space="preserve">Email</w:t>
+            </w:r>
+          </w:p>
+        </w:tc>
+        <w:tc>
+          <w:tcPr>
+            <w:tcW w:type="dxa" w:w="4500"/>
+            <w:tcBorders>
+              <w:top w:val="single" w:color="999999" w:sz="4"/>
+              <w:left w:val="single" w:color="999999" w:sz="4"/>
+              <w:bottom w:val="single" w:color="999999" w:sz="4"/>
+              <w:right w:val="single" w:color="999999" w:sz="4"/>
+            </w:tcBorders>
+          </w:tcPr>
+          <w:p>
+            <w:r>
+              <w:rPr>
+                <w:rFonts w:ascii="Calibri" w:cs="Calibri" w:eastAsia="Calibri" w:hAnsi="Calibri"/>
+              </w:rPr>
+              <w:t xml:space="preserve">contactcentre@ndiscommission.gov.au</w:t>
+            </w:r>
+          </w:p>
+        </w:tc>
+      </w:tr>
+      <w:tr>
+        <w:trPr>
+          <w:cantSplit/>
+        </w:trPr>
+        <w:tc>
+          <w:tcPr>
+            <w:tcW w:type="dxa" w:w="4500"/>
+            <w:tcBorders>
+              <w:top w:val="single" w:color="999999" w:sz="4"/>
+              <w:left w:val="single" w:color="999999" w:sz="4"/>
+              <w:bottom w:val="single" w:color="999999" w:sz="4"/>
+              <w:right w:val="single" w:color="999999" w:sz="4"/>
+            </w:tcBorders>
+          </w:tcPr>
+          <w:p>
+            <w:r>
+              <w:rPr>
+                <w:rFonts w:ascii="Calibri" w:cs="Calibri" w:eastAsia="Calibri" w:hAnsi="Calibri"/>
+              </w:rPr>
+              <w:t xml:space="preserve">Website</w:t>
+            </w:r>
+          </w:p>
+        </w:tc>
+        <w:tc>
+          <w:tcPr>
+            <w:tcW w:type="dxa" w:w="4500"/>
+            <w:tcBorders>
+              <w:top w:val="single" w:color="999999" w:sz="4"/>
+              <w:left w:val="single" w:color="999999" w:sz="4"/>
+              <w:bottom w:val="single" w:color="999999" w:sz="4"/>
+              <w:right w:val="single" w:color="999999" w:sz="4"/>
+            </w:tcBorders>
+          </w:tcPr>
+          <w:p>
+            <w:r>
+              <w:rPr>
+                <w:rFonts w:ascii="Calibri" w:cs="Calibri" w:eastAsia="Calibri" w:hAnsi="Calibri"/>
+              </w:rPr>
+              <w:t xml:space="preserve">ndiscommission.gov.au</w:t>
+            </w:r>
+          </w:p>
+        </w:tc>
+      </w:tr>
+    </w:tbl>
+    <w:p>
+      <w:pPr>
+        <w:spacing w:after="120" w:line="276"/>
+      </w:pPr>
+      <w:r>
+        <w:rPr>
+          <w:rFonts w:ascii="Calibri" w:cs="Calibri" w:eastAsia="Calibri" w:hAnsi="Calibri"/>
+        </w:rPr>
+        <w:t xml:space="preserve"/>
+      </w:r>
+    </w:p>
+    <w:p>
+      <w:pPr>
+        <w:pStyle w:val="Heading1"/>
+        <w:spacing w:after="120" w:before="240"/>
+      </w:pPr>
+      <w:r>
+        <w:rPr>
+          <w:rFonts w:ascii="Calibri" w:cs="Calibri" w:eastAsia="Calibri" w:hAnsi="Calibri"/>
+          <w:b/>
+          <w:bCs/>
+        </w:rPr>
         <w:t xml:space="preserve">9 Incident register</w:t>
       </w:r>
     </w:p>
     <w:p>
       <w:pPr>
-        <w:spacing w:after="120"/>
-      </w:pPr>
-      <w:r>
-        <w:rPr>
-          <w:rFonts w:ascii="Calibri" w:cs="Calibri" w:eastAsia="Calibri" w:hAnsi="Calibri"/>
-          <w:sz w:val="22"/>
-          <w:szCs w:val="22"/>
+        <w:spacing w:after="120" w:line="276"/>
+      </w:pPr>
+      <w:r>
+        <w:rPr>
+          <w:rFonts w:ascii="Calibri" w:cs="Calibri" w:eastAsia="Calibri" w:hAnsi="Calibri"/>
         </w:rPr>
         <w:t xml:space="preserve">Sunrise Supports keeps this register up to date. We record a reference code for each person, never a name, date of birth, NDIS number, address or health detail.</w:t>
       </w:r>
@@ -2809,8 +3617,6 @@
                 <w:rFonts w:ascii="Calibri" w:cs="Calibri" w:eastAsia="Calibri" w:hAnsi="Calibri"/>
                 <w:b/>
                 <w:bCs/>
-                <w:sz w:val="22"/>
-                <w:szCs w:val="22"/>
               </w:rPr>
               <w:t xml:space="preserve">Reference</w:t>
             </w:r>
@@ -2833,8 +3639,6 @@
                 <w:rFonts w:ascii="Calibri" w:cs="Calibri" w:eastAsia="Calibri" w:hAnsi="Calibri"/>
                 <w:b/>
                 <w:bCs/>
-                <w:sz w:val="22"/>
-                <w:szCs w:val="22"/>
               </w:rPr>
               <w:t xml:space="preserve">Date received</w:t>
             </w:r>
@@ -2857,8 +3661,6 @@
                 <w:rFonts w:ascii="Calibri" w:cs="Calibri" w:eastAsia="Calibri" w:hAnsi="Calibri"/>
                 <w:b/>
                 <w:bCs/>
-                <w:sz w:val="22"/>
-                <w:szCs w:val="22"/>
               </w:rPr>
               <w:t xml:space="preserve">Summary and actions</w:t>
             </w:r>
@@ -2881,8 +3683,6 @@
                 <w:rFonts w:ascii="Calibri" w:cs="Calibri" w:eastAsia="Calibri" w:hAnsi="Calibri"/>
                 <w:b/>
                 <w:bCs/>
-                <w:sz w:val="22"/>
-                <w:szCs w:val="22"/>
               </w:rPr>
               <w:t xml:space="preserve">Outcome and improvement</w:t>
             </w:r>
@@ -2890,6 +3690,9 @@
         </w:tc>
       </w:tr>
       <w:tr>
+        <w:trPr>
+          <w:cantSplit/>
+        </w:trPr>
         <w:tc>
           <w:tcPr>
             <w:tcW w:type="dxa" w:w="2250"/>
@@ -2904,8 +3707,9 @@
             <w:r>
               <w:rPr>
                 <w:rFonts w:ascii="Calibri" w:cs="Calibri" w:eastAsia="Calibri" w:hAnsi="Calibri"/>
-                <w:sz w:val="22"/>
-                <w:szCs w:val="22"/>
+                <w:sz w:val="24"/>
+                <w:szCs w:val="24"/>
+                <w:shd w:fill="FBE9D7" w:val="clear"/>
               </w:rPr>
               <w:t xml:space="preserve">[C-001]</w:t>
             </w:r>
@@ -2925,10 +3729,8 @@
             <w:r>
               <w:rPr>
                 <w:rFonts w:ascii="Calibri" w:cs="Calibri" w:eastAsia="Calibri" w:hAnsi="Calibri"/>
-                <w:sz w:val="22"/>
-                <w:szCs w:val="22"/>
-              </w:rPr>
-              <w:t xml:space="preserve">[Date]</w:t>
+              </w:rPr>
+              <w:t xml:space="preserve">14 October 2026</w:t>
             </w:r>
           </w:p>
         </w:tc>
@@ -2946,10 +3748,11 @@
             <w:r>
               <w:rPr>
                 <w:rFonts w:ascii="Calibri" w:cs="Calibri" w:eastAsia="Calibri" w:hAnsi="Calibri"/>
-                <w:sz w:val="22"/>
-                <w:szCs w:val="22"/>
-              </w:rPr>
-              <w:t xml:space="preserve">[What was raised; what we did; dates]</w:t>
+                <w:sz w:val="24"/>
+                <w:szCs w:val="24"/>
+                <w:shd w:fill="FBE9D7" w:val="clear"/>
+              </w:rPr>
+              <w:t xml:space="preserve">[summary and actions]</w:t>
             </w:r>
           </w:p>
         </w:tc>
@@ -2967,8 +3770,9 @@
             <w:r>
               <w:rPr>
                 <w:rFonts w:ascii="Calibri" w:cs="Calibri" w:eastAsia="Calibri" w:hAnsi="Calibri"/>
-                <w:sz w:val="22"/>
-                <w:szCs w:val="22"/>
+                <w:sz w:val="24"/>
+                <w:szCs w:val="24"/>
+                <w:shd w:fill="FBE9D7" w:val="clear"/>
               </w:rPr>
               <w:t xml:space="preserve">[Outcome; what we changed]</w:t>
             </w:r>
@@ -2978,13 +3782,11 @@
     </w:tbl>
     <w:p>
       <w:pPr>
-        <w:spacing w:after="120"/>
-      </w:pPr>
-      <w:r>
-        <w:rPr>
-          <w:rFonts w:ascii="Calibri" w:cs="Calibri" w:eastAsia="Calibri" w:hAnsi="Calibri"/>
-          <w:sz w:val="22"/>
-          <w:szCs w:val="22"/>
+        <w:spacing w:after="120" w:line="276"/>
+      </w:pPr>
+      <w:r>
+        <w:rPr>
+          <w:rFonts w:ascii="Calibri" w:cs="Calibri" w:eastAsia="Calibri" w:hAnsi="Calibri"/>
         </w:rPr>
         <w:t xml:space="preserve"/>
       </w:r>
@@ -3005,13 +3807,11 @@
     </w:p>
     <w:p>
       <w:pPr>
-        <w:spacing w:after="120"/>
-      </w:pPr>
-      <w:r>
-        <w:rPr>
-          <w:rFonts w:ascii="Calibri" w:cs="Calibri" w:eastAsia="Calibri" w:hAnsi="Calibri"/>
-          <w:sz w:val="22"/>
-          <w:szCs w:val="22"/>
+        <w:spacing w:after="120" w:line="276"/>
+      </w:pPr>
+      <w:r>
+        <w:rPr>
+          <w:rFonts w:ascii="Calibri" w:cs="Calibri" w:eastAsia="Calibri" w:hAnsi="Calibri"/>
         </w:rPr>
         <w:t xml:space="preserve">We keep the following records so an auditor can see this document in use.</w:t>
       </w:r>
@@ -3023,13 +3823,11 @@
           <w:ilvl w:val="0"/>
           <w:numId w:val="2"/>
         </w:numPr>
-        <w:spacing w:after="60"/>
-      </w:pPr>
-      <w:r>
-        <w:rPr>
-          <w:rFonts w:ascii="Calibri" w:cs="Calibri" w:eastAsia="Calibri" w:hAnsi="Calibri"/>
-          <w:sz w:val="22"/>
-          <w:szCs w:val="22"/>
+        <w:spacing w:after="60" w:line="276"/>
+      </w:pPr>
+      <w:r>
+        <w:rPr>
+          <w:rFonts w:ascii="Calibri" w:cs="Calibri" w:eastAsia="Calibri" w:hAnsi="Calibri"/>
         </w:rPr>
         <w:t xml:space="preserve">Incident management policy and procedure proportionate to a small provider, aligned to the 2018 Rules</w:t>
       </w:r>
@@ -3041,13 +3839,11 @@
           <w:ilvl w:val="0"/>
           <w:numId w:val="2"/>
         </w:numPr>
-        <w:spacing w:after="60"/>
-      </w:pPr>
-      <w:r>
-        <w:rPr>
-          <w:rFonts w:ascii="Calibri" w:cs="Calibri" w:eastAsia="Calibri" w:hAnsi="Calibri"/>
-          <w:sz w:val="22"/>
-          <w:szCs w:val="22"/>
+        <w:spacing w:after="60" w:line="276"/>
+      </w:pPr>
+      <w:r>
+        <w:rPr>
+          <w:rFonts w:ascii="Calibri" w:cs="Calibri" w:eastAsia="Calibri" w:hAnsi="Calibri"/>
         </w:rPr>
         <w:t xml:space="preserve">Incident register</w:t>
       </w:r>
@@ -3068,15 +3864,13 @@
     </w:p>
     <w:p>
       <w:pPr>
-        <w:spacing w:after="120"/>
-      </w:pPr>
-      <w:r>
-        <w:rPr>
-          <w:rFonts w:ascii="Calibri" w:cs="Calibri" w:eastAsia="Calibri" w:hAnsi="Calibri"/>
-          <w:sz w:val="22"/>
-          <w:szCs w:val="22"/>
-        </w:rPr>
-        <w:t xml:space="preserve">This document is part of the Sunrise Supports policy set prepared with Readyline on 12 October 2026.</w:t>
+        <w:spacing w:after="120" w:line="276"/>
+      </w:pPr>
+      <w:r>
+        <w:rPr>
+          <w:rFonts w:ascii="Calibri" w:cs="Calibri" w:eastAsia="Calibri" w:hAnsi="Calibri"/>
+        </w:rPr>
+        <w:t xml:space="preserve">This document is part of the Sunrise Supports policy set prepared with Readyline on 14 October 2026.</w:t>
       </w:r>
     </w:p>
     <w:p>
@@ -3086,26 +3880,22 @@
           <w:ilvl w:val="0"/>
           <w:numId w:val="2"/>
         </w:numPr>
-        <w:spacing w:after="60"/>
-      </w:pPr>
-      <w:r>
-        <w:rPr>
-          <w:rFonts w:ascii="Calibri" w:cs="Calibri" w:eastAsia="Calibri" w:hAnsi="Calibri"/>
-          <w:sz w:val="22"/>
-          <w:szCs w:val="22"/>
+        <w:spacing w:after="60" w:line="276"/>
+      </w:pPr>
+      <w:r>
+        <w:rPr>
+          <w:rFonts w:ascii="Calibri" w:cs="Calibri" w:eastAsia="Calibri" w:hAnsi="Calibri"/>
         </w:rPr>
         <w:t xml:space="preserve">Incident register</w:t>
       </w:r>
     </w:p>
     <w:p>
       <w:pPr>
-        <w:spacing w:after="120"/>
-      </w:pPr>
-      <w:r>
-        <w:rPr>
-          <w:rFonts w:ascii="Calibri" w:cs="Calibri" w:eastAsia="Calibri" w:hAnsi="Calibri"/>
-          <w:sz w:val="22"/>
-          <w:szCs w:val="22"/>
+        <w:spacing w:after="120" w:line="276"/>
+      </w:pPr>
+      <w:r>
+        <w:rPr>
+          <w:rFonts w:ascii="Calibri" w:cs="Calibri" w:eastAsia="Calibri" w:hAnsi="Calibri"/>
         </w:rPr>
         <w:t xml:space="preserve">Practice Standards this document supports: Incident management.</w:t>
       </w:r>
@@ -3126,15 +3916,13 @@
     </w:p>
     <w:p>
       <w:pPr>
-        <w:spacing w:after="120"/>
-      </w:pPr>
-      <w:r>
-        <w:rPr>
-          <w:rFonts w:ascii="Calibri" w:cs="Calibri" w:eastAsia="Calibri" w:hAnsi="Calibri"/>
-          <w:sz w:val="22"/>
-          <w:szCs w:val="22"/>
-        </w:rPr>
-        <w:t xml:space="preserve">We review this document every 12 months, after any incident or complaint that shows a gap, and when the Commission changes the rules it supports. Next review: 12 October 2027.</w:t>
+        <w:spacing w:after="120" w:line="276"/>
+      </w:pPr>
+      <w:r>
+        <w:rPr>
+          <w:rFonts w:ascii="Calibri" w:cs="Calibri" w:eastAsia="Calibri" w:hAnsi="Calibri"/>
+        </w:rPr>
+        <w:t xml:space="preserve">We review this document every 12 months, after any incident or complaint that shows a gap, and when the Commission changes the rules it supports. Next review: 14 October 2027.</w:t>
       </w:r>
     </w:p>
     <w:tbl>
@@ -3175,8 +3963,6 @@
                 <w:rFonts w:ascii="Calibri" w:cs="Calibri" w:eastAsia="Calibri" w:hAnsi="Calibri"/>
                 <w:b/>
                 <w:bCs/>
-                <w:sz w:val="22"/>
-                <w:szCs w:val="22"/>
               </w:rPr>
               <w:t xml:space="preserve">Role</w:t>
             </w:r>
@@ -3199,8 +3985,6 @@
                 <w:rFonts w:ascii="Calibri" w:cs="Calibri" w:eastAsia="Calibri" w:hAnsi="Calibri"/>
                 <w:b/>
                 <w:bCs/>
-                <w:sz w:val="22"/>
-                <w:szCs w:val="22"/>
               </w:rPr>
               <w:t xml:space="preserve">Does what</w:t>
             </w:r>
@@ -3223,8 +4007,6 @@
                 <w:rFonts w:ascii="Calibri" w:cs="Calibri" w:eastAsia="Calibri" w:hAnsi="Calibri"/>
                 <w:b/>
                 <w:bCs/>
-                <w:sz w:val="22"/>
-                <w:szCs w:val="22"/>
               </w:rPr>
               <w:t xml:space="preserve">When</w:t>
             </w:r>
@@ -3232,43 +4014,42 @@
         </w:tc>
       </w:tr>
       <w:tr>
-        <w:tc>
-          <w:tcPr>
-            <w:tcW w:type="dxa" w:w="3000"/>
-            <w:tcBorders>
-              <w:top w:val="single" w:color="999999" w:sz="4"/>
-              <w:left w:val="single" w:color="999999" w:sz="4"/>
-              <w:bottom w:val="single" w:color="999999" w:sz="4"/>
-              <w:right w:val="single" w:color="999999" w:sz="4"/>
-            </w:tcBorders>
-          </w:tcPr>
-          <w:p>
-            <w:r>
-              <w:rPr>
-                <w:rFonts w:ascii="Calibri" w:cs="Calibri" w:eastAsia="Calibri" w:hAnsi="Calibri"/>
-                <w:sz w:val="22"/>
-                <w:szCs w:val="22"/>
-              </w:rPr>
-              <w:t xml:space="preserve">[Provider to complete: owner role]</w:t>
-            </w:r>
-          </w:p>
-        </w:tc>
-        <w:tc>
-          <w:tcPr>
-            <w:tcW w:type="dxa" w:w="3000"/>
-            <w:tcBorders>
-              <w:top w:val="single" w:color="999999" w:sz="4"/>
-              <w:left w:val="single" w:color="999999" w:sz="4"/>
-              <w:bottom w:val="single" w:color="999999" w:sz="4"/>
-              <w:right w:val="single" w:color="999999" w:sz="4"/>
-            </w:tcBorders>
-          </w:tcPr>
-          <w:p>
-            <w:r>
-              <w:rPr>
-                <w:rFonts w:ascii="Calibri" w:cs="Calibri" w:eastAsia="Calibri" w:hAnsi="Calibri"/>
-                <w:sz w:val="22"/>
-                <w:szCs w:val="22"/>
+        <w:trPr>
+          <w:cantSplit/>
+        </w:trPr>
+        <w:tc>
+          <w:tcPr>
+            <w:tcW w:type="dxa" w:w="3000"/>
+            <w:tcBorders>
+              <w:top w:val="single" w:color="999999" w:sz="4"/>
+              <w:left w:val="single" w:color="999999" w:sz="4"/>
+              <w:bottom w:val="single" w:color="999999" w:sz="4"/>
+              <w:right w:val="single" w:color="999999" w:sz="4"/>
+            </w:tcBorders>
+          </w:tcPr>
+          <w:p>
+            <w:r>
+              <w:rPr>
+                <w:rFonts w:ascii="Calibri" w:cs="Calibri" w:eastAsia="Calibri" w:hAnsi="Calibri"/>
+              </w:rPr>
+              <w:t xml:space="preserve">Owner</w:t>
+            </w:r>
+          </w:p>
+        </w:tc>
+        <w:tc>
+          <w:tcPr>
+            <w:tcW w:type="dxa" w:w="3000"/>
+            <w:tcBorders>
+              <w:top w:val="single" w:color="999999" w:sz="4"/>
+              <w:left w:val="single" w:color="999999" w:sz="4"/>
+              <w:bottom w:val="single" w:color="999999" w:sz="4"/>
+              <w:right w:val="single" w:color="999999" w:sz="4"/>
+            </w:tcBorders>
+          </w:tcPr>
+          <w:p>
+            <w:r>
+              <w:rPr>
+                <w:rFonts w:ascii="Calibri" w:cs="Calibri" w:eastAsia="Calibri" w:hAnsi="Calibri"/>
               </w:rPr>
               <w:t xml:space="preserve">Reviews and approves this document</w:t>
             </w:r>
@@ -3288,8 +4069,6 @@
             <w:r>
               <w:rPr>
                 <w:rFonts w:ascii="Calibri" w:cs="Calibri" w:eastAsia="Calibri" w:hAnsi="Calibri"/>
-                <w:sz w:val="22"/>
-                <w:szCs w:val="22"/>
               </w:rPr>
               <w:t xml:space="preserve">Every 12 months</w:t>
             </w:r>
@@ -3297,22 +4076,23 @@
         </w:tc>
       </w:tr>
       <w:tr>
-        <w:tc>
-          <w:tcPr>
-            <w:tcW w:type="dxa" w:w="3000"/>
-            <w:tcBorders>
-              <w:top w:val="single" w:color="999999" w:sz="4"/>
-              <w:left w:val="single" w:color="999999" w:sz="4"/>
-              <w:bottom w:val="single" w:color="999999" w:sz="4"/>
-              <w:right w:val="single" w:color="999999" w:sz="4"/>
-            </w:tcBorders>
-          </w:tcPr>
-          <w:p>
-            <w:r>
-              <w:rPr>
-                <w:rFonts w:ascii="Calibri" w:cs="Calibri" w:eastAsia="Calibri" w:hAnsi="Calibri"/>
-                <w:sz w:val="22"/>
-                <w:szCs w:val="22"/>
+        <w:trPr>
+          <w:cantSplit/>
+        </w:trPr>
+        <w:tc>
+          <w:tcPr>
+            <w:tcW w:type="dxa" w:w="3000"/>
+            <w:tcBorders>
+              <w:top w:val="single" w:color="999999" w:sz="4"/>
+              <w:left w:val="single" w:color="999999" w:sz="4"/>
+              <w:bottom w:val="single" w:color="999999" w:sz="4"/>
+              <w:right w:val="single" w:color="999999" w:sz="4"/>
+            </w:tcBorders>
+          </w:tcPr>
+          <w:p>
+            <w:r>
+              <w:rPr>
+                <w:rFonts w:ascii="Calibri" w:cs="Calibri" w:eastAsia="Calibri" w:hAnsi="Calibri"/>
               </w:rPr>
               <w:t xml:space="preserve">All workers</w:t>
             </w:r>
@@ -3332,8 +4112,6 @@
             <w:r>
               <w:rPr>
                 <w:rFonts w:ascii="Calibri" w:cs="Calibri" w:eastAsia="Calibri" w:hAnsi="Calibri"/>
-                <w:sz w:val="22"/>
-                <w:szCs w:val="22"/>
               </w:rPr>
               <w:t xml:space="preserve">Read the current version and follow it</w:t>
             </w:r>
@@ -3353,8 +4131,6 @@
             <w:r>
               <w:rPr>
                 <w:rFonts w:ascii="Calibri" w:cs="Calibri" w:eastAsia="Calibri" w:hAnsi="Calibri"/>
-                <w:sz w:val="22"/>
-                <w:szCs w:val="22"/>
               </w:rPr>
               <w:t xml:space="preserve">At induction and after each change</w:t>
             </w:r>
@@ -3364,13 +4140,11 @@
     </w:tbl>
     <w:p>
       <w:pPr>
-        <w:spacing w:after="120"/>
-      </w:pPr>
-      <w:r>
-        <w:rPr>
-          <w:rFonts w:ascii="Calibri" w:cs="Calibri" w:eastAsia="Calibri" w:hAnsi="Calibri"/>
-          <w:sz w:val="22"/>
-          <w:szCs w:val="22"/>
+        <w:spacing w:after="120" w:line="276"/>
+      </w:pPr>
+      <w:r>
+        <w:rPr>
+          <w:rFonts w:ascii="Calibri" w:cs="Calibri" w:eastAsia="Calibri" w:hAnsi="Calibri"/>
         </w:rPr>
         <w:t xml:space="preserve"/>
       </w:r>
@@ -3386,33 +4160,222 @@
           <w:b/>
           <w:bCs/>
         </w:rPr>
-        <w:t xml:space="preserve">About this document</w:t>
-      </w:r>
-    </w:p>
-    <w:p>
-      <w:pPr>
-        <w:spacing w:after="120"/>
-      </w:pPr>
-      <w:r>
-        <w:rPr>
-          <w:rFonts w:ascii="Calibri" w:cs="Calibri" w:eastAsia="Calibri" w:hAnsi="Calibri"/>
-          <w:sz w:val="22"/>
-          <w:szCs w:val="22"/>
-        </w:rPr>
-        <w:t xml:space="preserve">Readyline provides general information and document templates for your own review. It is not legal advice and does not take account of your specific circumstances. Seek legal advice if you are unsure how a requirement applies to you. Readyline is an independent service and is not affiliated with the National Disability Insurance Agency or the NDIS Quality and Safeguards Commission.</w:t>
-      </w:r>
-    </w:p>
-    <w:p>
-      <w:pPr>
-        <w:spacing w:after="120"/>
-      </w:pPr>
-      <w:r>
-        <w:rPr>
-          <w:rFonts w:ascii="Calibri" w:cs="Calibri" w:eastAsia="Calibri" w:hAnsi="Calibri"/>
-          <w:sz w:val="22"/>
-          <w:szCs w:val="22"/>
-        </w:rPr>
-        <w:t xml:space="preserve">First drafts of your documents are generated with AI from your questionnaire answers. You are responsible for reviewing, editing and adopting them before use.</w:t>
+        <w:t xml:space="preserve">Change log</w:t>
+      </w:r>
+    </w:p>
+    <w:p>
+      <w:pPr>
+        <w:spacing w:after="120" w:line="276"/>
+      </w:pPr>
+      <w:r>
+        <w:rPr>
+          <w:rFonts w:ascii="Calibri" w:cs="Calibri" w:eastAsia="Calibri" w:hAnsi="Calibri"/>
+        </w:rPr>
+        <w:t xml:space="preserve">We record every change to this document here and tell workers when a new version applies.</w:t>
+      </w:r>
+    </w:p>
+    <w:tbl>
+      <w:tblPr>
+        <w:tblW w:type="dxa" w:w="9000"/>
+        <w:tblBorders>
+          <w:top w:val="single" w:color="auto" w:sz="4"/>
+          <w:left w:val="single" w:color="auto" w:sz="4"/>
+          <w:bottom w:val="single" w:color="auto" w:sz="4"/>
+          <w:right w:val="single" w:color="auto" w:sz="4"/>
+          <w:insideH w:val="single" w:color="auto" w:sz="4"/>
+          <w:insideV w:val="single" w:color="auto" w:sz="4"/>
+        </w:tblBorders>
+      </w:tblPr>
+      <w:tblGrid>
+        <w:gridCol w:w="2250"/>
+        <w:gridCol w:w="2250"/>
+        <w:gridCol w:w="2250"/>
+        <w:gridCol w:w="2250"/>
+      </w:tblGrid>
+      <w:tr>
+        <w:trPr>
+          <w:tblHeader/>
+        </w:trPr>
+        <w:tc>
+          <w:tcPr>
+            <w:tcW w:type="dxa" w:w="2250"/>
+            <w:tcBorders>
+              <w:top w:val="single" w:color="999999" w:sz="4"/>
+              <w:left w:val="single" w:color="999999" w:sz="4"/>
+              <w:bottom w:val="single" w:color="999999" w:sz="4"/>
+              <w:right w:val="single" w:color="999999" w:sz="4"/>
+            </w:tcBorders>
+            <w:shd w:fill="EEEEEE" w:val="clear"/>
+          </w:tcPr>
+          <w:p>
+            <w:r>
+              <w:rPr>
+                <w:rFonts w:ascii="Calibri" w:cs="Calibri" w:eastAsia="Calibri" w:hAnsi="Calibri"/>
+                <w:b/>
+                <w:bCs/>
+              </w:rPr>
+              <w:t xml:space="preserve">Version</w:t>
+            </w:r>
+          </w:p>
+        </w:tc>
+        <w:tc>
+          <w:tcPr>
+            <w:tcW w:type="dxa" w:w="2250"/>
+            <w:tcBorders>
+              <w:top w:val="single" w:color="999999" w:sz="4"/>
+              <w:left w:val="single" w:color="999999" w:sz="4"/>
+              <w:bottom w:val="single" w:color="999999" w:sz="4"/>
+              <w:right w:val="single" w:color="999999" w:sz="4"/>
+            </w:tcBorders>
+            <w:shd w:fill="EEEEEE" w:val="clear"/>
+          </w:tcPr>
+          <w:p>
+            <w:r>
+              <w:rPr>
+                <w:rFonts w:ascii="Calibri" w:cs="Calibri" w:eastAsia="Calibri" w:hAnsi="Calibri"/>
+                <w:b/>
+                <w:bCs/>
+              </w:rPr>
+              <w:t xml:space="preserve">Date</w:t>
+            </w:r>
+          </w:p>
+        </w:tc>
+        <w:tc>
+          <w:tcPr>
+            <w:tcW w:type="dxa" w:w="2250"/>
+            <w:tcBorders>
+              <w:top w:val="single" w:color="999999" w:sz="4"/>
+              <w:left w:val="single" w:color="999999" w:sz="4"/>
+              <w:bottom w:val="single" w:color="999999" w:sz="4"/>
+              <w:right w:val="single" w:color="999999" w:sz="4"/>
+            </w:tcBorders>
+            <w:shd w:fill="EEEEEE" w:val="clear"/>
+          </w:tcPr>
+          <w:p>
+            <w:r>
+              <w:rPr>
+                <w:rFonts w:ascii="Calibri" w:cs="Calibri" w:eastAsia="Calibri" w:hAnsi="Calibri"/>
+                <w:b/>
+                <w:bCs/>
+              </w:rPr>
+              <w:t xml:space="preserve">What changed</w:t>
+            </w:r>
+          </w:p>
+        </w:tc>
+        <w:tc>
+          <w:tcPr>
+            <w:tcW w:type="dxa" w:w="2250"/>
+            <w:tcBorders>
+              <w:top w:val="single" w:color="999999" w:sz="4"/>
+              <w:left w:val="single" w:color="999999" w:sz="4"/>
+              <w:bottom w:val="single" w:color="999999" w:sz="4"/>
+              <w:right w:val="single" w:color="999999" w:sz="4"/>
+            </w:tcBorders>
+            <w:shd w:fill="EEEEEE" w:val="clear"/>
+          </w:tcPr>
+          <w:p>
+            <w:r>
+              <w:rPr>
+                <w:rFonts w:ascii="Calibri" w:cs="Calibri" w:eastAsia="Calibri" w:hAnsi="Calibri"/>
+                <w:b/>
+                <w:bCs/>
+              </w:rPr>
+              <w:t xml:space="preserve">By whom</w:t>
+            </w:r>
+          </w:p>
+        </w:tc>
+      </w:tr>
+      <w:tr>
+        <w:trPr>
+          <w:cantSplit/>
+        </w:trPr>
+        <w:tc>
+          <w:tcPr>
+            <w:tcW w:type="dxa" w:w="2250"/>
+            <w:tcBorders>
+              <w:top w:val="single" w:color="999999" w:sz="4"/>
+              <w:left w:val="single" w:color="999999" w:sz="4"/>
+              <w:bottom w:val="single" w:color="999999" w:sz="4"/>
+              <w:right w:val="single" w:color="999999" w:sz="4"/>
+            </w:tcBorders>
+          </w:tcPr>
+          <w:p>
+            <w:r>
+              <w:rPr>
+                <w:rFonts w:ascii="Calibri" w:cs="Calibri" w:eastAsia="Calibri" w:hAnsi="Calibri"/>
+              </w:rPr>
+              <w:t xml:space="preserve">review-pack</w:t>
+            </w:r>
+          </w:p>
+        </w:tc>
+        <w:tc>
+          <w:tcPr>
+            <w:tcW w:type="dxa" w:w="2250"/>
+            <w:tcBorders>
+              <w:top w:val="single" w:color="999999" w:sz="4"/>
+              <w:left w:val="single" w:color="999999" w:sz="4"/>
+              <w:bottom w:val="single" w:color="999999" w:sz="4"/>
+              <w:right w:val="single" w:color="999999" w:sz="4"/>
+            </w:tcBorders>
+          </w:tcPr>
+          <w:p>
+            <w:r>
+              <w:rPr>
+                <w:rFonts w:ascii="Calibri" w:cs="Calibri" w:eastAsia="Calibri" w:hAnsi="Calibri"/>
+              </w:rPr>
+              <w:t xml:space="preserve">14 October 2026</w:t>
+            </w:r>
+          </w:p>
+        </w:tc>
+        <w:tc>
+          <w:tcPr>
+            <w:tcW w:type="dxa" w:w="2250"/>
+            <w:tcBorders>
+              <w:top w:val="single" w:color="999999" w:sz="4"/>
+              <w:left w:val="single" w:color="999999" w:sz="4"/>
+              <w:bottom w:val="single" w:color="999999" w:sz="4"/>
+              <w:right w:val="single" w:color="999999" w:sz="4"/>
+            </w:tcBorders>
+          </w:tcPr>
+          <w:p>
+            <w:r>
+              <w:rPr>
+                <w:rFonts w:ascii="Calibri" w:cs="Calibri" w:eastAsia="Calibri" w:hAnsi="Calibri"/>
+              </w:rPr>
+              <w:t xml:space="preserve">First version, drafted from our questionnaire answers</w:t>
+            </w:r>
+          </w:p>
+        </w:tc>
+        <w:tc>
+          <w:tcPr>
+            <w:tcW w:type="dxa" w:w="2250"/>
+            <w:tcBorders>
+              <w:top w:val="single" w:color="999999" w:sz="4"/>
+              <w:left w:val="single" w:color="999999" w:sz="4"/>
+              <w:bottom w:val="single" w:color="999999" w:sz="4"/>
+              <w:right w:val="single" w:color="999999" w:sz="4"/>
+            </w:tcBorders>
+          </w:tcPr>
+          <w:p>
+            <w:r>
+              <w:rPr>
+                <w:rFonts w:ascii="Calibri" w:cs="Calibri" w:eastAsia="Calibri" w:hAnsi="Calibri"/>
+              </w:rPr>
+              <w:t xml:space="preserve">Jane Citizen</w:t>
+            </w:r>
+          </w:p>
+        </w:tc>
+      </w:tr>
+    </w:tbl>
+    <w:p>
+      <w:pPr>
+        <w:spacing w:after="120" w:line="276"/>
+      </w:pPr>
+      <w:r>
+        <w:rPr>
+          <w:rFonts w:ascii="Calibri" w:cs="Calibri" w:eastAsia="Calibri" w:hAnsi="Calibri"/>
+        </w:rPr>
+        <w:t xml:space="preserve"/>
       </w:r>
     </w:p>
     <w:sectPr>
@@ -3473,16 +4436,16 @@
     <w:r>
       <w:rPr>
         <w:rFonts w:ascii="Calibri" w:cs="Calibri" w:eastAsia="Calibri" w:hAnsi="Calibri"/>
-        <w:sz w:val="22"/>
-        <w:szCs w:val="22"/>
+        <w:sz w:val="24"/>
+        <w:szCs w:val="24"/>
       </w:rPr>
-      <w:t xml:space="preserve">Prepared with Readyline. Version review-pack. Page </w:t>
+      <w:t xml:space="preserve">Incident management policy, procedure and register. Version review-pack. Draft prepared with Readyline. Page </w:t>
     </w:r>
     <w:r>
       <w:rPr>
         <w:rFonts w:ascii="Calibri" w:cs="Calibri" w:eastAsia="Calibri" w:hAnsi="Calibri"/>
-        <w:sz w:val="22"/>
-        <w:szCs w:val="22"/>
+        <w:sz w:val="24"/>
+        <w:szCs w:val="24"/>
       </w:rPr>
       <w:fldChar w:fldCharType="begin"/>
       <w:instrText xml:space="preserve">PAGE</w:instrText>
@@ -3492,16 +4455,16 @@
     <w:r>
       <w:rPr>
         <w:rFonts w:ascii="Calibri" w:cs="Calibri" w:eastAsia="Calibri" w:hAnsi="Calibri"/>
-        <w:sz w:val="22"/>
-        <w:szCs w:val="22"/>
+        <w:sz w:val="24"/>
+        <w:szCs w:val="24"/>
       </w:rPr>
       <w:t xml:space="preserve"> of </w:t>
     </w:r>
     <w:r>
       <w:rPr>
         <w:rFonts w:ascii="Calibri" w:cs="Calibri" w:eastAsia="Calibri" w:hAnsi="Calibri"/>
-        <w:sz w:val="22"/>
-        <w:szCs w:val="22"/>
+        <w:sz w:val="24"/>
+        <w:szCs w:val="24"/>
       </w:rPr>
       <w:fldChar w:fldCharType="begin"/>
       <w:instrText xml:space="preserve">NUMPAGES</w:instrText>
@@ -3558,8 +4521,8 @@
     <w:r>
       <w:rPr>
         <w:rFonts w:ascii="Calibri" w:cs="Calibri" w:eastAsia="Calibri" w:hAnsi="Calibri"/>
-        <w:sz w:val="22"/>
-        <w:szCs w:val="22"/>
+        <w:sz w:val="24"/>
+        <w:szCs w:val="24"/>
       </w:rPr>
       <w:t xml:space="preserve">Sunrise Supports: Incident management policy, procedure and register</w:t>
     </w:r>
@@ -3822,6 +4785,30 @@
     </w:lvl>
   </w:abstractNum>
   <w:abstractNum w:abstractNumId="16" w15:restartNumberingAfterBreak="0">
+    <w:multiLevelType w:val="hybridMultilevel"/>
+    <w:lvl w:ilvl="0" w:tentative="1">
+      <w:start w:val="1"/>
+      <w:numFmt w:val="decimal"/>
+      <w:lvlText w:val="%1."/>
+      <w:lvlJc w:val="left"/>
+      <w:pPr>
+        <w:ind w:left="720" w:hanging="360"/>
+      </w:pPr>
+    </w:lvl>
+  </w:abstractNum>
+  <w:abstractNum w:abstractNumId="17" w15:restartNumberingAfterBreak="0">
+    <w:multiLevelType w:val="hybridMultilevel"/>
+    <w:lvl w:ilvl="0" w:tentative="1">
+      <w:start w:val="1"/>
+      <w:numFmt w:val="decimal"/>
+      <w:lvlText w:val="%1."/>
+      <w:lvlJc w:val="left"/>
+      <w:pPr>
+        <w:ind w:left="720" w:hanging="360"/>
+      </w:pPr>
+    </w:lvl>
+  </w:abstractNum>
+  <w:abstractNum w:abstractNumId="18" w15:restartNumberingAfterBreak="0">
     <w:multiLevelType w:val="hybridMultilevel"/>
     <w:lvl w:ilvl="0" w:tentative="1">
       <w:start w:val="1"/>
@@ -3852,7 +4839,7 @@
     </w:lvlOverride>
   </w:num>
   <w:num w:numId="4">
-    <w:abstractNumId w:val="11"/>
+    <w:abstractNumId w:val="12"/>
     <w:lvlOverride w:ilvl="0">
       <w:startOverride w:val="1"/>
     </w:lvlOverride>
@@ -3866,11 +4853,16 @@
     <w:rPrDefault>
       <w:rPr>
         <w:rFonts w:ascii="Calibri" w:cs="Calibri" w:eastAsia="Calibri" w:hAnsi="Calibri"/>
-        <w:sz w:val="22"/>
-        <w:szCs w:val="22"/>
+        <w:sz w:val="24"/>
+        <w:szCs w:val="24"/>
       </w:rPr>
     </w:rPrDefault>
-    <w:pPrDefault/>
+    <w:pPrDefault>
+      <w:pPr>
+        <w:spacing w:after="120" w:line="276"/>
+        <w:jc w:val="left"/>
+      </w:pPr>
+    </w:pPrDefault>
   </w:docDefaults>
   <w:style w:type="paragraph" w:styleId="Normal" w:default="1">
     <w:name w:val="Normal"/>
@@ -3925,9 +4917,12 @@
     <w:next w:val="Normal"/>
     <w:qFormat/>
     <w:rPr>
-      <w:color w:val="2E74B5"/>
-      <w:sz w:val="26"/>
-      <w:szCs w:val="26"/>
+      <w:rFonts w:ascii="Calibri" w:cs="Calibri" w:eastAsia="Calibri" w:hAnsi="Calibri"/>
+      <w:b/>
+      <w:bCs/>
+      <w:color w:val="000000"/>
+      <w:sz w:val="24"/>
+      <w:szCs w:val="24"/>
     </w:rPr>
   </w:style>
   <w:style w:type="paragraph" w:styleId="Heading3">

--- a/product/evidence/req-005/sole-trader/incident-management-policy-and-register.docx
+++ b/product/evidence/req-005/sole-trader/incident-management-policy-and-register.docx
@@ -2336,7 +2336,7 @@
               <w:rPr>
                 <w:rFonts w:ascii="Calibri" w:cs="Calibri" w:eastAsia="Calibri" w:hAnsi="Calibri"/>
               </w:rPr>
-              <w:t xml:space="preserve">The Commission, for death, serious injury, abuse or neglect, unlawful sexual or physical contact, sexual misconduct, or an unauthorised restrictive practice that caused harm</w:t>
+              <w:t xml:space="preserve">The Commission, for death, serious injury, abuse or neglect, unlawful sexual or physical contact, sexual misconduct, including when the use of a restrictive practice also caused serious injury or is itself abuse or neglect</w:t>
             </w:r>
           </w:p>
         </w:tc>
@@ -2398,7 +2398,7 @@
               <w:rPr>
                 <w:rFonts w:ascii="Calibri" w:cs="Calibri" w:eastAsia="Calibri" w:hAnsi="Calibri"/>
               </w:rPr>
-              <w:t xml:space="preserve">The Commission, for an unauthorised restrictive practice that caused no harm</w:t>
+              <w:t xml:space="preserve">The Commission, for an unauthorised restrictive practice that is not also one of the kinds above</w:t>
             </w:r>
           </w:p>
         </w:tc>
@@ -3575,7 +3575,7 @@
         <w:rPr>
           <w:rFonts w:ascii="Calibri" w:cs="Calibri" w:eastAsia="Calibri" w:hAnsi="Calibri"/>
         </w:rPr>
-        <w:t xml:space="preserve">Sunrise Supports keeps this register up to date. We record a reference code for each person, never a name, date of birth, NDIS number, address or health detail.</w:t>
+        <w:t xml:space="preserve">Sunrise Supports keeps this register up to date. We use reference codes, never a participant's name or health details.</w:t>
       </w:r>
     </w:p>
     <w:tbl>
@@ -3640,7 +3640,7 @@
                 <w:b/>
                 <w:bCs/>
               </w:rPr>
-              <w:t xml:space="preserve">Date received</w:t>
+              <w:t xml:space="preserve">Date</w:t>
             </w:r>
           </w:p>
         </w:tc>
@@ -3662,7 +3662,7 @@
                 <w:b/>
                 <w:bCs/>
               </w:rPr>
-              <w:t xml:space="preserve">Summary and actions</w:t>
+              <w:t xml:space="preserve">Summary</w:t>
             </w:r>
           </w:p>
         </w:tc>
@@ -3684,7 +3684,7 @@
                 <w:b/>
                 <w:bCs/>
               </w:rPr>
-              <w:t xml:space="preserve">Outcome and improvement</w:t>
+              <w:t xml:space="preserve">Action and outcome</w:t>
             </w:r>
           </w:p>
         </w:tc>
@@ -3711,7 +3711,7 @@
                 <w:szCs w:val="24"/>
                 <w:shd w:fill="FBE9D7" w:val="clear"/>
               </w:rPr>
-              <w:t xml:space="preserve">[C-001]</w:t>
+              <w:t xml:space="preserve">[Code]</w:t>
             </w:r>
           </w:p>
         </w:tc>
@@ -3752,7 +3752,7 @@
                 <w:szCs w:val="24"/>
                 <w:shd w:fill="FBE9D7" w:val="clear"/>
               </w:rPr>
-              <w:t xml:space="preserve">[summary and actions]</w:t>
+              <w:t xml:space="preserve">[Summary]</w:t>
             </w:r>
           </w:p>
         </w:tc>
@@ -3774,7 +3774,7 @@
                 <w:szCs w:val="24"/>
                 <w:shd w:fill="FBE9D7" w:val="clear"/>
               </w:rPr>
-              <w:t xml:space="preserve">[Outcome; what we changed]</w:t>
+              <w:t xml:space="preserve">[Action and outcome]</w:t>
             </w:r>
           </w:p>
         </w:tc>
